--- a/docs/walkthrough.docx
+++ b/docs/walkthrough.docx
@@ -2,30 +2,6 @@
 <file path=word/document.xml><?xml version="1.0" encoding="utf-8"?>
 <w:document xmlns:w="http://schemas.openxmlformats.org/wordprocessingml/2006/main" xmlns:m="http://schemas.openxmlformats.org/officeDocument/2006/math" xmlns:r="http://schemas.openxmlformats.org/officeDocument/2006/relationships" xmlns:o="urn:schemas-microsoft-com:office:office" xmlns:v="urn:schemas-microsoft-com:vml" xmlns:w10="urn:schemas-microsoft-com:office:word" xmlns:a="http://schemas.openxmlformats.org/drawingml/2006/main" xmlns:pic="http://schemas.openxmlformats.org/drawingml/2006/picture" xmlns:wp="http://schemas.openxmlformats.org/drawingml/2006/wordprocessingDrawing">
   <w:body>
-    <w:p>
-      <w:pPr>
-        <w:pStyle w:val="Title"/>
-      </w:pPr>
-      <w:r>
-        <w:t xml:space="preserve">DocuTrust Walkthrough — SAST, Secrets Scanning, and Live Secret Verification</w:t>
-      </w:r>
-    </w:p>
-    <w:p>
-      <w:pPr>
-        <w:pStyle w:val="Author"/>
-      </w:pPr>
-      <w:r>
-        <w:t xml:space="preserve">DevSecOps Project 1</w:t>
-      </w:r>
-    </w:p>
-    <w:p>
-      <w:pPr>
-        <w:pStyle w:val="Date"/>
-      </w:pPr>
-      <w:r>
-        <w:t xml:space="preserve">2026-08-18</w:t>
-      </w:r>
-    </w:p>
     <w:sdt>
       <w:sdtPr>
         <w:docPartObj>
@@ -54,6 +30,102 @@
     </w:sdt>
     <w:bookmarkStart w:id="101" w:name="Xee5ab2b315e0a51b995ef048254650fded623cb"/>
     <w:p>
+      <w:r>
+        <w:br/>
+      </w:r>
+    </w:p>
+    <w:p>
+      <w:pPr>
+        <w:jc w:val="center"/>
+      </w:pPr>
+      <w:r>
+        <w:t>DocuTrust</w:t>
+      </w:r>
+      <w:r>
+        <w:rPr>
+          <w:b/>
+          <w:color w:val="1F4E79"/>
+          <w:sz w:val="80"/>
+        </w:rPr>
+        <w:t>DocuTrust</w:t>
+      </w:r>
+    </w:p>
+    <w:p>
+      <w:pPr>
+        <w:jc w:val="center"/>
+      </w:pPr>
+      <w:r>
+        <w:t>DevSecOps Project 1 — Walkthrough</w:t>
+      </w:r>
+      <w:r>
+        <w:rPr>
+          <w:color w:val="2E74B5"/>
+          <w:sz w:val="40"/>
+        </w:rPr>
+        <w:t>DevSecOps Project 1 — Walkthrough</w:t>
+      </w:r>
+    </w:p>
+    <w:p>
+      <w:pPr>
+        <w:jc w:val="center"/>
+      </w:pPr>
+      <w:r>
+        <w:t>SAST · Secrets Scanning · Live Secret Verification</w:t>
+      </w:r>
+      <w:r>
+        <w:rPr>
+          <w:i/>
+          <w:sz w:val="26"/>
+        </w:rPr>
+        <w:t>SAST · Secrets Scanning · Live Secret Verification</w:t>
+      </w:r>
+    </w:p>
+    <w:p>
+      <w:pPr>
+        <w:jc w:val="center"/>
+      </w:pPr>
+      <w:r>
+        <w:rPr>
+          <w:color w:val="A6A6A6"/>
+        </w:rPr>
+        <w:t xml:space="preserve">— — — — — — — — — — — — </w:t>
+      </w:r>
+    </w:p>
+    <w:p>
+      <w:pPr>
+        <w:jc w:val="center"/>
+      </w:pPr>
+      <w:r>
+        <w:t>Every command in this walkthrough actually ran, and every output quoted is real captured output from the tools — with evidence files and screenshots cited along the way.</w:t>
+      </w:r>
+      <w:r>
+        <w:rPr>
+          <w:color w:val="595959"/>
+          <w:sz w:val="20"/>
+        </w:rPr>
+        <w:t>Every command in this walkthrough actually ran, and every output quoted is real captured output from the tools — with evidence files and screenshots cited along the way.</w:t>
+      </w:r>
+    </w:p>
+    <w:p>
+      <w:pPr>
+        <w:jc w:val="center"/>
+      </w:pPr>
+      <w:r>
+        <w:t>August 2026</w:t>
+      </w:r>
+      <w:r>
+        <w:rPr>
+          <w:sz w:val="22"/>
+        </w:rPr>
+        <w:t>August 2026</w:t>
+      </w:r>
+    </w:p>
+    <w:p>
+      <w:r>
+        <w:br w:type="page"/>
+      </w:r>
+    </w:p>
+    <w:p>
       <w:pPr>
         <w:pStyle w:val="Heading1"/>
       </w:pPr>
@@ -301,8 +373,8 @@
       <w:tblPr>
         <w:tblStyle w:val="Table"/>
         <w:tblW w:type="pct" w:w="5000"/>
+        <w:jc w:val="center"/>
         <w:tblLook w:firstRow="1" w:lastRow="0" w:firstColumn="0" w:lastColumn="0" w:noHBand="0" w:noVBand="0" w:val="0020"/>
-        <w:jc w:val="start"/>
       </w:tblPr>
       <w:tblGrid>
         <w:gridCol w:w="2640"/>
@@ -314,37 +386,52 @@
           <w:tblHeader w:val="true"/>
         </w:trPr>
         <w:tc>
-          <w:tcPr/>
+          <w:tcPr>
+            <w:shd w:val="clear" w:color="auto" w:fill="DEEAF6"/>
+          </w:tcPr>
           <w:p>
             <w:pPr>
               <w:pStyle w:val="Compact"/>
               <w:jc w:val="left"/>
             </w:pPr>
             <w:r>
+              <w:rPr>
+                <w:b/>
+              </w:rPr>
               <w:t xml:space="preserve">Seeded finding</w:t>
             </w:r>
           </w:p>
         </w:tc>
         <w:tc>
-          <w:tcPr/>
+          <w:tcPr>
+            <w:shd w:val="clear" w:color="auto" w:fill="DEEAF6"/>
+          </w:tcPr>
           <w:p>
             <w:pPr>
               <w:pStyle w:val="Compact"/>
               <w:jc w:val="left"/>
             </w:pPr>
             <w:r>
+              <w:rPr>
+                <w:b/>
+              </w:rPr>
               <w:t xml:space="preserve">What it is</w:t>
             </w:r>
           </w:p>
         </w:tc>
         <w:tc>
-          <w:tcPr/>
+          <w:tcPr>
+            <w:shd w:val="clear" w:color="auto" w:fill="DEEAF6"/>
+          </w:tcPr>
           <w:p>
             <w:pPr>
               <w:pStyle w:val="Compact"/>
               <w:jc w:val="left"/>
             </w:pPr>
             <w:r>
+              <w:rPr>
+                <w:b/>
+              </w:rPr>
               <w:t xml:space="preserve">Is it a real problem?</w:t>
             </w:r>
           </w:p>
@@ -623,8 +710,8 @@
       <w:tblPr>
         <w:tblStyle w:val="Table"/>
         <w:tblW w:type="pct" w:w="5000"/>
+        <w:jc w:val="center"/>
         <w:tblLook w:firstRow="1" w:lastRow="0" w:firstColumn="0" w:lastColumn="0" w:noHBand="0" w:noVBand="0" w:val="0020"/>
-        <w:jc w:val="start"/>
       </w:tblPr>
       <w:tblGrid>
         <w:gridCol w:w="2640"/>
@@ -636,37 +723,52 @@
           <w:tblHeader w:val="true"/>
         </w:trPr>
         <w:tc>
-          <w:tcPr/>
+          <w:tcPr>
+            <w:shd w:val="clear" w:color="auto" w:fill="DEEAF6"/>
+          </w:tcPr>
           <w:p>
             <w:pPr>
               <w:pStyle w:val="Compact"/>
               <w:jc w:val="left"/>
             </w:pPr>
             <w:r>
+              <w:rPr>
+                <w:b/>
+              </w:rPr>
               <w:t xml:space="preserve">Stage</w:t>
             </w:r>
           </w:p>
         </w:tc>
         <w:tc>
-          <w:tcPr/>
+          <w:tcPr>
+            <w:shd w:val="clear" w:color="auto" w:fill="DEEAF6"/>
+          </w:tcPr>
           <w:p>
             <w:pPr>
               <w:pStyle w:val="Compact"/>
               <w:jc w:val="left"/>
             </w:pPr>
             <w:r>
+              <w:rPr>
+                <w:b/>
+              </w:rPr>
               <w:t xml:space="preserve">What you do</w:t>
             </w:r>
           </w:p>
         </w:tc>
         <w:tc>
-          <w:tcPr/>
+          <w:tcPr>
+            <w:shd w:val="clear" w:color="auto" w:fill="DEEAF6"/>
+          </w:tcPr>
           <w:p>
             <w:pPr>
               <w:pStyle w:val="Compact"/>
               <w:jc w:val="left"/>
             </w:pPr>
             <w:r>
+              <w:rPr>
+                <w:b/>
+              </w:rPr>
               <w:t xml:space="preserve">Why</w:t>
             </w:r>
           </w:p>
@@ -1212,6 +1314,8 @@
     <w:p>
       <w:pPr>
         <w:pStyle w:val="SourceCode"/>
+        <w:shd w:val="clear" w:color="auto" w:fill="F2F2F2"/>
+        <w:spacing w:after="0" w:before="0"/>
       </w:pPr>
       <w:r>
         <w:rPr>
@@ -1255,6 +1359,8 @@
     <w:p>
       <w:pPr>
         <w:pStyle w:val="SourceCode"/>
+        <w:shd w:val="clear" w:color="auto" w:fill="F2F2F2"/>
+        <w:spacing w:after="0" w:before="0"/>
       </w:pPr>
       <w:r>
         <w:rPr>
@@ -1298,6 +1404,8 @@
     <w:p>
       <w:pPr>
         <w:pStyle w:val="SourceCode"/>
+        <w:shd w:val="clear" w:color="auto" w:fill="F2F2F2"/>
+        <w:spacing w:after="0" w:before="0"/>
       </w:pPr>
       <w:r>
         <w:rPr>
@@ -1344,6 +1452,8 @@
     <w:p>
       <w:pPr>
         <w:pStyle w:val="SourceCode"/>
+        <w:shd w:val="clear" w:color="auto" w:fill="F2F2F2"/>
+        <w:spacing w:after="0" w:before="0"/>
       </w:pPr>
       <w:r>
         <w:rPr>
@@ -1387,6 +1497,8 @@
     <w:p>
       <w:pPr>
         <w:pStyle w:val="SourceCode"/>
+        <w:shd w:val="clear" w:color="auto" w:fill="F2F2F2"/>
+        <w:spacing w:after="0" w:before="0"/>
       </w:pPr>
       <w:r>
         <w:rPr>
@@ -1513,6 +1625,8 @@
     <w:p>
       <w:pPr>
         <w:pStyle w:val="SourceCode"/>
+        <w:shd w:val="clear" w:color="auto" w:fill="F2F2F2"/>
+        <w:spacing w:after="0" w:before="0"/>
       </w:pPr>
       <w:r>
         <w:rPr>
@@ -1536,6 +1650,8 @@
     <w:p>
       <w:pPr>
         <w:pStyle w:val="SourceCode"/>
+        <w:shd w:val="clear" w:color="auto" w:fill="F2F2F2"/>
+        <w:spacing w:after="0" w:before="0"/>
       </w:pPr>
       <w:r>
         <w:rPr>
@@ -1736,6 +1852,8 @@
     <w:p>
       <w:pPr>
         <w:pStyle w:val="SourceCode"/>
+        <w:shd w:val="clear" w:color="auto" w:fill="F2F2F2"/>
+        <w:spacing w:after="0" w:before="0"/>
       </w:pPr>
       <w:r>
         <w:rPr>
@@ -1773,6 +1891,8 @@
     <w:p>
       <w:pPr>
         <w:pStyle w:val="SourceCode"/>
+        <w:shd w:val="clear" w:color="auto" w:fill="F2F2F2"/>
+        <w:spacing w:after="0" w:before="0"/>
       </w:pPr>
       <w:r>
         <w:rPr>
@@ -1854,6 +1974,8 @@
     <w:p>
       <w:pPr>
         <w:pStyle w:val="SourceCode"/>
+        <w:shd w:val="clear" w:color="auto" w:fill="F2F2F2"/>
+        <w:spacing w:after="0" w:before="0"/>
       </w:pPr>
       <w:r>
         <w:rPr>
@@ -1891,6 +2013,8 @@
     <w:p>
       <w:pPr>
         <w:pStyle w:val="SourceCode"/>
+        <w:shd w:val="clear" w:color="auto" w:fill="F2F2F2"/>
+        <w:spacing w:after="0" w:before="0"/>
       </w:pPr>
       <w:r>
         <w:rPr>
@@ -2191,6 +2315,8 @@
     <w:p>
       <w:pPr>
         <w:pStyle w:val="SourceCode"/>
+        <w:shd w:val="clear" w:color="auto" w:fill="F2F2F2"/>
+        <w:spacing w:after="0" w:before="0"/>
       </w:pPr>
       <w:r>
         <w:rPr>
@@ -2236,6 +2362,8 @@
     <w:p>
       <w:pPr>
         <w:pStyle w:val="SourceCode"/>
+        <w:shd w:val="clear" w:color="auto" w:fill="F2F2F2"/>
+        <w:spacing w:after="0" w:before="0"/>
       </w:pPr>
       <w:r>
         <w:rPr>
@@ -2397,6 +2525,8 @@
     <w:p>
       <w:pPr>
         <w:pStyle w:val="SourceCode"/>
+        <w:shd w:val="clear" w:color="auto" w:fill="F2F2F2"/>
+        <w:spacing w:after="0" w:before="0"/>
       </w:pPr>
       <w:r>
         <w:rPr>
@@ -2521,6 +2651,8 @@
     <w:p>
       <w:pPr>
         <w:pStyle w:val="SourceCode"/>
+        <w:shd w:val="clear" w:color="auto" w:fill="F2F2F2"/>
+        <w:spacing w:after="0" w:before="0"/>
       </w:pPr>
       <w:r>
         <w:rPr>
@@ -2558,6 +2690,8 @@
     <w:p>
       <w:pPr>
         <w:pStyle w:val="SourceCode"/>
+        <w:shd w:val="clear" w:color="auto" w:fill="F2F2F2"/>
+        <w:spacing w:after="0" w:before="0"/>
       </w:pPr>
       <w:r>
         <w:rPr>
@@ -2604,6 +2738,8 @@
     <w:p>
       <w:pPr>
         <w:pStyle w:val="SourceCode"/>
+        <w:shd w:val="clear" w:color="auto" w:fill="F2F2F2"/>
+        <w:spacing w:after="0" w:before="0"/>
       </w:pPr>
       <w:r>
         <w:rPr>
@@ -2621,6 +2757,8 @@
     <w:p>
       <w:pPr>
         <w:pStyle w:val="SourceCode"/>
+        <w:shd w:val="clear" w:color="auto" w:fill="F2F2F2"/>
+        <w:spacing w:after="0" w:before="0"/>
       </w:pPr>
       <w:r>
         <w:rPr>
@@ -2762,6 +2900,8 @@
     <w:p>
       <w:pPr>
         <w:pStyle w:val="SourceCode"/>
+        <w:shd w:val="clear" w:color="auto" w:fill="F2F2F2"/>
+        <w:spacing w:after="0" w:before="0"/>
       </w:pPr>
       <w:r>
         <w:rPr>
@@ -2972,6 +3112,8 @@
     <w:p>
       <w:pPr>
         <w:pStyle w:val="SourceCode"/>
+        <w:shd w:val="clear" w:color="auto" w:fill="F2F2F2"/>
+        <w:spacing w:after="0" w:before="0"/>
       </w:pPr>
       <w:r>
         <w:rPr>
@@ -3145,8 +3287,8 @@
       <w:tblPr>
         <w:tblStyle w:val="Table"/>
         <w:tblW w:type="pct" w:w="5000"/>
+        <w:jc w:val="center"/>
         <w:tblLook w:firstRow="1" w:lastRow="0" w:firstColumn="0" w:lastColumn="0" w:noHBand="0" w:noVBand="0" w:val="0020"/>
-        <w:jc w:val="start"/>
       </w:tblPr>
       <w:tblGrid>
         <w:gridCol w:w="3960"/>
@@ -3157,25 +3299,35 @@
           <w:tblHeader w:val="true"/>
         </w:trPr>
         <w:tc>
-          <w:tcPr/>
+          <w:tcPr>
+            <w:shd w:val="clear" w:color="auto" w:fill="DEEAF6"/>
+          </w:tcPr>
           <w:p>
             <w:pPr>
               <w:pStyle w:val="Compact"/>
               <w:jc w:val="left"/>
             </w:pPr>
             <w:r>
+              <w:rPr>
+                <w:b/>
+              </w:rPr>
               <w:t xml:space="preserve">Part</w:t>
             </w:r>
           </w:p>
         </w:tc>
         <w:tc>
-          <w:tcPr/>
+          <w:tcPr>
+            <w:shd w:val="clear" w:color="auto" w:fill="DEEAF6"/>
+          </w:tcPr>
           <w:p>
             <w:pPr>
               <w:pStyle w:val="Compact"/>
               <w:jc w:val="left"/>
             </w:pPr>
             <w:r>
+              <w:rPr>
+                <w:b/>
+              </w:rPr>
               <w:t xml:space="preserve">What it does</w:t>
             </w:r>
           </w:p>
@@ -3625,6 +3777,8 @@
     <w:p>
       <w:pPr>
         <w:pStyle w:val="SourceCode"/>
+        <w:shd w:val="clear" w:color="auto" w:fill="F2F2F2"/>
+        <w:spacing w:after="0" w:before="0"/>
       </w:pPr>
       <w:r>
         <w:rPr>
@@ -3672,6 +3826,8 @@
     <w:p>
       <w:pPr>
         <w:pStyle w:val="SourceCode"/>
+        <w:shd w:val="clear" w:color="auto" w:fill="F2F2F2"/>
+        <w:spacing w:after="0" w:before="0"/>
       </w:pPr>
       <w:r>
         <w:rPr>
@@ -3798,6 +3954,8 @@
     <w:p>
       <w:pPr>
         <w:pStyle w:val="SourceCode"/>
+        <w:shd w:val="clear" w:color="auto" w:fill="F2F2F2"/>
+        <w:spacing w:after="0" w:before="0"/>
       </w:pPr>
       <w:r>
         <w:rPr>
@@ -3815,6 +3973,8 @@
     <w:p>
       <w:pPr>
         <w:pStyle w:val="SourceCode"/>
+        <w:shd w:val="clear" w:color="auto" w:fill="F2F2F2"/>
+        <w:spacing w:after="0" w:before="0"/>
       </w:pPr>
       <w:r>
         <w:rPr>
@@ -3927,6 +4087,8 @@
     <w:p>
       <w:pPr>
         <w:pStyle w:val="SourceCode"/>
+        <w:shd w:val="clear" w:color="auto" w:fill="F2F2F2"/>
+        <w:spacing w:after="0" w:before="0"/>
       </w:pPr>
       <w:r>
         <w:rPr>
@@ -4055,6 +4217,8 @@
     <w:p>
       <w:pPr>
         <w:pStyle w:val="SourceCode"/>
+        <w:shd w:val="clear" w:color="auto" w:fill="F2F2F2"/>
+        <w:spacing w:after="0" w:before="0"/>
       </w:pPr>
       <w:r>
         <w:rPr>
@@ -4305,6 +4469,8 @@
     <w:p>
       <w:pPr>
         <w:pStyle w:val="SourceCode"/>
+        <w:shd w:val="clear" w:color="auto" w:fill="F2F2F2"/>
+        <w:spacing w:after="0" w:before="0"/>
       </w:pPr>
       <w:r>
         <w:rPr>
@@ -4399,6 +4565,8 @@
     <w:p>
       <w:pPr>
         <w:pStyle w:val="SourceCode"/>
+        <w:shd w:val="clear" w:color="auto" w:fill="F2F2F2"/>
+        <w:spacing w:after="0" w:before="0"/>
       </w:pPr>
       <w:r>
         <w:rPr>
@@ -4505,6 +4673,8 @@
     <w:p>
       <w:pPr>
         <w:pStyle w:val="SourceCode"/>
+        <w:shd w:val="clear" w:color="auto" w:fill="F2F2F2"/>
+        <w:spacing w:after="0" w:before="0"/>
       </w:pPr>
       <w:r>
         <w:rPr>
@@ -4566,6 +4736,8 @@
     <w:p>
       <w:pPr>
         <w:pStyle w:val="SourceCode"/>
+        <w:shd w:val="clear" w:color="auto" w:fill="F2F2F2"/>
+        <w:spacing w:after="0" w:before="0"/>
       </w:pPr>
       <w:r>
         <w:rPr>
@@ -4591,6 +4763,8 @@
     <w:p>
       <w:pPr>
         <w:pStyle w:val="SourceCode"/>
+        <w:shd w:val="clear" w:color="auto" w:fill="F2F2F2"/>
+        <w:spacing w:after="0" w:before="0"/>
       </w:pPr>
       <w:r>
         <w:rPr>
@@ -4778,6 +4952,8 @@
     <w:p>
       <w:pPr>
         <w:pStyle w:val="SourceCode"/>
+        <w:shd w:val="clear" w:color="auto" w:fill="F2F2F2"/>
+        <w:spacing w:after="0" w:before="0"/>
       </w:pPr>
       <w:r>
         <w:rPr>
@@ -4803,6 +4979,8 @@
     <w:p>
       <w:pPr>
         <w:pStyle w:val="SourceCode"/>
+        <w:shd w:val="clear" w:color="auto" w:fill="F2F2F2"/>
+        <w:spacing w:after="0" w:before="0"/>
       </w:pPr>
       <w:r>
         <w:rPr>
@@ -4946,6 +5124,8 @@
     <w:p>
       <w:pPr>
         <w:pStyle w:val="SourceCode"/>
+        <w:shd w:val="clear" w:color="auto" w:fill="F2F2F2"/>
+        <w:spacing w:after="0" w:before="0"/>
       </w:pPr>
       <w:r>
         <w:rPr>
@@ -5026,8 +5206,8 @@
       <w:tblPr>
         <w:tblStyle w:val="Table"/>
         <w:tblW w:type="pct" w:w="5000"/>
+        <w:jc w:val="center"/>
         <w:tblLook w:firstRow="1" w:lastRow="0" w:firstColumn="0" w:lastColumn="0" w:noHBand="0" w:noVBand="0" w:val="0020"/>
-        <w:jc w:val="start"/>
       </w:tblPr>
       <w:tblGrid>
         <w:gridCol w:w="3960"/>
@@ -5038,25 +5218,35 @@
           <w:tblHeader w:val="true"/>
         </w:trPr>
         <w:tc>
-          <w:tcPr/>
+          <w:tcPr>
+            <w:shd w:val="clear" w:color="auto" w:fill="DEEAF6"/>
+          </w:tcPr>
           <w:p>
             <w:pPr>
               <w:pStyle w:val="Compact"/>
               <w:jc w:val="left"/>
             </w:pPr>
             <w:r>
+              <w:rPr>
+                <w:b/>
+              </w:rPr>
               <w:t xml:space="preserve">Part</w:t>
             </w:r>
           </w:p>
         </w:tc>
         <w:tc>
-          <w:tcPr/>
+          <w:tcPr>
+            <w:shd w:val="clear" w:color="auto" w:fill="DEEAF6"/>
+          </w:tcPr>
           <w:p>
             <w:pPr>
               <w:pStyle w:val="Compact"/>
               <w:jc w:val="left"/>
             </w:pPr>
             <w:r>
+              <w:rPr>
+                <w:b/>
+              </w:rPr>
               <w:t xml:space="preserve">What it does</w:t>
             </w:r>
           </w:p>
@@ -5308,6 +5498,8 @@
     <w:p>
       <w:pPr>
         <w:pStyle w:val="SourceCode"/>
+        <w:shd w:val="clear" w:color="auto" w:fill="F2F2F2"/>
+        <w:spacing w:after="0" w:before="0"/>
       </w:pPr>
       <w:r>
         <w:rPr>
@@ -5497,6 +5689,8 @@
     <w:p>
       <w:pPr>
         <w:pStyle w:val="SourceCode"/>
+        <w:shd w:val="clear" w:color="auto" w:fill="F2F2F2"/>
+        <w:spacing w:after="0" w:before="0"/>
       </w:pPr>
       <w:r>
         <w:rPr>
@@ -5546,6 +5740,8 @@
     <w:p>
       <w:pPr>
         <w:pStyle w:val="SourceCode"/>
+        <w:shd w:val="clear" w:color="auto" w:fill="F2F2F2"/>
+        <w:spacing w:after="0" w:before="0"/>
       </w:pPr>
       <w:r>
         <w:rPr>
@@ -5571,6 +5767,8 @@
     <w:p>
       <w:pPr>
         <w:pStyle w:val="SourceCode"/>
+        <w:shd w:val="clear" w:color="auto" w:fill="F2F2F2"/>
+        <w:spacing w:after="0" w:before="0"/>
       </w:pPr>
       <w:r>
         <w:rPr>
@@ -5780,6 +5978,8 @@
     <w:p>
       <w:pPr>
         <w:pStyle w:val="SourceCode"/>
+        <w:shd w:val="clear" w:color="auto" w:fill="F2F2F2"/>
+        <w:spacing w:after="0" w:before="0"/>
       </w:pPr>
       <w:r>
         <w:rPr>
@@ -5811,6 +6011,8 @@
     <w:p>
       <w:pPr>
         <w:pStyle w:val="SourceCode"/>
+        <w:shd w:val="clear" w:color="auto" w:fill="F2F2F2"/>
+        <w:spacing w:after="0" w:before="0"/>
       </w:pPr>
       <w:r>
         <w:rPr>
@@ -6225,6 +6427,8 @@
     <w:p>
       <w:pPr>
         <w:pStyle w:val="SourceCode"/>
+        <w:shd w:val="clear" w:color="auto" w:fill="F2F2F2"/>
+        <w:spacing w:after="0" w:before="0"/>
       </w:pPr>
       <w:r>
         <w:rPr>
@@ -6305,8 +6509,8 @@
       <w:tblPr>
         <w:tblStyle w:val="Table"/>
         <w:tblW w:type="pct" w:w="5000"/>
+        <w:jc w:val="center"/>
         <w:tblLook w:firstRow="1" w:lastRow="0" w:firstColumn="0" w:lastColumn="0" w:noHBand="0" w:noVBand="0" w:val="0020"/>
-        <w:jc w:val="start"/>
       </w:tblPr>
       <w:tblGrid>
         <w:gridCol w:w="3960"/>
@@ -6317,25 +6521,35 @@
           <w:tblHeader w:val="true"/>
         </w:trPr>
         <w:tc>
-          <w:tcPr/>
+          <w:tcPr>
+            <w:shd w:val="clear" w:color="auto" w:fill="DEEAF6"/>
+          </w:tcPr>
           <w:p>
             <w:pPr>
               <w:pStyle w:val="Compact"/>
               <w:jc w:val="left"/>
             </w:pPr>
             <w:r>
+              <w:rPr>
+                <w:b/>
+              </w:rPr>
               <w:t xml:space="preserve">Part</w:t>
             </w:r>
           </w:p>
         </w:tc>
         <w:tc>
-          <w:tcPr/>
+          <w:tcPr>
+            <w:shd w:val="clear" w:color="auto" w:fill="DEEAF6"/>
+          </w:tcPr>
           <w:p>
             <w:pPr>
               <w:pStyle w:val="Compact"/>
               <w:jc w:val="left"/>
             </w:pPr>
             <w:r>
+              <w:rPr>
+                <w:b/>
+              </w:rPr>
               <w:t xml:space="preserve">What it does</w:t>
             </w:r>
           </w:p>
@@ -6538,6 +6752,8 @@
     <w:p>
       <w:pPr>
         <w:pStyle w:val="SourceCode"/>
+        <w:shd w:val="clear" w:color="auto" w:fill="F2F2F2"/>
+        <w:spacing w:after="0" w:before="0"/>
       </w:pPr>
       <w:r>
         <w:rPr>
@@ -6981,6 +7197,8 @@
     <w:p>
       <w:pPr>
         <w:pStyle w:val="SourceCode"/>
+        <w:shd w:val="clear" w:color="auto" w:fill="F2F2F2"/>
+        <w:spacing w:after="0" w:before="0"/>
       </w:pPr>
       <w:r>
         <w:rPr>
@@ -7154,6 +7372,8 @@
     <w:p>
       <w:pPr>
         <w:pStyle w:val="SourceCode"/>
+        <w:shd w:val="clear" w:color="auto" w:fill="F2F2F2"/>
+        <w:spacing w:after="0" w:before="0"/>
       </w:pPr>
       <w:r>
         <w:rPr>
@@ -7187,6 +7407,8 @@
     <w:p>
       <w:pPr>
         <w:pStyle w:val="SourceCode"/>
+        <w:shd w:val="clear" w:color="auto" w:fill="F2F2F2"/>
+        <w:spacing w:after="0" w:before="0"/>
       </w:pPr>
       <w:r>
         <w:rPr>
@@ -7492,6 +7714,8 @@
     <w:p>
       <w:pPr>
         <w:pStyle w:val="SourceCode"/>
+        <w:shd w:val="clear" w:color="auto" w:fill="F2F2F2"/>
+        <w:spacing w:after="0" w:before="0"/>
       </w:pPr>
       <w:r>
         <w:rPr>
@@ -8213,6 +8437,8 @@
     <w:p>
       <w:pPr>
         <w:pStyle w:val="SourceCode"/>
+        <w:shd w:val="clear" w:color="auto" w:fill="F2F2F2"/>
+        <w:spacing w:after="0" w:before="0"/>
       </w:pPr>
       <w:r>
         <w:rPr>
@@ -8281,6 +8507,8 @@
     <w:p>
       <w:pPr>
         <w:pStyle w:val="SourceCode"/>
+        <w:shd w:val="clear" w:color="auto" w:fill="F2F2F2"/>
+        <w:spacing w:after="0" w:before="0"/>
       </w:pPr>
       <w:r>
         <w:rPr>
@@ -8494,6 +8722,8 @@
     <w:p>
       <w:pPr>
         <w:pStyle w:val="SourceCode"/>
+        <w:shd w:val="clear" w:color="auto" w:fill="F2F2F2"/>
+        <w:spacing w:after="0" w:before="0"/>
       </w:pPr>
       <w:r>
         <w:rPr>
@@ -8562,8 +8792,8 @@
       <w:tblPr>
         <w:tblStyle w:val="Table"/>
         <w:tblW w:type="pct" w:w="5000"/>
+        <w:jc w:val="center"/>
         <w:tblLook w:firstRow="1" w:lastRow="0" w:firstColumn="0" w:lastColumn="0" w:noHBand="0" w:noVBand="0" w:val="0020"/>
-        <w:jc w:val="start"/>
       </w:tblPr>
       <w:tblGrid>
         <w:gridCol w:w="3960"/>
@@ -8574,25 +8804,35 @@
           <w:tblHeader w:val="true"/>
         </w:trPr>
         <w:tc>
-          <w:tcPr/>
+          <w:tcPr>
+            <w:shd w:val="clear" w:color="auto" w:fill="DEEAF6"/>
+          </w:tcPr>
           <w:p>
             <w:pPr>
               <w:pStyle w:val="Compact"/>
               <w:jc w:val="left"/>
             </w:pPr>
             <w:r>
+              <w:rPr>
+                <w:b/>
+              </w:rPr>
               <w:t xml:space="preserve">Part</w:t>
             </w:r>
           </w:p>
         </w:tc>
         <w:tc>
-          <w:tcPr/>
+          <w:tcPr>
+            <w:shd w:val="clear" w:color="auto" w:fill="DEEAF6"/>
+          </w:tcPr>
           <w:p>
             <w:pPr>
               <w:pStyle w:val="Compact"/>
               <w:jc w:val="left"/>
             </w:pPr>
             <w:r>
+              <w:rPr>
+                <w:b/>
+              </w:rPr>
               <w:t xml:space="preserve">What it does</w:t>
             </w:r>
           </w:p>
@@ -8741,6 +8981,8 @@
     <w:p>
       <w:pPr>
         <w:pStyle w:val="SourceCode"/>
+        <w:shd w:val="clear" w:color="auto" w:fill="F2F2F2"/>
+        <w:spacing w:after="0" w:before="0"/>
       </w:pPr>
       <w:r>
         <w:rPr>
@@ -9002,6 +9244,8 @@
     <w:p>
       <w:pPr>
         <w:pStyle w:val="SourceCode"/>
+        <w:shd w:val="clear" w:color="auto" w:fill="F2F2F2"/>
+        <w:spacing w:after="0" w:before="0"/>
       </w:pPr>
       <w:r>
         <w:rPr>
@@ -9104,6 +9348,8 @@
     <w:p>
       <w:pPr>
         <w:pStyle w:val="SourceCode"/>
+        <w:shd w:val="clear" w:color="auto" w:fill="F2F2F2"/>
+        <w:spacing w:after="0" w:before="0"/>
       </w:pPr>
       <w:r>
         <w:rPr>
@@ -9142,8 +9388,8 @@
       <w:tblPr>
         <w:tblStyle w:val="Table"/>
         <w:tblW w:type="auto" w:w="0"/>
+        <w:jc w:val="center"/>
         <w:tblLook w:firstRow="1" w:lastRow="0" w:firstColumn="0" w:lastColumn="0" w:noHBand="0" w:noVBand="0" w:val="0020"/>
-        <w:jc w:val="start"/>
       </w:tblPr>
       <w:tblGrid>
         <w:gridCol w:w="3960"/>
@@ -9154,25 +9400,35 @@
           <w:tblHeader w:val="true"/>
         </w:trPr>
         <w:tc>
-          <w:tcPr/>
+          <w:tcPr>
+            <w:shd w:val="clear" w:color="auto" w:fill="DEEAF6"/>
+          </w:tcPr>
           <w:p>
             <w:pPr>
               <w:pStyle w:val="Compact"/>
               <w:jc w:val="left"/>
             </w:pPr>
             <w:r>
+              <w:rPr>
+                <w:b/>
+              </w:rPr>
               <w:t xml:space="preserve">Part</w:t>
             </w:r>
           </w:p>
         </w:tc>
         <w:tc>
-          <w:tcPr/>
+          <w:tcPr>
+            <w:shd w:val="clear" w:color="auto" w:fill="DEEAF6"/>
+          </w:tcPr>
           <w:p>
             <w:pPr>
               <w:pStyle w:val="Compact"/>
               <w:jc w:val="left"/>
             </w:pPr>
             <w:r>
+              <w:rPr>
+                <w:b/>
+              </w:rPr>
               <w:t xml:space="preserve">What it does</w:t>
             </w:r>
           </w:p>
@@ -9660,6 +9916,8 @@
     <w:p>
       <w:pPr>
         <w:pStyle w:val="SourceCode"/>
+        <w:shd w:val="clear" w:color="auto" w:fill="F2F2F2"/>
+        <w:spacing w:after="0" w:before="0"/>
       </w:pPr>
       <w:r>
         <w:rPr>
@@ -9799,6 +10057,8 @@
     <w:p>
       <w:pPr>
         <w:pStyle w:val="SourceCode"/>
+        <w:shd w:val="clear" w:color="auto" w:fill="F2F2F2"/>
+        <w:spacing w:after="0" w:before="0"/>
       </w:pPr>
       <w:r>
         <w:rPr>
@@ -9912,6 +10172,8 @@
     <w:p>
       <w:pPr>
         <w:pStyle w:val="SourceCode"/>
+        <w:shd w:val="clear" w:color="auto" w:fill="F2F2F2"/>
+        <w:spacing w:after="0" w:before="0"/>
       </w:pPr>
       <w:r>
         <w:rPr>
@@ -10045,6 +10307,8 @@
     <w:p>
       <w:pPr>
         <w:pStyle w:val="SourceCode"/>
+        <w:shd w:val="clear" w:color="auto" w:fill="F2F2F2"/>
+        <w:spacing w:after="0" w:before="0"/>
       </w:pPr>
       <w:r>
         <w:rPr>
@@ -10317,6 +10581,8 @@
     <w:p>
       <w:pPr>
         <w:pStyle w:val="SourceCode"/>
+        <w:shd w:val="clear" w:color="auto" w:fill="F2F2F2"/>
+        <w:spacing w:after="0" w:before="0"/>
       </w:pPr>
       <w:r>
         <w:rPr>
@@ -10936,6 +11202,8 @@
     <w:p>
       <w:pPr>
         <w:pStyle w:val="SourceCode"/>
+        <w:shd w:val="clear" w:color="auto" w:fill="F2F2F2"/>
+        <w:spacing w:after="0" w:before="0"/>
       </w:pPr>
       <w:r>
         <w:rPr>
@@ -10953,6 +11221,8 @@
     <w:p>
       <w:pPr>
         <w:pStyle w:val="SourceCode"/>
+        <w:shd w:val="clear" w:color="auto" w:fill="F2F2F2"/>
+        <w:spacing w:after="0" w:before="0"/>
       </w:pPr>
       <w:r>
         <w:rPr>
@@ -10970,6 +11240,8 @@
     <w:p>
       <w:pPr>
         <w:pStyle w:val="SourceCode"/>
+        <w:shd w:val="clear" w:color="auto" w:fill="F2F2F2"/>
+        <w:spacing w:after="0" w:before="0"/>
       </w:pPr>
       <w:r>
         <w:rPr>
@@ -10995,6 +11267,8 @@
     <w:p>
       <w:pPr>
         <w:pStyle w:val="SourceCode"/>
+        <w:shd w:val="clear" w:color="auto" w:fill="F2F2F2"/>
+        <w:spacing w:after="0" w:before="0"/>
       </w:pPr>
       <w:r>
         <w:rPr>
@@ -11043,6 +11317,8 @@
     <w:p>
       <w:pPr>
         <w:pStyle w:val="SourceCode"/>
+        <w:shd w:val="clear" w:color="auto" w:fill="F2F2F2"/>
+        <w:spacing w:after="0" w:before="0"/>
       </w:pPr>
       <w:r>
         <w:rPr>
@@ -11407,6 +11683,8 @@
     <w:p>
       <w:pPr>
         <w:pStyle w:val="SourceCode"/>
+        <w:shd w:val="clear" w:color="auto" w:fill="F2F2F2"/>
+        <w:spacing w:after="0" w:before="0"/>
       </w:pPr>
       <w:r>
         <w:rPr>
@@ -11432,6 +11710,8 @@
     <w:p>
       <w:pPr>
         <w:pStyle w:val="SourceCode"/>
+        <w:shd w:val="clear" w:color="auto" w:fill="F2F2F2"/>
+        <w:spacing w:after="0" w:before="0"/>
       </w:pPr>
       <w:r>
         <w:rPr>
@@ -11475,6 +11755,8 @@
     <w:p>
       <w:pPr>
         <w:pStyle w:val="SourceCode"/>
+        <w:shd w:val="clear" w:color="auto" w:fill="F2F2F2"/>
+        <w:spacing w:after="0" w:before="0"/>
       </w:pPr>
       <w:r>
         <w:rPr>
@@ -11769,6 +12051,8 @@
     <w:p>
       <w:pPr>
         <w:pStyle w:val="SourceCode"/>
+        <w:shd w:val="clear" w:color="auto" w:fill="F2F2F2"/>
+        <w:spacing w:after="0" w:before="0"/>
       </w:pPr>
       <w:r>
         <w:rPr>
@@ -11965,6 +12249,8 @@
     <w:p>
       <w:pPr>
         <w:pStyle w:val="SourceCode"/>
+        <w:shd w:val="clear" w:color="auto" w:fill="F2F2F2"/>
+        <w:spacing w:after="0" w:before="0"/>
       </w:pPr>
       <w:r>
         <w:rPr>
@@ -12181,6 +12467,8 @@
     <w:p>
       <w:pPr>
         <w:pStyle w:val="SourceCode"/>
+        <w:shd w:val="clear" w:color="auto" w:fill="F2F2F2"/>
+        <w:spacing w:after="0" w:before="0"/>
       </w:pPr>
       <w:r>
         <w:rPr>
@@ -12355,6 +12643,8 @@
     <w:p>
       <w:pPr>
         <w:pStyle w:val="SourceCode"/>
+        <w:shd w:val="clear" w:color="auto" w:fill="F2F2F2"/>
+        <w:spacing w:after="0" w:before="0"/>
       </w:pPr>
       <w:r>
         <w:rPr>
@@ -12504,6 +12794,8 @@
     <w:p>
       <w:pPr>
         <w:pStyle w:val="SourceCode"/>
+        <w:shd w:val="clear" w:color="auto" w:fill="F2F2F2"/>
+        <w:spacing w:after="0" w:before="0"/>
       </w:pPr>
       <w:r>
         <w:rPr>
@@ -12527,6 +12819,8 @@
     <w:p>
       <w:pPr>
         <w:pStyle w:val="SourceCode"/>
+        <w:shd w:val="clear" w:color="auto" w:fill="F2F2F2"/>
+        <w:spacing w:after="0" w:before="0"/>
       </w:pPr>
       <w:r>
         <w:rPr>
@@ -12687,6 +12981,8 @@
     <w:p>
       <w:pPr>
         <w:pStyle w:val="SourceCode"/>
+        <w:shd w:val="clear" w:color="auto" w:fill="F2F2F2"/>
+        <w:spacing w:after="0" w:before="0"/>
       </w:pPr>
       <w:r>
         <w:rPr>
@@ -12765,6 +13061,8 @@
     <w:p>
       <w:pPr>
         <w:pStyle w:val="SourceCode"/>
+        <w:shd w:val="clear" w:color="auto" w:fill="F2F2F2"/>
+        <w:spacing w:after="0" w:before="0"/>
       </w:pPr>
       <w:r>
         <w:rPr>
@@ -12844,6 +13142,8 @@
     <w:p>
       <w:pPr>
         <w:pStyle w:val="SourceCode"/>
+        <w:shd w:val="clear" w:color="auto" w:fill="F2F2F2"/>
+        <w:spacing w:after="0" w:before="0"/>
       </w:pPr>
       <w:r>
         <w:rPr>
@@ -12892,6 +13192,8 @@
     <w:p>
       <w:pPr>
         <w:pStyle w:val="SourceCode"/>
+        <w:shd w:val="clear" w:color="auto" w:fill="F2F2F2"/>
+        <w:spacing w:after="0" w:before="0"/>
       </w:pPr>
       <w:r>
         <w:rPr>
@@ -13154,6 +13456,8 @@
     <w:p>
       <w:pPr>
         <w:pStyle w:val="SourceCode"/>
+        <w:shd w:val="clear" w:color="auto" w:fill="F2F2F2"/>
+        <w:spacing w:after="0" w:before="0"/>
       </w:pPr>
       <w:r>
         <w:rPr>
@@ -13234,6 +13538,8 @@
     <w:p>
       <w:pPr>
         <w:pStyle w:val="SourceCode"/>
+        <w:shd w:val="clear" w:color="auto" w:fill="F2F2F2"/>
+        <w:spacing w:after="0" w:before="0"/>
       </w:pPr>
       <w:r>
         <w:rPr>
@@ -13597,8 +13903,8 @@
       <w:tblPr>
         <w:tblStyle w:val="Table"/>
         <w:tblW w:type="pct" w:w="5000"/>
+        <w:jc w:val="center"/>
         <w:tblLook w:firstRow="1" w:lastRow="0" w:firstColumn="0" w:lastColumn="0" w:noHBand="0" w:noVBand="0" w:val="0020"/>
-        <w:jc w:val="start"/>
       </w:tblPr>
       <w:tblGrid>
         <w:gridCol w:w="2640"/>
@@ -13610,37 +13916,52 @@
           <w:tblHeader w:val="true"/>
         </w:trPr>
         <w:tc>
-          <w:tcPr/>
+          <w:tcPr>
+            <w:shd w:val="clear" w:color="auto" w:fill="DEEAF6"/>
+          </w:tcPr>
           <w:p>
             <w:pPr>
               <w:pStyle w:val="Compact"/>
               <w:jc w:val="left"/>
             </w:pPr>
             <w:r>
+              <w:rPr>
+                <w:b/>
+              </w:rPr>
               <w:t xml:space="preserve">Job</w:t>
             </w:r>
           </w:p>
         </w:tc>
         <w:tc>
-          <w:tcPr/>
+          <w:tcPr>
+            <w:shd w:val="clear" w:color="auto" w:fill="DEEAF6"/>
+          </w:tcPr>
           <w:p>
             <w:pPr>
               <w:pStyle w:val="Compact"/>
               <w:jc w:val="left"/>
             </w:pPr>
             <w:r>
+              <w:rPr>
+                <w:b/>
+              </w:rPr>
               <w:t xml:space="preserve">What it runs</w:t>
             </w:r>
           </w:p>
         </w:tc>
         <w:tc>
-          <w:tcPr/>
+          <w:tcPr>
+            <w:shd w:val="clear" w:color="auto" w:fill="DEEAF6"/>
+          </w:tcPr>
           <w:p>
             <w:pPr>
               <w:pStyle w:val="Compact"/>
               <w:jc w:val="left"/>
             </w:pPr>
             <w:r>
+              <w:rPr>
+                <w:b/>
+              </w:rPr>
               <w:t xml:space="preserve">How it blocks</w:t>
             </w:r>
           </w:p>
@@ -14200,6 +14521,8 @@
     <w:p>
       <w:pPr>
         <w:pStyle w:val="SourceCode"/>
+        <w:shd w:val="clear" w:color="auto" w:fill="F2F2F2"/>
+        <w:spacing w:after="0" w:before="0"/>
       </w:pPr>
       <w:r>
         <w:rPr>
@@ -14818,8 +15141,8 @@
       <w:tblPr>
         <w:tblStyle w:val="Table"/>
         <w:tblW w:type="pct" w:w="5000"/>
+        <w:jc w:val="center"/>
         <w:tblLook w:firstRow="1" w:lastRow="0" w:firstColumn="0" w:lastColumn="0" w:noHBand="0" w:noVBand="0" w:val="0020"/>
-        <w:jc w:val="start"/>
       </w:tblPr>
       <w:tblGrid>
         <w:gridCol w:w="3960"/>
@@ -14830,25 +15153,35 @@
           <w:tblHeader w:val="true"/>
         </w:trPr>
         <w:tc>
-          <w:tcPr/>
+          <w:tcPr>
+            <w:shd w:val="clear" w:color="auto" w:fill="DEEAF6"/>
+          </w:tcPr>
           <w:p>
             <w:pPr>
               <w:pStyle w:val="Compact"/>
               <w:jc w:val="left"/>
             </w:pPr>
             <w:r>
+              <w:rPr>
+                <w:b/>
+              </w:rPr>
               <w:t xml:space="preserve">Evidence</w:t>
             </w:r>
           </w:p>
         </w:tc>
         <w:tc>
-          <w:tcPr/>
+          <w:tcPr>
+            <w:shd w:val="clear" w:color="auto" w:fill="DEEAF6"/>
+          </w:tcPr>
           <w:p>
             <w:pPr>
               <w:pStyle w:val="Compact"/>
               <w:jc w:val="left"/>
             </w:pPr>
             <w:r>
+              <w:rPr>
+                <w:b/>
+              </w:rPr>
               <w:t xml:space="preserve">Deliverable</w:t>
             </w:r>
           </w:p>
@@ -15098,13 +15431,48 @@
     </w:tbl>
     <w:bookmarkEnd w:id="100"/>
     <w:bookmarkEnd w:id="101"/>
-    <w:sectPr/>
+    <w:sectPr>
+      <w:footerReference w:type="default" r:id="rId9"/>
+    </w:sectPr>
   </w:body>
 </w:document>
 </file>
 
 <file path=word/comments.xml><?xml version="1.0" encoding="utf-8"?>
 <w:comments xmlns:w="http://schemas.openxmlformats.org/wordprocessingml/2006/main" xmlns:m="http://schemas.openxmlformats.org/officeDocument/2006/math" xmlns:r="http://schemas.openxmlformats.org/officeDocument/2006/relationships" xmlns:o="urn:schemas-microsoft-com:office:office" xmlns:v="urn:schemas-microsoft-com:vml" xmlns:w10="urn:schemas-microsoft-com:office:word" xmlns:a="http://schemas.openxmlformats.org/drawingml/2006/main" xmlns:pic="http://schemas.openxmlformats.org/drawingml/2006/picture" xmlns:wp="http://schemas.openxmlformats.org/drawingml/2006/wordprocessingDrawing"/>
+</file>
+
+<file path=word/footer1.xml><?xml version="1.0" encoding="utf-8"?>
+<w:ftr xmlns:m="http://schemas.openxmlformats.org/officeDocument/2006/math" xmlns:mc="http://schemas.openxmlformats.org/markup-compatibility/2006" xmlns:mo="http://schemas.microsoft.com/office/mac/office/2008/main" xmlns:mv="urn:schemas-microsoft-com:mac:vml" xmlns:o="urn:schemas-microsoft-com:office:office" xmlns:r="http://schemas.openxmlformats.org/officeDocument/2006/relationships" xmlns:v="urn:schemas-microsoft-com:vml" xmlns:w10="urn:schemas-microsoft-com:office:word" xmlns:w14="http://schemas.microsoft.com/office/word/2010/wordml" xmlns:w="http://schemas.openxmlformats.org/wordprocessingml/2006/main" xmlns:wne="http://schemas.microsoft.com/office/word/2006/wordml" xmlns:wp14="http://schemas.microsoft.com/office/word/2010/wordprocessingDrawing" xmlns:wp="http://schemas.openxmlformats.org/drawingml/2006/wordprocessingDrawing" xmlns:wpc="http://schemas.microsoft.com/office/word/2010/wordprocessingCanvas" xmlns:wpg="http://schemas.microsoft.com/office/word/2010/wordprocessingGroup" xmlns:wpi="http://schemas.microsoft.com/office/word/2010/wordprocessingInk" xmlns:wps="http://schemas.microsoft.com/office/word/2010/wordprocessingShape" mc:Ignorable="w14 wp14">
+  <w:p>
+    <w:pPr>
+      <w:pStyle w:val="Footer"/>
+      <w:jc w:val="center"/>
+    </w:pPr>
+    <w:r>
+      <w:rPr>
+        <w:sz w:val="18"/>
+      </w:rPr>
+      <w:t xml:space="preserve">Page </w:t>
+    </w:r>
+    <w:fldSimple w:instr="PAGE \* MERGEFORMAT">
+      <w:r>
+        <w:t>1</w:t>
+      </w:r>
+    </w:fldSimple>
+    <w:r>
+      <w:rPr>
+        <w:sz w:val="18"/>
+      </w:rPr>
+      <w:t xml:space="preserve"> of </w:t>
+    </w:r>
+    <w:fldSimple w:instr="NUMPAGES \* MERGEFORMAT">
+      <w:r>
+        <w:t>1</w:t>
+      </w:r>
+    </w:fldSimple>
+  </w:p>
+</w:ftr>
 </file>
 
 <file path=word/footnotes.xml><?xml version="1.0" encoding="utf-8"?>
@@ -15626,8 +15994,8 @@
       <w:rFonts w:asciiTheme="majorHAnsi" w:cstheme="majorBidi" w:eastAsiaTheme="majorEastAsia" w:hAnsiTheme="majorHAnsi"/>
       <w:b/>
       <w:bCs/>
-      <w:color w:themeColor="accent1" w:val="4F81BD"/>
-      <w:sz w:val="32"/>
+      <w:color w:val="1F4E79"/>
+      <w:sz w:val="34"/>
       <w:szCs w:val="32"/>
     </w:rPr>
   </w:style>
@@ -15648,8 +16016,8 @@
       <w:rFonts w:asciiTheme="majorHAnsi" w:cstheme="majorBidi" w:eastAsiaTheme="majorEastAsia" w:hAnsiTheme="majorHAnsi"/>
       <w:b/>
       <w:bCs/>
-      <w:color w:themeColor="accent1" w:val="4F81BD"/>
-      <w:sz w:val="28"/>
+      <w:color w:val="1F4E79"/>
+      <w:sz w:val="26"/>
       <w:szCs w:val="28"/>
     </w:rPr>
   </w:style>

--- a/docs/walkthrough.docx
+++ b/docs/walkthrough.docx
@@ -1256,6 +1256,46 @@
         <w:t xml:space="preserve">.</w:t>
       </w:r>
     </w:p>
+    <w:p>
+      <w:pPr>
+        <w:numPr>
+          <w:ilvl w:val="0"/>
+          <w:numId w:val="1002"/>
+        </w:numPr>
+        <w:pStyle w:val="Compact"/>
+      </w:pPr>
+      <w:r>
+        <w:t xml:space="preserve">In the Word version of this guide, every command is printed in</w:t>
+      </w:r>
+      <w:r>
+        <w:t xml:space="preserve"> </w:t>
+      </w:r>
+      <w:r>
+        <w:rPr>
+          <w:bCs/>
+          <w:b/>
+        </w:rPr>
+        <w:t xml:space="preserve">red</w:t>
+      </w:r>
+      <w:r>
+        <w:t xml:space="preserve"> </w:t>
+      </w:r>
+      <w:r>
+        <w:t xml:space="preserve">—</w:t>
+      </w:r>
+      <w:r>
+        <w:t xml:space="preserve"> </w:t>
+      </w:r>
+      <w:r>
+        <w:t xml:space="preserve">those are the lines you type. Everything else (explanations, file</w:t>
+      </w:r>
+      <w:r>
+        <w:t xml:space="preserve"> </w:t>
+      </w:r>
+      <w:r>
+        <w:t xml:space="preserve">contents, tool output) stays black.</w:t>
+      </w:r>
+    </w:p>
     <w:bookmarkEnd w:id="21"/>
     <w:bookmarkStart w:id="22" w:name="step-1.1-check-what-you-already-have"/>
     <w:p>
@@ -1320,18 +1360,21 @@
       <w:r>
         <w:rPr>
           <w:rStyle w:val="ExtensionTok"/>
+          <w:color w:val="C00000"/>
         </w:rPr>
         <w:t xml:space="preserve">node</w:t>
       </w:r>
       <w:r>
         <w:rPr>
           <w:rStyle w:val="NormalTok"/>
+          <w:color w:val="C00000"/>
         </w:rPr>
         <w:t xml:space="preserve"> </w:t>
       </w:r>
       <w:r>
         <w:rPr>
           <w:rStyle w:val="AttributeTok"/>
+          <w:color w:val="C00000"/>
         </w:rPr>
         <w:t xml:space="preserve">--version</w:t>
       </w:r>
@@ -1365,18 +1408,21 @@
       <w:r>
         <w:rPr>
           <w:rStyle w:val="ExtensionTok"/>
+          <w:color w:val="C00000"/>
         </w:rPr>
         <w:t xml:space="preserve">npm</w:t>
       </w:r>
       <w:r>
         <w:rPr>
           <w:rStyle w:val="NormalTok"/>
+          <w:color w:val="C00000"/>
         </w:rPr>
         <w:t xml:space="preserve"> </w:t>
       </w:r>
       <w:r>
         <w:rPr>
           <w:rStyle w:val="AttributeTok"/>
+          <w:color w:val="C00000"/>
         </w:rPr>
         <w:t xml:space="preserve">--version</w:t>
       </w:r>
@@ -1410,18 +1456,21 @@
       <w:r>
         <w:rPr>
           <w:rStyle w:val="ExtensionTok"/>
+          <w:color w:val="C00000"/>
         </w:rPr>
         <w:t xml:space="preserve">docker</w:t>
       </w:r>
       <w:r>
         <w:rPr>
           <w:rStyle w:val="NormalTok"/>
+          <w:color w:val="C00000"/>
         </w:rPr>
         <w:t xml:space="preserve"> </w:t>
       </w:r>
       <w:r>
         <w:rPr>
           <w:rStyle w:val="AttributeTok"/>
+          <w:color w:val="C00000"/>
         </w:rPr>
         <w:t xml:space="preserve">--version</w:t>
       </w:r>
@@ -1458,18 +1507,21 @@
       <w:r>
         <w:rPr>
           <w:rStyle w:val="ExtensionTok"/>
+          <w:color w:val="C00000"/>
         </w:rPr>
         <w:t xml:space="preserve">psql</w:t>
       </w:r>
       <w:r>
         <w:rPr>
           <w:rStyle w:val="NormalTok"/>
+          <w:color w:val="C00000"/>
         </w:rPr>
         <w:t xml:space="preserve"> </w:t>
       </w:r>
       <w:r>
         <w:rPr>
           <w:rStyle w:val="AttributeTok"/>
+          <w:color w:val="C00000"/>
         </w:rPr>
         <w:t xml:space="preserve">--version</w:t>
       </w:r>
@@ -1503,18 +1555,21 @@
       <w:r>
         <w:rPr>
           <w:rStyle w:val="ExtensionTok"/>
+          <w:color w:val="C00000"/>
         </w:rPr>
         <w:t xml:space="preserve">curl</w:t>
       </w:r>
       <w:r>
         <w:rPr>
           <w:rStyle w:val="NormalTok"/>
+          <w:color w:val="C00000"/>
         </w:rPr>
         <w:t xml:space="preserve"> </w:t>
       </w:r>
       <w:r>
         <w:rPr>
           <w:rStyle w:val="AttributeTok"/>
+          <w:color w:val="C00000"/>
         </w:rPr>
         <w:t xml:space="preserve">--version</w:t>
       </w:r>
@@ -1631,18 +1686,21 @@
       <w:r>
         <w:rPr>
           <w:rStyle w:val="ExtensionTok"/>
+          <w:color w:val="C00000"/>
         </w:rPr>
         <w:t xml:space="preserve">node</w:t>
       </w:r>
       <w:r>
         <w:rPr>
           <w:rStyle w:val="NormalTok"/>
+          <w:color w:val="C00000"/>
         </w:rPr>
         <w:t xml:space="preserve"> </w:t>
       </w:r>
       <w:r>
         <w:rPr>
           <w:rStyle w:val="AttributeTok"/>
+          <w:color w:val="C00000"/>
         </w:rPr>
         <w:t xml:space="preserve">--version</w:t>
       </w:r>
@@ -1656,18 +1714,21 @@
       <w:r>
         <w:rPr>
           <w:rStyle w:val="ExtensionTok"/>
+          <w:color w:val="C00000"/>
         </w:rPr>
         <w:t xml:space="preserve">npm</w:t>
       </w:r>
       <w:r>
         <w:rPr>
           <w:rStyle w:val="NormalTok"/>
+          <w:color w:val="C00000"/>
         </w:rPr>
         <w:t xml:space="preserve"> </w:t>
       </w:r>
       <w:r>
         <w:rPr>
           <w:rStyle w:val="AttributeTok"/>
+          <w:color w:val="C00000"/>
         </w:rPr>
         <w:t xml:space="preserve">--version</w:t>
       </w:r>
@@ -1858,24 +1919,28 @@
       <w:r>
         <w:rPr>
           <w:rStyle w:val="FunctionTok"/>
+          <w:color w:val="C00000"/>
         </w:rPr>
         <w:t xml:space="preserve">sudo</w:t>
       </w:r>
       <w:r>
         <w:rPr>
           <w:rStyle w:val="NormalTok"/>
+          <w:color w:val="C00000"/>
         </w:rPr>
         <w:t xml:space="preserve"> apt-get install </w:t>
       </w:r>
       <w:r>
         <w:rPr>
           <w:rStyle w:val="AttributeTok"/>
+          <w:color w:val="C00000"/>
         </w:rPr>
         <w:t xml:space="preserve">-y</w:t>
       </w:r>
       <w:r>
         <w:rPr>
           <w:rStyle w:val="NormalTok"/>
+          <w:color w:val="C00000"/>
         </w:rPr>
         <w:t xml:space="preserve"> docker.io</w:t>
       </w:r>
@@ -1897,12 +1962,14 @@
       <w:r>
         <w:rPr>
           <w:rStyle w:val="ExtensionTok"/>
+          <w:color w:val="C00000"/>
         </w:rPr>
         <w:t xml:space="preserve">docker</w:t>
       </w:r>
       <w:r>
         <w:rPr>
           <w:rStyle w:val="NormalTok"/>
+          <w:color w:val="C00000"/>
         </w:rPr>
         <w:t xml:space="preserve"> ps</w:t>
       </w:r>
@@ -1980,24 +2047,28 @@
       <w:r>
         <w:rPr>
           <w:rStyle w:val="FunctionTok"/>
+          <w:color w:val="C00000"/>
         </w:rPr>
         <w:t xml:space="preserve">sudo</w:t>
       </w:r>
       <w:r>
         <w:rPr>
           <w:rStyle w:val="NormalTok"/>
+          <w:color w:val="C00000"/>
         </w:rPr>
         <w:t xml:space="preserve"> apt-get install </w:t>
       </w:r>
       <w:r>
         <w:rPr>
           <w:rStyle w:val="AttributeTok"/>
+          <w:color w:val="C00000"/>
         </w:rPr>
         <w:t xml:space="preserve">-y</w:t>
       </w:r>
       <w:r>
         <w:rPr>
           <w:rStyle w:val="NormalTok"/>
+          <w:color w:val="C00000"/>
         </w:rPr>
         <w:t xml:space="preserve"> postgresql</w:t>
       </w:r>
@@ -2019,6 +2090,7 @@
       <w:r>
         <w:rPr>
           <w:rStyle w:val="ExtensionTok"/>
+          <w:color w:val="C00000"/>
         </w:rPr>
         <w:t xml:space="preserve">pg_isready</w:t>
       </w:r>
@@ -2321,12 +2393,14 @@
       <w:r>
         <w:rPr>
           <w:rStyle w:val="ExtensionTok"/>
+          <w:color w:val="C00000"/>
         </w:rPr>
         <w:t xml:space="preserve">pipx</w:t>
       </w:r>
       <w:r>
         <w:rPr>
           <w:rStyle w:val="NormalTok"/>
+          <w:color w:val="C00000"/>
         </w:rPr>
         <w:t xml:space="preserve"> install semgrep</w:t>
       </w:r>
@@ -2368,18 +2442,21 @@
       <w:r>
         <w:rPr>
           <w:rStyle w:val="ExtensionTok"/>
+          <w:color w:val="C00000"/>
         </w:rPr>
         <w:t xml:space="preserve">semgrep</w:t>
       </w:r>
       <w:r>
         <w:rPr>
           <w:rStyle w:val="NormalTok"/>
+          <w:color w:val="C00000"/>
         </w:rPr>
         <w:t xml:space="preserve"> </w:t>
       </w:r>
       <w:r>
         <w:rPr>
           <w:rStyle w:val="AttributeTok"/>
+          <w:color w:val="C00000"/>
         </w:rPr>
         <w:t xml:space="preserve">--version</w:t>
       </w:r>
@@ -2531,54 +2608,63 @@
       <w:r>
         <w:rPr>
           <w:rStyle w:val="ExtensionTok"/>
+          <w:color w:val="C00000"/>
         </w:rPr>
         <w:t xml:space="preserve">curl</w:t>
       </w:r>
       <w:r>
         <w:rPr>
           <w:rStyle w:val="NormalTok"/>
+          <w:color w:val="C00000"/>
         </w:rPr>
         <w:t xml:space="preserve"> </w:t>
       </w:r>
       <w:r>
         <w:rPr>
           <w:rStyle w:val="AttributeTok"/>
+          <w:color w:val="C00000"/>
         </w:rPr>
         <w:t xml:space="preserve">-sL</w:t>
       </w:r>
       <w:r>
         <w:rPr>
           <w:rStyle w:val="NormalTok"/>
+          <w:color w:val="C00000"/>
         </w:rPr>
         <w:t xml:space="preserve"> </w:t>
       </w:r>
       <w:r>
         <w:rPr>
           <w:rStyle w:val="AttributeTok"/>
+          <w:color w:val="C00000"/>
         </w:rPr>
         <w:t xml:space="preserve">-o</w:t>
       </w:r>
       <w:r>
         <w:rPr>
           <w:rStyle w:val="NormalTok"/>
+          <w:color w:val="C00000"/>
         </w:rPr>
         <w:t xml:space="preserve"> gitleaks.tar.gz </w:t>
       </w:r>
       <w:r>
         <w:rPr>
           <w:rStyle w:val="OperatorTok"/>
+          <w:color w:val="C00000"/>
         </w:rPr>
         <w:t xml:space="preserve">&lt;</w:t>
       </w:r>
       <w:r>
         <w:rPr>
           <w:rStyle w:val="NormalTok"/>
+          <w:color w:val="C00000"/>
         </w:rPr>
         <w:t xml:space="preserve">the download URL you copied</w:t>
       </w:r>
       <w:r>
         <w:rPr>
           <w:rStyle w:val="OperatorTok"/>
+          <w:color w:val="C00000"/>
         </w:rPr>
         <w:t xml:space="preserve">&gt;</w:t>
       </w:r>
@@ -2657,24 +2743,28 @@
       <w:r>
         <w:rPr>
           <w:rStyle w:val="FunctionTok"/>
+          <w:color w:val="C00000"/>
         </w:rPr>
         <w:t xml:space="preserve">tar</w:t>
       </w:r>
       <w:r>
         <w:rPr>
           <w:rStyle w:val="NormalTok"/>
+          <w:color w:val="C00000"/>
         </w:rPr>
         <w:t xml:space="preserve"> </w:t>
       </w:r>
       <w:r>
         <w:rPr>
           <w:rStyle w:val="AttributeTok"/>
+          <w:color w:val="C00000"/>
         </w:rPr>
         <w:t xml:space="preserve">-xzf</w:t>
       </w:r>
       <w:r>
         <w:rPr>
           <w:rStyle w:val="NormalTok"/>
+          <w:color w:val="C00000"/>
         </w:rPr>
         <w:t xml:space="preserve"> gitleaks.tar.gz</w:t>
       </w:r>
@@ -2696,12 +2786,14 @@
       <w:r>
         <w:rPr>
           <w:rStyle w:val="ExtensionTok"/>
+          <w:color w:val="C00000"/>
         </w:rPr>
         <w:t xml:space="preserve">./gitleaks</w:t>
       </w:r>
       <w:r>
         <w:rPr>
           <w:rStyle w:val="NormalTok"/>
+          <w:color w:val="C00000"/>
         </w:rPr>
         <w:t xml:space="preserve"> version</w:t>
       </w:r>
@@ -2744,12 +2836,14 @@
       <w:r>
         <w:rPr>
           <w:rStyle w:val="FunctionTok"/>
+          <w:color w:val="C00000"/>
         </w:rPr>
         <w:t xml:space="preserve">sudo</w:t>
       </w:r>
       <w:r>
         <w:rPr>
           <w:rStyle w:val="NormalTok"/>
+          <w:color w:val="C00000"/>
         </w:rPr>
         <w:t xml:space="preserve"> mv gitleaks /usr/local/bin/</w:t>
       </w:r>
@@ -2763,12 +2857,14 @@
       <w:r>
         <w:rPr>
           <w:rStyle w:val="ExtensionTok"/>
+          <w:color w:val="C00000"/>
         </w:rPr>
         <w:t xml:space="preserve">gitleaks</w:t>
       </w:r>
       <w:r>
         <w:rPr>
           <w:rStyle w:val="NormalTok"/>
+          <w:color w:val="C00000"/>
         </w:rPr>
         <w:t xml:space="preserve"> version</w:t>
       </w:r>
@@ -2906,120 +3002,140 @@
       <w:r>
         <w:rPr>
           <w:rStyle w:val="ExtensionTok"/>
+          <w:color w:val="C00000"/>
         </w:rPr>
         <w:t xml:space="preserve">node</w:t>
       </w:r>
       <w:r>
         <w:rPr>
           <w:rStyle w:val="NormalTok"/>
+          <w:color w:val="C00000"/>
         </w:rPr>
         <w:t xml:space="preserve"> </w:t>
       </w:r>
       <w:r>
         <w:rPr>
           <w:rStyle w:val="AttributeTok"/>
+          <w:color w:val="C00000"/>
         </w:rPr>
         <w:t xml:space="preserve">--version</w:t>
       </w:r>
       <w:r>
         <w:rPr>
           <w:rStyle w:val="NormalTok"/>
+          <w:color w:val="C00000"/>
         </w:rPr>
         <w:t xml:space="preserve"> </w:t>
       </w:r>
       <w:r>
         <w:rPr>
           <w:rStyle w:val="KeywordTok"/>
+          <w:color w:val="C00000"/>
         </w:rPr>
         <w:t xml:space="preserve">&amp;&amp;</w:t>
       </w:r>
       <w:r>
         <w:rPr>
           <w:rStyle w:val="NormalTok"/>
+          <w:color w:val="C00000"/>
         </w:rPr>
         <w:t xml:space="preserve"> </w:t>
       </w:r>
       <w:r>
         <w:rPr>
           <w:rStyle w:val="ExtensionTok"/>
+          <w:color w:val="C00000"/>
         </w:rPr>
         <w:t xml:space="preserve">npm</w:t>
       </w:r>
       <w:r>
         <w:rPr>
           <w:rStyle w:val="NormalTok"/>
+          <w:color w:val="C00000"/>
         </w:rPr>
         <w:t xml:space="preserve"> </w:t>
       </w:r>
       <w:r>
         <w:rPr>
           <w:rStyle w:val="AttributeTok"/>
+          <w:color w:val="C00000"/>
         </w:rPr>
         <w:t xml:space="preserve">--version</w:t>
       </w:r>
       <w:r>
         <w:rPr>
           <w:rStyle w:val="NormalTok"/>
+          <w:color w:val="C00000"/>
         </w:rPr>
         <w:t xml:space="preserve"> </w:t>
       </w:r>
       <w:r>
         <w:rPr>
           <w:rStyle w:val="KeywordTok"/>
+          <w:color w:val="C00000"/>
         </w:rPr>
         <w:t xml:space="preserve">&amp;&amp;</w:t>
       </w:r>
       <w:r>
         <w:rPr>
           <w:rStyle w:val="NormalTok"/>
+          <w:color w:val="C00000"/>
         </w:rPr>
         <w:t xml:space="preserve"> </w:t>
       </w:r>
       <w:r>
         <w:rPr>
           <w:rStyle w:val="ExtensionTok"/>
+          <w:color w:val="C00000"/>
         </w:rPr>
         <w:t xml:space="preserve">semgrep</w:t>
       </w:r>
       <w:r>
         <w:rPr>
           <w:rStyle w:val="NormalTok"/>
+          <w:color w:val="C00000"/>
         </w:rPr>
         <w:t xml:space="preserve"> </w:t>
       </w:r>
       <w:r>
         <w:rPr>
           <w:rStyle w:val="AttributeTok"/>
+          <w:color w:val="C00000"/>
         </w:rPr>
         <w:t xml:space="preserve">--version</w:t>
       </w:r>
       <w:r>
         <w:rPr>
           <w:rStyle w:val="NormalTok"/>
+          <w:color w:val="C00000"/>
         </w:rPr>
         <w:t xml:space="preserve"> </w:t>
       </w:r>
       <w:r>
         <w:rPr>
           <w:rStyle w:val="KeywordTok"/>
+          <w:color w:val="C00000"/>
         </w:rPr>
         <w:t xml:space="preserve">&amp;&amp;</w:t>
       </w:r>
       <w:r>
         <w:rPr>
           <w:rStyle w:val="NormalTok"/>
+          <w:color w:val="C00000"/>
         </w:rPr>
         <w:t xml:space="preserve"> </w:t>
       </w:r>
       <w:r>
         <w:rPr>
           <w:rStyle w:val="ExtensionTok"/>
+          <w:color w:val="C00000"/>
         </w:rPr>
         <w:t xml:space="preserve">gitleaks</w:t>
       </w:r>
       <w:r>
         <w:rPr>
           <w:rStyle w:val="NormalTok"/>
+          <w:color w:val="C00000"/>
         </w:rPr>
         <w:t xml:space="preserve"> version</w:t>
       </w:r>
@@ -3118,159 +3234,198 @@
       <w:r>
         <w:rPr>
           <w:rStyle w:val="ExtensionTok"/>
+          <w:color w:val="C00000"/>
         </w:rPr>
         <w:t xml:space="preserve">docker</w:t>
       </w:r>
       <w:r>
         <w:rPr>
           <w:rStyle w:val="NormalTok"/>
+          <w:color w:val="C00000"/>
         </w:rPr>
         <w:t xml:space="preserve"> run </w:t>
       </w:r>
       <w:r>
         <w:rPr>
           <w:rStyle w:val="AttributeTok"/>
+          <w:color w:val="C00000"/>
         </w:rPr>
         <w:t xml:space="preserve">-d</w:t>
       </w:r>
       <w:r>
         <w:rPr>
           <w:rStyle w:val="NormalTok"/>
+          <w:color w:val="C00000"/>
         </w:rPr>
         <w:t xml:space="preserve"> </w:t>
       </w:r>
       <w:r>
         <w:rPr>
           <w:rStyle w:val="AttributeTok"/>
+          <w:color w:val="C00000"/>
         </w:rPr>
         <w:t xml:space="preserve">--name</w:t>
       </w:r>
       <w:r>
         <w:rPr>
           <w:rStyle w:val="NormalTok"/>
+          <w:color w:val="C00000"/>
         </w:rPr>
         <w:t xml:space="preserve"> docutrust-postgres </w:t>
       </w:r>
       <w:r>
         <w:rPr>
           <w:rStyle w:val="DataTypeTok"/>
+          <w:color w:val="C00000"/>
         </w:rPr>
         <w:t xml:space="preserve">\</w:t>
       </w:r>
       <w:r>
+        <w:rPr>
+          <w:color w:val="C00000"/>
+        </w:rPr>
         <w:br/>
       </w:r>
       <w:r>
         <w:rPr>
           <w:rStyle w:val="NormalTok"/>
+          <w:color w:val="C00000"/>
         </w:rPr>
         <w:t xml:space="preserve">  </w:t>
       </w:r>
       <w:r>
         <w:rPr>
           <w:rStyle w:val="AttributeTok"/>
+          <w:color w:val="C00000"/>
         </w:rPr>
         <w:t xml:space="preserve">-e</w:t>
       </w:r>
       <w:r>
         <w:rPr>
           <w:rStyle w:val="NormalTok"/>
+          <w:color w:val="C00000"/>
         </w:rPr>
         <w:t xml:space="preserve"> POSTGRES_USER=docutrust </w:t>
       </w:r>
       <w:r>
         <w:rPr>
           <w:rStyle w:val="DataTypeTok"/>
+          <w:color w:val="C00000"/>
         </w:rPr>
         <w:t xml:space="preserve">\</w:t>
       </w:r>
       <w:r>
+        <w:rPr>
+          <w:color w:val="C00000"/>
+        </w:rPr>
         <w:br/>
       </w:r>
       <w:r>
         <w:rPr>
           <w:rStyle w:val="NormalTok"/>
+          <w:color w:val="C00000"/>
         </w:rPr>
         <w:t xml:space="preserve">  </w:t>
       </w:r>
       <w:r>
         <w:rPr>
           <w:rStyle w:val="AttributeTok"/>
+          <w:color w:val="C00000"/>
         </w:rPr>
         <w:t xml:space="preserve">-e</w:t>
       </w:r>
       <w:r>
         <w:rPr>
           <w:rStyle w:val="NormalTok"/>
+          <w:color w:val="C00000"/>
         </w:rPr>
         <w:t xml:space="preserve"> POSTGRES_PASSWORD=docutrust_dev_password </w:t>
       </w:r>
       <w:r>
         <w:rPr>
           <w:rStyle w:val="DataTypeTok"/>
+          <w:color w:val="C00000"/>
         </w:rPr>
         <w:t xml:space="preserve">\</w:t>
       </w:r>
       <w:r>
+        <w:rPr>
+          <w:color w:val="C00000"/>
+        </w:rPr>
         <w:br/>
       </w:r>
       <w:r>
         <w:rPr>
           <w:rStyle w:val="NormalTok"/>
+          <w:color w:val="C00000"/>
         </w:rPr>
         <w:t xml:space="preserve">  </w:t>
       </w:r>
       <w:r>
         <w:rPr>
           <w:rStyle w:val="AttributeTok"/>
+          <w:color w:val="C00000"/>
         </w:rPr>
         <w:t xml:space="preserve">-e</w:t>
       </w:r>
       <w:r>
         <w:rPr>
           <w:rStyle w:val="NormalTok"/>
+          <w:color w:val="C00000"/>
         </w:rPr>
         <w:t xml:space="preserve"> POSTGRES_DB=docutrust </w:t>
       </w:r>
       <w:r>
         <w:rPr>
           <w:rStyle w:val="DataTypeTok"/>
+          <w:color w:val="C00000"/>
         </w:rPr>
         <w:t xml:space="preserve">\</w:t>
       </w:r>
       <w:r>
+        <w:rPr>
+          <w:color w:val="C00000"/>
+        </w:rPr>
         <w:br/>
       </w:r>
       <w:r>
         <w:rPr>
           <w:rStyle w:val="NormalTok"/>
+          <w:color w:val="C00000"/>
         </w:rPr>
         <w:t xml:space="preserve">  </w:t>
       </w:r>
       <w:r>
         <w:rPr>
           <w:rStyle w:val="AttributeTok"/>
+          <w:color w:val="C00000"/>
         </w:rPr>
         <w:t xml:space="preserve">-p</w:t>
       </w:r>
       <w:r>
         <w:rPr>
           <w:rStyle w:val="NormalTok"/>
+          <w:color w:val="C00000"/>
         </w:rPr>
         <w:t xml:space="preserve"> 5432:5432 </w:t>
       </w:r>
       <w:r>
         <w:rPr>
           <w:rStyle w:val="DataTypeTok"/>
+          <w:color w:val="C00000"/>
         </w:rPr>
         <w:t xml:space="preserve">\</w:t>
       </w:r>
       <w:r>
+        <w:rPr>
+          <w:color w:val="C00000"/>
+        </w:rPr>
         <w:br/>
       </w:r>
       <w:r>
         <w:rPr>
           <w:rStyle w:val="NormalTok"/>
+          <w:color w:val="C00000"/>
         </w:rPr>
         <w:t xml:space="preserve">  postgres:16.4</w:t>
       </w:r>
@@ -3783,42 +3938,49 @@
       <w:r>
         <w:rPr>
           <w:rStyle w:val="FunctionTok"/>
+          <w:color w:val="C00000"/>
         </w:rPr>
         <w:t xml:space="preserve">sudo</w:t>
       </w:r>
       <w:r>
         <w:rPr>
           <w:rStyle w:val="NormalTok"/>
+          <w:color w:val="C00000"/>
         </w:rPr>
         <w:t xml:space="preserve"> </w:t>
       </w:r>
       <w:r>
         <w:rPr>
           <w:rStyle w:val="AttributeTok"/>
+          <w:color w:val="C00000"/>
         </w:rPr>
         <w:t xml:space="preserve">-u</w:t>
       </w:r>
       <w:r>
         <w:rPr>
           <w:rStyle w:val="NormalTok"/>
+          <w:color w:val="C00000"/>
         </w:rPr>
         <w:t xml:space="preserve"> postgres psql </w:t>
       </w:r>
       <w:r>
         <w:rPr>
           <w:rStyle w:val="AttributeTok"/>
+          <w:color w:val="C00000"/>
         </w:rPr>
         <w:t xml:space="preserve">-c</w:t>
       </w:r>
       <w:r>
         <w:rPr>
           <w:rStyle w:val="NormalTok"/>
+          <w:color w:val="C00000"/>
         </w:rPr>
         <w:t xml:space="preserve"> </w:t>
       </w:r>
       <w:r>
         <w:rPr>
           <w:rStyle w:val="StringTok"/>
+          <w:color w:val="C00000"/>
         </w:rPr>
         <w:t xml:space="preserve">"CREATE ROLE docutrust WITH LOGIN PASSWORD 'docutrust_dev_password';"</w:t>
       </w:r>
@@ -3832,42 +3994,49 @@
       <w:r>
         <w:rPr>
           <w:rStyle w:val="FunctionTok"/>
+          <w:color w:val="C00000"/>
         </w:rPr>
         <w:t xml:space="preserve">sudo</w:t>
       </w:r>
       <w:r>
         <w:rPr>
           <w:rStyle w:val="NormalTok"/>
+          <w:color w:val="C00000"/>
         </w:rPr>
         <w:t xml:space="preserve"> </w:t>
       </w:r>
       <w:r>
         <w:rPr>
           <w:rStyle w:val="AttributeTok"/>
+          <w:color w:val="C00000"/>
         </w:rPr>
         <w:t xml:space="preserve">-u</w:t>
       </w:r>
       <w:r>
         <w:rPr>
           <w:rStyle w:val="NormalTok"/>
+          <w:color w:val="C00000"/>
         </w:rPr>
         <w:t xml:space="preserve"> postgres psql </w:t>
       </w:r>
       <w:r>
         <w:rPr>
           <w:rStyle w:val="AttributeTok"/>
+          <w:color w:val="C00000"/>
         </w:rPr>
         <w:t xml:space="preserve">-c</w:t>
       </w:r>
       <w:r>
         <w:rPr>
           <w:rStyle w:val="NormalTok"/>
+          <w:color w:val="C00000"/>
         </w:rPr>
         <w:t xml:space="preserve"> </w:t>
       </w:r>
       <w:r>
         <w:rPr>
           <w:rStyle w:val="StringTok"/>
+          <w:color w:val="C00000"/>
         </w:rPr>
         <w:t xml:space="preserve">"CREATE DATABASE docutrust OWNER docutrust;"</w:t>
       </w:r>
@@ -3960,12 +4129,14 @@
       <w:r>
         <w:rPr>
           <w:rStyle w:val="BuiltInTok"/>
+          <w:color w:val="C00000"/>
         </w:rPr>
         <w:t xml:space="preserve">cd</w:t>
       </w:r>
       <w:r>
         <w:rPr>
           <w:rStyle w:val="NormalTok"/>
+          <w:color w:val="C00000"/>
         </w:rPr>
         <w:t xml:space="preserve"> docutrust</w:t>
       </w:r>
@@ -3979,12 +4150,14 @@
       <w:r>
         <w:rPr>
           <w:rStyle w:val="ExtensionTok"/>
+          <w:color w:val="C00000"/>
         </w:rPr>
         <w:t xml:space="preserve">npm</w:t>
       </w:r>
       <w:r>
         <w:rPr>
           <w:rStyle w:val="NormalTok"/>
+          <w:color w:val="C00000"/>
         </w:rPr>
         <w:t xml:space="preserve"> install</w:t>
       </w:r>
@@ -4093,12 +4266,14 @@
       <w:r>
         <w:rPr>
           <w:rStyle w:val="FunctionTok"/>
+          <w:color w:val="C00000"/>
         </w:rPr>
         <w:t xml:space="preserve">cp</w:t>
       </w:r>
       <w:r>
         <w:rPr>
           <w:rStyle w:val="NormalTok"/>
+          <w:color w:val="C00000"/>
         </w:rPr>
         <w:t xml:space="preserve"> .env.example .env.local</w:t>
       </w:r>
@@ -4475,12 +4650,14 @@
       <w:r>
         <w:rPr>
           <w:rStyle w:val="BuiltInTok"/>
+          <w:color w:val="C00000"/>
         </w:rPr>
         <w:t xml:space="preserve">source</w:t>
       </w:r>
       <w:r>
         <w:rPr>
           <w:rStyle w:val="NormalTok"/>
+          <w:color w:val="C00000"/>
         </w:rPr>
         <w:t xml:space="preserve"> .env.local</w:t>
       </w:r>
@@ -4571,12 +4748,14 @@
       <w:r>
         <w:rPr>
           <w:rStyle w:val="ExtensionTok"/>
+          <w:color w:val="C00000"/>
         </w:rPr>
         <w:t xml:space="preserve">npm</w:t>
       </w:r>
       <w:r>
         <w:rPr>
           <w:rStyle w:val="NormalTok"/>
+          <w:color w:val="C00000"/>
         </w:rPr>
         <w:t xml:space="preserve"> run migrate</w:t>
       </w:r>
@@ -4742,12 +4921,14 @@
       <w:r>
         <w:rPr>
           <w:rStyle w:val="ExtensionTok"/>
+          <w:color w:val="C00000"/>
         </w:rPr>
         <w:t xml:space="preserve">node</w:t>
       </w:r>
       <w:r>
         <w:rPr>
           <w:rStyle w:val="NormalTok"/>
+          <w:color w:val="C00000"/>
         </w:rPr>
         <w:t xml:space="preserve"> src/index.js</w:t>
       </w:r>
@@ -4958,12 +5139,14 @@
       <w:r>
         <w:rPr>
           <w:rStyle w:val="ExtensionTok"/>
+          <w:color w:val="C00000"/>
         </w:rPr>
         <w:t xml:space="preserve">curl</w:t>
       </w:r>
       <w:r>
         <w:rPr>
           <w:rStyle w:val="NormalTok"/>
+          <w:color w:val="C00000"/>
         </w:rPr>
         <w:t xml:space="preserve"> localhost:3000/healthz</w:t>
       </w:r>
@@ -5130,66 +5313,77 @@
       <w:r>
         <w:rPr>
           <w:rStyle w:val="ExtensionTok"/>
+          <w:color w:val="C00000"/>
         </w:rPr>
         <w:t xml:space="preserve">curl</w:t>
       </w:r>
       <w:r>
         <w:rPr>
           <w:rStyle w:val="NormalTok"/>
+          <w:color w:val="C00000"/>
         </w:rPr>
         <w:t xml:space="preserve"> </w:t>
       </w:r>
       <w:r>
         <w:rPr>
           <w:rStyle w:val="AttributeTok"/>
+          <w:color w:val="C00000"/>
         </w:rPr>
         <w:t xml:space="preserve">-X</w:t>
       </w:r>
       <w:r>
         <w:rPr>
           <w:rStyle w:val="NormalTok"/>
+          <w:color w:val="C00000"/>
         </w:rPr>
         <w:t xml:space="preserve"> POST localhost:3000/documents </w:t>
       </w:r>
       <w:r>
         <w:rPr>
           <w:rStyle w:val="AttributeTok"/>
+          <w:color w:val="C00000"/>
         </w:rPr>
         <w:t xml:space="preserve">-H</w:t>
       </w:r>
       <w:r>
         <w:rPr>
           <w:rStyle w:val="NormalTok"/>
+          <w:color w:val="C00000"/>
         </w:rPr>
         <w:t xml:space="preserve"> </w:t>
       </w:r>
       <w:r>
         <w:rPr>
           <w:rStyle w:val="StringTok"/>
+          <w:color w:val="C00000"/>
         </w:rPr>
         <w:t xml:space="preserve">'Content-Type: application/json'</w:t>
       </w:r>
       <w:r>
         <w:rPr>
           <w:rStyle w:val="NormalTok"/>
+          <w:color w:val="C00000"/>
         </w:rPr>
         <w:t xml:space="preserve"> </w:t>
       </w:r>
       <w:r>
         <w:rPr>
           <w:rStyle w:val="AttributeTok"/>
+          <w:color w:val="C00000"/>
         </w:rPr>
         <w:t xml:space="preserve">-d</w:t>
       </w:r>
       <w:r>
         <w:rPr>
           <w:rStyle w:val="NormalTok"/>
+          <w:color w:val="C00000"/>
         </w:rPr>
         <w:t xml:space="preserve"> </w:t>
       </w:r>
       <w:r>
         <w:rPr>
           <w:rStyle w:val="StringTok"/>
+          <w:color w:val="C00000"/>
         </w:rPr>
         <w:t xml:space="preserve">'{"title":"Quarterly Report","body":"Q2 numbers"}'</w:t>
       </w:r>
@@ -5695,12 +5889,14 @@
       <w:r>
         <w:rPr>
           <w:rStyle w:val="ExtensionTok"/>
+          <w:color w:val="C00000"/>
         </w:rPr>
         <w:t xml:space="preserve">curl</w:t>
       </w:r>
       <w:r>
         <w:rPr>
           <w:rStyle w:val="NormalTok"/>
+          <w:color w:val="C00000"/>
         </w:rPr>
         <w:t xml:space="preserve"> localhost:3000/documents/1</w:t>
       </w:r>
@@ -5746,12 +5942,14 @@
       <w:r>
         <w:rPr>
           <w:rStyle w:val="ExtensionTok"/>
+          <w:color w:val="C00000"/>
         </w:rPr>
         <w:t xml:space="preserve">curl</w:t>
       </w:r>
       <w:r>
         <w:rPr>
           <w:rStyle w:val="NormalTok"/>
+          <w:color w:val="C00000"/>
         </w:rPr>
         <w:t xml:space="preserve"> localhost:3000/documents/1/render</w:t>
       </w:r>
@@ -5984,18 +6182,21 @@
       <w:r>
         <w:rPr>
           <w:rStyle w:val="ExtensionTok"/>
+          <w:color w:val="C00000"/>
         </w:rPr>
         <w:t xml:space="preserve">curl</w:t>
       </w:r>
       <w:r>
         <w:rPr>
           <w:rStyle w:val="NormalTok"/>
+          <w:color w:val="C00000"/>
         </w:rPr>
         <w:t xml:space="preserve"> </w:t>
       </w:r>
       <w:r>
         <w:rPr>
           <w:rStyle w:val="StringTok"/>
+          <w:color w:val="C00000"/>
         </w:rPr>
         <w:t xml:space="preserve">"localhost:3000/documents/search?q=quarterly"</w:t>
       </w:r>
@@ -6433,66 +6634,77 @@
       <w:r>
         <w:rPr>
           <w:rStyle w:val="ExtensionTok"/>
+          <w:color w:val="C00000"/>
         </w:rPr>
         <w:t xml:space="preserve">semgrep</w:t>
       </w:r>
       <w:r>
         <w:rPr>
           <w:rStyle w:val="NormalTok"/>
+          <w:color w:val="C00000"/>
         </w:rPr>
         <w:t xml:space="preserve"> </w:t>
       </w:r>
       <w:r>
         <w:rPr>
           <w:rStyle w:val="AttributeTok"/>
+          <w:color w:val="C00000"/>
         </w:rPr>
         <w:t xml:space="preserve">--metrics</w:t>
       </w:r>
       <w:r>
         <w:rPr>
           <w:rStyle w:val="OperatorTok"/>
+          <w:color w:val="C00000"/>
         </w:rPr>
         <w:t xml:space="preserve">=</w:t>
       </w:r>
       <w:r>
         <w:rPr>
           <w:rStyle w:val="NormalTok"/>
+          <w:color w:val="C00000"/>
         </w:rPr>
         <w:t xml:space="preserve">off </w:t>
       </w:r>
       <w:r>
         <w:rPr>
           <w:rStyle w:val="AttributeTok"/>
+          <w:color w:val="C00000"/>
         </w:rPr>
         <w:t xml:space="preserve">--config</w:t>
       </w:r>
       <w:r>
         <w:rPr>
           <w:rStyle w:val="OperatorTok"/>
+          <w:color w:val="C00000"/>
         </w:rPr>
         <w:t xml:space="preserve">=</w:t>
       </w:r>
       <w:r>
         <w:rPr>
           <w:rStyle w:val="NormalTok"/>
+          <w:color w:val="C00000"/>
         </w:rPr>
         <w:t xml:space="preserve">p/owasp-top-ten </w:t>
       </w:r>
       <w:r>
         <w:rPr>
           <w:rStyle w:val="AttributeTok"/>
+          <w:color w:val="C00000"/>
         </w:rPr>
         <w:t xml:space="preserve">--config</w:t>
       </w:r>
       <w:r>
         <w:rPr>
           <w:rStyle w:val="OperatorTok"/>
+          <w:color w:val="C00000"/>
         </w:rPr>
         <w:t xml:space="preserve">=</w:t>
       </w:r>
       <w:r>
         <w:rPr>
           <w:rStyle w:val="NormalTok"/>
+          <w:color w:val="C00000"/>
         </w:rPr>
         <w:t xml:space="preserve">p/javascript src/</w:t>
       </w:r>
@@ -7203,66 +7415,77 @@
       <w:r>
         <w:rPr>
           <w:rStyle w:val="ExtensionTok"/>
+          <w:color w:val="C00000"/>
         </w:rPr>
         <w:t xml:space="preserve">curl</w:t>
       </w:r>
       <w:r>
         <w:rPr>
           <w:rStyle w:val="NormalTok"/>
+          <w:color w:val="C00000"/>
         </w:rPr>
         <w:t xml:space="preserve"> </w:t>
       </w:r>
       <w:r>
         <w:rPr>
           <w:rStyle w:val="AttributeTok"/>
+          <w:color w:val="C00000"/>
         </w:rPr>
         <w:t xml:space="preserve">-X</w:t>
       </w:r>
       <w:r>
         <w:rPr>
           <w:rStyle w:val="NormalTok"/>
+          <w:color w:val="C00000"/>
         </w:rPr>
         <w:t xml:space="preserve"> POST localhost:3000/documents </w:t>
       </w:r>
       <w:r>
         <w:rPr>
           <w:rStyle w:val="AttributeTok"/>
+          <w:color w:val="C00000"/>
         </w:rPr>
         <w:t xml:space="preserve">-H</w:t>
       </w:r>
       <w:r>
         <w:rPr>
           <w:rStyle w:val="NormalTok"/>
+          <w:color w:val="C00000"/>
         </w:rPr>
         <w:t xml:space="preserve"> </w:t>
       </w:r>
       <w:r>
         <w:rPr>
           <w:rStyle w:val="StringTok"/>
+          <w:color w:val="C00000"/>
         </w:rPr>
         <w:t xml:space="preserve">'Content-Type: application/json'</w:t>
       </w:r>
       <w:r>
         <w:rPr>
           <w:rStyle w:val="NormalTok"/>
+          <w:color w:val="C00000"/>
         </w:rPr>
         <w:t xml:space="preserve"> </w:t>
       </w:r>
       <w:r>
         <w:rPr>
           <w:rStyle w:val="AttributeTok"/>
+          <w:color w:val="C00000"/>
         </w:rPr>
         <w:t xml:space="preserve">-d</w:t>
       </w:r>
       <w:r>
         <w:rPr>
           <w:rStyle w:val="NormalTok"/>
+          <w:color w:val="C00000"/>
         </w:rPr>
         <w:t xml:space="preserve"> </w:t>
       </w:r>
       <w:r>
         <w:rPr>
           <w:rStyle w:val="StringTok"/>
+          <w:color w:val="C00000"/>
         </w:rPr>
         <w:t xml:space="preserve">'{"title":"&lt;script&gt;alert(1)&lt;/script&gt;","body":"hello"}'</w:t>
       </w:r>
@@ -7378,12 +7601,14 @@
       <w:r>
         <w:rPr>
           <w:rStyle w:val="ExtensionTok"/>
+          <w:color w:val="C00000"/>
         </w:rPr>
         <w:t xml:space="preserve">curl</w:t>
       </w:r>
       <w:r>
         <w:rPr>
           <w:rStyle w:val="NormalTok"/>
+          <w:color w:val="C00000"/>
         </w:rPr>
         <w:t xml:space="preserve"> localhost:3000/documents/2/render</w:t>
       </w:r>
@@ -8443,42 +8668,49 @@
       <w:r>
         <w:rPr>
           <w:rStyle w:val="ExtensionTok"/>
+          <w:color w:val="C00000"/>
         </w:rPr>
         <w:t xml:space="preserve">semgrep</w:t>
       </w:r>
       <w:r>
         <w:rPr>
           <w:rStyle w:val="NormalTok"/>
+          <w:color w:val="C00000"/>
         </w:rPr>
         <w:t xml:space="preserve"> </w:t>
       </w:r>
       <w:r>
         <w:rPr>
           <w:rStyle w:val="AttributeTok"/>
+          <w:color w:val="C00000"/>
         </w:rPr>
         <w:t xml:space="preserve">--metrics</w:t>
       </w:r>
       <w:r>
         <w:rPr>
           <w:rStyle w:val="OperatorTok"/>
+          <w:color w:val="C00000"/>
         </w:rPr>
         <w:t xml:space="preserve">=</w:t>
       </w:r>
       <w:r>
         <w:rPr>
           <w:rStyle w:val="NormalTok"/>
+          <w:color w:val="C00000"/>
         </w:rPr>
         <w:t xml:space="preserve">off </w:t>
       </w:r>
       <w:r>
         <w:rPr>
           <w:rStyle w:val="AttributeTok"/>
+          <w:color w:val="C00000"/>
         </w:rPr>
         <w:t xml:space="preserve">--config</w:t>
       </w:r>
       <w:r>
         <w:rPr>
           <w:rStyle w:val="NormalTok"/>
+          <w:color w:val="C00000"/>
         </w:rPr>
         <w:t xml:space="preserve"> semgrep/rules/ src/</w:t>
       </w:r>
@@ -8728,54 +8960,63 @@
       <w:r>
         <w:rPr>
           <w:rStyle w:val="ExtensionTok"/>
+          <w:color w:val="C00000"/>
         </w:rPr>
         <w:t xml:space="preserve">semgrep</w:t>
       </w:r>
       <w:r>
         <w:rPr>
           <w:rStyle w:val="NormalTok"/>
+          <w:color w:val="C00000"/>
         </w:rPr>
         <w:t xml:space="preserve"> </w:t>
       </w:r>
       <w:r>
         <w:rPr>
           <w:rStyle w:val="AttributeTok"/>
+          <w:color w:val="C00000"/>
         </w:rPr>
         <w:t xml:space="preserve">--metrics</w:t>
       </w:r>
       <w:r>
         <w:rPr>
           <w:rStyle w:val="OperatorTok"/>
+          <w:color w:val="C00000"/>
         </w:rPr>
         <w:t xml:space="preserve">=</w:t>
       </w:r>
       <w:r>
         <w:rPr>
           <w:rStyle w:val="NormalTok"/>
+          <w:color w:val="C00000"/>
         </w:rPr>
         <w:t xml:space="preserve">off </w:t>
       </w:r>
       <w:r>
         <w:rPr>
           <w:rStyle w:val="AttributeTok"/>
+          <w:color w:val="C00000"/>
         </w:rPr>
         <w:t xml:space="preserve">--config</w:t>
       </w:r>
       <w:r>
         <w:rPr>
           <w:rStyle w:val="NormalTok"/>
+          <w:color w:val="C00000"/>
         </w:rPr>
         <w:t xml:space="preserve"> semgrep/rules/ </w:t>
       </w:r>
       <w:r>
         <w:rPr>
           <w:rStyle w:val="AttributeTok"/>
+          <w:color w:val="C00000"/>
         </w:rPr>
         <w:t xml:space="preserve">--error</w:t>
       </w:r>
       <w:r>
         <w:rPr>
           <w:rStyle w:val="NormalTok"/>
+          <w:color w:val="C00000"/>
         </w:rPr>
         <w:t xml:space="preserve"> src/ evidence/05-custom-rule/test-cases.js</w:t>
       </w:r>
@@ -9354,24 +9595,28 @@
       <w:r>
         <w:rPr>
           <w:rStyle w:val="ExtensionTok"/>
+          <w:color w:val="C00000"/>
         </w:rPr>
         <w:t xml:space="preserve">gitleaks</w:t>
       </w:r>
       <w:r>
         <w:rPr>
           <w:rStyle w:val="NormalTok"/>
+          <w:color w:val="C00000"/>
         </w:rPr>
         <w:t xml:space="preserve"> detect </w:t>
       </w:r>
       <w:r>
         <w:rPr>
           <w:rStyle w:val="AttributeTok"/>
+          <w:color w:val="C00000"/>
         </w:rPr>
         <w:t xml:space="preserve">--source</w:t>
       </w:r>
       <w:r>
         <w:rPr>
           <w:rStyle w:val="NormalTok"/>
+          <w:color w:val="C00000"/>
         </w:rPr>
         <w:t xml:space="preserve"> .</w:t>
       </w:r>
@@ -10063,36 +10308,42 @@
       <w:r>
         <w:rPr>
           <w:rStyle w:val="ExtensionTok"/>
+          <w:color w:val="C00000"/>
         </w:rPr>
         <w:t xml:space="preserve">gitleaks</w:t>
       </w:r>
       <w:r>
         <w:rPr>
           <w:rStyle w:val="NormalTok"/>
+          <w:color w:val="C00000"/>
         </w:rPr>
         <w:t xml:space="preserve"> detect </w:t>
       </w:r>
       <w:r>
         <w:rPr>
           <w:rStyle w:val="AttributeTok"/>
+          <w:color w:val="C00000"/>
         </w:rPr>
         <w:t xml:space="preserve">--source</w:t>
       </w:r>
       <w:r>
         <w:rPr>
           <w:rStyle w:val="NormalTok"/>
+          <w:color w:val="C00000"/>
         </w:rPr>
         <w:t xml:space="preserve"> . </w:t>
       </w:r>
       <w:r>
         <w:rPr>
           <w:rStyle w:val="AttributeTok"/>
+          <w:color w:val="C00000"/>
         </w:rPr>
         <w:t xml:space="preserve">-c</w:t>
       </w:r>
       <w:r>
         <w:rPr>
           <w:rStyle w:val="NormalTok"/>
+          <w:color w:val="C00000"/>
         </w:rPr>
         <w:t xml:space="preserve"> gitleaks.toml</w:t>
       </w:r>
@@ -10587,54 +10838,63 @@
       <w:r>
         <w:rPr>
           <w:rStyle w:val="ExtensionTok"/>
+          <w:color w:val="C00000"/>
         </w:rPr>
         <w:t xml:space="preserve">gitleaks</w:t>
       </w:r>
       <w:r>
         <w:rPr>
           <w:rStyle w:val="NormalTok"/>
+          <w:color w:val="C00000"/>
         </w:rPr>
         <w:t xml:space="preserve"> detect </w:t>
       </w:r>
       <w:r>
         <w:rPr>
           <w:rStyle w:val="AttributeTok"/>
+          <w:color w:val="C00000"/>
         </w:rPr>
         <w:t xml:space="preserve">--source</w:t>
       </w:r>
       <w:r>
         <w:rPr>
           <w:rStyle w:val="NormalTok"/>
+          <w:color w:val="C00000"/>
         </w:rPr>
         <w:t xml:space="preserve"> . </w:t>
       </w:r>
       <w:r>
         <w:rPr>
           <w:rStyle w:val="AttributeTok"/>
+          <w:color w:val="C00000"/>
         </w:rPr>
         <w:t xml:space="preserve">-c</w:t>
       </w:r>
       <w:r>
         <w:rPr>
           <w:rStyle w:val="NormalTok"/>
+          <w:color w:val="C00000"/>
         </w:rPr>
         <w:t xml:space="preserve"> gitleaks.toml </w:t>
       </w:r>
       <w:r>
         <w:rPr>
           <w:rStyle w:val="AttributeTok"/>
+          <w:color w:val="C00000"/>
         </w:rPr>
         <w:t xml:space="preserve">--log-opts</w:t>
       </w:r>
       <w:r>
         <w:rPr>
           <w:rStyle w:val="OperatorTok"/>
+          <w:color w:val="C00000"/>
         </w:rPr>
         <w:t xml:space="preserve">=</w:t>
       </w:r>
       <w:r>
         <w:rPr>
           <w:rStyle w:val="StringTok"/>
+          <w:color w:val="C00000"/>
         </w:rPr>
         <w:t xml:space="preserve">"--all"</w:t>
       </w:r>
@@ -11208,12 +11468,14 @@
       <w:r>
         <w:rPr>
           <w:rStyle w:val="BuiltInTok"/>
+          <w:color w:val="C00000"/>
         </w:rPr>
         <w:t xml:space="preserve">cd</w:t>
       </w:r>
       <w:r>
         <w:rPr>
           <w:rStyle w:val="NormalTok"/>
+          <w:color w:val="C00000"/>
         </w:rPr>
         <w:t xml:space="preserve"> security</w:t>
       </w:r>
@@ -11227,12 +11489,14 @@
       <w:r>
         <w:rPr>
           <w:rStyle w:val="ExtensionTok"/>
+          <w:color w:val="C00000"/>
         </w:rPr>
         <w:t xml:space="preserve">npm</w:t>
       </w:r>
       <w:r>
         <w:rPr>
           <w:rStyle w:val="NormalTok"/>
+          <w:color w:val="C00000"/>
         </w:rPr>
         <w:t xml:space="preserve"> install</w:t>
       </w:r>
@@ -11246,12 +11510,14 @@
       <w:r>
         <w:rPr>
           <w:rStyle w:val="BuiltInTok"/>
+          <w:color w:val="C00000"/>
         </w:rPr>
         <w:t xml:space="preserve">cd</w:t>
       </w:r>
       <w:r>
         <w:rPr>
           <w:rStyle w:val="NormalTok"/>
+          <w:color w:val="C00000"/>
         </w:rPr>
         <w:t xml:space="preserve"> ..</w:t>
       </w:r>
@@ -11273,12 +11539,14 @@
       <w:r>
         <w:rPr>
           <w:rStyle w:val="ExtensionTok"/>
+          <w:color w:val="C00000"/>
         </w:rPr>
         <w:t xml:space="preserve">node</w:t>
       </w:r>
       <w:r>
         <w:rPr>
           <w:rStyle w:val="NormalTok"/>
+          <w:color w:val="C00000"/>
         </w:rPr>
         <w:t xml:space="preserve"> security/verify-credential.js</w:t>
       </w:r>
@@ -11689,12 +11957,14 @@
       <w:r>
         <w:rPr>
           <w:rStyle w:val="ExtensionTok"/>
+          <w:color w:val="C00000"/>
         </w:rPr>
         <w:t xml:space="preserve">curl</w:t>
       </w:r>
       <w:r>
         <w:rPr>
           <w:rStyle w:val="NormalTok"/>
+          <w:color w:val="C00000"/>
         </w:rPr>
         <w:t xml:space="preserve"> localhost:3000/documents/abc</w:t>
       </w:r>
@@ -11761,12 +12031,14 @@
       <w:r>
         <w:rPr>
           <w:rStyle w:val="ExtensionTok"/>
+          <w:color w:val="C00000"/>
         </w:rPr>
         <w:t xml:space="preserve">curl</w:t>
       </w:r>
       <w:r>
         <w:rPr>
           <w:rStyle w:val="NormalTok"/>
+          <w:color w:val="C00000"/>
         </w:rPr>
         <w:t xml:space="preserve"> localhost:3000/documents/search</w:t>
       </w:r>
@@ -12800,18 +13072,21 @@
       <w:r>
         <w:rPr>
           <w:rStyle w:val="ExtensionTok"/>
+          <w:color w:val="C00000"/>
         </w:rPr>
         <w:t xml:space="preserve">curl</w:t>
       </w:r>
       <w:r>
         <w:rPr>
           <w:rStyle w:val="NormalTok"/>
+          <w:color w:val="C00000"/>
         </w:rPr>
         <w:t xml:space="preserve"> </w:t>
       </w:r>
       <w:r>
         <w:rPr>
           <w:rStyle w:val="StringTok"/>
+          <w:color w:val="C00000"/>
         </w:rPr>
         <w:t xml:space="preserve">"localhost:3000/documents/search?q=quarterly"</w:t>
       </w:r>
@@ -12987,18 +13262,21 @@
       <w:r>
         <w:rPr>
           <w:rStyle w:val="ExtensionTok"/>
+          <w:color w:val="C00000"/>
         </w:rPr>
         <w:t xml:space="preserve">curl</w:t>
       </w:r>
       <w:r>
         <w:rPr>
           <w:rStyle w:val="NormalTok"/>
+          <w:color w:val="C00000"/>
         </w:rPr>
         <w:t xml:space="preserve"> </w:t>
       </w:r>
       <w:r>
         <w:rPr>
           <w:rStyle w:val="StringTok"/>
+          <w:color w:val="C00000"/>
         </w:rPr>
         <w:t xml:space="preserve">"localhost:3000/documents/search?q=quarterly%27%20OR%20%271%27%3D%271"</w:t>
       </w:r>
@@ -13148,12 +13426,14 @@
       <w:r>
         <w:rPr>
           <w:rStyle w:val="ExtensionTok"/>
+          <w:color w:val="C00000"/>
         </w:rPr>
         <w:t xml:space="preserve">curl</w:t>
       </w:r>
       <w:r>
         <w:rPr>
           <w:rStyle w:val="NormalTok"/>
+          <w:color w:val="C00000"/>
         </w:rPr>
         <w:t xml:space="preserve"> localhost:3000/documents/5/render</w:t>
       </w:r>
@@ -13462,54 +13742,63 @@
       <w:r>
         <w:rPr>
           <w:rStyle w:val="ExtensionTok"/>
+          <w:color w:val="C00000"/>
         </w:rPr>
         <w:t xml:space="preserve">semgrep</w:t>
       </w:r>
       <w:r>
         <w:rPr>
           <w:rStyle w:val="NormalTok"/>
+          <w:color w:val="C00000"/>
         </w:rPr>
         <w:t xml:space="preserve"> </w:t>
       </w:r>
       <w:r>
         <w:rPr>
           <w:rStyle w:val="AttributeTok"/>
+          <w:color w:val="C00000"/>
         </w:rPr>
         <w:t xml:space="preserve">--metrics</w:t>
       </w:r>
       <w:r>
         <w:rPr>
           <w:rStyle w:val="OperatorTok"/>
+          <w:color w:val="C00000"/>
         </w:rPr>
         <w:t xml:space="preserve">=</w:t>
       </w:r>
       <w:r>
         <w:rPr>
           <w:rStyle w:val="NormalTok"/>
+          <w:color w:val="C00000"/>
         </w:rPr>
         <w:t xml:space="preserve">off </w:t>
       </w:r>
       <w:r>
         <w:rPr>
           <w:rStyle w:val="AttributeTok"/>
+          <w:color w:val="C00000"/>
         </w:rPr>
         <w:t xml:space="preserve">--config</w:t>
       </w:r>
       <w:r>
         <w:rPr>
           <w:rStyle w:val="NormalTok"/>
+          <w:color w:val="C00000"/>
         </w:rPr>
         <w:t xml:space="preserve"> semgrep/rules/ </w:t>
       </w:r>
       <w:r>
         <w:rPr>
           <w:rStyle w:val="AttributeTok"/>
+          <w:color w:val="C00000"/>
         </w:rPr>
         <w:t xml:space="preserve">--error</w:t>
       </w:r>
       <w:r>
         <w:rPr>
           <w:rStyle w:val="NormalTok"/>
+          <w:color w:val="C00000"/>
         </w:rPr>
         <w:t xml:space="preserve"> src/</w:t>
       </w:r>

--- a/docs/walkthrough.docx
+++ b/docs/walkthrough.docx
@@ -1113,7 +1113,7 @@
         <w:t xml:space="preserve"> </w:t>
       </w:r>
       <w:r>
-        <w:t xml:space="preserve">before it and (usually) the output you should see after it.</w:t>
+        <w:t xml:space="preserve">before or after it and (usually) the output you should see after it.</w:t>
       </w:r>
     </w:p>
     <w:p>
@@ -2459,6 +2459,26 @@
           <w:color w:val="C00000"/>
         </w:rPr>
         <w:t xml:space="preserve">--version</w:t>
+      </w:r>
+    </w:p>
+    <w:p>
+      <w:pPr>
+        <w:pStyle w:val="FirstParagraph"/>
+      </w:pPr>
+      <w:r>
+        <w:t xml:space="preserve">You should see something like</w:t>
+      </w:r>
+      <w:r>
+        <w:t xml:space="preserve"> </w:t>
+      </w:r>
+      <w:r>
+        <w:rPr>
+          <w:rStyle w:val="VerbatimChar"/>
+        </w:rPr>
+        <w:t xml:space="preserve">semgrep 1.173.0</w:t>
+      </w:r>
+      <w:r>
+        <w:t xml:space="preserve">.</w:t>
       </w:r>
     </w:p>
     <w:bookmarkEnd w:id="26"/>
@@ -4143,6 +4163,63 @@
     </w:p>
     <w:p>
       <w:pPr>
+        <w:pStyle w:val="FirstParagraph"/>
+      </w:pPr>
+      <w:r>
+        <w:rPr>
+          <w:bCs/>
+          <w:b/>
+        </w:rPr>
+        <w:t xml:space="preserve">What just happened:</w:t>
+      </w:r>
+      <w:r>
+        <w:t xml:space="preserve"> </w:t>
+      </w:r>
+      <w:r>
+        <w:rPr>
+          <w:rStyle w:val="VerbatimChar"/>
+        </w:rPr>
+        <w:t xml:space="preserve">cd</w:t>
+      </w:r>
+      <w:r>
+        <w:t xml:space="preserve"> </w:t>
+      </w:r>
+      <w:r>
+        <w:t xml:space="preserve">(</w:t>
+      </w:r>
+      <w:r>
+        <w:t xml:space="preserve">“</w:t>
+      </w:r>
+      <w:r>
+        <w:t xml:space="preserve">change directory</w:t>
+      </w:r>
+      <w:r>
+        <w:t xml:space="preserve">”</w:t>
+      </w:r>
+      <w:r>
+        <w:t xml:space="preserve">) moves your terminal into</w:t>
+      </w:r>
+      <w:r>
+        <w:t xml:space="preserve"> </w:t>
+      </w:r>
+      <w:r>
+        <w:t xml:space="preserve">the project folder. From here on, run every command from inside</w:t>
+      </w:r>
+      <w:r>
+        <w:t xml:space="preserve"> </w:t>
+      </w:r>
+      <w:r>
+        <w:rPr>
+          <w:rStyle w:val="VerbatimChar"/>
+        </w:rPr>
+        <w:t xml:space="preserve">docutrust</w:t>
+      </w:r>
+      <w:r>
+        <w:t xml:space="preserve">.</w:t>
+      </w:r>
+    </w:p>
+    <w:p>
+      <w:pPr>
         <w:pStyle w:val="SourceCode"/>
         <w:shd w:val="clear" w:color="auto" w:fill="F2F2F2"/>
         <w:spacing w:after="0" w:before="0"/>
@@ -4652,6 +4729,48 @@
           <w:rStyle w:val="BuiltInTok"/>
           <w:color w:val="C00000"/>
         </w:rPr>
+        <w:t xml:space="preserve">set</w:t>
+      </w:r>
+      <w:r>
+        <w:rPr>
+          <w:rStyle w:val="NormalTok"/>
+          <w:color w:val="C00000"/>
+        </w:rPr>
+        <w:t xml:space="preserve"> </w:t>
+      </w:r>
+      <w:r>
+        <w:rPr>
+          <w:rStyle w:val="AttributeTok"/>
+          <w:color w:val="C00000"/>
+        </w:rPr>
+        <w:t xml:space="preserve">-a</w:t>
+      </w:r>
+      <w:r>
+        <w:rPr>
+          <w:rStyle w:val="NormalTok"/>
+          <w:color w:val="C00000"/>
+        </w:rPr>
+        <w:t xml:space="preserve"> </w:t>
+      </w:r>
+      <w:r>
+        <w:rPr>
+          <w:rStyle w:val="KeywordTok"/>
+          <w:color w:val="C00000"/>
+        </w:rPr>
+        <w:t xml:space="preserve">&amp;&amp;</w:t>
+      </w:r>
+      <w:r>
+        <w:rPr>
+          <w:rStyle w:val="NormalTok"/>
+          <w:color w:val="C00000"/>
+        </w:rPr>
+        <w:t xml:space="preserve"> </w:t>
+      </w:r>
+      <w:r>
+        <w:rPr>
+          <w:rStyle w:val="BuiltInTok"/>
+          <w:color w:val="C00000"/>
+        </w:rPr>
         <w:t xml:space="preserve">source</w:t>
       </w:r>
       <w:r>
@@ -4659,7 +4778,35 @@
           <w:rStyle w:val="NormalTok"/>
           <w:color w:val="C00000"/>
         </w:rPr>
-        <w:t xml:space="preserve"> .env.local</w:t>
+        <w:t xml:space="preserve"> .env.local </w:t>
+      </w:r>
+      <w:r>
+        <w:rPr>
+          <w:rStyle w:val="KeywordTok"/>
+          <w:color w:val="C00000"/>
+        </w:rPr>
+        <w:t xml:space="preserve">&amp;&amp;</w:t>
+      </w:r>
+      <w:r>
+        <w:rPr>
+          <w:rStyle w:val="NormalTok"/>
+          <w:color w:val="C00000"/>
+        </w:rPr>
+        <w:t xml:space="preserve"> </w:t>
+      </w:r>
+      <w:r>
+        <w:rPr>
+          <w:rStyle w:val="BuiltInTok"/>
+          <w:color w:val="C00000"/>
+        </w:rPr>
+        <w:t xml:space="preserve">set</w:t>
+      </w:r>
+      <w:r>
+        <w:rPr>
+          <w:rStyle w:val="NormalTok"/>
+          <w:color w:val="C00000"/>
+        </w:rPr>
+        <w:t xml:space="preserve"> +a</w:t>
       </w:r>
     </w:p>
     <w:p>
@@ -4667,7 +4814,13 @@
         <w:pStyle w:val="FirstParagraph"/>
       </w:pPr>
       <w:r>
-        <w:t xml:space="preserve">This runs the file’s contents in your current terminal, which sets</w:t>
+        <w:t xml:space="preserve">This runs the file’s contents in your current terminal and exports them,</w:t>
+      </w:r>
+      <w:r>
+        <w:t xml:space="preserve"> </w:t>
+      </w:r>
+      <w:r>
+        <w:t xml:space="preserve">so</w:t>
       </w:r>
       <w:r>
         <w:t xml:space="preserve"> </w:t>
@@ -4682,13 +4835,205 @@
         <w:t xml:space="preserve"> </w:t>
       </w:r>
       <w:r>
-        <w:t xml:space="preserve">for this terminal session. (If you open a new terminal</w:t>
-      </w:r>
-      <w:r>
-        <w:t xml:space="preserve"> </w:t>
-      </w:r>
-      <w:r>
-        <w:t xml:space="preserve">later, run this again — that’s normal and expected.)</w:t>
+        <w:t xml:space="preserve">reaches every command you run afterwards — including</w:t>
+      </w:r>
+      <w:r>
+        <w:t xml:space="preserve"> </w:t>
+      </w:r>
+      <w:r>
+        <w:rPr>
+          <w:rStyle w:val="VerbatimChar"/>
+        </w:rPr>
+        <w:t xml:space="preserve">node</w:t>
+      </w:r>
+      <w:r>
+        <w:t xml:space="preserve">, which only sees</w:t>
+      </w:r>
+      <w:r>
+        <w:t xml:space="preserve"> </w:t>
+      </w:r>
+      <w:r>
+        <w:rPr>
+          <w:iCs/>
+          <w:i/>
+        </w:rPr>
+        <w:t xml:space="preserve">exported</w:t>
+      </w:r>
+      <w:r>
+        <w:t xml:space="preserve"> </w:t>
+      </w:r>
+      <w:r>
+        <w:t xml:space="preserve">variables.</w:t>
+      </w:r>
+    </w:p>
+    <w:p>
+      <w:pPr>
+        <w:pStyle w:val="BlockText"/>
+      </w:pPr>
+      <w:r>
+        <w:t xml:space="preserve">⚠️</w:t>
+      </w:r>
+      <w:r>
+        <w:t xml:space="preserve"> </w:t>
+      </w:r>
+      <w:r>
+        <w:rPr>
+          <w:bCs/>
+          <w:b/>
+        </w:rPr>
+        <w:t xml:space="preserve">Why</w:t>
+      </w:r>
+      <w:r>
+        <w:rPr>
+          <w:bCs/>
+          <w:b/>
+        </w:rPr>
+        <w:t xml:space="preserve"> </w:t>
+      </w:r>
+      <w:r>
+        <w:rPr>
+          <w:rStyle w:val="VerbatimChar"/>
+          <w:bCs/>
+          <w:b/>
+        </w:rPr>
+        <w:t xml:space="preserve">set -a</w:t>
+      </w:r>
+      <w:r>
+        <w:rPr>
+          <w:bCs/>
+          <w:b/>
+        </w:rPr>
+        <w:t xml:space="preserve">?</w:t>
+      </w:r>
+      <w:r>
+        <w:t xml:space="preserve"> </w:t>
+      </w:r>
+      <w:r>
+        <w:t xml:space="preserve">A plain</w:t>
+      </w:r>
+      <w:r>
+        <w:t xml:space="preserve"> </w:t>
+      </w:r>
+      <w:r>
+        <w:rPr>
+          <w:rStyle w:val="VerbatimChar"/>
+        </w:rPr>
+        <w:t xml:space="preserve">source .env.local</w:t>
+      </w:r>
+      <w:r>
+        <w:t xml:space="preserve"> </w:t>
+      </w:r>
+      <w:r>
+        <w:t xml:space="preserve">only sets a</w:t>
+      </w:r>
+      <w:r>
+        <w:t xml:space="preserve"> </w:t>
+      </w:r>
+      <w:r>
+        <w:rPr>
+          <w:iCs/>
+          <w:i/>
+        </w:rPr>
+        <w:t xml:space="preserve">shell</w:t>
+      </w:r>
+      <w:r>
+        <w:t xml:space="preserve"> </w:t>
+      </w:r>
+      <w:r>
+        <w:t xml:space="preserve">variable, and child programs like Node never see shell variables. The</w:t>
+      </w:r>
+      <w:r>
+        <w:t xml:space="preserve"> </w:t>
+      </w:r>
+      <w:r>
+        <w:t xml:space="preserve">symptom:</w:t>
+      </w:r>
+      <w:r>
+        <w:t xml:space="preserve"> </w:t>
+      </w:r>
+      <w:r>
+        <w:rPr>
+          <w:rStyle w:val="VerbatimChar"/>
+        </w:rPr>
+        <w:t xml:space="preserve">npm run migrate</w:t>
+      </w:r>
+      <w:r>
+        <w:t xml:space="preserve"> </w:t>
+      </w:r>
+      <w:r>
+        <w:t xml:space="preserve">or</w:t>
+      </w:r>
+      <w:r>
+        <w:t xml:space="preserve"> </w:t>
+      </w:r>
+      <w:r>
+        <w:rPr>
+          <w:rStyle w:val="VerbatimChar"/>
+        </w:rPr>
+        <w:t xml:space="preserve">npm start</w:t>
+      </w:r>
+      <w:r>
+        <w:t xml:space="preserve"> </w:t>
+      </w:r>
+      <w:r>
+        <w:t xml:space="preserve">fails with</w:t>
+      </w:r>
+      <w:r>
+        <w:t xml:space="preserve"> </w:t>
+      </w:r>
+      <w:r>
+        <w:rPr>
+          <w:rStyle w:val="VerbatimChar"/>
+        </w:rPr>
+        <w:t xml:space="preserve">SASL: SCRAM-SERVER-FIRST-MESSAGE: client password must be a string</w:t>
+      </w:r>
+      <w:r>
+        <w:t xml:space="preserve"> </w:t>
+      </w:r>
+      <w:r>
+        <w:t xml:space="preserve">(the app silently tries to connect as your OS user with no password).</w:t>
+      </w:r>
+      <w:r>
+        <w:t xml:space="preserve"> </w:t>
+      </w:r>
+      <w:r>
+        <w:rPr>
+          <w:rStyle w:val="VerbatimChar"/>
+        </w:rPr>
+        <w:t xml:space="preserve">set -a</w:t>
+      </w:r>
+      <w:r>
+        <w:t xml:space="preserve"> </w:t>
+      </w:r>
+      <w:r>
+        <w:t xml:space="preserve">turns on auto-export for the source, and</w:t>
+      </w:r>
+      <w:r>
+        <w:t xml:space="preserve"> </w:t>
+      </w:r>
+      <w:r>
+        <w:rPr>
+          <w:rStyle w:val="VerbatimChar"/>
+        </w:rPr>
+        <w:t xml:space="preserve">set +a</w:t>
+      </w:r>
+      <w:r>
+        <w:t xml:space="preserve"> </w:t>
+      </w:r>
+      <w:r>
+        <w:t xml:space="preserve">turns it off</w:t>
+      </w:r>
+      <w:r>
+        <w:t xml:space="preserve"> </w:t>
+      </w:r>
+      <w:r>
+        <w:t xml:space="preserve">again. If you open a new terminal later, run this same line again —</w:t>
+      </w:r>
+      <w:r>
+        <w:t xml:space="preserve"> </w:t>
+      </w:r>
+      <w:r>
+        <w:t xml:space="preserve">that’s normal and expected.</w:t>
       </w:r>
     </w:p>
     <w:bookmarkEnd w:id="34"/>
@@ -11527,6 +11872,48 @@
         <w:pStyle w:val="FirstParagraph"/>
       </w:pPr>
       <w:r>
+        <w:rPr>
+          <w:bCs/>
+          <w:b/>
+        </w:rPr>
+        <w:t xml:space="preserve">What just happened:</w:t>
+      </w:r>
+      <w:r>
+        <w:t xml:space="preserve"> </w:t>
+      </w:r>
+      <w:r>
+        <w:t xml:space="preserve">we stepped into</w:t>
+      </w:r>
+      <w:r>
+        <w:t xml:space="preserve"> </w:t>
+      </w:r>
+      <w:r>
+        <w:rPr>
+          <w:rStyle w:val="VerbatimChar"/>
+        </w:rPr>
+        <w:t xml:space="preserve">security/</w:t>
+      </w:r>
+      <w:r>
+        <w:t xml:space="preserve">, installed that</w:t>
+      </w:r>
+      <w:r>
+        <w:t xml:space="preserve"> </w:t>
+      </w:r>
+      <w:r>
+        <w:t xml:space="preserve">script’s own dependencies, and stepped back to the project root — the</w:t>
+      </w:r>
+      <w:r>
+        <w:t xml:space="preserve"> </w:t>
+      </w:r>
+      <w:r>
+        <w:t xml:space="preserve">next command runs from there.</w:t>
+      </w:r>
+    </w:p>
+    <w:p>
+      <w:pPr>
+        <w:pStyle w:val="BodyText"/>
+      </w:pPr>
+      <w:r>
         <w:t xml:space="preserve">Then run the check:</w:t>
       </w:r>
     </w:p>
@@ -11549,6 +11936,48 @@
           <w:color w:val="C00000"/>
         </w:rPr>
         <w:t xml:space="preserve"> security/verify-credential.js</w:t>
+      </w:r>
+    </w:p>
+    <w:p>
+      <w:pPr>
+        <w:pStyle w:val="FirstParagraph"/>
+      </w:pPr>
+      <w:r>
+        <w:rPr>
+          <w:bCs/>
+          <w:b/>
+        </w:rPr>
+        <w:t xml:space="preserve">What just happened:</w:t>
+      </w:r>
+      <w:r>
+        <w:t xml:space="preserve"> </w:t>
+      </w:r>
+      <w:r>
+        <w:t xml:space="preserve">Node runs the verification script — it reads the</w:t>
+      </w:r>
+      <w:r>
+        <w:t xml:space="preserve"> </w:t>
+      </w:r>
+      <w:r>
+        <w:t xml:space="preserve">found key straight from</w:t>
+      </w:r>
+      <w:r>
+        <w:t xml:space="preserve"> </w:t>
+      </w:r>
+      <w:r>
+        <w:rPr>
+          <w:rStyle w:val="VerbatimChar"/>
+        </w:rPr>
+        <w:t xml:space="preserve">src/config.js</w:t>
+      </w:r>
+      <w:r>
+        <w:t xml:space="preserve">, makes the call to AWS, and</w:t>
+      </w:r>
+      <w:r>
+        <w:t xml:space="preserve"> </w:t>
+      </w:r>
+      <w:r>
+        <w:t xml:space="preserve">prints the verdict.</w:t>
       </w:r>
     </w:p>
     <w:bookmarkEnd w:id="69"/>

--- a/docs/walkthrough.docx
+++ b/docs/walkthrough.docx
@@ -21,8 +21,3792 @@
         <w:p>
           <w:r>
             <w:fldChar w:fldCharType="begin" w:dirty="true"/>
-            <w:instrText xml:space="preserve">TOC \o "1-2" \h \z \u</w:instrText>
+            <w:instrText xml:space="preserve">TOC \o "1-3" \h \z \u</w:instrText>
             <w:fldChar w:fldCharType="separate"/>
+          </w:r>
+        </w:p>
+        <w:p>
+          <w:pPr>
+            <w:pStyle w:val="TOC1"/>
+            <w:tabs>
+              <w:tab w:val="right" w:leader="dot" w:pos="9360"/>
+            </w:tabs>
+            <w:rPr>
+              <w:color w:val="0563C1"/>
+              <w:u w:val="single"/>
+            </w:rPr>
+          </w:pPr>
+          <w:hyperlink w:anchor="Xee5ab2b315e0a51b995ef048254650fded623cb" w:history="1">
+            <w:r>
+              <w:rPr>
+                <w:color w:val="0563C1"/>
+                <w:u w:val="single"/>
+              </w:rPr>
+              <w:t xml:space="preserve">DocuTrust Walkthrough — SAST, Secrets Scanning, and Live Secret Verification</w:t>
+            </w:r>
+          </w:hyperlink>
+          <w:r>
+            <w:rPr>
+              <w:color w:val="0563C1"/>
+              <w:u w:val="single"/>
+            </w:rPr>
+            <w:tab/>
+          </w:r>
+          <w:r>
+            <w:rPr>
+              <w:color w:val="0563C1"/>
+              <w:u w:val="single"/>
+            </w:rPr>
+            <w:fldChar w:fldCharType="begin"/>
+          </w:r>
+          <w:r>
+            <w:rPr>
+              <w:color w:val="0563C1"/>
+              <w:u w:val="single"/>
+            </w:rPr>
+            <w:instrText xml:space="preserve"> PAGE </w:instrText>
+          </w:r>
+          <w:r>
+            <w:rPr>
+              <w:color w:val="0563C1"/>
+              <w:u w:val="single"/>
+            </w:rPr>
+            <w:fldChar w:fldCharType="separate"/>
+          </w:r>
+          <w:r>
+            <w:rPr>
+              <w:color w:val="0563C1"/>
+              <w:u w:val="single"/>
+            </w:rPr>
+            <w:t xml:space="preserve">4</w:t>
+          </w:r>
+          <w:r>
+            <w:rPr>
+              <w:color w:val="0563C1"/>
+              <w:u w:val="single"/>
+            </w:rPr>
+            <w:fldChar w:fldCharType="end"/>
+          </w:r>
+        </w:p>
+        <w:p>
+          <w:pPr>
+            <w:pStyle w:val="TOC2"/>
+            <w:tabs>
+              <w:tab w:val="right" w:leader="dot" w:pos="9360"/>
+            </w:tabs>
+            <w:rPr>
+              <w:color w:val="0563C1"/>
+              <w:u w:val="single"/>
+            </w:rPr>
+          </w:pPr>
+          <w:hyperlink w:anchor="Xcaa8e861e929fca8f35a4a1b6a89d781dff432e" w:history="1">
+            <w:r>
+              <w:rPr>
+                <w:color w:val="0563C1"/>
+                <w:u w:val="single"/>
+              </w:rPr>
+              <w:t xml:space="preserve">The project in one paragraph (read this first)</w:t>
+            </w:r>
+          </w:hyperlink>
+          <w:r>
+            <w:rPr>
+              <w:color w:val="0563C1"/>
+              <w:u w:val="single"/>
+            </w:rPr>
+            <w:tab/>
+          </w:r>
+          <w:r>
+            <w:rPr>
+              <w:color w:val="0563C1"/>
+              <w:u w:val="single"/>
+            </w:rPr>
+            <w:fldChar w:fldCharType="begin"/>
+          </w:r>
+          <w:r>
+            <w:rPr>
+              <w:color w:val="0563C1"/>
+              <w:u w:val="single"/>
+            </w:rPr>
+            <w:instrText xml:space="preserve"> PAGE </w:instrText>
+          </w:r>
+          <w:r>
+            <w:rPr>
+              <w:color w:val="0563C1"/>
+              <w:u w:val="single"/>
+            </w:rPr>
+            <w:fldChar w:fldCharType="separate"/>
+          </w:r>
+          <w:r>
+            <w:rPr>
+              <w:color w:val="0563C1"/>
+              <w:u w:val="single"/>
+            </w:rPr>
+            <w:t xml:space="preserve">4</w:t>
+          </w:r>
+          <w:r>
+            <w:rPr>
+              <w:color w:val="0563C1"/>
+              <w:u w:val="single"/>
+            </w:rPr>
+            <w:fldChar w:fldCharType="end"/>
+          </w:r>
+        </w:p>
+        <w:p>
+          <w:pPr>
+            <w:pStyle w:val="TOC2"/>
+            <w:tabs>
+              <w:tab w:val="right" w:leader="dot" w:pos="9360"/>
+            </w:tabs>
+            <w:rPr>
+              <w:color w:val="0563C1"/>
+              <w:u w:val="single"/>
+            </w:rPr>
+          </w:pPr>
+          <w:hyperlink w:anchor="stage-1-install-the-tools-you-need" w:history="1">
+            <w:r>
+              <w:rPr>
+                <w:color w:val="0563C1"/>
+                <w:u w:val="single"/>
+              </w:rPr>
+              <w:t xml:space="preserve">Stage 1 — Install the tools you need</w:t>
+            </w:r>
+          </w:hyperlink>
+          <w:r>
+            <w:rPr>
+              <w:color w:val="0563C1"/>
+              <w:u w:val="single"/>
+            </w:rPr>
+            <w:tab/>
+          </w:r>
+          <w:r>
+            <w:rPr>
+              <w:color w:val="0563C1"/>
+              <w:u w:val="single"/>
+            </w:rPr>
+            <w:fldChar w:fldCharType="begin"/>
+          </w:r>
+          <w:r>
+            <w:rPr>
+              <w:color w:val="0563C1"/>
+              <w:u w:val="single"/>
+            </w:rPr>
+            <w:instrText xml:space="preserve"> PAGE </w:instrText>
+          </w:r>
+          <w:r>
+            <w:rPr>
+              <w:color w:val="0563C1"/>
+              <w:u w:val="single"/>
+            </w:rPr>
+            <w:fldChar w:fldCharType="separate"/>
+          </w:r>
+          <w:r>
+            <w:rPr>
+              <w:color w:val="0563C1"/>
+              <w:u w:val="single"/>
+            </w:rPr>
+            <w:t xml:space="preserve">5</w:t>
+          </w:r>
+          <w:r>
+            <w:rPr>
+              <w:color w:val="0563C1"/>
+              <w:u w:val="single"/>
+            </w:rPr>
+            <w:fldChar w:fldCharType="end"/>
+          </w:r>
+        </w:p>
+        <w:p>
+          <w:pPr>
+            <w:pStyle w:val="TOC3"/>
+            <w:tabs>
+              <w:tab w:val="right" w:leader="dot" w:pos="9360"/>
+            </w:tabs>
+            <w:rPr>
+              <w:color w:val="0563C1"/>
+              <w:u w:val="single"/>
+            </w:rPr>
+          </w:pPr>
+          <w:hyperlink w:anchor="a-note-about-commands-in-this-guide" w:history="1">
+            <w:r>
+              <w:rPr>
+                <w:color w:val="0563C1"/>
+                <w:u w:val="single"/>
+              </w:rPr>
+              <w:t xml:space="preserve">A note about commands in this guide</w:t>
+            </w:r>
+          </w:hyperlink>
+          <w:r>
+            <w:rPr>
+              <w:color w:val="0563C1"/>
+              <w:u w:val="single"/>
+            </w:rPr>
+            <w:tab/>
+          </w:r>
+          <w:r>
+            <w:rPr>
+              <w:color w:val="0563C1"/>
+              <w:u w:val="single"/>
+            </w:rPr>
+            <w:fldChar w:fldCharType="begin"/>
+          </w:r>
+          <w:r>
+            <w:rPr>
+              <w:color w:val="0563C1"/>
+              <w:u w:val="single"/>
+            </w:rPr>
+            <w:instrText xml:space="preserve"> PAGE </w:instrText>
+          </w:r>
+          <w:r>
+            <w:rPr>
+              <w:color w:val="0563C1"/>
+              <w:u w:val="single"/>
+            </w:rPr>
+            <w:fldChar w:fldCharType="separate"/>
+          </w:r>
+          <w:r>
+            <w:rPr>
+              <w:color w:val="0563C1"/>
+              <w:u w:val="single"/>
+            </w:rPr>
+            <w:t xml:space="preserve">5</w:t>
+          </w:r>
+          <w:r>
+            <w:rPr>
+              <w:color w:val="0563C1"/>
+              <w:u w:val="single"/>
+            </w:rPr>
+            <w:fldChar w:fldCharType="end"/>
+          </w:r>
+        </w:p>
+        <w:p>
+          <w:pPr>
+            <w:pStyle w:val="TOC3"/>
+            <w:tabs>
+              <w:tab w:val="right" w:leader="dot" w:pos="9360"/>
+            </w:tabs>
+            <w:rPr>
+              <w:color w:val="0563C1"/>
+              <w:u w:val="single"/>
+            </w:rPr>
+          </w:pPr>
+          <w:hyperlink w:anchor="step-1.1-check-what-you-already-have" w:history="1">
+            <w:r>
+              <w:rPr>
+                <w:color w:val="0563C1"/>
+                <w:u w:val="single"/>
+              </w:rPr>
+              <w:t xml:space="preserve">Step 1.1 — Check what you already have</w:t>
+            </w:r>
+          </w:hyperlink>
+          <w:r>
+            <w:rPr>
+              <w:color w:val="0563C1"/>
+              <w:u w:val="single"/>
+            </w:rPr>
+            <w:tab/>
+          </w:r>
+          <w:r>
+            <w:rPr>
+              <w:color w:val="0563C1"/>
+              <w:u w:val="single"/>
+            </w:rPr>
+            <w:fldChar w:fldCharType="begin"/>
+          </w:r>
+          <w:r>
+            <w:rPr>
+              <w:color w:val="0563C1"/>
+              <w:u w:val="single"/>
+            </w:rPr>
+            <w:instrText xml:space="preserve"> PAGE </w:instrText>
+          </w:r>
+          <w:r>
+            <w:rPr>
+              <w:color w:val="0563C1"/>
+              <w:u w:val="single"/>
+            </w:rPr>
+            <w:fldChar w:fldCharType="separate"/>
+          </w:r>
+          <w:r>
+            <w:rPr>
+              <w:color w:val="0563C1"/>
+              <w:u w:val="single"/>
+            </w:rPr>
+            <w:t xml:space="preserve">5</w:t>
+          </w:r>
+          <w:r>
+            <w:rPr>
+              <w:color w:val="0563C1"/>
+              <w:u w:val="single"/>
+            </w:rPr>
+            <w:fldChar w:fldCharType="end"/>
+          </w:r>
+        </w:p>
+        <w:p>
+          <w:pPr>
+            <w:pStyle w:val="TOC3"/>
+            <w:tabs>
+              <w:tab w:val="right" w:leader="dot" w:pos="9360"/>
+            </w:tabs>
+            <w:rPr>
+              <w:color w:val="0563C1"/>
+              <w:u w:val="single"/>
+            </w:rPr>
+          </w:pPr>
+          <w:hyperlink w:anchor="Xc5e1a8259f764a55d96f11dee0f84434ce87bab" w:history="1">
+            <w:r>
+              <w:rPr>
+                <w:color w:val="0563C1"/>
+                <w:u w:val="single"/>
+              </w:rPr>
+              <w:t xml:space="preserve">Step 1.2 — Install Node.js and npm (if missing)</w:t>
+            </w:r>
+          </w:hyperlink>
+          <w:r>
+            <w:rPr>
+              <w:color w:val="0563C1"/>
+              <w:u w:val="single"/>
+            </w:rPr>
+            <w:tab/>
+          </w:r>
+          <w:r>
+            <w:rPr>
+              <w:color w:val="0563C1"/>
+              <w:u w:val="single"/>
+            </w:rPr>
+            <w:fldChar w:fldCharType="begin"/>
+          </w:r>
+          <w:r>
+            <w:rPr>
+              <w:color w:val="0563C1"/>
+              <w:u w:val="single"/>
+            </w:rPr>
+            <w:instrText xml:space="preserve"> PAGE </w:instrText>
+          </w:r>
+          <w:r>
+            <w:rPr>
+              <w:color w:val="0563C1"/>
+              <w:u w:val="single"/>
+            </w:rPr>
+            <w:fldChar w:fldCharType="separate"/>
+          </w:r>
+          <w:r>
+            <w:rPr>
+              <w:color w:val="0563C1"/>
+              <w:u w:val="single"/>
+            </w:rPr>
+            <w:t xml:space="preserve">6</w:t>
+          </w:r>
+          <w:r>
+            <w:rPr>
+              <w:color w:val="0563C1"/>
+              <w:u w:val="single"/>
+            </w:rPr>
+            <w:fldChar w:fldCharType="end"/>
+          </w:r>
+        </w:p>
+        <w:p>
+          <w:pPr>
+            <w:pStyle w:val="TOC3"/>
+            <w:tabs>
+              <w:tab w:val="right" w:leader="dot" w:pos="9360"/>
+            </w:tabs>
+            <w:rPr>
+              <w:color w:val="0563C1"/>
+              <w:u w:val="single"/>
+            </w:rPr>
+          </w:pPr>
+          <w:hyperlink w:anchor="step-1.3-install-postgresql" w:history="1">
+            <w:r>
+              <w:rPr>
+                <w:color w:val="0563C1"/>
+                <w:u w:val="single"/>
+              </w:rPr>
+              <w:t xml:space="preserve">Step 1.3 — Install PostgreSQL</w:t>
+            </w:r>
+          </w:hyperlink>
+          <w:r>
+            <w:rPr>
+              <w:color w:val="0563C1"/>
+              <w:u w:val="single"/>
+            </w:rPr>
+            <w:tab/>
+          </w:r>
+          <w:r>
+            <w:rPr>
+              <w:color w:val="0563C1"/>
+              <w:u w:val="single"/>
+            </w:rPr>
+            <w:fldChar w:fldCharType="begin"/>
+          </w:r>
+          <w:r>
+            <w:rPr>
+              <w:color w:val="0563C1"/>
+              <w:u w:val="single"/>
+            </w:rPr>
+            <w:instrText xml:space="preserve"> PAGE </w:instrText>
+          </w:r>
+          <w:r>
+            <w:rPr>
+              <w:color w:val="0563C1"/>
+              <w:u w:val="single"/>
+            </w:rPr>
+            <w:fldChar w:fldCharType="separate"/>
+          </w:r>
+          <w:r>
+            <w:rPr>
+              <w:color w:val="0563C1"/>
+              <w:u w:val="single"/>
+            </w:rPr>
+            <w:t xml:space="preserve">6</w:t>
+          </w:r>
+          <w:r>
+            <w:rPr>
+              <w:color w:val="0563C1"/>
+              <w:u w:val="single"/>
+            </w:rPr>
+            <w:fldChar w:fldCharType="end"/>
+          </w:r>
+        </w:p>
+        <w:p>
+          <w:pPr>
+            <w:pStyle w:val="TOC3"/>
+            <w:tabs>
+              <w:tab w:val="right" w:leader="dot" w:pos="9360"/>
+            </w:tabs>
+            <w:rPr>
+              <w:color w:val="0563C1"/>
+              <w:u w:val="single"/>
+            </w:rPr>
+          </w:pPr>
+          <w:hyperlink w:anchor="step-1.4-install-semgrep" w:history="1">
+            <w:r>
+              <w:rPr>
+                <w:color w:val="0563C1"/>
+                <w:u w:val="single"/>
+              </w:rPr>
+              <w:t xml:space="preserve">Step 1.4 — Install semgrep</w:t>
+            </w:r>
+          </w:hyperlink>
+          <w:r>
+            <w:rPr>
+              <w:color w:val="0563C1"/>
+              <w:u w:val="single"/>
+            </w:rPr>
+            <w:tab/>
+          </w:r>
+          <w:r>
+            <w:rPr>
+              <w:color w:val="0563C1"/>
+              <w:u w:val="single"/>
+            </w:rPr>
+            <w:fldChar w:fldCharType="begin"/>
+          </w:r>
+          <w:r>
+            <w:rPr>
+              <w:color w:val="0563C1"/>
+              <w:u w:val="single"/>
+            </w:rPr>
+            <w:instrText xml:space="preserve"> PAGE </w:instrText>
+          </w:r>
+          <w:r>
+            <w:rPr>
+              <w:color w:val="0563C1"/>
+              <w:u w:val="single"/>
+            </w:rPr>
+            <w:fldChar w:fldCharType="separate"/>
+          </w:r>
+          <w:r>
+            <w:rPr>
+              <w:color w:val="0563C1"/>
+              <w:u w:val="single"/>
+            </w:rPr>
+            <w:t xml:space="preserve">7</w:t>
+          </w:r>
+          <w:r>
+            <w:rPr>
+              <w:color w:val="0563C1"/>
+              <w:u w:val="single"/>
+            </w:rPr>
+            <w:fldChar w:fldCharType="end"/>
+          </w:r>
+        </w:p>
+        <w:p>
+          <w:pPr>
+            <w:pStyle w:val="TOC3"/>
+            <w:tabs>
+              <w:tab w:val="right" w:leader="dot" w:pos="9360"/>
+            </w:tabs>
+            <w:rPr>
+              <w:color w:val="0563C1"/>
+              <w:u w:val="single"/>
+            </w:rPr>
+          </w:pPr>
+          <w:hyperlink w:anchor="step-1.5-install-gitleaks" w:history="1">
+            <w:r>
+              <w:rPr>
+                <w:color w:val="0563C1"/>
+                <w:u w:val="single"/>
+              </w:rPr>
+              <w:t xml:space="preserve">Step 1.5 — Install gitleaks</w:t>
+            </w:r>
+          </w:hyperlink>
+          <w:r>
+            <w:rPr>
+              <w:color w:val="0563C1"/>
+              <w:u w:val="single"/>
+            </w:rPr>
+            <w:tab/>
+          </w:r>
+          <w:r>
+            <w:rPr>
+              <w:color w:val="0563C1"/>
+              <w:u w:val="single"/>
+            </w:rPr>
+            <w:fldChar w:fldCharType="begin"/>
+          </w:r>
+          <w:r>
+            <w:rPr>
+              <w:color w:val="0563C1"/>
+              <w:u w:val="single"/>
+            </w:rPr>
+            <w:instrText xml:space="preserve"> PAGE </w:instrText>
+          </w:r>
+          <w:r>
+            <w:rPr>
+              <w:color w:val="0563C1"/>
+              <w:u w:val="single"/>
+            </w:rPr>
+            <w:fldChar w:fldCharType="separate"/>
+          </w:r>
+          <w:r>
+            <w:rPr>
+              <w:color w:val="0563C1"/>
+              <w:u w:val="single"/>
+            </w:rPr>
+            <w:t xml:space="preserve">7</w:t>
+          </w:r>
+          <w:r>
+            <w:rPr>
+              <w:color w:val="0563C1"/>
+              <w:u w:val="single"/>
+            </w:rPr>
+            <w:fldChar w:fldCharType="end"/>
+          </w:r>
+        </w:p>
+        <w:p>
+          <w:pPr>
+            <w:pStyle w:val="TOC3"/>
+            <w:tabs>
+              <w:tab w:val="right" w:leader="dot" w:pos="9360"/>
+            </w:tabs>
+            <w:rPr>
+              <w:color w:val="0563C1"/>
+              <w:u w:val="single"/>
+            </w:rPr>
+          </w:pPr>
+          <w:hyperlink w:anchor="step-1.6-double-check-everything" w:history="1">
+            <w:r>
+              <w:rPr>
+                <w:color w:val="0563C1"/>
+                <w:u w:val="single"/>
+              </w:rPr>
+              <w:t xml:space="preserve">Step 1.6 — Double-check everything</w:t>
+            </w:r>
+          </w:hyperlink>
+          <w:r>
+            <w:rPr>
+              <w:color w:val="0563C1"/>
+              <w:u w:val="single"/>
+            </w:rPr>
+            <w:tab/>
+          </w:r>
+          <w:r>
+            <w:rPr>
+              <w:color w:val="0563C1"/>
+              <w:u w:val="single"/>
+            </w:rPr>
+            <w:fldChar w:fldCharType="begin"/>
+          </w:r>
+          <w:r>
+            <w:rPr>
+              <w:color w:val="0563C1"/>
+              <w:u w:val="single"/>
+            </w:rPr>
+            <w:instrText xml:space="preserve"> PAGE </w:instrText>
+          </w:r>
+          <w:r>
+            <w:rPr>
+              <w:color w:val="0563C1"/>
+              <w:u w:val="single"/>
+            </w:rPr>
+            <w:fldChar w:fldCharType="separate"/>
+          </w:r>
+          <w:r>
+            <w:rPr>
+              <w:color w:val="0563C1"/>
+              <w:u w:val="single"/>
+            </w:rPr>
+            <w:t xml:space="preserve">8</w:t>
+          </w:r>
+          <w:r>
+            <w:rPr>
+              <w:color w:val="0563C1"/>
+              <w:u w:val="single"/>
+            </w:rPr>
+            <w:fldChar w:fldCharType="end"/>
+          </w:r>
+        </w:p>
+        <w:p>
+          <w:pPr>
+            <w:pStyle w:val="TOC2"/>
+            <w:tabs>
+              <w:tab w:val="right" w:leader="dot" w:pos="9360"/>
+            </w:tabs>
+            <w:rPr>
+              <w:color w:val="0563C1"/>
+              <w:u w:val="single"/>
+            </w:rPr>
+          </w:pPr>
+          <w:hyperlink w:anchor="Xbffd75115a50c8e7c1261befdf5c2d7ba454f1e" w:history="1">
+            <w:r>
+              <w:rPr>
+                <w:color w:val="0563C1"/>
+                <w:u w:val="single"/>
+              </w:rPr>
+              <w:t xml:space="preserve">Stage 2 — Start the database and get the app running</w:t>
+            </w:r>
+          </w:hyperlink>
+          <w:r>
+            <w:rPr>
+              <w:color w:val="0563C1"/>
+              <w:u w:val="single"/>
+            </w:rPr>
+            <w:tab/>
+          </w:r>
+          <w:r>
+            <w:rPr>
+              <w:color w:val="0563C1"/>
+              <w:u w:val="single"/>
+            </w:rPr>
+            <w:fldChar w:fldCharType="begin"/>
+          </w:r>
+          <w:r>
+            <w:rPr>
+              <w:color w:val="0563C1"/>
+              <w:u w:val="single"/>
+            </w:rPr>
+            <w:instrText xml:space="preserve"> PAGE </w:instrText>
+          </w:r>
+          <w:r>
+            <w:rPr>
+              <w:color w:val="0563C1"/>
+              <w:u w:val="single"/>
+            </w:rPr>
+            <w:fldChar w:fldCharType="separate"/>
+          </w:r>
+          <w:r>
+            <w:rPr>
+              <w:color w:val="0563C1"/>
+              <w:u w:val="single"/>
+            </w:rPr>
+            <w:t xml:space="preserve">8</w:t>
+          </w:r>
+          <w:r>
+            <w:rPr>
+              <w:color w:val="0563C1"/>
+              <w:u w:val="single"/>
+            </w:rPr>
+            <w:fldChar w:fldCharType="end"/>
+          </w:r>
+        </w:p>
+        <w:p>
+          <w:pPr>
+            <w:pStyle w:val="TOC3"/>
+            <w:tabs>
+              <w:tab w:val="right" w:leader="dot" w:pos="9360"/>
+            </w:tabs>
+            <w:rPr>
+              <w:color w:val="0563C1"/>
+              <w:u w:val="single"/>
+            </w:rPr>
+          </w:pPr>
+          <w:hyperlink w:anchor="step-2.1-start-postgresql" w:history="1">
+            <w:r>
+              <w:rPr>
+                <w:color w:val="0563C1"/>
+                <w:u w:val="single"/>
+              </w:rPr>
+              <w:t xml:space="preserve">Step 2.1 — Start PostgreSQL</w:t>
+            </w:r>
+          </w:hyperlink>
+          <w:r>
+            <w:rPr>
+              <w:color w:val="0563C1"/>
+              <w:u w:val="single"/>
+            </w:rPr>
+            <w:tab/>
+          </w:r>
+          <w:r>
+            <w:rPr>
+              <w:color w:val="0563C1"/>
+              <w:u w:val="single"/>
+            </w:rPr>
+            <w:fldChar w:fldCharType="begin"/>
+          </w:r>
+          <w:r>
+            <w:rPr>
+              <w:color w:val="0563C1"/>
+              <w:u w:val="single"/>
+            </w:rPr>
+            <w:instrText xml:space="preserve"> PAGE </w:instrText>
+          </w:r>
+          <w:r>
+            <w:rPr>
+              <w:color w:val="0563C1"/>
+              <w:u w:val="single"/>
+            </w:rPr>
+            <w:fldChar w:fldCharType="separate"/>
+          </w:r>
+          <w:r>
+            <w:rPr>
+              <w:color w:val="0563C1"/>
+              <w:u w:val="single"/>
+            </w:rPr>
+            <w:t xml:space="preserve">8</w:t>
+          </w:r>
+          <w:r>
+            <w:rPr>
+              <w:color w:val="0563C1"/>
+              <w:u w:val="single"/>
+            </w:rPr>
+            <w:fldChar w:fldCharType="end"/>
+          </w:r>
+        </w:p>
+        <w:p>
+          <w:pPr>
+            <w:pStyle w:val="TOC3"/>
+            <w:tabs>
+              <w:tab w:val="right" w:leader="dot" w:pos="9360"/>
+            </w:tabs>
+            <w:rPr>
+              <w:color w:val="0563C1"/>
+              <w:u w:val="single"/>
+            </w:rPr>
+          </w:pPr>
+          <w:hyperlink w:anchor="step-2.2-install-the-apps-dependencies" w:history="1">
+            <w:r>
+              <w:rPr>
+                <w:color w:val="0563C1"/>
+                <w:u w:val="single"/>
+              </w:rPr>
+              <w:t xml:space="preserve">Step 2.2 — Install the app’s dependencies</w:t>
+            </w:r>
+          </w:hyperlink>
+          <w:r>
+            <w:rPr>
+              <w:color w:val="0563C1"/>
+              <w:u w:val="single"/>
+            </w:rPr>
+            <w:tab/>
+          </w:r>
+          <w:r>
+            <w:rPr>
+              <w:color w:val="0563C1"/>
+              <w:u w:val="single"/>
+            </w:rPr>
+            <w:fldChar w:fldCharType="begin"/>
+          </w:r>
+          <w:r>
+            <w:rPr>
+              <w:color w:val="0563C1"/>
+              <w:u w:val="single"/>
+            </w:rPr>
+            <w:instrText xml:space="preserve"> PAGE </w:instrText>
+          </w:r>
+          <w:r>
+            <w:rPr>
+              <w:color w:val="0563C1"/>
+              <w:u w:val="single"/>
+            </w:rPr>
+            <w:fldChar w:fldCharType="separate"/>
+          </w:r>
+          <w:r>
+            <w:rPr>
+              <w:color w:val="0563C1"/>
+              <w:u w:val="single"/>
+            </w:rPr>
+            <w:t xml:space="preserve">9</w:t>
+          </w:r>
+          <w:r>
+            <w:rPr>
+              <w:color w:val="0563C1"/>
+              <w:u w:val="single"/>
+            </w:rPr>
+            <w:fldChar w:fldCharType="end"/>
+          </w:r>
+        </w:p>
+        <w:p>
+          <w:pPr>
+            <w:pStyle w:val="TOC3"/>
+            <w:tabs>
+              <w:tab w:val="right" w:leader="dot" w:pos="9360"/>
+            </w:tabs>
+            <w:rPr>
+              <w:color w:val="0563C1"/>
+              <w:u w:val="single"/>
+            </w:rPr>
+          </w:pPr>
+          <w:hyperlink w:anchor="step-2.3-create-the-apps-config-file" w:history="1">
+            <w:r>
+              <w:rPr>
+                <w:color w:val="0563C1"/>
+                <w:u w:val="single"/>
+              </w:rPr>
+              <w:t xml:space="preserve">Step 2.3 — Create the app’s config file</w:t>
+            </w:r>
+          </w:hyperlink>
+          <w:r>
+            <w:rPr>
+              <w:color w:val="0563C1"/>
+              <w:u w:val="single"/>
+            </w:rPr>
+            <w:tab/>
+          </w:r>
+          <w:r>
+            <w:rPr>
+              <w:color w:val="0563C1"/>
+              <w:u w:val="single"/>
+            </w:rPr>
+            <w:fldChar w:fldCharType="begin"/>
+          </w:r>
+          <w:r>
+            <w:rPr>
+              <w:color w:val="0563C1"/>
+              <w:u w:val="single"/>
+            </w:rPr>
+            <w:instrText xml:space="preserve"> PAGE </w:instrText>
+          </w:r>
+          <w:r>
+            <w:rPr>
+              <w:color w:val="0563C1"/>
+              <w:u w:val="single"/>
+            </w:rPr>
+            <w:fldChar w:fldCharType="separate"/>
+          </w:r>
+          <w:r>
+            <w:rPr>
+              <w:color w:val="0563C1"/>
+              <w:u w:val="single"/>
+            </w:rPr>
+            <w:t xml:space="preserve">10</w:t>
+          </w:r>
+          <w:r>
+            <w:rPr>
+              <w:color w:val="0563C1"/>
+              <w:u w:val="single"/>
+            </w:rPr>
+            <w:fldChar w:fldCharType="end"/>
+          </w:r>
+        </w:p>
+        <w:p>
+          <w:pPr>
+            <w:pStyle w:val="TOC3"/>
+            <w:tabs>
+              <w:tab w:val="right" w:leader="dot" w:pos="9360"/>
+            </w:tabs>
+            <w:rPr>
+              <w:color w:val="0563C1"/>
+              <w:u w:val="single"/>
+            </w:rPr>
+          </w:pPr>
+          <w:hyperlink w:anchor="X63c11b5102302e5e0d58547ab20763473e4709d" w:history="1">
+            <w:r>
+              <w:rPr>
+                <w:color w:val="0563C1"/>
+                <w:u w:val="single"/>
+              </w:rPr>
+              <w:t xml:space="preserve">Step 2.4 — Load the config into your terminal (important!)</w:t>
+            </w:r>
+          </w:hyperlink>
+          <w:r>
+            <w:rPr>
+              <w:color w:val="0563C1"/>
+              <w:u w:val="single"/>
+            </w:rPr>
+            <w:tab/>
+          </w:r>
+          <w:r>
+            <w:rPr>
+              <w:color w:val="0563C1"/>
+              <w:u w:val="single"/>
+            </w:rPr>
+            <w:fldChar w:fldCharType="begin"/>
+          </w:r>
+          <w:r>
+            <w:rPr>
+              <w:color w:val="0563C1"/>
+              <w:u w:val="single"/>
+            </w:rPr>
+            <w:instrText xml:space="preserve"> PAGE </w:instrText>
+          </w:r>
+          <w:r>
+            <w:rPr>
+              <w:color w:val="0563C1"/>
+              <w:u w:val="single"/>
+            </w:rPr>
+            <w:fldChar w:fldCharType="separate"/>
+          </w:r>
+          <w:r>
+            <w:rPr>
+              <w:color w:val="0563C1"/>
+              <w:u w:val="single"/>
+            </w:rPr>
+            <w:t xml:space="preserve">10</w:t>
+          </w:r>
+          <w:r>
+            <w:rPr>
+              <w:color w:val="0563C1"/>
+              <w:u w:val="single"/>
+            </w:rPr>
+            <w:fldChar w:fldCharType="end"/>
+          </w:r>
+        </w:p>
+        <w:p>
+          <w:pPr>
+            <w:pStyle w:val="TOC3"/>
+            <w:tabs>
+              <w:tab w:val="right" w:leader="dot" w:pos="9360"/>
+            </w:tabs>
+            <w:rPr>
+              <w:color w:val="0563C1"/>
+              <w:u w:val="single"/>
+            </w:rPr>
+          </w:pPr>
+          <w:hyperlink w:anchor="step-2.5-create-the-database-tables" w:history="1">
+            <w:r>
+              <w:rPr>
+                <w:color w:val="0563C1"/>
+                <w:u w:val="single"/>
+              </w:rPr>
+              <w:t xml:space="preserve">Step 2.5 — Create the database tables</w:t>
+            </w:r>
+          </w:hyperlink>
+          <w:r>
+            <w:rPr>
+              <w:color w:val="0563C1"/>
+              <w:u w:val="single"/>
+            </w:rPr>
+            <w:tab/>
+          </w:r>
+          <w:r>
+            <w:rPr>
+              <w:color w:val="0563C1"/>
+              <w:u w:val="single"/>
+            </w:rPr>
+            <w:fldChar w:fldCharType="begin"/>
+          </w:r>
+          <w:r>
+            <w:rPr>
+              <w:color w:val="0563C1"/>
+              <w:u w:val="single"/>
+            </w:rPr>
+            <w:instrText xml:space="preserve"> PAGE </w:instrText>
+          </w:r>
+          <w:r>
+            <w:rPr>
+              <w:color w:val="0563C1"/>
+              <w:u w:val="single"/>
+            </w:rPr>
+            <w:fldChar w:fldCharType="separate"/>
+          </w:r>
+          <w:r>
+            <w:rPr>
+              <w:color w:val="0563C1"/>
+              <w:u w:val="single"/>
+            </w:rPr>
+            <w:t xml:space="preserve">11</w:t>
+          </w:r>
+          <w:r>
+            <w:rPr>
+              <w:color w:val="0563C1"/>
+              <w:u w:val="single"/>
+            </w:rPr>
+            <w:fldChar w:fldCharType="end"/>
+          </w:r>
+        </w:p>
+        <w:p>
+          <w:pPr>
+            <w:pStyle w:val="TOC3"/>
+            <w:tabs>
+              <w:tab w:val="right" w:leader="dot" w:pos="9360"/>
+            </w:tabs>
+            <w:rPr>
+              <w:color w:val="0563C1"/>
+              <w:u w:val="single"/>
+            </w:rPr>
+          </w:pPr>
+          <w:hyperlink w:anchor="step-2.6-start-the-app" w:history="1">
+            <w:r>
+              <w:rPr>
+                <w:color w:val="0563C1"/>
+                <w:u w:val="single"/>
+              </w:rPr>
+              <w:t xml:space="preserve">Step 2.6 — Start the app</w:t>
+            </w:r>
+          </w:hyperlink>
+          <w:r>
+            <w:rPr>
+              <w:color w:val="0563C1"/>
+              <w:u w:val="single"/>
+            </w:rPr>
+            <w:tab/>
+          </w:r>
+          <w:r>
+            <w:rPr>
+              <w:color w:val="0563C1"/>
+              <w:u w:val="single"/>
+            </w:rPr>
+            <w:fldChar w:fldCharType="begin"/>
+          </w:r>
+          <w:r>
+            <w:rPr>
+              <w:color w:val="0563C1"/>
+              <w:u w:val="single"/>
+            </w:rPr>
+            <w:instrText xml:space="preserve"> PAGE </w:instrText>
+          </w:r>
+          <w:r>
+            <w:rPr>
+              <w:color w:val="0563C1"/>
+              <w:u w:val="single"/>
+            </w:rPr>
+            <w:fldChar w:fldCharType="separate"/>
+          </w:r>
+          <w:r>
+            <w:rPr>
+              <w:color w:val="0563C1"/>
+              <w:u w:val="single"/>
+            </w:rPr>
+            <w:t xml:space="preserve">11</w:t>
+          </w:r>
+          <w:r>
+            <w:rPr>
+              <w:color w:val="0563C1"/>
+              <w:u w:val="single"/>
+            </w:rPr>
+            <w:fldChar w:fldCharType="end"/>
+          </w:r>
+        </w:p>
+        <w:p>
+          <w:pPr>
+            <w:pStyle w:val="TOC2"/>
+            <w:tabs>
+              <w:tab w:val="right" w:leader="dot" w:pos="9360"/>
+            </w:tabs>
+            <w:rPr>
+              <w:color w:val="0563C1"/>
+              <w:u w:val="single"/>
+            </w:rPr>
+          </w:pPr>
+          <w:hyperlink w:anchor="X6938bd7ff52449386e7b092ba56a75a75d78d3e" w:history="1">
+            <w:r>
+              <w:rPr>
+                <w:color w:val="0563C1"/>
+                <w:u w:val="single"/>
+              </w:rPr>
+              <w:t xml:space="preserve">Stage 3 — Smoke test: prove the app actually works</w:t>
+            </w:r>
+          </w:hyperlink>
+          <w:r>
+            <w:rPr>
+              <w:color w:val="0563C1"/>
+              <w:u w:val="single"/>
+            </w:rPr>
+            <w:tab/>
+          </w:r>
+          <w:r>
+            <w:rPr>
+              <w:color w:val="0563C1"/>
+              <w:u w:val="single"/>
+            </w:rPr>
+            <w:fldChar w:fldCharType="begin"/>
+          </w:r>
+          <w:r>
+            <w:rPr>
+              <w:color w:val="0563C1"/>
+              <w:u w:val="single"/>
+            </w:rPr>
+            <w:instrText xml:space="preserve"> PAGE </w:instrText>
+          </w:r>
+          <w:r>
+            <w:rPr>
+              <w:color w:val="0563C1"/>
+              <w:u w:val="single"/>
+            </w:rPr>
+            <w:fldChar w:fldCharType="separate"/>
+          </w:r>
+          <w:r>
+            <w:rPr>
+              <w:color w:val="0563C1"/>
+              <w:u w:val="single"/>
+            </w:rPr>
+            <w:t xml:space="preserve">11</w:t>
+          </w:r>
+          <w:r>
+            <w:rPr>
+              <w:color w:val="0563C1"/>
+              <w:u w:val="single"/>
+            </w:rPr>
+            <w:fldChar w:fldCharType="end"/>
+          </w:r>
+        </w:p>
+        <w:p>
+          <w:pPr>
+            <w:pStyle w:val="TOC3"/>
+            <w:tabs>
+              <w:tab w:val="right" w:leader="dot" w:pos="9360"/>
+            </w:tabs>
+            <w:rPr>
+              <w:color w:val="0563C1"/>
+              <w:u w:val="single"/>
+            </w:rPr>
+          </w:pPr>
+          <w:hyperlink w:anchor="step-3.1-health-check" w:history="1">
+            <w:r>
+              <w:rPr>
+                <w:color w:val="0563C1"/>
+                <w:u w:val="single"/>
+              </w:rPr>
+              <w:t xml:space="preserve">Step 3.1 — Health check</w:t>
+            </w:r>
+          </w:hyperlink>
+          <w:r>
+            <w:rPr>
+              <w:color w:val="0563C1"/>
+              <w:u w:val="single"/>
+            </w:rPr>
+            <w:tab/>
+          </w:r>
+          <w:r>
+            <w:rPr>
+              <w:color w:val="0563C1"/>
+              <w:u w:val="single"/>
+            </w:rPr>
+            <w:fldChar w:fldCharType="begin"/>
+          </w:r>
+          <w:r>
+            <w:rPr>
+              <w:color w:val="0563C1"/>
+              <w:u w:val="single"/>
+            </w:rPr>
+            <w:instrText xml:space="preserve"> PAGE </w:instrText>
+          </w:r>
+          <w:r>
+            <w:rPr>
+              <w:color w:val="0563C1"/>
+              <w:u w:val="single"/>
+            </w:rPr>
+            <w:fldChar w:fldCharType="separate"/>
+          </w:r>
+          <w:r>
+            <w:rPr>
+              <w:color w:val="0563C1"/>
+              <w:u w:val="single"/>
+            </w:rPr>
+            <w:t xml:space="preserve">11</w:t>
+          </w:r>
+          <w:r>
+            <w:rPr>
+              <w:color w:val="0563C1"/>
+              <w:u w:val="single"/>
+            </w:rPr>
+            <w:fldChar w:fldCharType="end"/>
+          </w:r>
+        </w:p>
+        <w:p>
+          <w:pPr>
+            <w:pStyle w:val="TOC3"/>
+            <w:tabs>
+              <w:tab w:val="right" w:leader="dot" w:pos="9360"/>
+            </w:tabs>
+            <w:rPr>
+              <w:color w:val="0563C1"/>
+              <w:u w:val="single"/>
+            </w:rPr>
+          </w:pPr>
+          <w:hyperlink w:anchor="step-3.2-create-a-document" w:history="1">
+            <w:r>
+              <w:rPr>
+                <w:color w:val="0563C1"/>
+                <w:u w:val="single"/>
+              </w:rPr>
+              <w:t xml:space="preserve">Step 3.2 — Create a document</w:t>
+            </w:r>
+          </w:hyperlink>
+          <w:r>
+            <w:rPr>
+              <w:color w:val="0563C1"/>
+              <w:u w:val="single"/>
+            </w:rPr>
+            <w:tab/>
+          </w:r>
+          <w:r>
+            <w:rPr>
+              <w:color w:val="0563C1"/>
+              <w:u w:val="single"/>
+            </w:rPr>
+            <w:fldChar w:fldCharType="begin"/>
+          </w:r>
+          <w:r>
+            <w:rPr>
+              <w:color w:val="0563C1"/>
+              <w:u w:val="single"/>
+            </w:rPr>
+            <w:instrText xml:space="preserve"> PAGE </w:instrText>
+          </w:r>
+          <w:r>
+            <w:rPr>
+              <w:color w:val="0563C1"/>
+              <w:u w:val="single"/>
+            </w:rPr>
+            <w:fldChar w:fldCharType="separate"/>
+          </w:r>
+          <w:r>
+            <w:rPr>
+              <w:color w:val="0563C1"/>
+              <w:u w:val="single"/>
+            </w:rPr>
+            <w:t xml:space="preserve">12</w:t>
+          </w:r>
+          <w:r>
+            <w:rPr>
+              <w:color w:val="0563C1"/>
+              <w:u w:val="single"/>
+            </w:rPr>
+            <w:fldChar w:fldCharType="end"/>
+          </w:r>
+        </w:p>
+        <w:p>
+          <w:pPr>
+            <w:pStyle w:val="TOC3"/>
+            <w:tabs>
+              <w:tab w:val="right" w:leader="dot" w:pos="9360"/>
+            </w:tabs>
+            <w:rPr>
+              <w:color w:val="0563C1"/>
+              <w:u w:val="single"/>
+            </w:rPr>
+          </w:pPr>
+          <w:hyperlink w:anchor="step-3.3-fetch-the-document-back" w:history="1">
+            <w:r>
+              <w:rPr>
+                <w:color w:val="0563C1"/>
+                <w:u w:val="single"/>
+              </w:rPr>
+              <w:t xml:space="preserve">Step 3.3 — Fetch the document back</w:t>
+            </w:r>
+          </w:hyperlink>
+          <w:r>
+            <w:rPr>
+              <w:color w:val="0563C1"/>
+              <w:u w:val="single"/>
+            </w:rPr>
+            <w:tab/>
+          </w:r>
+          <w:r>
+            <w:rPr>
+              <w:color w:val="0563C1"/>
+              <w:u w:val="single"/>
+            </w:rPr>
+            <w:fldChar w:fldCharType="begin"/>
+          </w:r>
+          <w:r>
+            <w:rPr>
+              <w:color w:val="0563C1"/>
+              <w:u w:val="single"/>
+            </w:rPr>
+            <w:instrText xml:space="preserve"> PAGE </w:instrText>
+          </w:r>
+          <w:r>
+            <w:rPr>
+              <w:color w:val="0563C1"/>
+              <w:u w:val="single"/>
+            </w:rPr>
+            <w:fldChar w:fldCharType="separate"/>
+          </w:r>
+          <w:r>
+            <w:rPr>
+              <w:color w:val="0563C1"/>
+              <w:u w:val="single"/>
+            </w:rPr>
+            <w:t xml:space="preserve">12</w:t>
+          </w:r>
+          <w:r>
+            <w:rPr>
+              <w:color w:val="0563C1"/>
+              <w:u w:val="single"/>
+            </w:rPr>
+            <w:fldChar w:fldCharType="end"/>
+          </w:r>
+        </w:p>
+        <w:p>
+          <w:pPr>
+            <w:pStyle w:val="TOC3"/>
+            <w:tabs>
+              <w:tab w:val="right" w:leader="dot" w:pos="9360"/>
+            </w:tabs>
+            <w:rPr>
+              <w:color w:val="0563C1"/>
+              <w:u w:val="single"/>
+            </w:rPr>
+          </w:pPr>
+          <w:hyperlink w:anchor="X3a77e3fd24e78d9be21428913e6246afc8e6c80" w:history="1">
+            <w:r>
+              <w:rPr>
+                <w:color w:val="0563C1"/>
+                <w:u w:val="single"/>
+              </w:rPr>
+              <w:t xml:space="preserve">Step 3.4 — Render the document as an HTML page</w:t>
+            </w:r>
+          </w:hyperlink>
+          <w:r>
+            <w:rPr>
+              <w:color w:val="0563C1"/>
+              <w:u w:val="single"/>
+            </w:rPr>
+            <w:tab/>
+          </w:r>
+          <w:r>
+            <w:rPr>
+              <w:color w:val="0563C1"/>
+              <w:u w:val="single"/>
+            </w:rPr>
+            <w:fldChar w:fldCharType="begin"/>
+          </w:r>
+          <w:r>
+            <w:rPr>
+              <w:color w:val="0563C1"/>
+              <w:u w:val="single"/>
+            </w:rPr>
+            <w:instrText xml:space="preserve"> PAGE </w:instrText>
+          </w:r>
+          <w:r>
+            <w:rPr>
+              <w:color w:val="0563C1"/>
+              <w:u w:val="single"/>
+            </w:rPr>
+            <w:fldChar w:fldCharType="separate"/>
+          </w:r>
+          <w:r>
+            <w:rPr>
+              <w:color w:val="0563C1"/>
+              <w:u w:val="single"/>
+            </w:rPr>
+            <w:t xml:space="preserve">13</w:t>
+          </w:r>
+          <w:r>
+            <w:rPr>
+              <w:color w:val="0563C1"/>
+              <w:u w:val="single"/>
+            </w:rPr>
+            <w:fldChar w:fldCharType="end"/>
+          </w:r>
+        </w:p>
+        <w:p>
+          <w:pPr>
+            <w:pStyle w:val="TOC3"/>
+            <w:tabs>
+              <w:tab w:val="right" w:leader="dot" w:pos="9360"/>
+            </w:tabs>
+            <w:rPr>
+              <w:color w:val="0563C1"/>
+              <w:u w:val="single"/>
+            </w:rPr>
+          </w:pPr>
+          <w:hyperlink w:anchor="step-3.5-search-for-a-document" w:history="1">
+            <w:r>
+              <w:rPr>
+                <w:color w:val="0563C1"/>
+                <w:u w:val="single"/>
+              </w:rPr>
+              <w:t xml:space="preserve">Step 3.5 — Search for a document</w:t>
+            </w:r>
+          </w:hyperlink>
+          <w:r>
+            <w:rPr>
+              <w:color w:val="0563C1"/>
+              <w:u w:val="single"/>
+            </w:rPr>
+            <w:tab/>
+          </w:r>
+          <w:r>
+            <w:rPr>
+              <w:color w:val="0563C1"/>
+              <w:u w:val="single"/>
+            </w:rPr>
+            <w:fldChar w:fldCharType="begin"/>
+          </w:r>
+          <w:r>
+            <w:rPr>
+              <w:color w:val="0563C1"/>
+              <w:u w:val="single"/>
+            </w:rPr>
+            <w:instrText xml:space="preserve"> PAGE </w:instrText>
+          </w:r>
+          <w:r>
+            <w:rPr>
+              <w:color w:val="0563C1"/>
+              <w:u w:val="single"/>
+            </w:rPr>
+            <w:fldChar w:fldCharType="separate"/>
+          </w:r>
+          <w:r>
+            <w:rPr>
+              <w:color w:val="0563C1"/>
+              <w:u w:val="single"/>
+            </w:rPr>
+            <w:t xml:space="preserve">13</w:t>
+          </w:r>
+          <w:r>
+            <w:rPr>
+              <w:color w:val="0563C1"/>
+              <w:u w:val="single"/>
+            </w:rPr>
+            <w:fldChar w:fldCharType="end"/>
+          </w:r>
+        </w:p>
+        <w:p>
+          <w:pPr>
+            <w:pStyle w:val="TOC2"/>
+            <w:tabs>
+              <w:tab w:val="right" w:leader="dot" w:pos="9360"/>
+            </w:tabs>
+            <w:rPr>
+              <w:color w:val="0563C1"/>
+              <w:u w:val="single"/>
+            </w:rPr>
+          </w:pPr>
+          <w:hyperlink w:anchor="X35b402e18dbcb50f1b41b5496a0e638318561bd" w:history="1">
+            <w:r>
+              <w:rPr>
+                <w:color w:val="0563C1"/>
+                <w:u w:val="single"/>
+              </w:rPr>
+              <w:t xml:space="preserve">Stage 4 — SAST scan with the default rulesets</w:t>
+            </w:r>
+          </w:hyperlink>
+          <w:r>
+            <w:rPr>
+              <w:color w:val="0563C1"/>
+              <w:u w:val="single"/>
+            </w:rPr>
+            <w:tab/>
+          </w:r>
+          <w:r>
+            <w:rPr>
+              <w:color w:val="0563C1"/>
+              <w:u w:val="single"/>
+            </w:rPr>
+            <w:fldChar w:fldCharType="begin"/>
+          </w:r>
+          <w:r>
+            <w:rPr>
+              <w:color w:val="0563C1"/>
+              <w:u w:val="single"/>
+            </w:rPr>
+            <w:instrText xml:space="preserve"> PAGE </w:instrText>
+          </w:r>
+          <w:r>
+            <w:rPr>
+              <w:color w:val="0563C1"/>
+              <w:u w:val="single"/>
+            </w:rPr>
+            <w:fldChar w:fldCharType="separate"/>
+          </w:r>
+          <w:r>
+            <w:rPr>
+              <w:color w:val="0563C1"/>
+              <w:u w:val="single"/>
+            </w:rPr>
+            <w:t xml:space="preserve">13</w:t>
+          </w:r>
+          <w:r>
+            <w:rPr>
+              <w:color w:val="0563C1"/>
+              <w:u w:val="single"/>
+            </w:rPr>
+            <w:fldChar w:fldCharType="end"/>
+          </w:r>
+        </w:p>
+        <w:p>
+          <w:pPr>
+            <w:pStyle w:val="TOC3"/>
+            <w:tabs>
+              <w:tab w:val="right" w:leader="dot" w:pos="9360"/>
+            </w:tabs>
+            <w:rPr>
+              <w:color w:val="0563C1"/>
+              <w:u w:val="single"/>
+            </w:rPr>
+          </w:pPr>
+          <w:hyperlink w:anchor="X841b7e4618501182579013fdba2ad21967bf2ed" w:history="1">
+            <w:r>
+              <w:rPr>
+                <w:color w:val="0563C1"/>
+                <w:u w:val="single"/>
+              </w:rPr>
+              <w:t xml:space="preserve">Step 4.1 — Run semgrep with the default rules</w:t>
+            </w:r>
+          </w:hyperlink>
+          <w:r>
+            <w:rPr>
+              <w:color w:val="0563C1"/>
+              <w:u w:val="single"/>
+            </w:rPr>
+            <w:tab/>
+          </w:r>
+          <w:r>
+            <w:rPr>
+              <w:color w:val="0563C1"/>
+              <w:u w:val="single"/>
+            </w:rPr>
+            <w:fldChar w:fldCharType="begin"/>
+          </w:r>
+          <w:r>
+            <w:rPr>
+              <w:color w:val="0563C1"/>
+              <w:u w:val="single"/>
+            </w:rPr>
+            <w:instrText xml:space="preserve"> PAGE </w:instrText>
+          </w:r>
+          <w:r>
+            <w:rPr>
+              <w:color w:val="0563C1"/>
+              <w:u w:val="single"/>
+            </w:rPr>
+            <w:fldChar w:fldCharType="separate"/>
+          </w:r>
+          <w:r>
+            <w:rPr>
+              <w:color w:val="0563C1"/>
+              <w:u w:val="single"/>
+            </w:rPr>
+            <w:t xml:space="preserve">13</w:t>
+          </w:r>
+          <w:r>
+            <w:rPr>
+              <w:color w:val="0563C1"/>
+              <w:u w:val="single"/>
+            </w:rPr>
+            <w:fldChar w:fldCharType="end"/>
+          </w:r>
+        </w:p>
+        <w:p>
+          <w:pPr>
+            <w:pStyle w:val="TOC2"/>
+            <w:tabs>
+              <w:tab w:val="right" w:leader="dot" w:pos="9360"/>
+            </w:tabs>
+            <w:rPr>
+              <w:color w:val="0563C1"/>
+              <w:u w:val="single"/>
+            </w:rPr>
+          </w:pPr>
+          <w:hyperlink w:anchor="stage-5-confirm-the-xss-finding-by-hand" w:history="1">
+            <w:r>
+              <w:rPr>
+                <w:color w:val="0563C1"/>
+                <w:u w:val="single"/>
+              </w:rPr>
+              <w:t xml:space="preserve">Stage 5 — Confirm the XSS finding by hand</w:t>
+            </w:r>
+          </w:hyperlink>
+          <w:r>
+            <w:rPr>
+              <w:color w:val="0563C1"/>
+              <w:u w:val="single"/>
+            </w:rPr>
+            <w:tab/>
+          </w:r>
+          <w:r>
+            <w:rPr>
+              <w:color w:val="0563C1"/>
+              <w:u w:val="single"/>
+            </w:rPr>
+            <w:fldChar w:fldCharType="begin"/>
+          </w:r>
+          <w:r>
+            <w:rPr>
+              <w:color w:val="0563C1"/>
+              <w:u w:val="single"/>
+            </w:rPr>
+            <w:instrText xml:space="preserve"> PAGE </w:instrText>
+          </w:r>
+          <w:r>
+            <w:rPr>
+              <w:color w:val="0563C1"/>
+              <w:u w:val="single"/>
+            </w:rPr>
+            <w:fldChar w:fldCharType="separate"/>
+          </w:r>
+          <w:r>
+            <w:rPr>
+              <w:color w:val="0563C1"/>
+              <w:u w:val="single"/>
+            </w:rPr>
+            <w:t xml:space="preserve">16</w:t>
+          </w:r>
+          <w:r>
+            <w:rPr>
+              <w:color w:val="0563C1"/>
+              <w:u w:val="single"/>
+            </w:rPr>
+            <w:fldChar w:fldCharType="end"/>
+          </w:r>
+        </w:p>
+        <w:p>
+          <w:pPr>
+            <w:pStyle w:val="TOC3"/>
+            <w:tabs>
+              <w:tab w:val="right" w:leader="dot" w:pos="9360"/>
+            </w:tabs>
+            <w:rPr>
+              <w:color w:val="0563C1"/>
+              <w:u w:val="single"/>
+            </w:rPr>
+          </w:pPr>
+          <w:hyperlink w:anchor="X9e9b455a038f2fd37166de8de23934f27e7811b" w:history="1">
+            <w:r>
+              <w:rPr>
+                <w:color w:val="0563C1"/>
+                <w:u w:val="single"/>
+              </w:rPr>
+              <w:t xml:space="preserve">Step 5.1 — Create a document containing a script tag</w:t>
+            </w:r>
+          </w:hyperlink>
+          <w:r>
+            <w:rPr>
+              <w:color w:val="0563C1"/>
+              <w:u w:val="single"/>
+            </w:rPr>
+            <w:tab/>
+          </w:r>
+          <w:r>
+            <w:rPr>
+              <w:color w:val="0563C1"/>
+              <w:u w:val="single"/>
+            </w:rPr>
+            <w:fldChar w:fldCharType="begin"/>
+          </w:r>
+          <w:r>
+            <w:rPr>
+              <w:color w:val="0563C1"/>
+              <w:u w:val="single"/>
+            </w:rPr>
+            <w:instrText xml:space="preserve"> PAGE </w:instrText>
+          </w:r>
+          <w:r>
+            <w:rPr>
+              <w:color w:val="0563C1"/>
+              <w:u w:val="single"/>
+            </w:rPr>
+            <w:fldChar w:fldCharType="separate"/>
+          </w:r>
+          <w:r>
+            <w:rPr>
+              <w:color w:val="0563C1"/>
+              <w:u w:val="single"/>
+            </w:rPr>
+            <w:t xml:space="preserve">16</w:t>
+          </w:r>
+          <w:r>
+            <w:rPr>
+              <w:color w:val="0563C1"/>
+              <w:u w:val="single"/>
+            </w:rPr>
+            <w:fldChar w:fldCharType="end"/>
+          </w:r>
+        </w:p>
+        <w:p>
+          <w:pPr>
+            <w:pStyle w:val="TOC3"/>
+            <w:tabs>
+              <w:tab w:val="right" w:leader="dot" w:pos="9360"/>
+            </w:tabs>
+            <w:rPr>
+              <w:color w:val="0563C1"/>
+              <w:u w:val="single"/>
+            </w:rPr>
+          </w:pPr>
+          <w:hyperlink w:anchor="step-5.2-render-it" w:history="1">
+            <w:r>
+              <w:rPr>
+                <w:color w:val="0563C1"/>
+                <w:u w:val="single"/>
+              </w:rPr>
+              <w:t xml:space="preserve">Step 5.2 — Render it</w:t>
+            </w:r>
+          </w:hyperlink>
+          <w:r>
+            <w:rPr>
+              <w:color w:val="0563C1"/>
+              <w:u w:val="single"/>
+            </w:rPr>
+            <w:tab/>
+          </w:r>
+          <w:r>
+            <w:rPr>
+              <w:color w:val="0563C1"/>
+              <w:u w:val="single"/>
+            </w:rPr>
+            <w:fldChar w:fldCharType="begin"/>
+          </w:r>
+          <w:r>
+            <w:rPr>
+              <w:color w:val="0563C1"/>
+              <w:u w:val="single"/>
+            </w:rPr>
+            <w:instrText xml:space="preserve"> PAGE </w:instrText>
+          </w:r>
+          <w:r>
+            <w:rPr>
+              <w:color w:val="0563C1"/>
+              <w:u w:val="single"/>
+            </w:rPr>
+            <w:fldChar w:fldCharType="separate"/>
+          </w:r>
+          <w:r>
+            <w:rPr>
+              <w:color w:val="0563C1"/>
+              <w:u w:val="single"/>
+            </w:rPr>
+            <w:t xml:space="preserve">16</w:t>
+          </w:r>
+          <w:r>
+            <w:rPr>
+              <w:color w:val="0563C1"/>
+              <w:u w:val="single"/>
+            </w:rPr>
+            <w:fldChar w:fldCharType="end"/>
+          </w:r>
+        </w:p>
+        <w:p>
+          <w:pPr>
+            <w:pStyle w:val="TOC2"/>
+            <w:tabs>
+              <w:tab w:val="right" w:leader="dot" w:pos="9360"/>
+            </w:tabs>
+            <w:rPr>
+              <w:color w:val="0563C1"/>
+              <w:u w:val="single"/>
+            </w:rPr>
+          </w:pPr>
+          <w:hyperlink w:anchor="X459cfa841339baf7f473b9cc117fd0332d7fc93" w:history="1">
+            <w:r>
+              <w:rPr>
+                <w:color w:val="0563C1"/>
+                <w:u w:val="single"/>
+              </w:rPr>
+              <w:t xml:space="preserve">Stage 6 — The custom SAST rule (the part that separates this from a tutorial)</w:t>
+            </w:r>
+          </w:hyperlink>
+          <w:r>
+            <w:rPr>
+              <w:color w:val="0563C1"/>
+              <w:u w:val="single"/>
+            </w:rPr>
+            <w:tab/>
+          </w:r>
+          <w:r>
+            <w:rPr>
+              <w:color w:val="0563C1"/>
+              <w:u w:val="single"/>
+            </w:rPr>
+            <w:fldChar w:fldCharType="begin"/>
+          </w:r>
+          <w:r>
+            <w:rPr>
+              <w:color w:val="0563C1"/>
+              <w:u w:val="single"/>
+            </w:rPr>
+            <w:instrText xml:space="preserve"> PAGE </w:instrText>
+          </w:r>
+          <w:r>
+            <w:rPr>
+              <w:color w:val="0563C1"/>
+              <w:u w:val="single"/>
+            </w:rPr>
+            <w:fldChar w:fldCharType="separate"/>
+          </w:r>
+          <w:r>
+            <w:rPr>
+              <w:color w:val="0563C1"/>
+              <w:u w:val="single"/>
+            </w:rPr>
+            <w:t xml:space="preserve">16</w:t>
+          </w:r>
+          <w:r>
+            <w:rPr>
+              <w:color w:val="0563C1"/>
+              <w:u w:val="single"/>
+            </w:rPr>
+            <w:fldChar w:fldCharType="end"/>
+          </w:r>
+        </w:p>
+        <w:p>
+          <w:pPr>
+            <w:pStyle w:val="TOC3"/>
+            <w:tabs>
+              <w:tab w:val="right" w:leader="dot" w:pos="9360"/>
+            </w:tabs>
+            <w:rPr>
+              <w:color w:val="0563C1"/>
+              <w:u w:val="single"/>
+            </w:rPr>
+          </w:pPr>
+          <w:hyperlink w:anchor="step-6.1-the-problem-in-plain-words" w:history="1">
+            <w:r>
+              <w:rPr>
+                <w:color w:val="0563C1"/>
+                <w:u w:val="single"/>
+              </w:rPr>
+              <w:t xml:space="preserve">Step 6.1 — The problem, in plain words</w:t>
+            </w:r>
+          </w:hyperlink>
+          <w:r>
+            <w:rPr>
+              <w:color w:val="0563C1"/>
+              <w:u w:val="single"/>
+            </w:rPr>
+            <w:tab/>
+          </w:r>
+          <w:r>
+            <w:rPr>
+              <w:color w:val="0563C1"/>
+              <w:u w:val="single"/>
+            </w:rPr>
+            <w:fldChar w:fldCharType="begin"/>
+          </w:r>
+          <w:r>
+            <w:rPr>
+              <w:color w:val="0563C1"/>
+              <w:u w:val="single"/>
+            </w:rPr>
+            <w:instrText xml:space="preserve"> PAGE </w:instrText>
+          </w:r>
+          <w:r>
+            <w:rPr>
+              <w:color w:val="0563C1"/>
+              <w:u w:val="single"/>
+            </w:rPr>
+            <w:fldChar w:fldCharType="separate"/>
+          </w:r>
+          <w:r>
+            <w:rPr>
+              <w:color w:val="0563C1"/>
+              <w:u w:val="single"/>
+            </w:rPr>
+            <w:t xml:space="preserve">16</w:t>
+          </w:r>
+          <w:r>
+            <w:rPr>
+              <w:color w:val="0563C1"/>
+              <w:u w:val="single"/>
+            </w:rPr>
+            <w:fldChar w:fldCharType="end"/>
+          </w:r>
+        </w:p>
+        <w:p>
+          <w:pPr>
+            <w:pStyle w:val="TOC3"/>
+            <w:tabs>
+              <w:tab w:val="right" w:leader="dot" w:pos="9360"/>
+            </w:tabs>
+            <w:rPr>
+              <w:color w:val="0563C1"/>
+              <w:u w:val="single"/>
+            </w:rPr>
+          </w:pPr>
+          <w:hyperlink w:anchor="step-6.2-the-rule" w:history="1">
+            <w:r>
+              <w:rPr>
+                <w:color w:val="0563C1"/>
+                <w:u w:val="single"/>
+              </w:rPr>
+              <w:t xml:space="preserve">Step 6.2 — The rule</w:t>
+            </w:r>
+          </w:hyperlink>
+          <w:r>
+            <w:rPr>
+              <w:color w:val="0563C1"/>
+              <w:u w:val="single"/>
+            </w:rPr>
+            <w:tab/>
+          </w:r>
+          <w:r>
+            <w:rPr>
+              <w:color w:val="0563C1"/>
+              <w:u w:val="single"/>
+            </w:rPr>
+            <w:fldChar w:fldCharType="begin"/>
+          </w:r>
+          <w:r>
+            <w:rPr>
+              <w:color w:val="0563C1"/>
+              <w:u w:val="single"/>
+            </w:rPr>
+            <w:instrText xml:space="preserve"> PAGE </w:instrText>
+          </w:r>
+          <w:r>
+            <w:rPr>
+              <w:color w:val="0563C1"/>
+              <w:u w:val="single"/>
+            </w:rPr>
+            <w:fldChar w:fldCharType="separate"/>
+          </w:r>
+          <w:r>
+            <w:rPr>
+              <w:color w:val="0563C1"/>
+              <w:u w:val="single"/>
+            </w:rPr>
+            <w:t xml:space="preserve">17</w:t>
+          </w:r>
+          <w:r>
+            <w:rPr>
+              <w:color w:val="0563C1"/>
+              <w:u w:val="single"/>
+            </w:rPr>
+            <w:fldChar w:fldCharType="end"/>
+          </w:r>
+        </w:p>
+        <w:p>
+          <w:pPr>
+            <w:pStyle w:val="TOC3"/>
+            <w:tabs>
+              <w:tab w:val="right" w:leader="dot" w:pos="9360"/>
+            </w:tabs>
+            <w:rPr>
+              <w:color w:val="0563C1"/>
+              <w:u w:val="single"/>
+            </w:rPr>
+          </w:pPr>
+          <w:hyperlink w:anchor="step-6.3-run-the-rule-against-the-app" w:history="1">
+            <w:r>
+              <w:rPr>
+                <w:color w:val="0563C1"/>
+                <w:u w:val="single"/>
+              </w:rPr>
+              <w:t xml:space="preserve">Step 6.3 — Run the rule against the app</w:t>
+            </w:r>
+          </w:hyperlink>
+          <w:r>
+            <w:rPr>
+              <w:color w:val="0563C1"/>
+              <w:u w:val="single"/>
+            </w:rPr>
+            <w:tab/>
+          </w:r>
+          <w:r>
+            <w:rPr>
+              <w:color w:val="0563C1"/>
+              <w:u w:val="single"/>
+            </w:rPr>
+            <w:fldChar w:fldCharType="begin"/>
+          </w:r>
+          <w:r>
+            <w:rPr>
+              <w:color w:val="0563C1"/>
+              <w:u w:val="single"/>
+            </w:rPr>
+            <w:instrText xml:space="preserve"> PAGE </w:instrText>
+          </w:r>
+          <w:r>
+            <w:rPr>
+              <w:color w:val="0563C1"/>
+              <w:u w:val="single"/>
+            </w:rPr>
+            <w:fldChar w:fldCharType="separate"/>
+          </w:r>
+          <w:r>
+            <w:rPr>
+              <w:color w:val="0563C1"/>
+              <w:u w:val="single"/>
+            </w:rPr>
+            <w:t xml:space="preserve">17</w:t>
+          </w:r>
+          <w:r>
+            <w:rPr>
+              <w:color w:val="0563C1"/>
+              <w:u w:val="single"/>
+            </w:rPr>
+            <w:fldChar w:fldCharType="end"/>
+          </w:r>
+        </w:p>
+        <w:p>
+          <w:pPr>
+            <w:pStyle w:val="TOC3"/>
+            <w:tabs>
+              <w:tab w:val="right" w:leader="dot" w:pos="9360"/>
+            </w:tabs>
+            <w:rPr>
+              <w:color w:val="0563C1"/>
+              <w:u w:val="single"/>
+            </w:rPr>
+          </w:pPr>
+          <w:hyperlink w:anchor="step-6.4-prove-the-rule-generalizes" w:history="1">
+            <w:r>
+              <w:rPr>
+                <w:color w:val="0563C1"/>
+                <w:u w:val="single"/>
+              </w:rPr>
+              <w:t xml:space="preserve">Step 6.4 — Prove the rule generalizes</w:t>
+            </w:r>
+          </w:hyperlink>
+          <w:r>
+            <w:rPr>
+              <w:color w:val="0563C1"/>
+              <w:u w:val="single"/>
+            </w:rPr>
+            <w:tab/>
+          </w:r>
+          <w:r>
+            <w:rPr>
+              <w:color w:val="0563C1"/>
+              <w:u w:val="single"/>
+            </w:rPr>
+            <w:fldChar w:fldCharType="begin"/>
+          </w:r>
+          <w:r>
+            <w:rPr>
+              <w:color w:val="0563C1"/>
+              <w:u w:val="single"/>
+            </w:rPr>
+            <w:instrText xml:space="preserve"> PAGE </w:instrText>
+          </w:r>
+          <w:r>
+            <w:rPr>
+              <w:color w:val="0563C1"/>
+              <w:u w:val="single"/>
+            </w:rPr>
+            <w:fldChar w:fldCharType="separate"/>
+          </w:r>
+          <w:r>
+            <w:rPr>
+              <w:color w:val="0563C1"/>
+              <w:u w:val="single"/>
+            </w:rPr>
+            <w:t xml:space="preserve">18</w:t>
+          </w:r>
+          <w:r>
+            <w:rPr>
+              <w:color w:val="0563C1"/>
+              <w:u w:val="single"/>
+            </w:rPr>
+            <w:fldChar w:fldCharType="end"/>
+          </w:r>
+        </w:p>
+        <w:p>
+          <w:pPr>
+            <w:pStyle w:val="TOC2"/>
+            <w:tabs>
+              <w:tab w:val="right" w:leader="dot" w:pos="9360"/>
+            </w:tabs>
+            <w:rPr>
+              <w:color w:val="0563C1"/>
+              <w:u w:val="single"/>
+            </w:rPr>
+          </w:pPr>
+          <w:hyperlink w:anchor="stage-7-secrets-scanning-with-gitleaks" w:history="1">
+            <w:r>
+              <w:rPr>
+                <w:color w:val="0563C1"/>
+                <w:u w:val="single"/>
+              </w:rPr>
+              <w:t xml:space="preserve">Stage 7 — Secrets scanning with gitleaks</w:t>
+            </w:r>
+          </w:hyperlink>
+          <w:r>
+            <w:rPr>
+              <w:color w:val="0563C1"/>
+              <w:u w:val="single"/>
+            </w:rPr>
+            <w:tab/>
+          </w:r>
+          <w:r>
+            <w:rPr>
+              <w:color w:val="0563C1"/>
+              <w:u w:val="single"/>
+            </w:rPr>
+            <w:fldChar w:fldCharType="begin"/>
+          </w:r>
+          <w:r>
+            <w:rPr>
+              <w:color w:val="0563C1"/>
+              <w:u w:val="single"/>
+            </w:rPr>
+            <w:instrText xml:space="preserve"> PAGE </w:instrText>
+          </w:r>
+          <w:r>
+            <w:rPr>
+              <w:color w:val="0563C1"/>
+              <w:u w:val="single"/>
+            </w:rPr>
+            <w:fldChar w:fldCharType="separate"/>
+          </w:r>
+          <w:r>
+            <w:rPr>
+              <w:color w:val="0563C1"/>
+              <w:u w:val="single"/>
+            </w:rPr>
+            <w:t xml:space="preserve">20</w:t>
+          </w:r>
+          <w:r>
+            <w:rPr>
+              <w:color w:val="0563C1"/>
+              <w:u w:val="single"/>
+            </w:rPr>
+            <w:fldChar w:fldCharType="end"/>
+          </w:r>
+        </w:p>
+        <w:p>
+          <w:pPr>
+            <w:pStyle w:val="TOC3"/>
+            <w:tabs>
+              <w:tab w:val="right" w:leader="dot" w:pos="9360"/>
+            </w:tabs>
+            <w:rPr>
+              <w:color w:val="0563C1"/>
+              <w:u w:val="single"/>
+            </w:rPr>
+          </w:pPr>
+          <w:hyperlink w:anchor="step-7.1-the-problem-in-plain-words" w:history="1">
+            <w:r>
+              <w:rPr>
+                <w:color w:val="0563C1"/>
+                <w:u w:val="single"/>
+              </w:rPr>
+              <w:t xml:space="preserve">Step 7.1 — The problem, in plain words</w:t>
+            </w:r>
+          </w:hyperlink>
+          <w:r>
+            <w:rPr>
+              <w:color w:val="0563C1"/>
+              <w:u w:val="single"/>
+            </w:rPr>
+            <w:tab/>
+          </w:r>
+          <w:r>
+            <w:rPr>
+              <w:color w:val="0563C1"/>
+              <w:u w:val="single"/>
+            </w:rPr>
+            <w:fldChar w:fldCharType="begin"/>
+          </w:r>
+          <w:r>
+            <w:rPr>
+              <w:color w:val="0563C1"/>
+              <w:u w:val="single"/>
+            </w:rPr>
+            <w:instrText xml:space="preserve"> PAGE </w:instrText>
+          </w:r>
+          <w:r>
+            <w:rPr>
+              <w:color w:val="0563C1"/>
+              <w:u w:val="single"/>
+            </w:rPr>
+            <w:fldChar w:fldCharType="separate"/>
+          </w:r>
+          <w:r>
+            <w:rPr>
+              <w:color w:val="0563C1"/>
+              <w:u w:val="single"/>
+            </w:rPr>
+            <w:t xml:space="preserve">20</w:t>
+          </w:r>
+          <w:r>
+            <w:rPr>
+              <w:color w:val="0563C1"/>
+              <w:u w:val="single"/>
+            </w:rPr>
+            <w:fldChar w:fldCharType="end"/>
+          </w:r>
+        </w:p>
+        <w:p>
+          <w:pPr>
+            <w:pStyle w:val="TOC3"/>
+            <w:tabs>
+              <w:tab w:val="right" w:leader="dot" w:pos="9360"/>
+            </w:tabs>
+            <w:rPr>
+              <w:color w:val="0563C1"/>
+              <w:u w:val="single"/>
+            </w:rPr>
+          </w:pPr>
+          <w:hyperlink w:anchor="X713aa7e5f3a3ea8dfe492167d37ce2de8ce0e11" w:history="1">
+            <w:r>
+              <w:rPr>
+                <w:color w:val="0563C1"/>
+                <w:u w:val="single"/>
+              </w:rPr>
+              <w:t xml:space="preserve">Step 7.2 — Scan with gitleaks’ default config</w:t>
+            </w:r>
+          </w:hyperlink>
+          <w:r>
+            <w:rPr>
+              <w:color w:val="0563C1"/>
+              <w:u w:val="single"/>
+            </w:rPr>
+            <w:tab/>
+          </w:r>
+          <w:r>
+            <w:rPr>
+              <w:color w:val="0563C1"/>
+              <w:u w:val="single"/>
+            </w:rPr>
+            <w:fldChar w:fldCharType="begin"/>
+          </w:r>
+          <w:r>
+            <w:rPr>
+              <w:color w:val="0563C1"/>
+              <w:u w:val="single"/>
+            </w:rPr>
+            <w:instrText xml:space="preserve"> PAGE </w:instrText>
+          </w:r>
+          <w:r>
+            <w:rPr>
+              <w:color w:val="0563C1"/>
+              <w:u w:val="single"/>
+            </w:rPr>
+            <w:fldChar w:fldCharType="separate"/>
+          </w:r>
+          <w:r>
+            <w:rPr>
+              <w:color w:val="0563C1"/>
+              <w:u w:val="single"/>
+            </w:rPr>
+            <w:t xml:space="preserve">20</w:t>
+          </w:r>
+          <w:r>
+            <w:rPr>
+              <w:color w:val="0563C1"/>
+              <w:u w:val="single"/>
+            </w:rPr>
+            <w:fldChar w:fldCharType="end"/>
+          </w:r>
+        </w:p>
+        <w:p>
+          <w:pPr>
+            <w:pStyle w:val="TOC3"/>
+            <w:tabs>
+              <w:tab w:val="right" w:leader="dot" w:pos="9360"/>
+            </w:tabs>
+            <w:rPr>
+              <w:color w:val="0563C1"/>
+              <w:u w:val="single"/>
+            </w:rPr>
+          </w:pPr>
+          <w:hyperlink w:anchor="X4a690473663126fe67a679f66d12163a676f0a3" w:history="1">
+            <w:r>
+              <w:rPr>
+                <w:color w:val="0563C1"/>
+                <w:u w:val="single"/>
+              </w:rPr>
+              <w:t xml:space="preserve">Step 7.3 — The project config (same theme as the custom rule)</w:t>
+            </w:r>
+          </w:hyperlink>
+          <w:r>
+            <w:rPr>
+              <w:color w:val="0563C1"/>
+              <w:u w:val="single"/>
+            </w:rPr>
+            <w:tab/>
+          </w:r>
+          <w:r>
+            <w:rPr>
+              <w:color w:val="0563C1"/>
+              <w:u w:val="single"/>
+            </w:rPr>
+            <w:fldChar w:fldCharType="begin"/>
+          </w:r>
+          <w:r>
+            <w:rPr>
+              <w:color w:val="0563C1"/>
+              <w:u w:val="single"/>
+            </w:rPr>
+            <w:instrText xml:space="preserve"> PAGE </w:instrText>
+          </w:r>
+          <w:r>
+            <w:rPr>
+              <w:color w:val="0563C1"/>
+              <w:u w:val="single"/>
+            </w:rPr>
+            <w:fldChar w:fldCharType="separate"/>
+          </w:r>
+          <w:r>
+            <w:rPr>
+              <w:color w:val="0563C1"/>
+              <w:u w:val="single"/>
+            </w:rPr>
+            <w:t xml:space="preserve">21</w:t>
+          </w:r>
+          <w:r>
+            <w:rPr>
+              <w:color w:val="0563C1"/>
+              <w:u w:val="single"/>
+            </w:rPr>
+            <w:fldChar w:fldCharType="end"/>
+          </w:r>
+        </w:p>
+        <w:p>
+          <w:pPr>
+            <w:pStyle w:val="TOC3"/>
+            <w:tabs>
+              <w:tab w:val="right" w:leader="dot" w:pos="9360"/>
+            </w:tabs>
+            <w:rPr>
+              <w:color w:val="0563C1"/>
+              <w:u w:val="single"/>
+            </w:rPr>
+          </w:pPr>
+          <w:hyperlink w:anchor="step-7.4-the-full-history-sweep" w:history="1">
+            <w:r>
+              <w:rPr>
+                <w:color w:val="0563C1"/>
+                <w:u w:val="single"/>
+              </w:rPr>
+              <w:t xml:space="preserve">Step 7.4 — The full-history sweep</w:t>
+            </w:r>
+          </w:hyperlink>
+          <w:r>
+            <w:rPr>
+              <w:color w:val="0563C1"/>
+              <w:u w:val="single"/>
+            </w:rPr>
+            <w:tab/>
+          </w:r>
+          <w:r>
+            <w:rPr>
+              <w:color w:val="0563C1"/>
+              <w:u w:val="single"/>
+            </w:rPr>
+            <w:fldChar w:fldCharType="begin"/>
+          </w:r>
+          <w:r>
+            <w:rPr>
+              <w:color w:val="0563C1"/>
+              <w:u w:val="single"/>
+            </w:rPr>
+            <w:instrText xml:space="preserve"> PAGE </w:instrText>
+          </w:r>
+          <w:r>
+            <w:rPr>
+              <w:color w:val="0563C1"/>
+              <w:u w:val="single"/>
+            </w:rPr>
+            <w:fldChar w:fldCharType="separate"/>
+          </w:r>
+          <w:r>
+            <w:rPr>
+              <w:color w:val="0563C1"/>
+              <w:u w:val="single"/>
+            </w:rPr>
+            <w:t xml:space="preserve">22</w:t>
+          </w:r>
+          <w:r>
+            <w:rPr>
+              <w:color w:val="0563C1"/>
+              <w:u w:val="single"/>
+            </w:rPr>
+            <w:fldChar w:fldCharType="end"/>
+          </w:r>
+        </w:p>
+        <w:p>
+          <w:pPr>
+            <w:pStyle w:val="TOC2"/>
+            <w:tabs>
+              <w:tab w:val="right" w:leader="dot" w:pos="9360"/>
+            </w:tabs>
+            <w:rPr>
+              <w:color w:val="0563C1"/>
+              <w:u w:val="single"/>
+            </w:rPr>
+          </w:pPr>
+          <w:hyperlink w:anchor="Xd736f702b0f041d1742523a0626b923d1672929" w:history="1">
+            <w:r>
+              <w:rPr>
+                <w:color w:val="0563C1"/>
+                <w:u w:val="single"/>
+              </w:rPr>
+              <w:t xml:space="preserve">Stage 8 — Live secret verification (scanner output vs. security finding)</w:t>
+            </w:r>
+          </w:hyperlink>
+          <w:r>
+            <w:rPr>
+              <w:color w:val="0563C1"/>
+              <w:u w:val="single"/>
+            </w:rPr>
+            <w:tab/>
+          </w:r>
+          <w:r>
+            <w:rPr>
+              <w:color w:val="0563C1"/>
+              <w:u w:val="single"/>
+            </w:rPr>
+            <w:fldChar w:fldCharType="begin"/>
+          </w:r>
+          <w:r>
+            <w:rPr>
+              <w:color w:val="0563C1"/>
+              <w:u w:val="single"/>
+            </w:rPr>
+            <w:instrText xml:space="preserve"> PAGE </w:instrText>
+          </w:r>
+          <w:r>
+            <w:rPr>
+              <w:color w:val="0563C1"/>
+              <w:u w:val="single"/>
+            </w:rPr>
+            <w:fldChar w:fldCharType="separate"/>
+          </w:r>
+          <w:r>
+            <w:rPr>
+              <w:color w:val="0563C1"/>
+              <w:u w:val="single"/>
+            </w:rPr>
+            <w:t xml:space="preserve">22</w:t>
+          </w:r>
+          <w:r>
+            <w:rPr>
+              <w:color w:val="0563C1"/>
+              <w:u w:val="single"/>
+            </w:rPr>
+            <w:fldChar w:fldCharType="end"/>
+          </w:r>
+        </w:p>
+        <w:p>
+          <w:pPr>
+            <w:pStyle w:val="TOC3"/>
+            <w:tabs>
+              <w:tab w:val="right" w:leader="dot" w:pos="9360"/>
+            </w:tabs>
+            <w:rPr>
+              <w:color w:val="0563C1"/>
+              <w:u w:val="single"/>
+            </w:rPr>
+          </w:pPr>
+          <w:hyperlink w:anchor="step-8.1-the-problem-in-plain-words" w:history="1">
+            <w:r>
+              <w:rPr>
+                <w:color w:val="0563C1"/>
+                <w:u w:val="single"/>
+              </w:rPr>
+              <w:t xml:space="preserve">Step 8.1 — The problem, in plain words</w:t>
+            </w:r>
+          </w:hyperlink>
+          <w:r>
+            <w:rPr>
+              <w:color w:val="0563C1"/>
+              <w:u w:val="single"/>
+            </w:rPr>
+            <w:tab/>
+          </w:r>
+          <w:r>
+            <w:rPr>
+              <w:color w:val="0563C1"/>
+              <w:u w:val="single"/>
+            </w:rPr>
+            <w:fldChar w:fldCharType="begin"/>
+          </w:r>
+          <w:r>
+            <w:rPr>
+              <w:color w:val="0563C1"/>
+              <w:u w:val="single"/>
+            </w:rPr>
+            <w:instrText xml:space="preserve"> PAGE </w:instrText>
+          </w:r>
+          <w:r>
+            <w:rPr>
+              <w:color w:val="0563C1"/>
+              <w:u w:val="single"/>
+            </w:rPr>
+            <w:fldChar w:fldCharType="separate"/>
+          </w:r>
+          <w:r>
+            <w:rPr>
+              <w:color w:val="0563C1"/>
+              <w:u w:val="single"/>
+            </w:rPr>
+            <w:t xml:space="preserve">22</w:t>
+          </w:r>
+          <w:r>
+            <w:rPr>
+              <w:color w:val="0563C1"/>
+              <w:u w:val="single"/>
+            </w:rPr>
+            <w:fldChar w:fldCharType="end"/>
+          </w:r>
+        </w:p>
+        <w:p>
+          <w:pPr>
+            <w:pStyle w:val="TOC3"/>
+            <w:tabs>
+              <w:tab w:val="right" w:leader="dot" w:pos="9360"/>
+            </w:tabs>
+            <w:rPr>
+              <w:color w:val="0563C1"/>
+              <w:u w:val="single"/>
+            </w:rPr>
+          </w:pPr>
+          <w:hyperlink w:anchor="step-8.2-the-verification-script" w:history="1">
+            <w:r>
+              <w:rPr>
+                <w:color w:val="0563C1"/>
+                <w:u w:val="single"/>
+              </w:rPr>
+              <w:t xml:space="preserve">Step 8.2 — The verification script</w:t>
+            </w:r>
+          </w:hyperlink>
+          <w:r>
+            <w:rPr>
+              <w:color w:val="0563C1"/>
+              <w:u w:val="single"/>
+            </w:rPr>
+            <w:tab/>
+          </w:r>
+          <w:r>
+            <w:rPr>
+              <w:color w:val="0563C1"/>
+              <w:u w:val="single"/>
+            </w:rPr>
+            <w:fldChar w:fldCharType="begin"/>
+          </w:r>
+          <w:r>
+            <w:rPr>
+              <w:color w:val="0563C1"/>
+              <w:u w:val="single"/>
+            </w:rPr>
+            <w:instrText xml:space="preserve"> PAGE </w:instrText>
+          </w:r>
+          <w:r>
+            <w:rPr>
+              <w:color w:val="0563C1"/>
+              <w:u w:val="single"/>
+            </w:rPr>
+            <w:fldChar w:fldCharType="separate"/>
+          </w:r>
+          <w:r>
+            <w:rPr>
+              <w:color w:val="0563C1"/>
+              <w:u w:val="single"/>
+            </w:rPr>
+            <w:t xml:space="preserve">23</w:t>
+          </w:r>
+          <w:r>
+            <w:rPr>
+              <w:color w:val="0563C1"/>
+              <w:u w:val="single"/>
+            </w:rPr>
+            <w:fldChar w:fldCharType="end"/>
+          </w:r>
+        </w:p>
+        <w:p>
+          <w:pPr>
+            <w:pStyle w:val="TOC3"/>
+            <w:tabs>
+              <w:tab w:val="right" w:leader="dot" w:pos="9360"/>
+            </w:tabs>
+            <w:rPr>
+              <w:color w:val="0563C1"/>
+              <w:u w:val="single"/>
+            </w:rPr>
+          </w:pPr>
+          <w:hyperlink w:anchor="step-8.3-the-verdict" w:history="1">
+            <w:r>
+              <w:rPr>
+                <w:color w:val="0563C1"/>
+                <w:u w:val="single"/>
+              </w:rPr>
+              <w:t xml:space="preserve">Step 8.3 — The verdict</w:t>
+            </w:r>
+          </w:hyperlink>
+          <w:r>
+            <w:rPr>
+              <w:color w:val="0563C1"/>
+              <w:u w:val="single"/>
+            </w:rPr>
+            <w:tab/>
+          </w:r>
+          <w:r>
+            <w:rPr>
+              <w:color w:val="0563C1"/>
+              <w:u w:val="single"/>
+            </w:rPr>
+            <w:fldChar w:fldCharType="begin"/>
+          </w:r>
+          <w:r>
+            <w:rPr>
+              <w:color w:val="0563C1"/>
+              <w:u w:val="single"/>
+            </w:rPr>
+            <w:instrText xml:space="preserve"> PAGE </w:instrText>
+          </w:r>
+          <w:r>
+            <w:rPr>
+              <w:color w:val="0563C1"/>
+              <w:u w:val="single"/>
+            </w:rPr>
+            <w:fldChar w:fldCharType="separate"/>
+          </w:r>
+          <w:r>
+            <w:rPr>
+              <w:color w:val="0563C1"/>
+              <w:u w:val="single"/>
+            </w:rPr>
+            <w:t xml:space="preserve">23</w:t>
+          </w:r>
+          <w:r>
+            <w:rPr>
+              <w:color w:val="0563C1"/>
+              <w:u w:val="single"/>
+            </w:rPr>
+            <w:fldChar w:fldCharType="end"/>
+          </w:r>
+        </w:p>
+        <w:p>
+          <w:pPr>
+            <w:pStyle w:val="TOC2"/>
+            <w:tabs>
+              <w:tab w:val="right" w:leader="dot" w:pos="9360"/>
+            </w:tabs>
+            <w:rPr>
+              <w:color w:val="0563C1"/>
+              <w:u w:val="single"/>
+            </w:rPr>
+          </w:pPr>
+          <w:hyperlink w:anchor="Xabe9e031400c5e8bb9cc4e71544d2467b73e275" w:history="1">
+            <w:r>
+              <w:rPr>
+                <w:color w:val="0563C1"/>
+                <w:u w:val="single"/>
+              </w:rPr>
+              <w:t xml:space="preserve">Stage 9 — The reachability discovery (the surprise from Stage 3)</w:t>
+            </w:r>
+          </w:hyperlink>
+          <w:r>
+            <w:rPr>
+              <w:color w:val="0563C1"/>
+              <w:u w:val="single"/>
+            </w:rPr>
+            <w:tab/>
+          </w:r>
+          <w:r>
+            <w:rPr>
+              <w:color w:val="0563C1"/>
+              <w:u w:val="single"/>
+            </w:rPr>
+            <w:fldChar w:fldCharType="begin"/>
+          </w:r>
+          <w:r>
+            <w:rPr>
+              <w:color w:val="0563C1"/>
+              <w:u w:val="single"/>
+            </w:rPr>
+            <w:instrText xml:space="preserve"> PAGE </w:instrText>
+          </w:r>
+          <w:r>
+            <w:rPr>
+              <w:color w:val="0563C1"/>
+              <w:u w:val="single"/>
+            </w:rPr>
+            <w:fldChar w:fldCharType="separate"/>
+          </w:r>
+          <w:r>
+            <w:rPr>
+              <w:color w:val="0563C1"/>
+              <w:u w:val="single"/>
+            </w:rPr>
+            <w:t xml:space="preserve">24</w:t>
+          </w:r>
+          <w:r>
+            <w:rPr>
+              <w:color w:val="0563C1"/>
+              <w:u w:val="single"/>
+            </w:rPr>
+            <w:fldChar w:fldCharType="end"/>
+          </w:r>
+        </w:p>
+        <w:p>
+          <w:pPr>
+            <w:pStyle w:val="TOC2"/>
+            <w:tabs>
+              <w:tab w:val="right" w:leader="dot" w:pos="9360"/>
+            </w:tabs>
+            <w:rPr>
+              <w:color w:val="0563C1"/>
+              <w:u w:val="single"/>
+            </w:rPr>
+          </w:pPr>
+          <w:hyperlink w:anchor="X84f8b03c8fd64d322d64415f20a4d9d3dde4f6a" w:history="1">
+            <w:r>
+              <w:rPr>
+                <w:color w:val="0563C1"/>
+                <w:u w:val="single"/>
+              </w:rPr>
+              <w:t xml:space="preserve">Stage 10 — Fix both vulnerabilities for real</w:t>
+            </w:r>
+          </w:hyperlink>
+          <w:r>
+            <w:rPr>
+              <w:color w:val="0563C1"/>
+              <w:u w:val="single"/>
+            </w:rPr>
+            <w:tab/>
+          </w:r>
+          <w:r>
+            <w:rPr>
+              <w:color w:val="0563C1"/>
+              <w:u w:val="single"/>
+            </w:rPr>
+            <w:fldChar w:fldCharType="begin"/>
+          </w:r>
+          <w:r>
+            <w:rPr>
+              <w:color w:val="0563C1"/>
+              <w:u w:val="single"/>
+            </w:rPr>
+            <w:instrText xml:space="preserve"> PAGE </w:instrText>
+          </w:r>
+          <w:r>
+            <w:rPr>
+              <w:color w:val="0563C1"/>
+              <w:u w:val="single"/>
+            </w:rPr>
+            <w:fldChar w:fldCharType="separate"/>
+          </w:r>
+          <w:r>
+            <w:rPr>
+              <w:color w:val="0563C1"/>
+              <w:u w:val="single"/>
+            </w:rPr>
+            <w:t xml:space="preserve">25</w:t>
+          </w:r>
+          <w:r>
+            <w:rPr>
+              <w:color w:val="0563C1"/>
+              <w:u w:val="single"/>
+            </w:rPr>
+            <w:fldChar w:fldCharType="end"/>
+          </w:r>
+        </w:p>
+        <w:p>
+          <w:pPr>
+            <w:pStyle w:val="TOC3"/>
+            <w:tabs>
+              <w:tab w:val="right" w:leader="dot" w:pos="9360"/>
+            </w:tabs>
+            <w:rPr>
+              <w:color w:val="0563C1"/>
+              <w:u w:val="single"/>
+            </w:rPr>
+          </w:pPr>
+          <w:hyperlink w:anchor="step-10.1-fix-the-sql-injection" w:history="1">
+            <w:r>
+              <w:rPr>
+                <w:color w:val="0563C1"/>
+                <w:u w:val="single"/>
+              </w:rPr>
+              <w:t xml:space="preserve">Step 10.1 — Fix the SQL injection</w:t>
+            </w:r>
+          </w:hyperlink>
+          <w:r>
+            <w:rPr>
+              <w:color w:val="0563C1"/>
+              <w:u w:val="single"/>
+            </w:rPr>
+            <w:tab/>
+          </w:r>
+          <w:r>
+            <w:rPr>
+              <w:color w:val="0563C1"/>
+              <w:u w:val="single"/>
+            </w:rPr>
+            <w:fldChar w:fldCharType="begin"/>
+          </w:r>
+          <w:r>
+            <w:rPr>
+              <w:color w:val="0563C1"/>
+              <w:u w:val="single"/>
+            </w:rPr>
+            <w:instrText xml:space="preserve"> PAGE </w:instrText>
+          </w:r>
+          <w:r>
+            <w:rPr>
+              <w:color w:val="0563C1"/>
+              <w:u w:val="single"/>
+            </w:rPr>
+            <w:fldChar w:fldCharType="separate"/>
+          </w:r>
+          <w:r>
+            <w:rPr>
+              <w:color w:val="0563C1"/>
+              <w:u w:val="single"/>
+            </w:rPr>
+            <w:t xml:space="preserve">25</w:t>
+          </w:r>
+          <w:r>
+            <w:rPr>
+              <w:color w:val="0563C1"/>
+              <w:u w:val="single"/>
+            </w:rPr>
+            <w:fldChar w:fldCharType="end"/>
+          </w:r>
+        </w:p>
+        <w:p>
+          <w:pPr>
+            <w:pStyle w:val="TOC3"/>
+            <w:tabs>
+              <w:tab w:val="right" w:leader="dot" w:pos="9360"/>
+            </w:tabs>
+            <w:rPr>
+              <w:color w:val="0563C1"/>
+              <w:u w:val="single"/>
+            </w:rPr>
+          </w:pPr>
+          <w:hyperlink w:anchor="step-10.2-fix-the-xss" w:history="1">
+            <w:r>
+              <w:rPr>
+                <w:color w:val="0563C1"/>
+                <w:u w:val="single"/>
+              </w:rPr>
+              <w:t xml:space="preserve">Step 10.2 — Fix the XSS</w:t>
+            </w:r>
+          </w:hyperlink>
+          <w:r>
+            <w:rPr>
+              <w:color w:val="0563C1"/>
+              <w:u w:val="single"/>
+            </w:rPr>
+            <w:tab/>
+          </w:r>
+          <w:r>
+            <w:rPr>
+              <w:color w:val="0563C1"/>
+              <w:u w:val="single"/>
+            </w:rPr>
+            <w:fldChar w:fldCharType="begin"/>
+          </w:r>
+          <w:r>
+            <w:rPr>
+              <w:color w:val="0563C1"/>
+              <w:u w:val="single"/>
+            </w:rPr>
+            <w:instrText xml:space="preserve"> PAGE </w:instrText>
+          </w:r>
+          <w:r>
+            <w:rPr>
+              <w:color w:val="0563C1"/>
+              <w:u w:val="single"/>
+            </w:rPr>
+            <w:fldChar w:fldCharType="separate"/>
+          </w:r>
+          <w:r>
+            <w:rPr>
+              <w:color w:val="0563C1"/>
+              <w:u w:val="single"/>
+            </w:rPr>
+            <w:t xml:space="preserve">25</w:t>
+          </w:r>
+          <w:r>
+            <w:rPr>
+              <w:color w:val="0563C1"/>
+              <w:u w:val="single"/>
+            </w:rPr>
+            <w:fldChar w:fldCharType="end"/>
+          </w:r>
+        </w:p>
+        <w:p>
+          <w:pPr>
+            <w:pStyle w:val="TOC2"/>
+            <w:tabs>
+              <w:tab w:val="right" w:leader="dot" w:pos="9360"/>
+            </w:tabs>
+            <w:rPr>
+              <w:color w:val="0563C1"/>
+              <w:u w:val="single"/>
+            </w:rPr>
+          </w:pPr>
+          <w:hyperlink w:anchor="Xfe30c108c469d9f74dd11c97f8b042a340cef69" w:history="1">
+            <w:r>
+              <w:rPr>
+                <w:color w:val="0563C1"/>
+                <w:u w:val="single"/>
+              </w:rPr>
+              <w:t xml:space="preserve">Stage 11 — Prove the fixes at runtime (not just “it compiles”)</w:t>
+            </w:r>
+          </w:hyperlink>
+          <w:r>
+            <w:rPr>
+              <w:color w:val="0563C1"/>
+              <w:u w:val="single"/>
+            </w:rPr>
+            <w:tab/>
+          </w:r>
+          <w:r>
+            <w:rPr>
+              <w:color w:val="0563C1"/>
+              <w:u w:val="single"/>
+            </w:rPr>
+            <w:fldChar w:fldCharType="begin"/>
+          </w:r>
+          <w:r>
+            <w:rPr>
+              <w:color w:val="0563C1"/>
+              <w:u w:val="single"/>
+            </w:rPr>
+            <w:instrText xml:space="preserve"> PAGE </w:instrText>
+          </w:r>
+          <w:r>
+            <w:rPr>
+              <w:color w:val="0563C1"/>
+              <w:u w:val="single"/>
+            </w:rPr>
+            <w:fldChar w:fldCharType="separate"/>
+          </w:r>
+          <w:r>
+            <w:rPr>
+              <w:color w:val="0563C1"/>
+              <w:u w:val="single"/>
+            </w:rPr>
+            <w:t xml:space="preserve">25</w:t>
+          </w:r>
+          <w:r>
+            <w:rPr>
+              <w:color w:val="0563C1"/>
+              <w:u w:val="single"/>
+            </w:rPr>
+            <w:fldChar w:fldCharType="end"/>
+          </w:r>
+        </w:p>
+        <w:p>
+          <w:pPr>
+            <w:pStyle w:val="TOC3"/>
+            <w:tabs>
+              <w:tab w:val="right" w:leader="dot" w:pos="9360"/>
+            </w:tabs>
+            <w:rPr>
+              <w:color w:val="0563C1"/>
+              <w:u w:val="single"/>
+            </w:rPr>
+          </w:pPr>
+          <w:hyperlink w:anchor="step-11.1-search-works-now" w:history="1">
+            <w:r>
+              <w:rPr>
+                <w:color w:val="0563C1"/>
+                <w:u w:val="single"/>
+              </w:rPr>
+              <w:t xml:space="preserve">Step 11.1 — Search works now</w:t>
+            </w:r>
+          </w:hyperlink>
+          <w:r>
+            <w:rPr>
+              <w:color w:val="0563C1"/>
+              <w:u w:val="single"/>
+            </w:rPr>
+            <w:tab/>
+          </w:r>
+          <w:r>
+            <w:rPr>
+              <w:color w:val="0563C1"/>
+              <w:u w:val="single"/>
+            </w:rPr>
+            <w:fldChar w:fldCharType="begin"/>
+          </w:r>
+          <w:r>
+            <w:rPr>
+              <w:color w:val="0563C1"/>
+              <w:u w:val="single"/>
+            </w:rPr>
+            <w:instrText xml:space="preserve"> PAGE </w:instrText>
+          </w:r>
+          <w:r>
+            <w:rPr>
+              <w:color w:val="0563C1"/>
+              <w:u w:val="single"/>
+            </w:rPr>
+            <w:fldChar w:fldCharType="separate"/>
+          </w:r>
+          <w:r>
+            <w:rPr>
+              <w:color w:val="0563C1"/>
+              <w:u w:val="single"/>
+            </w:rPr>
+            <w:t xml:space="preserve">25</w:t>
+          </w:r>
+          <w:r>
+            <w:rPr>
+              <w:color w:val="0563C1"/>
+              <w:u w:val="single"/>
+            </w:rPr>
+            <w:fldChar w:fldCharType="end"/>
+          </w:r>
+        </w:p>
+        <w:p>
+          <w:pPr>
+            <w:pStyle w:val="TOC3"/>
+            <w:tabs>
+              <w:tab w:val="right" w:leader="dot" w:pos="9360"/>
+            </w:tabs>
+            <w:rPr>
+              <w:color w:val="0563C1"/>
+              <w:u w:val="single"/>
+            </w:rPr>
+          </w:pPr>
+          <w:hyperlink w:anchor="step-11.2-the-sql-injection-attempt" w:history="1">
+            <w:r>
+              <w:rPr>
+                <w:color w:val="0563C1"/>
+                <w:u w:val="single"/>
+              </w:rPr>
+              <w:t xml:space="preserve">Step 11.2 — The SQL injection attempt</w:t>
+            </w:r>
+          </w:hyperlink>
+          <w:r>
+            <w:rPr>
+              <w:color w:val="0563C1"/>
+              <w:u w:val="single"/>
+            </w:rPr>
+            <w:tab/>
+          </w:r>
+          <w:r>
+            <w:rPr>
+              <w:color w:val="0563C1"/>
+              <w:u w:val="single"/>
+            </w:rPr>
+            <w:fldChar w:fldCharType="begin"/>
+          </w:r>
+          <w:r>
+            <w:rPr>
+              <w:color w:val="0563C1"/>
+              <w:u w:val="single"/>
+            </w:rPr>
+            <w:instrText xml:space="preserve"> PAGE </w:instrText>
+          </w:r>
+          <w:r>
+            <w:rPr>
+              <w:color w:val="0563C1"/>
+              <w:u w:val="single"/>
+            </w:rPr>
+            <w:fldChar w:fldCharType="separate"/>
+          </w:r>
+          <w:r>
+            <w:rPr>
+              <w:color w:val="0563C1"/>
+              <w:u w:val="single"/>
+            </w:rPr>
+            <w:t xml:space="preserve">26</w:t>
+          </w:r>
+          <w:r>
+            <w:rPr>
+              <w:color w:val="0563C1"/>
+              <w:u w:val="single"/>
+            </w:rPr>
+            <w:fldChar w:fldCharType="end"/>
+          </w:r>
+        </w:p>
+        <w:p>
+          <w:pPr>
+            <w:pStyle w:val="TOC3"/>
+            <w:tabs>
+              <w:tab w:val="right" w:leader="dot" w:pos="9360"/>
+            </w:tabs>
+            <w:rPr>
+              <w:color w:val="0563C1"/>
+              <w:u w:val="single"/>
+            </w:rPr>
+          </w:pPr>
+          <w:hyperlink w:anchor="step-11.3-the-xss-attempt" w:history="1">
+            <w:r>
+              <w:rPr>
+                <w:color w:val="0563C1"/>
+                <w:u w:val="single"/>
+              </w:rPr>
+              <w:t xml:space="preserve">Step 11.3 — The XSS attempt</w:t>
+            </w:r>
+          </w:hyperlink>
+          <w:r>
+            <w:rPr>
+              <w:color w:val="0563C1"/>
+              <w:u w:val="single"/>
+            </w:rPr>
+            <w:tab/>
+          </w:r>
+          <w:r>
+            <w:rPr>
+              <w:color w:val="0563C1"/>
+              <w:u w:val="single"/>
+            </w:rPr>
+            <w:fldChar w:fldCharType="begin"/>
+          </w:r>
+          <w:r>
+            <w:rPr>
+              <w:color w:val="0563C1"/>
+              <w:u w:val="single"/>
+            </w:rPr>
+            <w:instrText xml:space="preserve"> PAGE </w:instrText>
+          </w:r>
+          <w:r>
+            <w:rPr>
+              <w:color w:val="0563C1"/>
+              <w:u w:val="single"/>
+            </w:rPr>
+            <w:fldChar w:fldCharType="separate"/>
+          </w:r>
+          <w:r>
+            <w:rPr>
+              <w:color w:val="0563C1"/>
+              <w:u w:val="single"/>
+            </w:rPr>
+            <w:t xml:space="preserve">26</w:t>
+          </w:r>
+          <w:r>
+            <w:rPr>
+              <w:color w:val="0563C1"/>
+              <w:u w:val="single"/>
+            </w:rPr>
+            <w:fldChar w:fldCharType="end"/>
+          </w:r>
+        </w:p>
+        <w:p>
+          <w:pPr>
+            <w:pStyle w:val="TOC3"/>
+            <w:tabs>
+              <w:tab w:val="right" w:leader="dot" w:pos="9360"/>
+            </w:tabs>
+            <w:rPr>
+              <w:color w:val="0563C1"/>
+              <w:u w:val="single"/>
+            </w:rPr>
+          </w:pPr>
+          <w:hyperlink w:anchor="Xea1f611bbf1f145acf6843d9521e6fd8d836ee0" w:history="1">
+            <w:r>
+              <w:rPr>
+                <w:color w:val="0563C1"/>
+                <w:u w:val="single"/>
+              </w:rPr>
+              <w:t xml:space="preserve">Step 11.4 — The rerun (this is what “fixed for real” means)</w:t>
+            </w:r>
+          </w:hyperlink>
+          <w:r>
+            <w:rPr>
+              <w:color w:val="0563C1"/>
+              <w:u w:val="single"/>
+            </w:rPr>
+            <w:tab/>
+          </w:r>
+          <w:r>
+            <w:rPr>
+              <w:color w:val="0563C1"/>
+              <w:u w:val="single"/>
+            </w:rPr>
+            <w:fldChar w:fldCharType="begin"/>
+          </w:r>
+          <w:r>
+            <w:rPr>
+              <w:color w:val="0563C1"/>
+              <w:u w:val="single"/>
+            </w:rPr>
+            <w:instrText xml:space="preserve"> PAGE </w:instrText>
+          </w:r>
+          <w:r>
+            <w:rPr>
+              <w:color w:val="0563C1"/>
+              <w:u w:val="single"/>
+            </w:rPr>
+            <w:fldChar w:fldCharType="separate"/>
+          </w:r>
+          <w:r>
+            <w:rPr>
+              <w:color w:val="0563C1"/>
+              <w:u w:val="single"/>
+            </w:rPr>
+            <w:t xml:space="preserve">26</w:t>
+          </w:r>
+          <w:r>
+            <w:rPr>
+              <w:color w:val="0563C1"/>
+              <w:u w:val="single"/>
+            </w:rPr>
+            <w:fldChar w:fldCharType="end"/>
+          </w:r>
+        </w:p>
+        <w:p>
+          <w:pPr>
+            <w:pStyle w:val="TOC2"/>
+            <w:tabs>
+              <w:tab w:val="right" w:leader="dot" w:pos="9360"/>
+            </w:tabs>
+            <w:rPr>
+              <w:color w:val="0563C1"/>
+              <w:u w:val="single"/>
+            </w:rPr>
+          </w:pPr>
+          <w:hyperlink w:anchor="stage-12-the-ci-gate-proven" w:history="1">
+            <w:r>
+              <w:rPr>
+                <w:color w:val="0563C1"/>
+                <w:u w:val="single"/>
+              </w:rPr>
+              <w:t xml:space="preserve">Stage 12 — The CI gate, proven</w:t>
+            </w:r>
+          </w:hyperlink>
+          <w:r>
+            <w:rPr>
+              <w:color w:val="0563C1"/>
+              <w:u w:val="single"/>
+            </w:rPr>
+            <w:tab/>
+          </w:r>
+          <w:r>
+            <w:rPr>
+              <w:color w:val="0563C1"/>
+              <w:u w:val="single"/>
+            </w:rPr>
+            <w:fldChar w:fldCharType="begin"/>
+          </w:r>
+          <w:r>
+            <w:rPr>
+              <w:color w:val="0563C1"/>
+              <w:u w:val="single"/>
+            </w:rPr>
+            <w:instrText xml:space="preserve"> PAGE </w:instrText>
+          </w:r>
+          <w:r>
+            <w:rPr>
+              <w:color w:val="0563C1"/>
+              <w:u w:val="single"/>
+            </w:rPr>
+            <w:fldChar w:fldCharType="separate"/>
+          </w:r>
+          <w:r>
+            <w:rPr>
+              <w:color w:val="0563C1"/>
+              <w:u w:val="single"/>
+            </w:rPr>
+            <w:t xml:space="preserve">27</w:t>
+          </w:r>
+          <w:r>
+            <w:rPr>
+              <w:color w:val="0563C1"/>
+              <w:u w:val="single"/>
+            </w:rPr>
+            <w:fldChar w:fldCharType="end"/>
+          </w:r>
+        </w:p>
+        <w:p>
+          <w:pPr>
+            <w:pStyle w:val="TOC3"/>
+            <w:tabs>
+              <w:tab w:val="right" w:leader="dot" w:pos="9360"/>
+            </w:tabs>
+            <w:rPr>
+              <w:color w:val="0563C1"/>
+              <w:u w:val="single"/>
+            </w:rPr>
+          </w:pPr>
+          <w:hyperlink w:anchor="step-12.1-what-ci-means-here" w:history="1">
+            <w:r>
+              <w:rPr>
+                <w:color w:val="0563C1"/>
+                <w:u w:val="single"/>
+              </w:rPr>
+              <w:t xml:space="preserve">Step 12.1 — What “CI” means here</w:t>
+            </w:r>
+          </w:hyperlink>
+          <w:r>
+            <w:rPr>
+              <w:color w:val="0563C1"/>
+              <w:u w:val="single"/>
+            </w:rPr>
+            <w:tab/>
+          </w:r>
+          <w:r>
+            <w:rPr>
+              <w:color w:val="0563C1"/>
+              <w:u w:val="single"/>
+            </w:rPr>
+            <w:fldChar w:fldCharType="begin"/>
+          </w:r>
+          <w:r>
+            <w:rPr>
+              <w:color w:val="0563C1"/>
+              <w:u w:val="single"/>
+            </w:rPr>
+            <w:instrText xml:space="preserve"> PAGE </w:instrText>
+          </w:r>
+          <w:r>
+            <w:rPr>
+              <w:color w:val="0563C1"/>
+              <w:u w:val="single"/>
+            </w:rPr>
+            <w:fldChar w:fldCharType="separate"/>
+          </w:r>
+          <w:r>
+            <w:rPr>
+              <w:color w:val="0563C1"/>
+              <w:u w:val="single"/>
+            </w:rPr>
+            <w:t xml:space="preserve">27</w:t>
+          </w:r>
+          <w:r>
+            <w:rPr>
+              <w:color w:val="0563C1"/>
+              <w:u w:val="single"/>
+            </w:rPr>
+            <w:fldChar w:fldCharType="end"/>
+          </w:r>
+        </w:p>
+        <w:p>
+          <w:pPr>
+            <w:pStyle w:val="TOC3"/>
+            <w:tabs>
+              <w:tab w:val="right" w:leader="dot" w:pos="9360"/>
+            </w:tabs>
+            <w:rPr>
+              <w:color w:val="0563C1"/>
+              <w:u w:val="single"/>
+            </w:rPr>
+          </w:pPr>
+          <w:hyperlink w:anchor="step-12.2-run-1-green-on-the-fixed-code" w:history="1">
+            <w:r>
+              <w:rPr>
+                <w:color w:val="0563C1"/>
+                <w:u w:val="single"/>
+              </w:rPr>
+              <w:t xml:space="preserve">Step 12.2 — Run 1: green on the fixed code</w:t>
+            </w:r>
+          </w:hyperlink>
+          <w:r>
+            <w:rPr>
+              <w:color w:val="0563C1"/>
+              <w:u w:val="single"/>
+            </w:rPr>
+            <w:tab/>
+          </w:r>
+          <w:r>
+            <w:rPr>
+              <w:color w:val="0563C1"/>
+              <w:u w:val="single"/>
+            </w:rPr>
+            <w:fldChar w:fldCharType="begin"/>
+          </w:r>
+          <w:r>
+            <w:rPr>
+              <w:color w:val="0563C1"/>
+              <w:u w:val="single"/>
+            </w:rPr>
+            <w:instrText xml:space="preserve"> PAGE </w:instrText>
+          </w:r>
+          <w:r>
+            <w:rPr>
+              <w:color w:val="0563C1"/>
+              <w:u w:val="single"/>
+            </w:rPr>
+            <w:fldChar w:fldCharType="separate"/>
+          </w:r>
+          <w:r>
+            <w:rPr>
+              <w:color w:val="0563C1"/>
+              <w:u w:val="single"/>
+            </w:rPr>
+            <w:t xml:space="preserve">28</w:t>
+          </w:r>
+          <w:r>
+            <w:rPr>
+              <w:color w:val="0563C1"/>
+              <w:u w:val="single"/>
+            </w:rPr>
+            <w:fldChar w:fldCharType="end"/>
+          </w:r>
+        </w:p>
+        <w:p>
+          <w:pPr>
+            <w:pStyle w:val="TOC3"/>
+            <w:tabs>
+              <w:tab w:val="right" w:leader="dot" w:pos="9360"/>
+            </w:tabs>
+            <w:rPr>
+              <w:color w:val="0563C1"/>
+              <w:u w:val="single"/>
+            </w:rPr>
+          </w:pPr>
+          <w:hyperlink w:anchor="X9ff58d329e6c359ae2245a1eafa4f2a179f1001" w:history="1">
+            <w:r>
+              <w:rPr>
+                <w:color w:val="0563C1"/>
+                <w:u w:val="single"/>
+              </w:rPr>
+              <w:t xml:space="preserve">Step 12.3 — The gate catching our own real mistake</w:t>
+            </w:r>
+          </w:hyperlink>
+          <w:r>
+            <w:rPr>
+              <w:color w:val="0563C1"/>
+              <w:u w:val="single"/>
+            </w:rPr>
+            <w:tab/>
+          </w:r>
+          <w:r>
+            <w:rPr>
+              <w:color w:val="0563C1"/>
+              <w:u w:val="single"/>
+            </w:rPr>
+            <w:fldChar w:fldCharType="begin"/>
+          </w:r>
+          <w:r>
+            <w:rPr>
+              <w:color w:val="0563C1"/>
+              <w:u w:val="single"/>
+            </w:rPr>
+            <w:instrText xml:space="preserve"> PAGE </w:instrText>
+          </w:r>
+          <w:r>
+            <w:rPr>
+              <w:color w:val="0563C1"/>
+              <w:u w:val="single"/>
+            </w:rPr>
+            <w:fldChar w:fldCharType="separate"/>
+          </w:r>
+          <w:r>
+            <w:rPr>
+              <w:color w:val="0563C1"/>
+              <w:u w:val="single"/>
+            </w:rPr>
+            <w:t xml:space="preserve">28</w:t>
+          </w:r>
+          <w:r>
+            <w:rPr>
+              <w:color w:val="0563C1"/>
+              <w:u w:val="single"/>
+            </w:rPr>
+            <w:fldChar w:fldCharType="end"/>
+          </w:r>
+        </w:p>
+        <w:p>
+          <w:pPr>
+            <w:pStyle w:val="TOC3"/>
+            <w:tabs>
+              <w:tab w:val="right" w:leader="dot" w:pos="9360"/>
+            </w:tabs>
+            <w:rPr>
+              <w:color w:val="0563C1"/>
+              <w:u w:val="single"/>
+            </w:rPr>
+          </w:pPr>
+          <w:hyperlink w:anchor="X56bc2c264a0dab4ba344709a3d6837489b809bb" w:history="1">
+            <w:r>
+              <w:rPr>
+                <w:color w:val="0563C1"/>
+                <w:u w:val="single"/>
+              </w:rPr>
+              <w:t xml:space="preserve">Step 12.4 — Run 2: red on the violation branch (the deliverable)</w:t>
+            </w:r>
+          </w:hyperlink>
+          <w:r>
+            <w:rPr>
+              <w:color w:val="0563C1"/>
+              <w:u w:val="single"/>
+            </w:rPr>
+            <w:tab/>
+          </w:r>
+          <w:r>
+            <w:rPr>
+              <w:color w:val="0563C1"/>
+              <w:u w:val="single"/>
+            </w:rPr>
+            <w:fldChar w:fldCharType="begin"/>
+          </w:r>
+          <w:r>
+            <w:rPr>
+              <w:color w:val="0563C1"/>
+              <w:u w:val="single"/>
+            </w:rPr>
+            <w:instrText xml:space="preserve"> PAGE </w:instrText>
+          </w:r>
+          <w:r>
+            <w:rPr>
+              <w:color w:val="0563C1"/>
+              <w:u w:val="single"/>
+            </w:rPr>
+            <w:fldChar w:fldCharType="separate"/>
+          </w:r>
+          <w:r>
+            <w:rPr>
+              <w:color w:val="0563C1"/>
+              <w:u w:val="single"/>
+            </w:rPr>
+            <w:t xml:space="preserve">28</w:t>
+          </w:r>
+          <w:r>
+            <w:rPr>
+              <w:color w:val="0563C1"/>
+              <w:u w:val="single"/>
+            </w:rPr>
+            <w:fldChar w:fldCharType="end"/>
+          </w:r>
+        </w:p>
+        <w:p>
+          <w:pPr>
+            <w:pStyle w:val="TOC2"/>
+            <w:tabs>
+              <w:tab w:val="right" w:leader="dot" w:pos="9360"/>
+            </w:tabs>
+            <w:rPr>
+              <w:color w:val="0563C1"/>
+              <w:u w:val="single"/>
+            </w:rPr>
+          </w:pPr>
+          <w:hyperlink w:anchor="stage-13-the-final-report" w:history="1">
+            <w:r>
+              <w:rPr>
+                <w:color w:val="0563C1"/>
+                <w:u w:val="single"/>
+              </w:rPr>
+              <w:t xml:space="preserve">Stage 13 — The final report</w:t>
+            </w:r>
+          </w:hyperlink>
+          <w:r>
+            <w:rPr>
+              <w:color w:val="0563C1"/>
+              <w:u w:val="single"/>
+            </w:rPr>
+            <w:tab/>
+          </w:r>
+          <w:r>
+            <w:rPr>
+              <w:color w:val="0563C1"/>
+              <w:u w:val="single"/>
+            </w:rPr>
+            <w:fldChar w:fldCharType="begin"/>
+          </w:r>
+          <w:r>
+            <w:rPr>
+              <w:color w:val="0563C1"/>
+              <w:u w:val="single"/>
+            </w:rPr>
+            <w:instrText xml:space="preserve"> PAGE </w:instrText>
+          </w:r>
+          <w:r>
+            <w:rPr>
+              <w:color w:val="0563C1"/>
+              <w:u w:val="single"/>
+            </w:rPr>
+            <w:fldChar w:fldCharType="separate"/>
+          </w:r>
+          <w:r>
+            <w:rPr>
+              <w:color w:val="0563C1"/>
+              <w:u w:val="single"/>
+            </w:rPr>
+            <w:t xml:space="preserve">31</w:t>
+          </w:r>
+          <w:r>
+            <w:rPr>
+              <w:color w:val="0563C1"/>
+              <w:u w:val="single"/>
+            </w:rPr>
+            <w:fldChar w:fldCharType="end"/>
+          </w:r>
+        </w:p>
+        <w:p>
+          <w:pPr>
+            <w:pStyle w:val="TOC2"/>
+            <w:tabs>
+              <w:tab w:val="right" w:leader="dot" w:pos="9360"/>
+            </w:tabs>
+            <w:rPr>
+              <w:color w:val="0563C1"/>
+              <w:u w:val="single"/>
+            </w:rPr>
+          </w:pPr>
+          <w:hyperlink w:anchor="if-something-goes-wrong" w:history="1">
+            <w:r>
+              <w:rPr>
+                <w:color w:val="0563C1"/>
+                <w:u w:val="single"/>
+              </w:rPr>
+              <w:t xml:space="preserve">If something goes wrong</w:t>
+            </w:r>
+          </w:hyperlink>
+          <w:r>
+            <w:rPr>
+              <w:color w:val="0563C1"/>
+              <w:u w:val="single"/>
+            </w:rPr>
+            <w:tab/>
+          </w:r>
+          <w:r>
+            <w:rPr>
+              <w:color w:val="0563C1"/>
+              <w:u w:val="single"/>
+            </w:rPr>
+            <w:fldChar w:fldCharType="begin"/>
+          </w:r>
+          <w:r>
+            <w:rPr>
+              <w:color w:val="0563C1"/>
+              <w:u w:val="single"/>
+            </w:rPr>
+            <w:instrText xml:space="preserve"> PAGE </w:instrText>
+          </w:r>
+          <w:r>
+            <w:rPr>
+              <w:color w:val="0563C1"/>
+              <w:u w:val="single"/>
+            </w:rPr>
+            <w:fldChar w:fldCharType="separate"/>
+          </w:r>
+          <w:r>
+            <w:rPr>
+              <w:color w:val="0563C1"/>
+              <w:u w:val="single"/>
+            </w:rPr>
+            <w:t>31</w:t>
+          </w:r>
+          <w:r>
+            <w:rPr>
+              <w:color w:val="0563C1"/>
+              <w:u w:val="single"/>
+            </w:rPr>
+            <w:fldChar w:fldCharType="end"/>
+          </w:r>
+        </w:p>
+        <w:p>
+          <w:pPr>
+            <w:pStyle w:val="TOC2"/>
+            <w:tabs>
+              <w:tab w:val="right" w:leader="dot" w:pos="9360"/>
+            </w:tabs>
+            <w:rPr>
+              <w:color w:val="0563C1"/>
+              <w:u w:val="single"/>
+            </w:rPr>
+          </w:pPr>
+          <w:hyperlink w:anchor="what-i-learned-the-short-version" w:history="1">
+            <w:r>
+              <w:rPr>
+                <w:color w:val="0563C1"/>
+                <w:u w:val="single"/>
+              </w:rPr>
+              <w:t xml:space="preserve">What I learned (the short version)</w:t>
+            </w:r>
+          </w:hyperlink>
+          <w:r>
+            <w:rPr>
+              <w:color w:val="0563C1"/>
+              <w:u w:val="single"/>
+            </w:rPr>
+            <w:tab/>
+          </w:r>
+          <w:r>
+            <w:rPr>
+              <w:color w:val="0563C1"/>
+              <w:u w:val="single"/>
+            </w:rPr>
+            <w:fldChar w:fldCharType="begin"/>
+          </w:r>
+          <w:r>
+            <w:rPr>
+              <w:color w:val="0563C1"/>
+              <w:u w:val="single"/>
+            </w:rPr>
+            <w:instrText xml:space="preserve"> PAGE </w:instrText>
+          </w:r>
+          <w:r>
+            <w:rPr>
+              <w:color w:val="0563C1"/>
+              <w:u w:val="single"/>
+            </w:rPr>
+            <w:fldChar w:fldCharType="separate"/>
+          </w:r>
+          <w:r>
+            <w:rPr>
+              <w:color w:val="0563C1"/>
+              <w:u w:val="single"/>
+            </w:rPr>
+            <w:t xml:space="preserve">32</w:t>
+          </w:r>
+          <w:r>
+            <w:rPr>
+              <w:color w:val="0563C1"/>
+              <w:u w:val="single"/>
+            </w:rPr>
+            <w:fldChar w:fldCharType="end"/>
+          </w:r>
+        </w:p>
+        <w:p>
+          <w:pPr>
+            <w:pStyle w:val="TOC2"/>
+            <w:tabs>
+              <w:tab w:val="right" w:leader="dot" w:pos="9360"/>
+            </w:tabs>
+            <w:rPr>
+              <w:color w:val="0563C1"/>
+              <w:u w:val="single"/>
+            </w:rPr>
+          </w:pPr>
+          <w:hyperlink w:anchor="evidence-index" w:history="1">
+            <w:r>
+              <w:rPr>
+                <w:color w:val="0563C1"/>
+                <w:u w:val="single"/>
+              </w:rPr>
+              <w:t xml:space="preserve">Evidence index</w:t>
+            </w:r>
+          </w:hyperlink>
+          <w:r>
+            <w:rPr>
+              <w:color w:val="0563C1"/>
+              <w:u w:val="single"/>
+            </w:rPr>
+            <w:tab/>
+          </w:r>
+          <w:r>
+            <w:rPr>
+              <w:color w:val="0563C1"/>
+              <w:u w:val="single"/>
+            </w:rPr>
+            <w:fldChar w:fldCharType="begin"/>
+          </w:r>
+          <w:r>
+            <w:rPr>
+              <w:color w:val="0563C1"/>
+              <w:u w:val="single"/>
+            </w:rPr>
+            <w:instrText xml:space="preserve"> PAGE </w:instrText>
+          </w:r>
+          <w:r>
+            <w:rPr>
+              <w:color w:val="0563C1"/>
+              <w:u w:val="single"/>
+            </w:rPr>
+            <w:fldChar w:fldCharType="separate"/>
+          </w:r>
+          <w:r>
+            <w:rPr>
+              <w:color w:val="0563C1"/>
+              <w:u w:val="single"/>
+            </w:rPr>
+            <w:t xml:space="preserve">32</w:t>
+          </w:r>
+          <w:r>
+            <w:rPr>
+              <w:color w:val="0563C1"/>
+              <w:u w:val="single"/>
+            </w:rPr>
+            <w:fldChar w:fldCharType="end"/>
+          </w:r>
+        </w:p>
+        <w:p>
+          <w:r>
             <w:fldChar w:fldCharType="end"/>
           </w:r>
         </w:p>
@@ -39,9 +3823,6 @@
         <w:jc w:val="center"/>
       </w:pPr>
       <w:r>
-        <w:t>DocuTrust</w:t>
-      </w:r>
-      <w:r>
         <w:rPr>
           <w:b/>
           <w:color w:val="1F4E79"/>
@@ -55,9 +3836,6 @@
         <w:jc w:val="center"/>
       </w:pPr>
       <w:r>
-        <w:t>DevSecOps Project 1 — Walkthrough</w:t>
-      </w:r>
-      <w:r>
         <w:rPr>
           <w:color w:val="2E74B5"/>
           <w:sz w:val="40"/>
@@ -70,9 +3848,6 @@
         <w:jc w:val="center"/>
       </w:pPr>
       <w:r>
-        <w:t>SAST · Secrets Scanning · Live Secret Verification</w:t>
-      </w:r>
-      <w:r>
         <w:rPr>
           <w:i/>
           <w:sz w:val="26"/>
@@ -96,9 +3871,6 @@
         <w:jc w:val="center"/>
       </w:pPr>
       <w:r>
-        <w:t>Every command in this walkthrough actually ran, and every output quoted is real captured output from the tools — with evidence files and screenshots cited along the way.</w:t>
-      </w:r>
-      <w:r>
         <w:rPr>
           <w:color w:val="595959"/>
           <w:sz w:val="20"/>
@@ -111,9 +3883,6 @@
         <w:jc w:val="center"/>
       </w:pPr>
       <w:r>
-        <w:t>August 2026</w:t>
-      </w:r>
-      <w:r>
         <w:rPr>
           <w:sz w:val="22"/>
         </w:rPr>
@@ -171,6 +3940,13 @@
           <w:i/>
         </w:rPr>
         <w:t xml:space="preserve">real output I got. Evidence files and screenshots are cited along the way.</w:t>
+      </w:r>
+      <w:r>
+        <w:rPr>
+          <w:iCs/>
+          <w:i/>
+        </w:rPr>
+        <w:t xml:space="preserve"> The guide assumes a Bash terminal (macOS, Linux, or WSL2 on Windows).</w:t>
       </w:r>
     </w:p>
     <w:p>
@@ -207,13 +3983,13 @@
         <w:t xml:space="preserve">DocuTrust</w:t>
       </w:r>
       <w:r>
-        <w:t xml:space="preserve">, a small Node.js/Express document API</w:t>
-      </w:r>
-      <w:r>
-        <w:t xml:space="preserve"> </w:t>
-      </w:r>
-      <w:r>
-        <w:t xml:space="preserve">that stores documents in PostgreSQL. Nobody has ever scanned it for security</w:t>
+        <w:t xml:space="preserve">, a small web API (a program other programs can talk to over the network), built on Node.js and Express (a popular Node.js web framework),</w:t>
+      </w:r>
+      <w:r>
+        <w:t xml:space="preserve"> </w:t>
+      </w:r>
+      <w:r>
+        <w:t xml:space="preserve">storing documents in PostgreSQL. Nobody has ever scanned it for security</w:t>
       </w:r>
       <w:r>
         <w:t xml:space="preserve"> </w:t>
@@ -1061,6 +4837,14 @@
     </w:tbl>
     <w:p>
       <w:r>
+        <w:rPr>
+          <w:i/>
+        </w:rPr>
+        <w:t xml:space="preserve">Plan for roughly 60–90 minutes end to end.</w:t>
+      </w:r>
+    </w:p>
+    <w:p>
+      <w:r>
         <w:pict>
           <v:rect style="width:0;height:1.5pt" o:hralign="center" o:hrstd="t" o:hr="t"/>
         </w:pict>
@@ -5964,7 +9748,7 @@
               <w:t xml:space="preserve"> </w:t>
             </w:r>
             <w:r>
-              <w:t xml:space="preserve">— the app only parses the body if you send this header</w:t>
+              <w:t xml:space="preserve">(JSON is a plain-text format for describing data) — the app only parses the body if you send this header</w:t>
             </w:r>
           </w:p>
         </w:tc>
@@ -7403,7 +11187,7 @@
         <w:t xml:space="preserve"> </w:t>
       </w:r>
       <w:r>
-        <w:t xml:space="preserve">gets interpolated into HTML. The default ruleset caught the XSS:</w:t>
+        <w:t xml:space="preserve">gets interpolated into HTML — the classic XSS pattern (printing user input into a web page unescaped; the plain-language definition is in Stage 5). The default ruleset caught the XSS:</w:t>
       </w:r>
     </w:p>
     <w:p>
@@ -7458,14 +11242,6 @@
         <w:pStyle w:val="ImageCaption"/>
       </w:pPr>
       <w:r>
-        <w:t xml:space="preserve">Figure 1 — semgrep default rulesets: the XSS finding</w:t>
-      </w:r>
-    </w:p>
-    <w:p>
-      <w:pPr>
-        <w:pStyle w:val="BodyText"/>
-      </w:pPr>
-      <w:r>
         <w:rPr>
           <w:iCs/>
           <w:i/>
@@ -9695,14 +13471,6 @@
         <w:pStyle w:val="ImageCaption"/>
       </w:pPr>
       <w:r>
-        <w:t xml:space="preserve">Figure 2 — project custom rule: the SQLi the defaults missed, plus all 5 generalized shapes</w:t>
-      </w:r>
-    </w:p>
-    <w:p>
-      <w:pPr>
-        <w:pStyle w:val="BodyText"/>
-      </w:pPr>
-      <w:r>
         <w:rPr>
           <w:iCs/>
           <w:i/>
@@ -11346,14 +15114,6 @@
         <w:pStyle w:val="ImageCaption"/>
       </w:pPr>
       <w:r>
-        <w:t xml:space="preserve">Figure 3 — full-history gitleaks sweep</w:t>
-      </w:r>
-    </w:p>
-    <w:p>
-      <w:pPr>
-        <w:pStyle w:val="BodyText"/>
-      </w:pPr>
-      <w:r>
         <w:rPr>
           <w:iCs/>
           <w:i/>
@@ -11737,7 +15497,7 @@
         <w:t xml:space="preserve"> </w:t>
       </w:r>
       <w:r>
-        <w:t xml:space="preserve">reported — configures an AWS STS client with it, and makes the call.</w:t>
+        <w:t xml:space="preserve">reported — configures an AWS STS client with it (the AWS SDK is the library that speaks AWS’s API), and makes the call.</w:t>
       </w:r>
       <w:r>
         <w:t xml:space="preserve"> </w:t>
@@ -12148,14 +15908,6 @@
         <w:pStyle w:val="ImageCaption"/>
       </w:pPr>
       <w:r>
-        <w:t xml:space="preserve">Figure 4 — live secret verification</w:t>
-      </w:r>
-    </w:p>
-    <w:p>
-      <w:pPr>
-        <w:pStyle w:val="BodyText"/>
-      </w:pPr>
-      <w:r>
         <w:rPr>
           <w:iCs/>
           <w:i/>
@@ -14318,14 +18070,6 @@
         <w:pStyle w:val="ImageCaption"/>
       </w:pPr>
       <w:r>
-        <w:t xml:space="preserve">Figure 5 — SAST rerun after the fixes</w:t>
-      </w:r>
-    </w:p>
-    <w:p>
-      <w:pPr>
-        <w:pStyle w:val="BodyText"/>
-      </w:pPr>
-      <w:r>
         <w:rPr>
           <w:iCs/>
           <w:i/>
@@ -14916,14 +18660,6 @@
         <w:pStyle w:val="ImageCaption"/>
       </w:pPr>
       <w:r>
-        <w:t xml:space="preserve">Figure 6 — CI on main, all jobs green</w:t>
-      </w:r>
-    </w:p>
-    <w:p>
-      <w:pPr>
-        <w:pStyle w:val="BodyText"/>
-      </w:pPr>
-      <w:r>
         <w:rPr>
           <w:iCs/>
           <w:i/>
@@ -15118,7 +18854,7 @@
         <w:t xml:space="preserve"> </w:t>
       </w:r>
       <w:r>
-        <w:t xml:space="preserve">verified locally that the full-history scan was clean, and force-pushed</w:t>
+        <w:t xml:space="preserve">verified locally that the full-history scan was clean, and force-pushed (overwrote the remote history with)</w:t>
       </w:r>
       <w:r>
         <w:t xml:space="preserve"> </w:t>
@@ -15233,7 +18969,7 @@
         <w:t xml:space="preserve">src/legacy-config.js</w:t>
       </w:r>
       <w:r>
-        <w:t xml:space="preserve">) — opened as a PR:</w:t>
+        <w:t xml:space="preserve">) — opened as a PR (pull request — a proposed change, reviewed before merging):</w:t>
       </w:r>
     </w:p>
     <w:p>
@@ -15339,14 +19075,6 @@
         <w:pStyle w:val="ImageCaption"/>
       </w:pPr>
       <w:r>
-        <w:t xml:space="preserve">Figure 7 — CI on the violation PR: both gates blocked it</w:t>
-      </w:r>
-    </w:p>
-    <w:p>
-      <w:pPr>
-        <w:pStyle w:val="BodyText"/>
-      </w:pPr>
-      <w:r>
         <w:rPr>
           <w:iCs/>
           <w:i/>
@@ -15630,7 +19358,308 @@
       </w:r>
     </w:p>
     <w:bookmarkEnd w:id="98"/>
+    <w:bookmarkStart w:id="102" w:name="if-something-goes-wrong"/>
+    <w:bookmarkEnd w:id="102"/>
+    <w:p>
+      <w:pPr>
+        <w:pStyle w:val="Heading2"/>
+      </w:pPr>
+      <w:r>
+        <w:t xml:space="preserve">If something goes wrong</w:t>
+      </w:r>
+    </w:p>
+    <w:tbl>
+      <w:tblPr>
+        <w:tblStyle w:val="Table"/>
+        <w:tblW w:type="pct" w:w="5000"/>
+        <w:jc w:val="center"/>
+        <w:tblLook w:firstRow="1" w:lastRow="0" w:firstColumn="0" w:lastColumn="0" w:noHBand="0" w:noVBand="0" w:val="0020"/>
+      </w:tblPr>
+      <w:tblGrid>
+        <w:gridCol w:w="3400"/>
+        <w:gridCol w:w="5960"/>
+      </w:tblGrid>
+      <w:tr>
+        <w:trPr>
+          <w:tblHeader w:val="true"/>
+        </w:trPr>
+        <w:tc>
+          <w:tcPr>
+            <w:shd w:val="clear" w:color="auto" w:fill="DEEAF6"/>
+          </w:tcPr>
+          <w:p>
+            <w:pPr>
+              <w:pStyle w:val="Compact"/>
+              <w:jc w:val="left"/>
+            </w:pPr>
+            <w:r>
+              <w:rPr>
+                <w:b/>
+              </w:rPr>
+              <w:t xml:space="preserve">If you see this</w:t>
+            </w:r>
+          </w:p>
+        </w:tc>
+        <w:tc>
+          <w:tcPr>
+            <w:shd w:val="clear" w:color="auto" w:fill="DEEAF6"/>
+          </w:tcPr>
+          <w:p>
+            <w:pPr>
+              <w:pStyle w:val="Compact"/>
+              <w:jc w:val="left"/>
+            </w:pPr>
+            <w:r>
+              <w:rPr>
+                <w:b/>
+              </w:rPr>
+              <w:t xml:space="preserve">What it means and what to do</w:t>
+            </w:r>
+          </w:p>
+        </w:tc>
+      </w:tr>
+      <w:tr>
+        <w:tc>
+          <w:tcPr/>
+          <w:p>
+            <w:pPr>
+              <w:pStyle w:val="Compact"/>
+              <w:jc w:val="left"/>
+            </w:pPr>
+            <w:r>
+              <w:rPr>
+                <w:rStyle w:val="VerbatimChar"/>
+              </w:rPr>
+              <w:t xml:space="preserve">command not found</w:t>
+            </w:r>
+          </w:p>
+        </w:tc>
+        <w:tc>
+          <w:tcPr/>
+          <w:p>
+            <w:pPr>
+              <w:pStyle w:val="Compact"/>
+              <w:jc w:val="left"/>
+            </w:pPr>
+            <w:r>
+              <w:t xml:space="preserve">The tool isn’t installed (or not on your </w:t>
+            </w:r>
+            <w:r>
+              <w:rPr>
+                <w:rStyle w:val="VerbatimChar"/>
+              </w:rPr>
+              <w:t xml:space="preserve">PATH</w:t>
+            </w:r>
+            <w:r>
+              <w:t xml:space="preserve">). Go back to its install step: Node/npm — Step 1.2, PostgreSQL — Step 1.3, semgrep — Step 1.4, gitleaks — Step 1.5.</w:t>
+            </w:r>
+          </w:p>
+        </w:tc>
+      </w:tr>
+      <w:tr>
+        <w:tc>
+          <w:tcPr/>
+          <w:p>
+            <w:pPr>
+              <w:pStyle w:val="Compact"/>
+              <w:jc w:val="left"/>
+            </w:pPr>
+            <w:r>
+              <w:rPr>
+                <w:rStyle w:val="VerbatimChar"/>
+              </w:rPr>
+              <w:t xml:space="preserve">docker ps doesn’t print a table of containers</w:t>
+            </w:r>
+          </w:p>
+        </w:tc>
+        <w:tc>
+          <w:tcPr/>
+          <w:p>
+            <w:pPr>
+              <w:pStyle w:val="Compact"/>
+              <w:jc w:val="left"/>
+            </w:pPr>
+            <w:r>
+              <w:t xml:space="preserve">The Docker service probably isn’t running. Start it with </w:t>
+            </w:r>
+            <w:r>
+              <w:rPr>
+                <w:rStyle w:val="VerbatimChar"/>
+              </w:rPr>
+              <w:t xml:space="preserve">sudo service docker start</w:t>
+            </w:r>
+            <w:r>
+              <w:t xml:space="preserve"> (Step 1.3, Path A).</w:t>
+            </w:r>
+          </w:p>
+        </w:tc>
+      </w:tr>
+      <w:tr>
+        <w:tc>
+          <w:tcPr/>
+          <w:p>
+            <w:pPr>
+              <w:pStyle w:val="Compact"/>
+              <w:jc w:val="left"/>
+            </w:pPr>
+            <w:r>
+              <w:rPr>
+                <w:rStyle w:val="VerbatimChar"/>
+              </w:rPr>
+              <w:t xml:space="preserve">SASL: SCRAM-SERVER-FIRST-MESSAGE: client password must be a string</w:t>
+            </w:r>
+          </w:p>
+        </w:tc>
+        <w:tc>
+          <w:tcPr/>
+          <w:p>
+            <w:pPr>
+              <w:pStyle w:val="Compact"/>
+              <w:jc w:val="left"/>
+            </w:pPr>
+            <w:r>
+              <w:t xml:space="preserve">DATABASE_URL never reached Node. Re-run the load line: </w:t>
+            </w:r>
+            <w:r>
+              <w:rPr>
+                <w:rStyle w:val="VerbatimChar"/>
+              </w:rPr>
+              <w:t xml:space="preserve">set -a &amp;&amp; source .env.local &amp;&amp; set +a</w:t>
+            </w:r>
+            <w:r>
+              <w:t xml:space="preserve"> (Step 2.4).</w:t>
+            </w:r>
+          </w:p>
+        </w:tc>
+      </w:tr>
+      <w:tr>
+        <w:tc>
+          <w:tcPr/>
+          <w:p>
+            <w:pPr>
+              <w:pStyle w:val="Compact"/>
+              <w:jc w:val="left"/>
+            </w:pPr>
+            <w:r>
+              <w:rPr>
+                <w:rStyle w:val="VerbatimChar"/>
+              </w:rPr>
+              <w:t xml:space="preserve">already exists from the database setup commands</w:t>
+            </w:r>
+          </w:p>
+        </w:tc>
+        <w:tc>
+          <w:tcPr/>
+          <w:p>
+            <w:pPr>
+              <w:pStyle w:val="Compact"/>
+              <w:jc w:val="left"/>
+            </w:pPr>
+            <w:r>
+              <w:t xml:space="preserve">The database/user already exists — that’s success, move on (Step 2.1).</w:t>
+            </w:r>
+          </w:p>
+        </w:tc>
+      </w:tr>
+      <w:tr>
+        <w:tc>
+          <w:tcPr/>
+          <w:p>
+            <w:pPr>
+              <w:pStyle w:val="Compact"/>
+              <w:jc w:val="left"/>
+            </w:pPr>
+            <w:r>
+              <w:rPr>
+                <w:rStyle w:val="VerbatimChar"/>
+              </w:rPr>
+              <w:t xml:space="preserve">A different id in the responses than in the examples</w:t>
+            </w:r>
+          </w:p>
+        </w:tc>
+        <w:tc>
+          <w:tcPr/>
+          <w:p>
+            <w:pPr>
+              <w:pStyle w:val="Compact"/>
+              <w:jc w:val="left"/>
+            </w:pPr>
+            <w:r>
+              <w:t xml:space="preserve">Expected — the server assigns ids as it goes. Use the id your server returned (Step 3.2).</w:t>
+            </w:r>
+          </w:p>
+        </w:tc>
+      </w:tr>
+      <w:tr>
+        <w:tc>
+          <w:tcPr/>
+          <w:p>
+            <w:pPr>
+              <w:pStyle w:val="Compact"/>
+              <w:jc w:val="left"/>
+            </w:pPr>
+            <w:r>
+              <w:rPr>
+                <w:rStyle w:val="VerbatimChar"/>
+              </w:rPr>
+              <w:t xml:space="preserve">Migrations up to date without an "Applying …" line</w:t>
+            </w:r>
+          </w:p>
+        </w:tc>
+        <w:tc>
+          <w:tcPr/>
+          <w:p>
+            <w:pPr>
+              <w:pStyle w:val="Compact"/>
+              <w:jc w:val="left"/>
+            </w:pPr>
+            <w:r>
+              <w:t xml:space="preserve">The tables already exist — success (Step 2.5).</w:t>
+            </w:r>
+          </w:p>
+        </w:tc>
+      </w:tr>
+      <w:tr>
+        <w:tc>
+          <w:tcPr/>
+          <w:p>
+            <w:pPr>
+              <w:pStyle w:val="Compact"/>
+              <w:jc w:val="left"/>
+            </w:pPr>
+            <w:r>
+              <w:rPr>
+                <w:rStyle w:val="VerbatimChar"/>
+              </w:rPr>
+              <w:t xml:space="preserve">INF no leaks found from gitleaks</w:t>
+            </w:r>
+          </w:p>
+        </w:tc>
+        <w:tc>
+          <w:tcPr/>
+          <w:p>
+            <w:pPr>
+              <w:pStyle w:val="Compact"/>
+              <w:jc w:val="left"/>
+            </w:pPr>
+            <w:r>
+              <w:t xml:space="preserve">You’re on a gitleaks version whose default rule skips low-entropy keys. The project config (</w:t>
+            </w:r>
+            <w:r>
+              <w:rPr>
+                <w:rStyle w:val="VerbatimChar"/>
+              </w:rPr>
+              <w:t xml:space="preserve">gitleaks.toml</w:t>
+            </w:r>
+            <w:r>
+              <w:t xml:space="preserve">) catches it anyway (Step 7.2).</w:t>
+            </w:r>
+          </w:p>
+        </w:tc>
+      </w:tr>
+    </w:tbl>
     <w:bookmarkStart w:id="99" w:name="what-i-learned-the-short-version"/>
+    <w:bookmarkEnd w:id="99"/>
     <w:p>
       <w:pPr>
         <w:pStyle w:val="Heading2"/>
@@ -15845,7 +19874,6 @@
         <w:t xml:space="preserve">The violation PR proved it.</w:t>
       </w:r>
     </w:p>
-    <w:bookmarkEnd w:id="99"/>
     <w:bookmarkStart w:id="100" w:name="evidence-index"/>
     <w:p>
       <w:pPr>
@@ -17037,6 +21065,59 @@
       <w:b w:val="0"/>
       <w:bCs w:val="0"/>
       <w:color w:themeColor="accent1" w:themeShade="BF" w:val="365F91"/>
+    </w:rPr>
+  </w:style>
+  <w:style w:type="paragraph" w:styleId="TOC1">
+    <w:name w:val="toc 1"/>
+    <w:basedOn w:val="Normal"/>
+    <w:next w:val="Normal"/>
+    <w:autoRedefine/>
+    <w:uiPriority w:val="39"/>
+    <w:unhideWhenUsed/>
+    <w:pPr>
+      <w:keepNext/>
+      <w:keepLines/>
+      <w:outlineLvl w:val="9"/>
+    </w:pPr>
+    <w:rPr>
+      <w:sz w:val="22"/>
+      <w:szCs w:val="22"/>
+    </w:rPr>
+  </w:style>
+  <w:style w:type="paragraph" w:styleId="TOC2">
+    <w:name w:val="toc 2"/>
+    <w:basedOn w:val="Normal"/>
+    <w:next w:val="Normal"/>
+    <w:autoRedefine/>
+    <w:uiPriority w:val="39"/>
+    <w:unhideWhenUsed/>
+    <w:pPr>
+      <w:keepNext/>
+      <w:keepLines/>
+      <w:ind w:left="240"/>
+      <w:outlineLvl w:val="9"/>
+    </w:pPr>
+    <w:rPr>
+      <w:sz w:val="22"/>
+      <w:szCs w:val="22"/>
+    </w:rPr>
+  </w:style>
+  <w:style w:type="paragraph" w:styleId="TOC3">
+    <w:name w:val="toc 3"/>
+    <w:basedOn w:val="Normal"/>
+    <w:next w:val="Normal"/>
+    <w:autoRedefine/>
+    <w:uiPriority w:val="39"/>
+    <w:unhideWhenUsed/>
+    <w:pPr>
+      <w:keepNext/>
+      <w:keepLines/>
+      <w:ind w:left="480"/>
+      <w:outlineLvl w:val="9"/>
+    </w:pPr>
+    <w:rPr>
+      <w:sz w:val="22"/>
+      <w:szCs w:val="22"/>
     </w:rPr>
   </w:style>
   <w:style w:type="paragraph" w:customStyle="1" w:styleId="SourceCode">

--- a/docs/walkthrough.docx
+++ b/docs/walkthrough.docx
@@ -21,3798 +21,14 @@
         <w:p>
           <w:r>
             <w:fldChar w:fldCharType="begin" w:dirty="true"/>
-            <w:instrText xml:space="preserve">TOC \o "1-3" \h \z \u</w:instrText>
+            <w:instrText xml:space="preserve">TOC \o "1-2" \h \z \u</w:instrText>
             <w:fldChar w:fldCharType="separate"/>
-          </w:r>
-        </w:p>
-        <w:p>
-          <w:pPr>
-            <w:pStyle w:val="TOC1"/>
-            <w:tabs>
-              <w:tab w:val="right" w:leader="dot" w:pos="9360"/>
-            </w:tabs>
-            <w:rPr>
-              <w:color w:val="0563C1"/>
-              <w:u w:val="single"/>
-            </w:rPr>
-          </w:pPr>
-          <w:hyperlink w:anchor="Xee5ab2b315e0a51b995ef048254650fded623cb" w:history="1">
-            <w:r>
-              <w:rPr>
-                <w:color w:val="0563C1"/>
-                <w:u w:val="single"/>
-              </w:rPr>
-              <w:t xml:space="preserve">DocuTrust Walkthrough — SAST, Secrets Scanning, and Live Secret Verification</w:t>
-            </w:r>
-          </w:hyperlink>
-          <w:r>
-            <w:rPr>
-              <w:color w:val="0563C1"/>
-              <w:u w:val="single"/>
-            </w:rPr>
-            <w:tab/>
-          </w:r>
-          <w:r>
-            <w:rPr>
-              <w:color w:val="0563C1"/>
-              <w:u w:val="single"/>
-            </w:rPr>
-            <w:fldChar w:fldCharType="begin"/>
-          </w:r>
-          <w:r>
-            <w:rPr>
-              <w:color w:val="0563C1"/>
-              <w:u w:val="single"/>
-            </w:rPr>
-            <w:instrText xml:space="preserve"> PAGE </w:instrText>
-          </w:r>
-          <w:r>
-            <w:rPr>
-              <w:color w:val="0563C1"/>
-              <w:u w:val="single"/>
-            </w:rPr>
-            <w:fldChar w:fldCharType="separate"/>
-          </w:r>
-          <w:r>
-            <w:rPr>
-              <w:color w:val="0563C1"/>
-              <w:u w:val="single"/>
-            </w:rPr>
-            <w:t xml:space="preserve">4</w:t>
-          </w:r>
-          <w:r>
-            <w:rPr>
-              <w:color w:val="0563C1"/>
-              <w:u w:val="single"/>
-            </w:rPr>
-            <w:fldChar w:fldCharType="end"/>
-          </w:r>
-        </w:p>
-        <w:p>
-          <w:pPr>
-            <w:pStyle w:val="TOC2"/>
-            <w:tabs>
-              <w:tab w:val="right" w:leader="dot" w:pos="9360"/>
-            </w:tabs>
-            <w:rPr>
-              <w:color w:val="0563C1"/>
-              <w:u w:val="single"/>
-            </w:rPr>
-          </w:pPr>
-          <w:hyperlink w:anchor="Xcaa8e861e929fca8f35a4a1b6a89d781dff432e" w:history="1">
-            <w:r>
-              <w:rPr>
-                <w:color w:val="0563C1"/>
-                <w:u w:val="single"/>
-              </w:rPr>
-              <w:t xml:space="preserve">The project in one paragraph (read this first)</w:t>
-            </w:r>
-          </w:hyperlink>
-          <w:r>
-            <w:rPr>
-              <w:color w:val="0563C1"/>
-              <w:u w:val="single"/>
-            </w:rPr>
-            <w:tab/>
-          </w:r>
-          <w:r>
-            <w:rPr>
-              <w:color w:val="0563C1"/>
-              <w:u w:val="single"/>
-            </w:rPr>
-            <w:fldChar w:fldCharType="begin"/>
-          </w:r>
-          <w:r>
-            <w:rPr>
-              <w:color w:val="0563C1"/>
-              <w:u w:val="single"/>
-            </w:rPr>
-            <w:instrText xml:space="preserve"> PAGE </w:instrText>
-          </w:r>
-          <w:r>
-            <w:rPr>
-              <w:color w:val="0563C1"/>
-              <w:u w:val="single"/>
-            </w:rPr>
-            <w:fldChar w:fldCharType="separate"/>
-          </w:r>
-          <w:r>
-            <w:rPr>
-              <w:color w:val="0563C1"/>
-              <w:u w:val="single"/>
-            </w:rPr>
-            <w:t xml:space="preserve">4</w:t>
-          </w:r>
-          <w:r>
-            <w:rPr>
-              <w:color w:val="0563C1"/>
-              <w:u w:val="single"/>
-            </w:rPr>
-            <w:fldChar w:fldCharType="end"/>
-          </w:r>
-        </w:p>
-        <w:p>
-          <w:pPr>
-            <w:pStyle w:val="TOC2"/>
-            <w:tabs>
-              <w:tab w:val="right" w:leader="dot" w:pos="9360"/>
-            </w:tabs>
-            <w:rPr>
-              <w:color w:val="0563C1"/>
-              <w:u w:val="single"/>
-            </w:rPr>
-          </w:pPr>
-          <w:hyperlink w:anchor="stage-1-install-the-tools-you-need" w:history="1">
-            <w:r>
-              <w:rPr>
-                <w:color w:val="0563C1"/>
-                <w:u w:val="single"/>
-              </w:rPr>
-              <w:t xml:space="preserve">Stage 1 — Install the tools you need</w:t>
-            </w:r>
-          </w:hyperlink>
-          <w:r>
-            <w:rPr>
-              <w:color w:val="0563C1"/>
-              <w:u w:val="single"/>
-            </w:rPr>
-            <w:tab/>
-          </w:r>
-          <w:r>
-            <w:rPr>
-              <w:color w:val="0563C1"/>
-              <w:u w:val="single"/>
-            </w:rPr>
-            <w:fldChar w:fldCharType="begin"/>
-          </w:r>
-          <w:r>
-            <w:rPr>
-              <w:color w:val="0563C1"/>
-              <w:u w:val="single"/>
-            </w:rPr>
-            <w:instrText xml:space="preserve"> PAGE </w:instrText>
-          </w:r>
-          <w:r>
-            <w:rPr>
-              <w:color w:val="0563C1"/>
-              <w:u w:val="single"/>
-            </w:rPr>
-            <w:fldChar w:fldCharType="separate"/>
-          </w:r>
-          <w:r>
-            <w:rPr>
-              <w:color w:val="0563C1"/>
-              <w:u w:val="single"/>
-            </w:rPr>
-            <w:t xml:space="preserve">5</w:t>
-          </w:r>
-          <w:r>
-            <w:rPr>
-              <w:color w:val="0563C1"/>
-              <w:u w:val="single"/>
-            </w:rPr>
-            <w:fldChar w:fldCharType="end"/>
-          </w:r>
-        </w:p>
-        <w:p>
-          <w:pPr>
-            <w:pStyle w:val="TOC3"/>
-            <w:tabs>
-              <w:tab w:val="right" w:leader="dot" w:pos="9360"/>
-            </w:tabs>
-            <w:rPr>
-              <w:color w:val="0563C1"/>
-              <w:u w:val="single"/>
-            </w:rPr>
-          </w:pPr>
-          <w:hyperlink w:anchor="a-note-about-commands-in-this-guide" w:history="1">
-            <w:r>
-              <w:rPr>
-                <w:color w:val="0563C1"/>
-                <w:u w:val="single"/>
-              </w:rPr>
-              <w:t xml:space="preserve">A note about commands in this guide</w:t>
-            </w:r>
-          </w:hyperlink>
-          <w:r>
-            <w:rPr>
-              <w:color w:val="0563C1"/>
-              <w:u w:val="single"/>
-            </w:rPr>
-            <w:tab/>
-          </w:r>
-          <w:r>
-            <w:rPr>
-              <w:color w:val="0563C1"/>
-              <w:u w:val="single"/>
-            </w:rPr>
-            <w:fldChar w:fldCharType="begin"/>
-          </w:r>
-          <w:r>
-            <w:rPr>
-              <w:color w:val="0563C1"/>
-              <w:u w:val="single"/>
-            </w:rPr>
-            <w:instrText xml:space="preserve"> PAGE </w:instrText>
-          </w:r>
-          <w:r>
-            <w:rPr>
-              <w:color w:val="0563C1"/>
-              <w:u w:val="single"/>
-            </w:rPr>
-            <w:fldChar w:fldCharType="separate"/>
-          </w:r>
-          <w:r>
-            <w:rPr>
-              <w:color w:val="0563C1"/>
-              <w:u w:val="single"/>
-            </w:rPr>
-            <w:t xml:space="preserve">5</w:t>
-          </w:r>
-          <w:r>
-            <w:rPr>
-              <w:color w:val="0563C1"/>
-              <w:u w:val="single"/>
-            </w:rPr>
-            <w:fldChar w:fldCharType="end"/>
-          </w:r>
-        </w:p>
-        <w:p>
-          <w:pPr>
-            <w:pStyle w:val="TOC3"/>
-            <w:tabs>
-              <w:tab w:val="right" w:leader="dot" w:pos="9360"/>
-            </w:tabs>
-            <w:rPr>
-              <w:color w:val="0563C1"/>
-              <w:u w:val="single"/>
-            </w:rPr>
-          </w:pPr>
-          <w:hyperlink w:anchor="step-1.1-check-what-you-already-have" w:history="1">
-            <w:r>
-              <w:rPr>
-                <w:color w:val="0563C1"/>
-                <w:u w:val="single"/>
-              </w:rPr>
-              <w:t xml:space="preserve">Step 1.1 — Check what you already have</w:t>
-            </w:r>
-          </w:hyperlink>
-          <w:r>
-            <w:rPr>
-              <w:color w:val="0563C1"/>
-              <w:u w:val="single"/>
-            </w:rPr>
-            <w:tab/>
-          </w:r>
-          <w:r>
-            <w:rPr>
-              <w:color w:val="0563C1"/>
-              <w:u w:val="single"/>
-            </w:rPr>
-            <w:fldChar w:fldCharType="begin"/>
-          </w:r>
-          <w:r>
-            <w:rPr>
-              <w:color w:val="0563C1"/>
-              <w:u w:val="single"/>
-            </w:rPr>
-            <w:instrText xml:space="preserve"> PAGE </w:instrText>
-          </w:r>
-          <w:r>
-            <w:rPr>
-              <w:color w:val="0563C1"/>
-              <w:u w:val="single"/>
-            </w:rPr>
-            <w:fldChar w:fldCharType="separate"/>
-          </w:r>
-          <w:r>
-            <w:rPr>
-              <w:color w:val="0563C1"/>
-              <w:u w:val="single"/>
-            </w:rPr>
-            <w:t xml:space="preserve">5</w:t>
-          </w:r>
-          <w:r>
-            <w:rPr>
-              <w:color w:val="0563C1"/>
-              <w:u w:val="single"/>
-            </w:rPr>
-            <w:fldChar w:fldCharType="end"/>
-          </w:r>
-        </w:p>
-        <w:p>
-          <w:pPr>
-            <w:pStyle w:val="TOC3"/>
-            <w:tabs>
-              <w:tab w:val="right" w:leader="dot" w:pos="9360"/>
-            </w:tabs>
-            <w:rPr>
-              <w:color w:val="0563C1"/>
-              <w:u w:val="single"/>
-            </w:rPr>
-          </w:pPr>
-          <w:hyperlink w:anchor="Xc5e1a8259f764a55d96f11dee0f84434ce87bab" w:history="1">
-            <w:r>
-              <w:rPr>
-                <w:color w:val="0563C1"/>
-                <w:u w:val="single"/>
-              </w:rPr>
-              <w:t xml:space="preserve">Step 1.2 — Install Node.js and npm (if missing)</w:t>
-            </w:r>
-          </w:hyperlink>
-          <w:r>
-            <w:rPr>
-              <w:color w:val="0563C1"/>
-              <w:u w:val="single"/>
-            </w:rPr>
-            <w:tab/>
-          </w:r>
-          <w:r>
-            <w:rPr>
-              <w:color w:val="0563C1"/>
-              <w:u w:val="single"/>
-            </w:rPr>
-            <w:fldChar w:fldCharType="begin"/>
-          </w:r>
-          <w:r>
-            <w:rPr>
-              <w:color w:val="0563C1"/>
-              <w:u w:val="single"/>
-            </w:rPr>
-            <w:instrText xml:space="preserve"> PAGE </w:instrText>
-          </w:r>
-          <w:r>
-            <w:rPr>
-              <w:color w:val="0563C1"/>
-              <w:u w:val="single"/>
-            </w:rPr>
-            <w:fldChar w:fldCharType="separate"/>
-          </w:r>
-          <w:r>
-            <w:rPr>
-              <w:color w:val="0563C1"/>
-              <w:u w:val="single"/>
-            </w:rPr>
-            <w:t xml:space="preserve">6</w:t>
-          </w:r>
-          <w:r>
-            <w:rPr>
-              <w:color w:val="0563C1"/>
-              <w:u w:val="single"/>
-            </w:rPr>
-            <w:fldChar w:fldCharType="end"/>
-          </w:r>
-        </w:p>
-        <w:p>
-          <w:pPr>
-            <w:pStyle w:val="TOC3"/>
-            <w:tabs>
-              <w:tab w:val="right" w:leader="dot" w:pos="9360"/>
-            </w:tabs>
-            <w:rPr>
-              <w:color w:val="0563C1"/>
-              <w:u w:val="single"/>
-            </w:rPr>
-          </w:pPr>
-          <w:hyperlink w:anchor="step-1.3-install-postgresql" w:history="1">
-            <w:r>
-              <w:rPr>
-                <w:color w:val="0563C1"/>
-                <w:u w:val="single"/>
-              </w:rPr>
-              <w:t xml:space="preserve">Step 1.3 — Install PostgreSQL</w:t>
-            </w:r>
-          </w:hyperlink>
-          <w:r>
-            <w:rPr>
-              <w:color w:val="0563C1"/>
-              <w:u w:val="single"/>
-            </w:rPr>
-            <w:tab/>
-          </w:r>
-          <w:r>
-            <w:rPr>
-              <w:color w:val="0563C1"/>
-              <w:u w:val="single"/>
-            </w:rPr>
-            <w:fldChar w:fldCharType="begin"/>
-          </w:r>
-          <w:r>
-            <w:rPr>
-              <w:color w:val="0563C1"/>
-              <w:u w:val="single"/>
-            </w:rPr>
-            <w:instrText xml:space="preserve"> PAGE </w:instrText>
-          </w:r>
-          <w:r>
-            <w:rPr>
-              <w:color w:val="0563C1"/>
-              <w:u w:val="single"/>
-            </w:rPr>
-            <w:fldChar w:fldCharType="separate"/>
-          </w:r>
-          <w:r>
-            <w:rPr>
-              <w:color w:val="0563C1"/>
-              <w:u w:val="single"/>
-            </w:rPr>
-            <w:t xml:space="preserve">6</w:t>
-          </w:r>
-          <w:r>
-            <w:rPr>
-              <w:color w:val="0563C1"/>
-              <w:u w:val="single"/>
-            </w:rPr>
-            <w:fldChar w:fldCharType="end"/>
-          </w:r>
-        </w:p>
-        <w:p>
-          <w:pPr>
-            <w:pStyle w:val="TOC3"/>
-            <w:tabs>
-              <w:tab w:val="right" w:leader="dot" w:pos="9360"/>
-            </w:tabs>
-            <w:rPr>
-              <w:color w:val="0563C1"/>
-              <w:u w:val="single"/>
-            </w:rPr>
-          </w:pPr>
-          <w:hyperlink w:anchor="step-1.4-install-semgrep" w:history="1">
-            <w:r>
-              <w:rPr>
-                <w:color w:val="0563C1"/>
-                <w:u w:val="single"/>
-              </w:rPr>
-              <w:t xml:space="preserve">Step 1.4 — Install semgrep</w:t>
-            </w:r>
-          </w:hyperlink>
-          <w:r>
-            <w:rPr>
-              <w:color w:val="0563C1"/>
-              <w:u w:val="single"/>
-            </w:rPr>
-            <w:tab/>
-          </w:r>
-          <w:r>
-            <w:rPr>
-              <w:color w:val="0563C1"/>
-              <w:u w:val="single"/>
-            </w:rPr>
-            <w:fldChar w:fldCharType="begin"/>
-          </w:r>
-          <w:r>
-            <w:rPr>
-              <w:color w:val="0563C1"/>
-              <w:u w:val="single"/>
-            </w:rPr>
-            <w:instrText xml:space="preserve"> PAGE </w:instrText>
-          </w:r>
-          <w:r>
-            <w:rPr>
-              <w:color w:val="0563C1"/>
-              <w:u w:val="single"/>
-            </w:rPr>
-            <w:fldChar w:fldCharType="separate"/>
-          </w:r>
-          <w:r>
-            <w:rPr>
-              <w:color w:val="0563C1"/>
-              <w:u w:val="single"/>
-            </w:rPr>
-            <w:t xml:space="preserve">7</w:t>
-          </w:r>
-          <w:r>
-            <w:rPr>
-              <w:color w:val="0563C1"/>
-              <w:u w:val="single"/>
-            </w:rPr>
-            <w:fldChar w:fldCharType="end"/>
-          </w:r>
-        </w:p>
-        <w:p>
-          <w:pPr>
-            <w:pStyle w:val="TOC3"/>
-            <w:tabs>
-              <w:tab w:val="right" w:leader="dot" w:pos="9360"/>
-            </w:tabs>
-            <w:rPr>
-              <w:color w:val="0563C1"/>
-              <w:u w:val="single"/>
-            </w:rPr>
-          </w:pPr>
-          <w:hyperlink w:anchor="step-1.5-install-gitleaks" w:history="1">
-            <w:r>
-              <w:rPr>
-                <w:color w:val="0563C1"/>
-                <w:u w:val="single"/>
-              </w:rPr>
-              <w:t xml:space="preserve">Step 1.5 — Install gitleaks</w:t>
-            </w:r>
-          </w:hyperlink>
-          <w:r>
-            <w:rPr>
-              <w:color w:val="0563C1"/>
-              <w:u w:val="single"/>
-            </w:rPr>
-            <w:tab/>
-          </w:r>
-          <w:r>
-            <w:rPr>
-              <w:color w:val="0563C1"/>
-              <w:u w:val="single"/>
-            </w:rPr>
-            <w:fldChar w:fldCharType="begin"/>
-          </w:r>
-          <w:r>
-            <w:rPr>
-              <w:color w:val="0563C1"/>
-              <w:u w:val="single"/>
-            </w:rPr>
-            <w:instrText xml:space="preserve"> PAGE </w:instrText>
-          </w:r>
-          <w:r>
-            <w:rPr>
-              <w:color w:val="0563C1"/>
-              <w:u w:val="single"/>
-            </w:rPr>
-            <w:fldChar w:fldCharType="separate"/>
-          </w:r>
-          <w:r>
-            <w:rPr>
-              <w:color w:val="0563C1"/>
-              <w:u w:val="single"/>
-            </w:rPr>
-            <w:t xml:space="preserve">7</w:t>
-          </w:r>
-          <w:r>
-            <w:rPr>
-              <w:color w:val="0563C1"/>
-              <w:u w:val="single"/>
-            </w:rPr>
-            <w:fldChar w:fldCharType="end"/>
-          </w:r>
-        </w:p>
-        <w:p>
-          <w:pPr>
-            <w:pStyle w:val="TOC3"/>
-            <w:tabs>
-              <w:tab w:val="right" w:leader="dot" w:pos="9360"/>
-            </w:tabs>
-            <w:rPr>
-              <w:color w:val="0563C1"/>
-              <w:u w:val="single"/>
-            </w:rPr>
-          </w:pPr>
-          <w:hyperlink w:anchor="step-1.6-double-check-everything" w:history="1">
-            <w:r>
-              <w:rPr>
-                <w:color w:val="0563C1"/>
-                <w:u w:val="single"/>
-              </w:rPr>
-              <w:t xml:space="preserve">Step 1.6 — Double-check everything</w:t>
-            </w:r>
-          </w:hyperlink>
-          <w:r>
-            <w:rPr>
-              <w:color w:val="0563C1"/>
-              <w:u w:val="single"/>
-            </w:rPr>
-            <w:tab/>
-          </w:r>
-          <w:r>
-            <w:rPr>
-              <w:color w:val="0563C1"/>
-              <w:u w:val="single"/>
-            </w:rPr>
-            <w:fldChar w:fldCharType="begin"/>
-          </w:r>
-          <w:r>
-            <w:rPr>
-              <w:color w:val="0563C1"/>
-              <w:u w:val="single"/>
-            </w:rPr>
-            <w:instrText xml:space="preserve"> PAGE </w:instrText>
-          </w:r>
-          <w:r>
-            <w:rPr>
-              <w:color w:val="0563C1"/>
-              <w:u w:val="single"/>
-            </w:rPr>
-            <w:fldChar w:fldCharType="separate"/>
-          </w:r>
-          <w:r>
-            <w:rPr>
-              <w:color w:val="0563C1"/>
-              <w:u w:val="single"/>
-            </w:rPr>
-            <w:t xml:space="preserve">8</w:t>
-          </w:r>
-          <w:r>
-            <w:rPr>
-              <w:color w:val="0563C1"/>
-              <w:u w:val="single"/>
-            </w:rPr>
-            <w:fldChar w:fldCharType="end"/>
-          </w:r>
-        </w:p>
-        <w:p>
-          <w:pPr>
-            <w:pStyle w:val="TOC2"/>
-            <w:tabs>
-              <w:tab w:val="right" w:leader="dot" w:pos="9360"/>
-            </w:tabs>
-            <w:rPr>
-              <w:color w:val="0563C1"/>
-              <w:u w:val="single"/>
-            </w:rPr>
-          </w:pPr>
-          <w:hyperlink w:anchor="Xbffd75115a50c8e7c1261befdf5c2d7ba454f1e" w:history="1">
-            <w:r>
-              <w:rPr>
-                <w:color w:val="0563C1"/>
-                <w:u w:val="single"/>
-              </w:rPr>
-              <w:t xml:space="preserve">Stage 2 — Start the database and get the app running</w:t>
-            </w:r>
-          </w:hyperlink>
-          <w:r>
-            <w:rPr>
-              <w:color w:val="0563C1"/>
-              <w:u w:val="single"/>
-            </w:rPr>
-            <w:tab/>
-          </w:r>
-          <w:r>
-            <w:rPr>
-              <w:color w:val="0563C1"/>
-              <w:u w:val="single"/>
-            </w:rPr>
-            <w:fldChar w:fldCharType="begin"/>
-          </w:r>
-          <w:r>
-            <w:rPr>
-              <w:color w:val="0563C1"/>
-              <w:u w:val="single"/>
-            </w:rPr>
-            <w:instrText xml:space="preserve"> PAGE </w:instrText>
-          </w:r>
-          <w:r>
-            <w:rPr>
-              <w:color w:val="0563C1"/>
-              <w:u w:val="single"/>
-            </w:rPr>
-            <w:fldChar w:fldCharType="separate"/>
-          </w:r>
-          <w:r>
-            <w:rPr>
-              <w:color w:val="0563C1"/>
-              <w:u w:val="single"/>
-            </w:rPr>
-            <w:t xml:space="preserve">8</w:t>
-          </w:r>
-          <w:r>
-            <w:rPr>
-              <w:color w:val="0563C1"/>
-              <w:u w:val="single"/>
-            </w:rPr>
-            <w:fldChar w:fldCharType="end"/>
-          </w:r>
-        </w:p>
-        <w:p>
-          <w:pPr>
-            <w:pStyle w:val="TOC3"/>
-            <w:tabs>
-              <w:tab w:val="right" w:leader="dot" w:pos="9360"/>
-            </w:tabs>
-            <w:rPr>
-              <w:color w:val="0563C1"/>
-              <w:u w:val="single"/>
-            </w:rPr>
-          </w:pPr>
-          <w:hyperlink w:anchor="step-2.1-start-postgresql" w:history="1">
-            <w:r>
-              <w:rPr>
-                <w:color w:val="0563C1"/>
-                <w:u w:val="single"/>
-              </w:rPr>
-              <w:t xml:space="preserve">Step 2.1 — Start PostgreSQL</w:t>
-            </w:r>
-          </w:hyperlink>
-          <w:r>
-            <w:rPr>
-              <w:color w:val="0563C1"/>
-              <w:u w:val="single"/>
-            </w:rPr>
-            <w:tab/>
-          </w:r>
-          <w:r>
-            <w:rPr>
-              <w:color w:val="0563C1"/>
-              <w:u w:val="single"/>
-            </w:rPr>
-            <w:fldChar w:fldCharType="begin"/>
-          </w:r>
-          <w:r>
-            <w:rPr>
-              <w:color w:val="0563C1"/>
-              <w:u w:val="single"/>
-            </w:rPr>
-            <w:instrText xml:space="preserve"> PAGE </w:instrText>
-          </w:r>
-          <w:r>
-            <w:rPr>
-              <w:color w:val="0563C1"/>
-              <w:u w:val="single"/>
-            </w:rPr>
-            <w:fldChar w:fldCharType="separate"/>
-          </w:r>
-          <w:r>
-            <w:rPr>
-              <w:color w:val="0563C1"/>
-              <w:u w:val="single"/>
-            </w:rPr>
-            <w:t xml:space="preserve">8</w:t>
-          </w:r>
-          <w:r>
-            <w:rPr>
-              <w:color w:val="0563C1"/>
-              <w:u w:val="single"/>
-            </w:rPr>
-            <w:fldChar w:fldCharType="end"/>
-          </w:r>
-        </w:p>
-        <w:p>
-          <w:pPr>
-            <w:pStyle w:val="TOC3"/>
-            <w:tabs>
-              <w:tab w:val="right" w:leader="dot" w:pos="9360"/>
-            </w:tabs>
-            <w:rPr>
-              <w:color w:val="0563C1"/>
-              <w:u w:val="single"/>
-            </w:rPr>
-          </w:pPr>
-          <w:hyperlink w:anchor="step-2.2-install-the-apps-dependencies" w:history="1">
-            <w:r>
-              <w:rPr>
-                <w:color w:val="0563C1"/>
-                <w:u w:val="single"/>
-              </w:rPr>
-              <w:t xml:space="preserve">Step 2.2 — Install the app’s dependencies</w:t>
-            </w:r>
-          </w:hyperlink>
-          <w:r>
-            <w:rPr>
-              <w:color w:val="0563C1"/>
-              <w:u w:val="single"/>
-            </w:rPr>
-            <w:tab/>
-          </w:r>
-          <w:r>
-            <w:rPr>
-              <w:color w:val="0563C1"/>
-              <w:u w:val="single"/>
-            </w:rPr>
-            <w:fldChar w:fldCharType="begin"/>
-          </w:r>
-          <w:r>
-            <w:rPr>
-              <w:color w:val="0563C1"/>
-              <w:u w:val="single"/>
-            </w:rPr>
-            <w:instrText xml:space="preserve"> PAGE </w:instrText>
-          </w:r>
-          <w:r>
-            <w:rPr>
-              <w:color w:val="0563C1"/>
-              <w:u w:val="single"/>
-            </w:rPr>
-            <w:fldChar w:fldCharType="separate"/>
-          </w:r>
-          <w:r>
-            <w:rPr>
-              <w:color w:val="0563C1"/>
-              <w:u w:val="single"/>
-            </w:rPr>
-            <w:t xml:space="preserve">9</w:t>
-          </w:r>
-          <w:r>
-            <w:rPr>
-              <w:color w:val="0563C1"/>
-              <w:u w:val="single"/>
-            </w:rPr>
-            <w:fldChar w:fldCharType="end"/>
-          </w:r>
-        </w:p>
-        <w:p>
-          <w:pPr>
-            <w:pStyle w:val="TOC3"/>
-            <w:tabs>
-              <w:tab w:val="right" w:leader="dot" w:pos="9360"/>
-            </w:tabs>
-            <w:rPr>
-              <w:color w:val="0563C1"/>
-              <w:u w:val="single"/>
-            </w:rPr>
-          </w:pPr>
-          <w:hyperlink w:anchor="step-2.3-create-the-apps-config-file" w:history="1">
-            <w:r>
-              <w:rPr>
-                <w:color w:val="0563C1"/>
-                <w:u w:val="single"/>
-              </w:rPr>
-              <w:t xml:space="preserve">Step 2.3 — Create the app’s config file</w:t>
-            </w:r>
-          </w:hyperlink>
-          <w:r>
-            <w:rPr>
-              <w:color w:val="0563C1"/>
-              <w:u w:val="single"/>
-            </w:rPr>
-            <w:tab/>
-          </w:r>
-          <w:r>
-            <w:rPr>
-              <w:color w:val="0563C1"/>
-              <w:u w:val="single"/>
-            </w:rPr>
-            <w:fldChar w:fldCharType="begin"/>
-          </w:r>
-          <w:r>
-            <w:rPr>
-              <w:color w:val="0563C1"/>
-              <w:u w:val="single"/>
-            </w:rPr>
-            <w:instrText xml:space="preserve"> PAGE </w:instrText>
-          </w:r>
-          <w:r>
-            <w:rPr>
-              <w:color w:val="0563C1"/>
-              <w:u w:val="single"/>
-            </w:rPr>
-            <w:fldChar w:fldCharType="separate"/>
-          </w:r>
-          <w:r>
-            <w:rPr>
-              <w:color w:val="0563C1"/>
-              <w:u w:val="single"/>
-            </w:rPr>
-            <w:t xml:space="preserve">10</w:t>
-          </w:r>
-          <w:r>
-            <w:rPr>
-              <w:color w:val="0563C1"/>
-              <w:u w:val="single"/>
-            </w:rPr>
-            <w:fldChar w:fldCharType="end"/>
-          </w:r>
-        </w:p>
-        <w:p>
-          <w:pPr>
-            <w:pStyle w:val="TOC3"/>
-            <w:tabs>
-              <w:tab w:val="right" w:leader="dot" w:pos="9360"/>
-            </w:tabs>
-            <w:rPr>
-              <w:color w:val="0563C1"/>
-              <w:u w:val="single"/>
-            </w:rPr>
-          </w:pPr>
-          <w:hyperlink w:anchor="X63c11b5102302e5e0d58547ab20763473e4709d" w:history="1">
-            <w:r>
-              <w:rPr>
-                <w:color w:val="0563C1"/>
-                <w:u w:val="single"/>
-              </w:rPr>
-              <w:t xml:space="preserve">Step 2.4 — Load the config into your terminal (important!)</w:t>
-            </w:r>
-          </w:hyperlink>
-          <w:r>
-            <w:rPr>
-              <w:color w:val="0563C1"/>
-              <w:u w:val="single"/>
-            </w:rPr>
-            <w:tab/>
-          </w:r>
-          <w:r>
-            <w:rPr>
-              <w:color w:val="0563C1"/>
-              <w:u w:val="single"/>
-            </w:rPr>
-            <w:fldChar w:fldCharType="begin"/>
-          </w:r>
-          <w:r>
-            <w:rPr>
-              <w:color w:val="0563C1"/>
-              <w:u w:val="single"/>
-            </w:rPr>
-            <w:instrText xml:space="preserve"> PAGE </w:instrText>
-          </w:r>
-          <w:r>
-            <w:rPr>
-              <w:color w:val="0563C1"/>
-              <w:u w:val="single"/>
-            </w:rPr>
-            <w:fldChar w:fldCharType="separate"/>
-          </w:r>
-          <w:r>
-            <w:rPr>
-              <w:color w:val="0563C1"/>
-              <w:u w:val="single"/>
-            </w:rPr>
-            <w:t xml:space="preserve">10</w:t>
-          </w:r>
-          <w:r>
-            <w:rPr>
-              <w:color w:val="0563C1"/>
-              <w:u w:val="single"/>
-            </w:rPr>
-            <w:fldChar w:fldCharType="end"/>
-          </w:r>
-        </w:p>
-        <w:p>
-          <w:pPr>
-            <w:pStyle w:val="TOC3"/>
-            <w:tabs>
-              <w:tab w:val="right" w:leader="dot" w:pos="9360"/>
-            </w:tabs>
-            <w:rPr>
-              <w:color w:val="0563C1"/>
-              <w:u w:val="single"/>
-            </w:rPr>
-          </w:pPr>
-          <w:hyperlink w:anchor="step-2.5-create-the-database-tables" w:history="1">
-            <w:r>
-              <w:rPr>
-                <w:color w:val="0563C1"/>
-                <w:u w:val="single"/>
-              </w:rPr>
-              <w:t xml:space="preserve">Step 2.5 — Create the database tables</w:t>
-            </w:r>
-          </w:hyperlink>
-          <w:r>
-            <w:rPr>
-              <w:color w:val="0563C1"/>
-              <w:u w:val="single"/>
-            </w:rPr>
-            <w:tab/>
-          </w:r>
-          <w:r>
-            <w:rPr>
-              <w:color w:val="0563C1"/>
-              <w:u w:val="single"/>
-            </w:rPr>
-            <w:fldChar w:fldCharType="begin"/>
-          </w:r>
-          <w:r>
-            <w:rPr>
-              <w:color w:val="0563C1"/>
-              <w:u w:val="single"/>
-            </w:rPr>
-            <w:instrText xml:space="preserve"> PAGE </w:instrText>
-          </w:r>
-          <w:r>
-            <w:rPr>
-              <w:color w:val="0563C1"/>
-              <w:u w:val="single"/>
-            </w:rPr>
-            <w:fldChar w:fldCharType="separate"/>
-          </w:r>
-          <w:r>
-            <w:rPr>
-              <w:color w:val="0563C1"/>
-              <w:u w:val="single"/>
-            </w:rPr>
-            <w:t xml:space="preserve">11</w:t>
-          </w:r>
-          <w:r>
-            <w:rPr>
-              <w:color w:val="0563C1"/>
-              <w:u w:val="single"/>
-            </w:rPr>
-            <w:fldChar w:fldCharType="end"/>
-          </w:r>
-        </w:p>
-        <w:p>
-          <w:pPr>
-            <w:pStyle w:val="TOC3"/>
-            <w:tabs>
-              <w:tab w:val="right" w:leader="dot" w:pos="9360"/>
-            </w:tabs>
-            <w:rPr>
-              <w:color w:val="0563C1"/>
-              <w:u w:val="single"/>
-            </w:rPr>
-          </w:pPr>
-          <w:hyperlink w:anchor="step-2.6-start-the-app" w:history="1">
-            <w:r>
-              <w:rPr>
-                <w:color w:val="0563C1"/>
-                <w:u w:val="single"/>
-              </w:rPr>
-              <w:t xml:space="preserve">Step 2.6 — Start the app</w:t>
-            </w:r>
-          </w:hyperlink>
-          <w:r>
-            <w:rPr>
-              <w:color w:val="0563C1"/>
-              <w:u w:val="single"/>
-            </w:rPr>
-            <w:tab/>
-          </w:r>
-          <w:r>
-            <w:rPr>
-              <w:color w:val="0563C1"/>
-              <w:u w:val="single"/>
-            </w:rPr>
-            <w:fldChar w:fldCharType="begin"/>
-          </w:r>
-          <w:r>
-            <w:rPr>
-              <w:color w:val="0563C1"/>
-              <w:u w:val="single"/>
-            </w:rPr>
-            <w:instrText xml:space="preserve"> PAGE </w:instrText>
-          </w:r>
-          <w:r>
-            <w:rPr>
-              <w:color w:val="0563C1"/>
-              <w:u w:val="single"/>
-            </w:rPr>
-            <w:fldChar w:fldCharType="separate"/>
-          </w:r>
-          <w:r>
-            <w:rPr>
-              <w:color w:val="0563C1"/>
-              <w:u w:val="single"/>
-            </w:rPr>
-            <w:t xml:space="preserve">11</w:t>
-          </w:r>
-          <w:r>
-            <w:rPr>
-              <w:color w:val="0563C1"/>
-              <w:u w:val="single"/>
-            </w:rPr>
-            <w:fldChar w:fldCharType="end"/>
-          </w:r>
-        </w:p>
-        <w:p>
-          <w:pPr>
-            <w:pStyle w:val="TOC2"/>
-            <w:tabs>
-              <w:tab w:val="right" w:leader="dot" w:pos="9360"/>
-            </w:tabs>
-            <w:rPr>
-              <w:color w:val="0563C1"/>
-              <w:u w:val="single"/>
-            </w:rPr>
-          </w:pPr>
-          <w:hyperlink w:anchor="X6938bd7ff52449386e7b092ba56a75a75d78d3e" w:history="1">
-            <w:r>
-              <w:rPr>
-                <w:color w:val="0563C1"/>
-                <w:u w:val="single"/>
-              </w:rPr>
-              <w:t xml:space="preserve">Stage 3 — Smoke test: prove the app actually works</w:t>
-            </w:r>
-          </w:hyperlink>
-          <w:r>
-            <w:rPr>
-              <w:color w:val="0563C1"/>
-              <w:u w:val="single"/>
-            </w:rPr>
-            <w:tab/>
-          </w:r>
-          <w:r>
-            <w:rPr>
-              <w:color w:val="0563C1"/>
-              <w:u w:val="single"/>
-            </w:rPr>
-            <w:fldChar w:fldCharType="begin"/>
-          </w:r>
-          <w:r>
-            <w:rPr>
-              <w:color w:val="0563C1"/>
-              <w:u w:val="single"/>
-            </w:rPr>
-            <w:instrText xml:space="preserve"> PAGE </w:instrText>
-          </w:r>
-          <w:r>
-            <w:rPr>
-              <w:color w:val="0563C1"/>
-              <w:u w:val="single"/>
-            </w:rPr>
-            <w:fldChar w:fldCharType="separate"/>
-          </w:r>
-          <w:r>
-            <w:rPr>
-              <w:color w:val="0563C1"/>
-              <w:u w:val="single"/>
-            </w:rPr>
-            <w:t xml:space="preserve">11</w:t>
-          </w:r>
-          <w:r>
-            <w:rPr>
-              <w:color w:val="0563C1"/>
-              <w:u w:val="single"/>
-            </w:rPr>
-            <w:fldChar w:fldCharType="end"/>
-          </w:r>
-        </w:p>
-        <w:p>
-          <w:pPr>
-            <w:pStyle w:val="TOC3"/>
-            <w:tabs>
-              <w:tab w:val="right" w:leader="dot" w:pos="9360"/>
-            </w:tabs>
-            <w:rPr>
-              <w:color w:val="0563C1"/>
-              <w:u w:val="single"/>
-            </w:rPr>
-          </w:pPr>
-          <w:hyperlink w:anchor="step-3.1-health-check" w:history="1">
-            <w:r>
-              <w:rPr>
-                <w:color w:val="0563C1"/>
-                <w:u w:val="single"/>
-              </w:rPr>
-              <w:t xml:space="preserve">Step 3.1 — Health check</w:t>
-            </w:r>
-          </w:hyperlink>
-          <w:r>
-            <w:rPr>
-              <w:color w:val="0563C1"/>
-              <w:u w:val="single"/>
-            </w:rPr>
-            <w:tab/>
-          </w:r>
-          <w:r>
-            <w:rPr>
-              <w:color w:val="0563C1"/>
-              <w:u w:val="single"/>
-            </w:rPr>
-            <w:fldChar w:fldCharType="begin"/>
-          </w:r>
-          <w:r>
-            <w:rPr>
-              <w:color w:val="0563C1"/>
-              <w:u w:val="single"/>
-            </w:rPr>
-            <w:instrText xml:space="preserve"> PAGE </w:instrText>
-          </w:r>
-          <w:r>
-            <w:rPr>
-              <w:color w:val="0563C1"/>
-              <w:u w:val="single"/>
-            </w:rPr>
-            <w:fldChar w:fldCharType="separate"/>
-          </w:r>
-          <w:r>
-            <w:rPr>
-              <w:color w:val="0563C1"/>
-              <w:u w:val="single"/>
-            </w:rPr>
-            <w:t xml:space="preserve">11</w:t>
-          </w:r>
-          <w:r>
-            <w:rPr>
-              <w:color w:val="0563C1"/>
-              <w:u w:val="single"/>
-            </w:rPr>
-            <w:fldChar w:fldCharType="end"/>
-          </w:r>
-        </w:p>
-        <w:p>
-          <w:pPr>
-            <w:pStyle w:val="TOC3"/>
-            <w:tabs>
-              <w:tab w:val="right" w:leader="dot" w:pos="9360"/>
-            </w:tabs>
-            <w:rPr>
-              <w:color w:val="0563C1"/>
-              <w:u w:val="single"/>
-            </w:rPr>
-          </w:pPr>
-          <w:hyperlink w:anchor="step-3.2-create-a-document" w:history="1">
-            <w:r>
-              <w:rPr>
-                <w:color w:val="0563C1"/>
-                <w:u w:val="single"/>
-              </w:rPr>
-              <w:t xml:space="preserve">Step 3.2 — Create a document</w:t>
-            </w:r>
-          </w:hyperlink>
-          <w:r>
-            <w:rPr>
-              <w:color w:val="0563C1"/>
-              <w:u w:val="single"/>
-            </w:rPr>
-            <w:tab/>
-          </w:r>
-          <w:r>
-            <w:rPr>
-              <w:color w:val="0563C1"/>
-              <w:u w:val="single"/>
-            </w:rPr>
-            <w:fldChar w:fldCharType="begin"/>
-          </w:r>
-          <w:r>
-            <w:rPr>
-              <w:color w:val="0563C1"/>
-              <w:u w:val="single"/>
-            </w:rPr>
-            <w:instrText xml:space="preserve"> PAGE </w:instrText>
-          </w:r>
-          <w:r>
-            <w:rPr>
-              <w:color w:val="0563C1"/>
-              <w:u w:val="single"/>
-            </w:rPr>
-            <w:fldChar w:fldCharType="separate"/>
-          </w:r>
-          <w:r>
-            <w:rPr>
-              <w:color w:val="0563C1"/>
-              <w:u w:val="single"/>
-            </w:rPr>
-            <w:t xml:space="preserve">12</w:t>
-          </w:r>
-          <w:r>
-            <w:rPr>
-              <w:color w:val="0563C1"/>
-              <w:u w:val="single"/>
-            </w:rPr>
-            <w:fldChar w:fldCharType="end"/>
-          </w:r>
-        </w:p>
-        <w:p>
-          <w:pPr>
-            <w:pStyle w:val="TOC3"/>
-            <w:tabs>
-              <w:tab w:val="right" w:leader="dot" w:pos="9360"/>
-            </w:tabs>
-            <w:rPr>
-              <w:color w:val="0563C1"/>
-              <w:u w:val="single"/>
-            </w:rPr>
-          </w:pPr>
-          <w:hyperlink w:anchor="step-3.3-fetch-the-document-back" w:history="1">
-            <w:r>
-              <w:rPr>
-                <w:color w:val="0563C1"/>
-                <w:u w:val="single"/>
-              </w:rPr>
-              <w:t xml:space="preserve">Step 3.3 — Fetch the document back</w:t>
-            </w:r>
-          </w:hyperlink>
-          <w:r>
-            <w:rPr>
-              <w:color w:val="0563C1"/>
-              <w:u w:val="single"/>
-            </w:rPr>
-            <w:tab/>
-          </w:r>
-          <w:r>
-            <w:rPr>
-              <w:color w:val="0563C1"/>
-              <w:u w:val="single"/>
-            </w:rPr>
-            <w:fldChar w:fldCharType="begin"/>
-          </w:r>
-          <w:r>
-            <w:rPr>
-              <w:color w:val="0563C1"/>
-              <w:u w:val="single"/>
-            </w:rPr>
-            <w:instrText xml:space="preserve"> PAGE </w:instrText>
-          </w:r>
-          <w:r>
-            <w:rPr>
-              <w:color w:val="0563C1"/>
-              <w:u w:val="single"/>
-            </w:rPr>
-            <w:fldChar w:fldCharType="separate"/>
-          </w:r>
-          <w:r>
-            <w:rPr>
-              <w:color w:val="0563C1"/>
-              <w:u w:val="single"/>
-            </w:rPr>
-            <w:t xml:space="preserve">12</w:t>
-          </w:r>
-          <w:r>
-            <w:rPr>
-              <w:color w:val="0563C1"/>
-              <w:u w:val="single"/>
-            </w:rPr>
-            <w:fldChar w:fldCharType="end"/>
-          </w:r>
-        </w:p>
-        <w:p>
-          <w:pPr>
-            <w:pStyle w:val="TOC3"/>
-            <w:tabs>
-              <w:tab w:val="right" w:leader="dot" w:pos="9360"/>
-            </w:tabs>
-            <w:rPr>
-              <w:color w:val="0563C1"/>
-              <w:u w:val="single"/>
-            </w:rPr>
-          </w:pPr>
-          <w:hyperlink w:anchor="X3a77e3fd24e78d9be21428913e6246afc8e6c80" w:history="1">
-            <w:r>
-              <w:rPr>
-                <w:color w:val="0563C1"/>
-                <w:u w:val="single"/>
-              </w:rPr>
-              <w:t xml:space="preserve">Step 3.4 — Render the document as an HTML page</w:t>
-            </w:r>
-          </w:hyperlink>
-          <w:r>
-            <w:rPr>
-              <w:color w:val="0563C1"/>
-              <w:u w:val="single"/>
-            </w:rPr>
-            <w:tab/>
-          </w:r>
-          <w:r>
-            <w:rPr>
-              <w:color w:val="0563C1"/>
-              <w:u w:val="single"/>
-            </w:rPr>
-            <w:fldChar w:fldCharType="begin"/>
-          </w:r>
-          <w:r>
-            <w:rPr>
-              <w:color w:val="0563C1"/>
-              <w:u w:val="single"/>
-            </w:rPr>
-            <w:instrText xml:space="preserve"> PAGE </w:instrText>
-          </w:r>
-          <w:r>
-            <w:rPr>
-              <w:color w:val="0563C1"/>
-              <w:u w:val="single"/>
-            </w:rPr>
-            <w:fldChar w:fldCharType="separate"/>
-          </w:r>
-          <w:r>
-            <w:rPr>
-              <w:color w:val="0563C1"/>
-              <w:u w:val="single"/>
-            </w:rPr>
-            <w:t xml:space="preserve">13</w:t>
-          </w:r>
-          <w:r>
-            <w:rPr>
-              <w:color w:val="0563C1"/>
-              <w:u w:val="single"/>
-            </w:rPr>
-            <w:fldChar w:fldCharType="end"/>
-          </w:r>
-        </w:p>
-        <w:p>
-          <w:pPr>
-            <w:pStyle w:val="TOC3"/>
-            <w:tabs>
-              <w:tab w:val="right" w:leader="dot" w:pos="9360"/>
-            </w:tabs>
-            <w:rPr>
-              <w:color w:val="0563C1"/>
-              <w:u w:val="single"/>
-            </w:rPr>
-          </w:pPr>
-          <w:hyperlink w:anchor="step-3.5-search-for-a-document" w:history="1">
-            <w:r>
-              <w:rPr>
-                <w:color w:val="0563C1"/>
-                <w:u w:val="single"/>
-              </w:rPr>
-              <w:t xml:space="preserve">Step 3.5 — Search for a document</w:t>
-            </w:r>
-          </w:hyperlink>
-          <w:r>
-            <w:rPr>
-              <w:color w:val="0563C1"/>
-              <w:u w:val="single"/>
-            </w:rPr>
-            <w:tab/>
-          </w:r>
-          <w:r>
-            <w:rPr>
-              <w:color w:val="0563C1"/>
-              <w:u w:val="single"/>
-            </w:rPr>
-            <w:fldChar w:fldCharType="begin"/>
-          </w:r>
-          <w:r>
-            <w:rPr>
-              <w:color w:val="0563C1"/>
-              <w:u w:val="single"/>
-            </w:rPr>
-            <w:instrText xml:space="preserve"> PAGE </w:instrText>
-          </w:r>
-          <w:r>
-            <w:rPr>
-              <w:color w:val="0563C1"/>
-              <w:u w:val="single"/>
-            </w:rPr>
-            <w:fldChar w:fldCharType="separate"/>
-          </w:r>
-          <w:r>
-            <w:rPr>
-              <w:color w:val="0563C1"/>
-              <w:u w:val="single"/>
-            </w:rPr>
-            <w:t xml:space="preserve">13</w:t>
-          </w:r>
-          <w:r>
-            <w:rPr>
-              <w:color w:val="0563C1"/>
-              <w:u w:val="single"/>
-            </w:rPr>
-            <w:fldChar w:fldCharType="end"/>
-          </w:r>
-        </w:p>
-        <w:p>
-          <w:pPr>
-            <w:pStyle w:val="TOC2"/>
-            <w:tabs>
-              <w:tab w:val="right" w:leader="dot" w:pos="9360"/>
-            </w:tabs>
-            <w:rPr>
-              <w:color w:val="0563C1"/>
-              <w:u w:val="single"/>
-            </w:rPr>
-          </w:pPr>
-          <w:hyperlink w:anchor="X35b402e18dbcb50f1b41b5496a0e638318561bd" w:history="1">
-            <w:r>
-              <w:rPr>
-                <w:color w:val="0563C1"/>
-                <w:u w:val="single"/>
-              </w:rPr>
-              <w:t xml:space="preserve">Stage 4 — SAST scan with the default rulesets</w:t>
-            </w:r>
-          </w:hyperlink>
-          <w:r>
-            <w:rPr>
-              <w:color w:val="0563C1"/>
-              <w:u w:val="single"/>
-            </w:rPr>
-            <w:tab/>
-          </w:r>
-          <w:r>
-            <w:rPr>
-              <w:color w:val="0563C1"/>
-              <w:u w:val="single"/>
-            </w:rPr>
-            <w:fldChar w:fldCharType="begin"/>
-          </w:r>
-          <w:r>
-            <w:rPr>
-              <w:color w:val="0563C1"/>
-              <w:u w:val="single"/>
-            </w:rPr>
-            <w:instrText xml:space="preserve"> PAGE </w:instrText>
-          </w:r>
-          <w:r>
-            <w:rPr>
-              <w:color w:val="0563C1"/>
-              <w:u w:val="single"/>
-            </w:rPr>
-            <w:fldChar w:fldCharType="separate"/>
-          </w:r>
-          <w:r>
-            <w:rPr>
-              <w:color w:val="0563C1"/>
-              <w:u w:val="single"/>
-            </w:rPr>
-            <w:t xml:space="preserve">13</w:t>
-          </w:r>
-          <w:r>
-            <w:rPr>
-              <w:color w:val="0563C1"/>
-              <w:u w:val="single"/>
-            </w:rPr>
-            <w:fldChar w:fldCharType="end"/>
-          </w:r>
-        </w:p>
-        <w:p>
-          <w:pPr>
-            <w:pStyle w:val="TOC3"/>
-            <w:tabs>
-              <w:tab w:val="right" w:leader="dot" w:pos="9360"/>
-            </w:tabs>
-            <w:rPr>
-              <w:color w:val="0563C1"/>
-              <w:u w:val="single"/>
-            </w:rPr>
-          </w:pPr>
-          <w:hyperlink w:anchor="X841b7e4618501182579013fdba2ad21967bf2ed" w:history="1">
-            <w:r>
-              <w:rPr>
-                <w:color w:val="0563C1"/>
-                <w:u w:val="single"/>
-              </w:rPr>
-              <w:t xml:space="preserve">Step 4.1 — Run semgrep with the default rules</w:t>
-            </w:r>
-          </w:hyperlink>
-          <w:r>
-            <w:rPr>
-              <w:color w:val="0563C1"/>
-              <w:u w:val="single"/>
-            </w:rPr>
-            <w:tab/>
-          </w:r>
-          <w:r>
-            <w:rPr>
-              <w:color w:val="0563C1"/>
-              <w:u w:val="single"/>
-            </w:rPr>
-            <w:fldChar w:fldCharType="begin"/>
-          </w:r>
-          <w:r>
-            <w:rPr>
-              <w:color w:val="0563C1"/>
-              <w:u w:val="single"/>
-            </w:rPr>
-            <w:instrText xml:space="preserve"> PAGE </w:instrText>
-          </w:r>
-          <w:r>
-            <w:rPr>
-              <w:color w:val="0563C1"/>
-              <w:u w:val="single"/>
-            </w:rPr>
-            <w:fldChar w:fldCharType="separate"/>
-          </w:r>
-          <w:r>
-            <w:rPr>
-              <w:color w:val="0563C1"/>
-              <w:u w:val="single"/>
-            </w:rPr>
-            <w:t xml:space="preserve">13</w:t>
-          </w:r>
-          <w:r>
-            <w:rPr>
-              <w:color w:val="0563C1"/>
-              <w:u w:val="single"/>
-            </w:rPr>
-            <w:fldChar w:fldCharType="end"/>
-          </w:r>
-        </w:p>
-        <w:p>
-          <w:pPr>
-            <w:pStyle w:val="TOC2"/>
-            <w:tabs>
-              <w:tab w:val="right" w:leader="dot" w:pos="9360"/>
-            </w:tabs>
-            <w:rPr>
-              <w:color w:val="0563C1"/>
-              <w:u w:val="single"/>
-            </w:rPr>
-          </w:pPr>
-          <w:hyperlink w:anchor="stage-5-confirm-the-xss-finding-by-hand" w:history="1">
-            <w:r>
-              <w:rPr>
-                <w:color w:val="0563C1"/>
-                <w:u w:val="single"/>
-              </w:rPr>
-              <w:t xml:space="preserve">Stage 5 — Confirm the XSS finding by hand</w:t>
-            </w:r>
-          </w:hyperlink>
-          <w:r>
-            <w:rPr>
-              <w:color w:val="0563C1"/>
-              <w:u w:val="single"/>
-            </w:rPr>
-            <w:tab/>
-          </w:r>
-          <w:r>
-            <w:rPr>
-              <w:color w:val="0563C1"/>
-              <w:u w:val="single"/>
-            </w:rPr>
-            <w:fldChar w:fldCharType="begin"/>
-          </w:r>
-          <w:r>
-            <w:rPr>
-              <w:color w:val="0563C1"/>
-              <w:u w:val="single"/>
-            </w:rPr>
-            <w:instrText xml:space="preserve"> PAGE </w:instrText>
-          </w:r>
-          <w:r>
-            <w:rPr>
-              <w:color w:val="0563C1"/>
-              <w:u w:val="single"/>
-            </w:rPr>
-            <w:fldChar w:fldCharType="separate"/>
-          </w:r>
-          <w:r>
-            <w:rPr>
-              <w:color w:val="0563C1"/>
-              <w:u w:val="single"/>
-            </w:rPr>
-            <w:t xml:space="preserve">16</w:t>
-          </w:r>
-          <w:r>
-            <w:rPr>
-              <w:color w:val="0563C1"/>
-              <w:u w:val="single"/>
-            </w:rPr>
-            <w:fldChar w:fldCharType="end"/>
-          </w:r>
-        </w:p>
-        <w:p>
-          <w:pPr>
-            <w:pStyle w:val="TOC3"/>
-            <w:tabs>
-              <w:tab w:val="right" w:leader="dot" w:pos="9360"/>
-            </w:tabs>
-            <w:rPr>
-              <w:color w:val="0563C1"/>
-              <w:u w:val="single"/>
-            </w:rPr>
-          </w:pPr>
-          <w:hyperlink w:anchor="X9e9b455a038f2fd37166de8de23934f27e7811b" w:history="1">
-            <w:r>
-              <w:rPr>
-                <w:color w:val="0563C1"/>
-                <w:u w:val="single"/>
-              </w:rPr>
-              <w:t xml:space="preserve">Step 5.1 — Create a document containing a script tag</w:t>
-            </w:r>
-          </w:hyperlink>
-          <w:r>
-            <w:rPr>
-              <w:color w:val="0563C1"/>
-              <w:u w:val="single"/>
-            </w:rPr>
-            <w:tab/>
-          </w:r>
-          <w:r>
-            <w:rPr>
-              <w:color w:val="0563C1"/>
-              <w:u w:val="single"/>
-            </w:rPr>
-            <w:fldChar w:fldCharType="begin"/>
-          </w:r>
-          <w:r>
-            <w:rPr>
-              <w:color w:val="0563C1"/>
-              <w:u w:val="single"/>
-            </w:rPr>
-            <w:instrText xml:space="preserve"> PAGE </w:instrText>
-          </w:r>
-          <w:r>
-            <w:rPr>
-              <w:color w:val="0563C1"/>
-              <w:u w:val="single"/>
-            </w:rPr>
-            <w:fldChar w:fldCharType="separate"/>
-          </w:r>
-          <w:r>
-            <w:rPr>
-              <w:color w:val="0563C1"/>
-              <w:u w:val="single"/>
-            </w:rPr>
-            <w:t xml:space="preserve">16</w:t>
-          </w:r>
-          <w:r>
-            <w:rPr>
-              <w:color w:val="0563C1"/>
-              <w:u w:val="single"/>
-            </w:rPr>
-            <w:fldChar w:fldCharType="end"/>
-          </w:r>
-        </w:p>
-        <w:p>
-          <w:pPr>
-            <w:pStyle w:val="TOC3"/>
-            <w:tabs>
-              <w:tab w:val="right" w:leader="dot" w:pos="9360"/>
-            </w:tabs>
-            <w:rPr>
-              <w:color w:val="0563C1"/>
-              <w:u w:val="single"/>
-            </w:rPr>
-          </w:pPr>
-          <w:hyperlink w:anchor="step-5.2-render-it" w:history="1">
-            <w:r>
-              <w:rPr>
-                <w:color w:val="0563C1"/>
-                <w:u w:val="single"/>
-              </w:rPr>
-              <w:t xml:space="preserve">Step 5.2 — Render it</w:t>
-            </w:r>
-          </w:hyperlink>
-          <w:r>
-            <w:rPr>
-              <w:color w:val="0563C1"/>
-              <w:u w:val="single"/>
-            </w:rPr>
-            <w:tab/>
-          </w:r>
-          <w:r>
-            <w:rPr>
-              <w:color w:val="0563C1"/>
-              <w:u w:val="single"/>
-            </w:rPr>
-            <w:fldChar w:fldCharType="begin"/>
-          </w:r>
-          <w:r>
-            <w:rPr>
-              <w:color w:val="0563C1"/>
-              <w:u w:val="single"/>
-            </w:rPr>
-            <w:instrText xml:space="preserve"> PAGE </w:instrText>
-          </w:r>
-          <w:r>
-            <w:rPr>
-              <w:color w:val="0563C1"/>
-              <w:u w:val="single"/>
-            </w:rPr>
-            <w:fldChar w:fldCharType="separate"/>
-          </w:r>
-          <w:r>
-            <w:rPr>
-              <w:color w:val="0563C1"/>
-              <w:u w:val="single"/>
-            </w:rPr>
-            <w:t xml:space="preserve">16</w:t>
-          </w:r>
-          <w:r>
-            <w:rPr>
-              <w:color w:val="0563C1"/>
-              <w:u w:val="single"/>
-            </w:rPr>
-            <w:fldChar w:fldCharType="end"/>
-          </w:r>
-        </w:p>
-        <w:p>
-          <w:pPr>
-            <w:pStyle w:val="TOC2"/>
-            <w:tabs>
-              <w:tab w:val="right" w:leader="dot" w:pos="9360"/>
-            </w:tabs>
-            <w:rPr>
-              <w:color w:val="0563C1"/>
-              <w:u w:val="single"/>
-            </w:rPr>
-          </w:pPr>
-          <w:hyperlink w:anchor="X459cfa841339baf7f473b9cc117fd0332d7fc93" w:history="1">
-            <w:r>
-              <w:rPr>
-                <w:color w:val="0563C1"/>
-                <w:u w:val="single"/>
-              </w:rPr>
-              <w:t xml:space="preserve">Stage 6 — The custom SAST rule (the part that separates this from a tutorial)</w:t>
-            </w:r>
-          </w:hyperlink>
-          <w:r>
-            <w:rPr>
-              <w:color w:val="0563C1"/>
-              <w:u w:val="single"/>
-            </w:rPr>
-            <w:tab/>
-          </w:r>
-          <w:r>
-            <w:rPr>
-              <w:color w:val="0563C1"/>
-              <w:u w:val="single"/>
-            </w:rPr>
-            <w:fldChar w:fldCharType="begin"/>
-          </w:r>
-          <w:r>
-            <w:rPr>
-              <w:color w:val="0563C1"/>
-              <w:u w:val="single"/>
-            </w:rPr>
-            <w:instrText xml:space="preserve"> PAGE </w:instrText>
-          </w:r>
-          <w:r>
-            <w:rPr>
-              <w:color w:val="0563C1"/>
-              <w:u w:val="single"/>
-            </w:rPr>
-            <w:fldChar w:fldCharType="separate"/>
-          </w:r>
-          <w:r>
-            <w:rPr>
-              <w:color w:val="0563C1"/>
-              <w:u w:val="single"/>
-            </w:rPr>
-            <w:t xml:space="preserve">16</w:t>
-          </w:r>
-          <w:r>
-            <w:rPr>
-              <w:color w:val="0563C1"/>
-              <w:u w:val="single"/>
-            </w:rPr>
-            <w:fldChar w:fldCharType="end"/>
-          </w:r>
-        </w:p>
-        <w:p>
-          <w:pPr>
-            <w:pStyle w:val="TOC3"/>
-            <w:tabs>
-              <w:tab w:val="right" w:leader="dot" w:pos="9360"/>
-            </w:tabs>
-            <w:rPr>
-              <w:color w:val="0563C1"/>
-              <w:u w:val="single"/>
-            </w:rPr>
-          </w:pPr>
-          <w:hyperlink w:anchor="step-6.1-the-problem-in-plain-words" w:history="1">
-            <w:r>
-              <w:rPr>
-                <w:color w:val="0563C1"/>
-                <w:u w:val="single"/>
-              </w:rPr>
-              <w:t xml:space="preserve">Step 6.1 — The problem, in plain words</w:t>
-            </w:r>
-          </w:hyperlink>
-          <w:r>
-            <w:rPr>
-              <w:color w:val="0563C1"/>
-              <w:u w:val="single"/>
-            </w:rPr>
-            <w:tab/>
-          </w:r>
-          <w:r>
-            <w:rPr>
-              <w:color w:val="0563C1"/>
-              <w:u w:val="single"/>
-            </w:rPr>
-            <w:fldChar w:fldCharType="begin"/>
-          </w:r>
-          <w:r>
-            <w:rPr>
-              <w:color w:val="0563C1"/>
-              <w:u w:val="single"/>
-            </w:rPr>
-            <w:instrText xml:space="preserve"> PAGE </w:instrText>
-          </w:r>
-          <w:r>
-            <w:rPr>
-              <w:color w:val="0563C1"/>
-              <w:u w:val="single"/>
-            </w:rPr>
-            <w:fldChar w:fldCharType="separate"/>
-          </w:r>
-          <w:r>
-            <w:rPr>
-              <w:color w:val="0563C1"/>
-              <w:u w:val="single"/>
-            </w:rPr>
-            <w:t xml:space="preserve">16</w:t>
-          </w:r>
-          <w:r>
-            <w:rPr>
-              <w:color w:val="0563C1"/>
-              <w:u w:val="single"/>
-            </w:rPr>
-            <w:fldChar w:fldCharType="end"/>
-          </w:r>
-        </w:p>
-        <w:p>
-          <w:pPr>
-            <w:pStyle w:val="TOC3"/>
-            <w:tabs>
-              <w:tab w:val="right" w:leader="dot" w:pos="9360"/>
-            </w:tabs>
-            <w:rPr>
-              <w:color w:val="0563C1"/>
-              <w:u w:val="single"/>
-            </w:rPr>
-          </w:pPr>
-          <w:hyperlink w:anchor="step-6.2-the-rule" w:history="1">
-            <w:r>
-              <w:rPr>
-                <w:color w:val="0563C1"/>
-                <w:u w:val="single"/>
-              </w:rPr>
-              <w:t xml:space="preserve">Step 6.2 — The rule</w:t>
-            </w:r>
-          </w:hyperlink>
-          <w:r>
-            <w:rPr>
-              <w:color w:val="0563C1"/>
-              <w:u w:val="single"/>
-            </w:rPr>
-            <w:tab/>
-          </w:r>
-          <w:r>
-            <w:rPr>
-              <w:color w:val="0563C1"/>
-              <w:u w:val="single"/>
-            </w:rPr>
-            <w:fldChar w:fldCharType="begin"/>
-          </w:r>
-          <w:r>
-            <w:rPr>
-              <w:color w:val="0563C1"/>
-              <w:u w:val="single"/>
-            </w:rPr>
-            <w:instrText xml:space="preserve"> PAGE </w:instrText>
-          </w:r>
-          <w:r>
-            <w:rPr>
-              <w:color w:val="0563C1"/>
-              <w:u w:val="single"/>
-            </w:rPr>
-            <w:fldChar w:fldCharType="separate"/>
-          </w:r>
-          <w:r>
-            <w:rPr>
-              <w:color w:val="0563C1"/>
-              <w:u w:val="single"/>
-            </w:rPr>
-            <w:t xml:space="preserve">17</w:t>
-          </w:r>
-          <w:r>
-            <w:rPr>
-              <w:color w:val="0563C1"/>
-              <w:u w:val="single"/>
-            </w:rPr>
-            <w:fldChar w:fldCharType="end"/>
-          </w:r>
-        </w:p>
-        <w:p>
-          <w:pPr>
-            <w:pStyle w:val="TOC3"/>
-            <w:tabs>
-              <w:tab w:val="right" w:leader="dot" w:pos="9360"/>
-            </w:tabs>
-            <w:rPr>
-              <w:color w:val="0563C1"/>
-              <w:u w:val="single"/>
-            </w:rPr>
-          </w:pPr>
-          <w:hyperlink w:anchor="step-6.3-run-the-rule-against-the-app" w:history="1">
-            <w:r>
-              <w:rPr>
-                <w:color w:val="0563C1"/>
-                <w:u w:val="single"/>
-              </w:rPr>
-              <w:t xml:space="preserve">Step 6.3 — Run the rule against the app</w:t>
-            </w:r>
-          </w:hyperlink>
-          <w:r>
-            <w:rPr>
-              <w:color w:val="0563C1"/>
-              <w:u w:val="single"/>
-            </w:rPr>
-            <w:tab/>
-          </w:r>
-          <w:r>
-            <w:rPr>
-              <w:color w:val="0563C1"/>
-              <w:u w:val="single"/>
-            </w:rPr>
-            <w:fldChar w:fldCharType="begin"/>
-          </w:r>
-          <w:r>
-            <w:rPr>
-              <w:color w:val="0563C1"/>
-              <w:u w:val="single"/>
-            </w:rPr>
-            <w:instrText xml:space="preserve"> PAGE </w:instrText>
-          </w:r>
-          <w:r>
-            <w:rPr>
-              <w:color w:val="0563C1"/>
-              <w:u w:val="single"/>
-            </w:rPr>
-            <w:fldChar w:fldCharType="separate"/>
-          </w:r>
-          <w:r>
-            <w:rPr>
-              <w:color w:val="0563C1"/>
-              <w:u w:val="single"/>
-            </w:rPr>
-            <w:t xml:space="preserve">17</w:t>
-          </w:r>
-          <w:r>
-            <w:rPr>
-              <w:color w:val="0563C1"/>
-              <w:u w:val="single"/>
-            </w:rPr>
-            <w:fldChar w:fldCharType="end"/>
-          </w:r>
-        </w:p>
-        <w:p>
-          <w:pPr>
-            <w:pStyle w:val="TOC3"/>
-            <w:tabs>
-              <w:tab w:val="right" w:leader="dot" w:pos="9360"/>
-            </w:tabs>
-            <w:rPr>
-              <w:color w:val="0563C1"/>
-              <w:u w:val="single"/>
-            </w:rPr>
-          </w:pPr>
-          <w:hyperlink w:anchor="step-6.4-prove-the-rule-generalizes" w:history="1">
-            <w:r>
-              <w:rPr>
-                <w:color w:val="0563C1"/>
-                <w:u w:val="single"/>
-              </w:rPr>
-              <w:t xml:space="preserve">Step 6.4 — Prove the rule generalizes</w:t>
-            </w:r>
-          </w:hyperlink>
-          <w:r>
-            <w:rPr>
-              <w:color w:val="0563C1"/>
-              <w:u w:val="single"/>
-            </w:rPr>
-            <w:tab/>
-          </w:r>
-          <w:r>
-            <w:rPr>
-              <w:color w:val="0563C1"/>
-              <w:u w:val="single"/>
-            </w:rPr>
-            <w:fldChar w:fldCharType="begin"/>
-          </w:r>
-          <w:r>
-            <w:rPr>
-              <w:color w:val="0563C1"/>
-              <w:u w:val="single"/>
-            </w:rPr>
-            <w:instrText xml:space="preserve"> PAGE </w:instrText>
-          </w:r>
-          <w:r>
-            <w:rPr>
-              <w:color w:val="0563C1"/>
-              <w:u w:val="single"/>
-            </w:rPr>
-            <w:fldChar w:fldCharType="separate"/>
-          </w:r>
-          <w:r>
-            <w:rPr>
-              <w:color w:val="0563C1"/>
-              <w:u w:val="single"/>
-            </w:rPr>
-            <w:t xml:space="preserve">18</w:t>
-          </w:r>
-          <w:r>
-            <w:rPr>
-              <w:color w:val="0563C1"/>
-              <w:u w:val="single"/>
-            </w:rPr>
-            <w:fldChar w:fldCharType="end"/>
-          </w:r>
-        </w:p>
-        <w:p>
-          <w:pPr>
-            <w:pStyle w:val="TOC2"/>
-            <w:tabs>
-              <w:tab w:val="right" w:leader="dot" w:pos="9360"/>
-            </w:tabs>
-            <w:rPr>
-              <w:color w:val="0563C1"/>
-              <w:u w:val="single"/>
-            </w:rPr>
-          </w:pPr>
-          <w:hyperlink w:anchor="stage-7-secrets-scanning-with-gitleaks" w:history="1">
-            <w:r>
-              <w:rPr>
-                <w:color w:val="0563C1"/>
-                <w:u w:val="single"/>
-              </w:rPr>
-              <w:t xml:space="preserve">Stage 7 — Secrets scanning with gitleaks</w:t>
-            </w:r>
-          </w:hyperlink>
-          <w:r>
-            <w:rPr>
-              <w:color w:val="0563C1"/>
-              <w:u w:val="single"/>
-            </w:rPr>
-            <w:tab/>
-          </w:r>
-          <w:r>
-            <w:rPr>
-              <w:color w:val="0563C1"/>
-              <w:u w:val="single"/>
-            </w:rPr>
-            <w:fldChar w:fldCharType="begin"/>
-          </w:r>
-          <w:r>
-            <w:rPr>
-              <w:color w:val="0563C1"/>
-              <w:u w:val="single"/>
-            </w:rPr>
-            <w:instrText xml:space="preserve"> PAGE </w:instrText>
-          </w:r>
-          <w:r>
-            <w:rPr>
-              <w:color w:val="0563C1"/>
-              <w:u w:val="single"/>
-            </w:rPr>
-            <w:fldChar w:fldCharType="separate"/>
-          </w:r>
-          <w:r>
-            <w:rPr>
-              <w:color w:val="0563C1"/>
-              <w:u w:val="single"/>
-            </w:rPr>
-            <w:t xml:space="preserve">20</w:t>
-          </w:r>
-          <w:r>
-            <w:rPr>
-              <w:color w:val="0563C1"/>
-              <w:u w:val="single"/>
-            </w:rPr>
-            <w:fldChar w:fldCharType="end"/>
-          </w:r>
-        </w:p>
-        <w:p>
-          <w:pPr>
-            <w:pStyle w:val="TOC3"/>
-            <w:tabs>
-              <w:tab w:val="right" w:leader="dot" w:pos="9360"/>
-            </w:tabs>
-            <w:rPr>
-              <w:color w:val="0563C1"/>
-              <w:u w:val="single"/>
-            </w:rPr>
-          </w:pPr>
-          <w:hyperlink w:anchor="step-7.1-the-problem-in-plain-words" w:history="1">
-            <w:r>
-              <w:rPr>
-                <w:color w:val="0563C1"/>
-                <w:u w:val="single"/>
-              </w:rPr>
-              <w:t xml:space="preserve">Step 7.1 — The problem, in plain words</w:t>
-            </w:r>
-          </w:hyperlink>
-          <w:r>
-            <w:rPr>
-              <w:color w:val="0563C1"/>
-              <w:u w:val="single"/>
-            </w:rPr>
-            <w:tab/>
-          </w:r>
-          <w:r>
-            <w:rPr>
-              <w:color w:val="0563C1"/>
-              <w:u w:val="single"/>
-            </w:rPr>
-            <w:fldChar w:fldCharType="begin"/>
-          </w:r>
-          <w:r>
-            <w:rPr>
-              <w:color w:val="0563C1"/>
-              <w:u w:val="single"/>
-            </w:rPr>
-            <w:instrText xml:space="preserve"> PAGE </w:instrText>
-          </w:r>
-          <w:r>
-            <w:rPr>
-              <w:color w:val="0563C1"/>
-              <w:u w:val="single"/>
-            </w:rPr>
-            <w:fldChar w:fldCharType="separate"/>
-          </w:r>
-          <w:r>
-            <w:rPr>
-              <w:color w:val="0563C1"/>
-              <w:u w:val="single"/>
-            </w:rPr>
-            <w:t xml:space="preserve">20</w:t>
-          </w:r>
-          <w:r>
-            <w:rPr>
-              <w:color w:val="0563C1"/>
-              <w:u w:val="single"/>
-            </w:rPr>
-            <w:fldChar w:fldCharType="end"/>
-          </w:r>
-        </w:p>
-        <w:p>
-          <w:pPr>
-            <w:pStyle w:val="TOC3"/>
-            <w:tabs>
-              <w:tab w:val="right" w:leader="dot" w:pos="9360"/>
-            </w:tabs>
-            <w:rPr>
-              <w:color w:val="0563C1"/>
-              <w:u w:val="single"/>
-            </w:rPr>
-          </w:pPr>
-          <w:hyperlink w:anchor="X713aa7e5f3a3ea8dfe492167d37ce2de8ce0e11" w:history="1">
-            <w:r>
-              <w:rPr>
-                <w:color w:val="0563C1"/>
-                <w:u w:val="single"/>
-              </w:rPr>
-              <w:t xml:space="preserve">Step 7.2 — Scan with gitleaks’ default config</w:t>
-            </w:r>
-          </w:hyperlink>
-          <w:r>
-            <w:rPr>
-              <w:color w:val="0563C1"/>
-              <w:u w:val="single"/>
-            </w:rPr>
-            <w:tab/>
-          </w:r>
-          <w:r>
-            <w:rPr>
-              <w:color w:val="0563C1"/>
-              <w:u w:val="single"/>
-            </w:rPr>
-            <w:fldChar w:fldCharType="begin"/>
-          </w:r>
-          <w:r>
-            <w:rPr>
-              <w:color w:val="0563C1"/>
-              <w:u w:val="single"/>
-            </w:rPr>
-            <w:instrText xml:space="preserve"> PAGE </w:instrText>
-          </w:r>
-          <w:r>
-            <w:rPr>
-              <w:color w:val="0563C1"/>
-              <w:u w:val="single"/>
-            </w:rPr>
-            <w:fldChar w:fldCharType="separate"/>
-          </w:r>
-          <w:r>
-            <w:rPr>
-              <w:color w:val="0563C1"/>
-              <w:u w:val="single"/>
-            </w:rPr>
-            <w:t xml:space="preserve">20</w:t>
-          </w:r>
-          <w:r>
-            <w:rPr>
-              <w:color w:val="0563C1"/>
-              <w:u w:val="single"/>
-            </w:rPr>
-            <w:fldChar w:fldCharType="end"/>
-          </w:r>
-        </w:p>
-        <w:p>
-          <w:pPr>
-            <w:pStyle w:val="TOC3"/>
-            <w:tabs>
-              <w:tab w:val="right" w:leader="dot" w:pos="9360"/>
-            </w:tabs>
-            <w:rPr>
-              <w:color w:val="0563C1"/>
-              <w:u w:val="single"/>
-            </w:rPr>
-          </w:pPr>
-          <w:hyperlink w:anchor="X4a690473663126fe67a679f66d12163a676f0a3" w:history="1">
-            <w:r>
-              <w:rPr>
-                <w:color w:val="0563C1"/>
-                <w:u w:val="single"/>
-              </w:rPr>
-              <w:t xml:space="preserve">Step 7.3 — The project config (same theme as the custom rule)</w:t>
-            </w:r>
-          </w:hyperlink>
-          <w:r>
-            <w:rPr>
-              <w:color w:val="0563C1"/>
-              <w:u w:val="single"/>
-            </w:rPr>
-            <w:tab/>
-          </w:r>
-          <w:r>
-            <w:rPr>
-              <w:color w:val="0563C1"/>
-              <w:u w:val="single"/>
-            </w:rPr>
-            <w:fldChar w:fldCharType="begin"/>
-          </w:r>
-          <w:r>
-            <w:rPr>
-              <w:color w:val="0563C1"/>
-              <w:u w:val="single"/>
-            </w:rPr>
-            <w:instrText xml:space="preserve"> PAGE </w:instrText>
-          </w:r>
-          <w:r>
-            <w:rPr>
-              <w:color w:val="0563C1"/>
-              <w:u w:val="single"/>
-            </w:rPr>
-            <w:fldChar w:fldCharType="separate"/>
-          </w:r>
-          <w:r>
-            <w:rPr>
-              <w:color w:val="0563C1"/>
-              <w:u w:val="single"/>
-            </w:rPr>
-            <w:t xml:space="preserve">21</w:t>
-          </w:r>
-          <w:r>
-            <w:rPr>
-              <w:color w:val="0563C1"/>
-              <w:u w:val="single"/>
-            </w:rPr>
-            <w:fldChar w:fldCharType="end"/>
-          </w:r>
-        </w:p>
-        <w:p>
-          <w:pPr>
-            <w:pStyle w:val="TOC3"/>
-            <w:tabs>
-              <w:tab w:val="right" w:leader="dot" w:pos="9360"/>
-            </w:tabs>
-            <w:rPr>
-              <w:color w:val="0563C1"/>
-              <w:u w:val="single"/>
-            </w:rPr>
-          </w:pPr>
-          <w:hyperlink w:anchor="step-7.4-the-full-history-sweep" w:history="1">
-            <w:r>
-              <w:rPr>
-                <w:color w:val="0563C1"/>
-                <w:u w:val="single"/>
-              </w:rPr>
-              <w:t xml:space="preserve">Step 7.4 — The full-history sweep</w:t>
-            </w:r>
-          </w:hyperlink>
-          <w:r>
-            <w:rPr>
-              <w:color w:val="0563C1"/>
-              <w:u w:val="single"/>
-            </w:rPr>
-            <w:tab/>
-          </w:r>
-          <w:r>
-            <w:rPr>
-              <w:color w:val="0563C1"/>
-              <w:u w:val="single"/>
-            </w:rPr>
-            <w:fldChar w:fldCharType="begin"/>
-          </w:r>
-          <w:r>
-            <w:rPr>
-              <w:color w:val="0563C1"/>
-              <w:u w:val="single"/>
-            </w:rPr>
-            <w:instrText xml:space="preserve"> PAGE </w:instrText>
-          </w:r>
-          <w:r>
-            <w:rPr>
-              <w:color w:val="0563C1"/>
-              <w:u w:val="single"/>
-            </w:rPr>
-            <w:fldChar w:fldCharType="separate"/>
-          </w:r>
-          <w:r>
-            <w:rPr>
-              <w:color w:val="0563C1"/>
-              <w:u w:val="single"/>
-            </w:rPr>
-            <w:t xml:space="preserve">22</w:t>
-          </w:r>
-          <w:r>
-            <w:rPr>
-              <w:color w:val="0563C1"/>
-              <w:u w:val="single"/>
-            </w:rPr>
-            <w:fldChar w:fldCharType="end"/>
-          </w:r>
-        </w:p>
-        <w:p>
-          <w:pPr>
-            <w:pStyle w:val="TOC2"/>
-            <w:tabs>
-              <w:tab w:val="right" w:leader="dot" w:pos="9360"/>
-            </w:tabs>
-            <w:rPr>
-              <w:color w:val="0563C1"/>
-              <w:u w:val="single"/>
-            </w:rPr>
-          </w:pPr>
-          <w:hyperlink w:anchor="Xd736f702b0f041d1742523a0626b923d1672929" w:history="1">
-            <w:r>
-              <w:rPr>
-                <w:color w:val="0563C1"/>
-                <w:u w:val="single"/>
-              </w:rPr>
-              <w:t xml:space="preserve">Stage 8 — Live secret verification (scanner output vs. security finding)</w:t>
-            </w:r>
-          </w:hyperlink>
-          <w:r>
-            <w:rPr>
-              <w:color w:val="0563C1"/>
-              <w:u w:val="single"/>
-            </w:rPr>
-            <w:tab/>
-          </w:r>
-          <w:r>
-            <w:rPr>
-              <w:color w:val="0563C1"/>
-              <w:u w:val="single"/>
-            </w:rPr>
-            <w:fldChar w:fldCharType="begin"/>
-          </w:r>
-          <w:r>
-            <w:rPr>
-              <w:color w:val="0563C1"/>
-              <w:u w:val="single"/>
-            </w:rPr>
-            <w:instrText xml:space="preserve"> PAGE </w:instrText>
-          </w:r>
-          <w:r>
-            <w:rPr>
-              <w:color w:val="0563C1"/>
-              <w:u w:val="single"/>
-            </w:rPr>
-            <w:fldChar w:fldCharType="separate"/>
-          </w:r>
-          <w:r>
-            <w:rPr>
-              <w:color w:val="0563C1"/>
-              <w:u w:val="single"/>
-            </w:rPr>
-            <w:t xml:space="preserve">22</w:t>
-          </w:r>
-          <w:r>
-            <w:rPr>
-              <w:color w:val="0563C1"/>
-              <w:u w:val="single"/>
-            </w:rPr>
-            <w:fldChar w:fldCharType="end"/>
-          </w:r>
-        </w:p>
-        <w:p>
-          <w:pPr>
-            <w:pStyle w:val="TOC3"/>
-            <w:tabs>
-              <w:tab w:val="right" w:leader="dot" w:pos="9360"/>
-            </w:tabs>
-            <w:rPr>
-              <w:color w:val="0563C1"/>
-              <w:u w:val="single"/>
-            </w:rPr>
-          </w:pPr>
-          <w:hyperlink w:anchor="step-8.1-the-problem-in-plain-words" w:history="1">
-            <w:r>
-              <w:rPr>
-                <w:color w:val="0563C1"/>
-                <w:u w:val="single"/>
-              </w:rPr>
-              <w:t xml:space="preserve">Step 8.1 — The problem, in plain words</w:t>
-            </w:r>
-          </w:hyperlink>
-          <w:r>
-            <w:rPr>
-              <w:color w:val="0563C1"/>
-              <w:u w:val="single"/>
-            </w:rPr>
-            <w:tab/>
-          </w:r>
-          <w:r>
-            <w:rPr>
-              <w:color w:val="0563C1"/>
-              <w:u w:val="single"/>
-            </w:rPr>
-            <w:fldChar w:fldCharType="begin"/>
-          </w:r>
-          <w:r>
-            <w:rPr>
-              <w:color w:val="0563C1"/>
-              <w:u w:val="single"/>
-            </w:rPr>
-            <w:instrText xml:space="preserve"> PAGE </w:instrText>
-          </w:r>
-          <w:r>
-            <w:rPr>
-              <w:color w:val="0563C1"/>
-              <w:u w:val="single"/>
-            </w:rPr>
-            <w:fldChar w:fldCharType="separate"/>
-          </w:r>
-          <w:r>
-            <w:rPr>
-              <w:color w:val="0563C1"/>
-              <w:u w:val="single"/>
-            </w:rPr>
-            <w:t xml:space="preserve">22</w:t>
-          </w:r>
-          <w:r>
-            <w:rPr>
-              <w:color w:val="0563C1"/>
-              <w:u w:val="single"/>
-            </w:rPr>
-            <w:fldChar w:fldCharType="end"/>
-          </w:r>
-        </w:p>
-        <w:p>
-          <w:pPr>
-            <w:pStyle w:val="TOC3"/>
-            <w:tabs>
-              <w:tab w:val="right" w:leader="dot" w:pos="9360"/>
-            </w:tabs>
-            <w:rPr>
-              <w:color w:val="0563C1"/>
-              <w:u w:val="single"/>
-            </w:rPr>
-          </w:pPr>
-          <w:hyperlink w:anchor="step-8.2-the-verification-script" w:history="1">
-            <w:r>
-              <w:rPr>
-                <w:color w:val="0563C1"/>
-                <w:u w:val="single"/>
-              </w:rPr>
-              <w:t xml:space="preserve">Step 8.2 — The verification script</w:t>
-            </w:r>
-          </w:hyperlink>
-          <w:r>
-            <w:rPr>
-              <w:color w:val="0563C1"/>
-              <w:u w:val="single"/>
-            </w:rPr>
-            <w:tab/>
-          </w:r>
-          <w:r>
-            <w:rPr>
-              <w:color w:val="0563C1"/>
-              <w:u w:val="single"/>
-            </w:rPr>
-            <w:fldChar w:fldCharType="begin"/>
-          </w:r>
-          <w:r>
-            <w:rPr>
-              <w:color w:val="0563C1"/>
-              <w:u w:val="single"/>
-            </w:rPr>
-            <w:instrText xml:space="preserve"> PAGE </w:instrText>
-          </w:r>
-          <w:r>
-            <w:rPr>
-              <w:color w:val="0563C1"/>
-              <w:u w:val="single"/>
-            </w:rPr>
-            <w:fldChar w:fldCharType="separate"/>
-          </w:r>
-          <w:r>
-            <w:rPr>
-              <w:color w:val="0563C1"/>
-              <w:u w:val="single"/>
-            </w:rPr>
-            <w:t xml:space="preserve">23</w:t>
-          </w:r>
-          <w:r>
-            <w:rPr>
-              <w:color w:val="0563C1"/>
-              <w:u w:val="single"/>
-            </w:rPr>
-            <w:fldChar w:fldCharType="end"/>
-          </w:r>
-        </w:p>
-        <w:p>
-          <w:pPr>
-            <w:pStyle w:val="TOC3"/>
-            <w:tabs>
-              <w:tab w:val="right" w:leader="dot" w:pos="9360"/>
-            </w:tabs>
-            <w:rPr>
-              <w:color w:val="0563C1"/>
-              <w:u w:val="single"/>
-            </w:rPr>
-          </w:pPr>
-          <w:hyperlink w:anchor="step-8.3-the-verdict" w:history="1">
-            <w:r>
-              <w:rPr>
-                <w:color w:val="0563C1"/>
-                <w:u w:val="single"/>
-              </w:rPr>
-              <w:t xml:space="preserve">Step 8.3 — The verdict</w:t>
-            </w:r>
-          </w:hyperlink>
-          <w:r>
-            <w:rPr>
-              <w:color w:val="0563C1"/>
-              <w:u w:val="single"/>
-            </w:rPr>
-            <w:tab/>
-          </w:r>
-          <w:r>
-            <w:rPr>
-              <w:color w:val="0563C1"/>
-              <w:u w:val="single"/>
-            </w:rPr>
-            <w:fldChar w:fldCharType="begin"/>
-          </w:r>
-          <w:r>
-            <w:rPr>
-              <w:color w:val="0563C1"/>
-              <w:u w:val="single"/>
-            </w:rPr>
-            <w:instrText xml:space="preserve"> PAGE </w:instrText>
-          </w:r>
-          <w:r>
-            <w:rPr>
-              <w:color w:val="0563C1"/>
-              <w:u w:val="single"/>
-            </w:rPr>
-            <w:fldChar w:fldCharType="separate"/>
-          </w:r>
-          <w:r>
-            <w:rPr>
-              <w:color w:val="0563C1"/>
-              <w:u w:val="single"/>
-            </w:rPr>
-            <w:t xml:space="preserve">23</w:t>
-          </w:r>
-          <w:r>
-            <w:rPr>
-              <w:color w:val="0563C1"/>
-              <w:u w:val="single"/>
-            </w:rPr>
-            <w:fldChar w:fldCharType="end"/>
-          </w:r>
-        </w:p>
-        <w:p>
-          <w:pPr>
-            <w:pStyle w:val="TOC2"/>
-            <w:tabs>
-              <w:tab w:val="right" w:leader="dot" w:pos="9360"/>
-            </w:tabs>
-            <w:rPr>
-              <w:color w:val="0563C1"/>
-              <w:u w:val="single"/>
-            </w:rPr>
-          </w:pPr>
-          <w:hyperlink w:anchor="Xabe9e031400c5e8bb9cc4e71544d2467b73e275" w:history="1">
-            <w:r>
-              <w:rPr>
-                <w:color w:val="0563C1"/>
-                <w:u w:val="single"/>
-              </w:rPr>
-              <w:t xml:space="preserve">Stage 9 — The reachability discovery (the surprise from Stage 3)</w:t>
-            </w:r>
-          </w:hyperlink>
-          <w:r>
-            <w:rPr>
-              <w:color w:val="0563C1"/>
-              <w:u w:val="single"/>
-            </w:rPr>
-            <w:tab/>
-          </w:r>
-          <w:r>
-            <w:rPr>
-              <w:color w:val="0563C1"/>
-              <w:u w:val="single"/>
-            </w:rPr>
-            <w:fldChar w:fldCharType="begin"/>
-          </w:r>
-          <w:r>
-            <w:rPr>
-              <w:color w:val="0563C1"/>
-              <w:u w:val="single"/>
-            </w:rPr>
-            <w:instrText xml:space="preserve"> PAGE </w:instrText>
-          </w:r>
-          <w:r>
-            <w:rPr>
-              <w:color w:val="0563C1"/>
-              <w:u w:val="single"/>
-            </w:rPr>
-            <w:fldChar w:fldCharType="separate"/>
-          </w:r>
-          <w:r>
-            <w:rPr>
-              <w:color w:val="0563C1"/>
-              <w:u w:val="single"/>
-            </w:rPr>
-            <w:t xml:space="preserve">24</w:t>
-          </w:r>
-          <w:r>
-            <w:rPr>
-              <w:color w:val="0563C1"/>
-              <w:u w:val="single"/>
-            </w:rPr>
-            <w:fldChar w:fldCharType="end"/>
-          </w:r>
-        </w:p>
-        <w:p>
-          <w:pPr>
-            <w:pStyle w:val="TOC2"/>
-            <w:tabs>
-              <w:tab w:val="right" w:leader="dot" w:pos="9360"/>
-            </w:tabs>
-            <w:rPr>
-              <w:color w:val="0563C1"/>
-              <w:u w:val="single"/>
-            </w:rPr>
-          </w:pPr>
-          <w:hyperlink w:anchor="X84f8b03c8fd64d322d64415f20a4d9d3dde4f6a" w:history="1">
-            <w:r>
-              <w:rPr>
-                <w:color w:val="0563C1"/>
-                <w:u w:val="single"/>
-              </w:rPr>
-              <w:t xml:space="preserve">Stage 10 — Fix both vulnerabilities for real</w:t>
-            </w:r>
-          </w:hyperlink>
-          <w:r>
-            <w:rPr>
-              <w:color w:val="0563C1"/>
-              <w:u w:val="single"/>
-            </w:rPr>
-            <w:tab/>
-          </w:r>
-          <w:r>
-            <w:rPr>
-              <w:color w:val="0563C1"/>
-              <w:u w:val="single"/>
-            </w:rPr>
-            <w:fldChar w:fldCharType="begin"/>
-          </w:r>
-          <w:r>
-            <w:rPr>
-              <w:color w:val="0563C1"/>
-              <w:u w:val="single"/>
-            </w:rPr>
-            <w:instrText xml:space="preserve"> PAGE </w:instrText>
-          </w:r>
-          <w:r>
-            <w:rPr>
-              <w:color w:val="0563C1"/>
-              <w:u w:val="single"/>
-            </w:rPr>
-            <w:fldChar w:fldCharType="separate"/>
-          </w:r>
-          <w:r>
-            <w:rPr>
-              <w:color w:val="0563C1"/>
-              <w:u w:val="single"/>
-            </w:rPr>
-            <w:t xml:space="preserve">25</w:t>
-          </w:r>
-          <w:r>
-            <w:rPr>
-              <w:color w:val="0563C1"/>
-              <w:u w:val="single"/>
-            </w:rPr>
-            <w:fldChar w:fldCharType="end"/>
-          </w:r>
-        </w:p>
-        <w:p>
-          <w:pPr>
-            <w:pStyle w:val="TOC3"/>
-            <w:tabs>
-              <w:tab w:val="right" w:leader="dot" w:pos="9360"/>
-            </w:tabs>
-            <w:rPr>
-              <w:color w:val="0563C1"/>
-              <w:u w:val="single"/>
-            </w:rPr>
-          </w:pPr>
-          <w:hyperlink w:anchor="step-10.1-fix-the-sql-injection" w:history="1">
-            <w:r>
-              <w:rPr>
-                <w:color w:val="0563C1"/>
-                <w:u w:val="single"/>
-              </w:rPr>
-              <w:t xml:space="preserve">Step 10.1 — Fix the SQL injection</w:t>
-            </w:r>
-          </w:hyperlink>
-          <w:r>
-            <w:rPr>
-              <w:color w:val="0563C1"/>
-              <w:u w:val="single"/>
-            </w:rPr>
-            <w:tab/>
-          </w:r>
-          <w:r>
-            <w:rPr>
-              <w:color w:val="0563C1"/>
-              <w:u w:val="single"/>
-            </w:rPr>
-            <w:fldChar w:fldCharType="begin"/>
-          </w:r>
-          <w:r>
-            <w:rPr>
-              <w:color w:val="0563C1"/>
-              <w:u w:val="single"/>
-            </w:rPr>
-            <w:instrText xml:space="preserve"> PAGE </w:instrText>
-          </w:r>
-          <w:r>
-            <w:rPr>
-              <w:color w:val="0563C1"/>
-              <w:u w:val="single"/>
-            </w:rPr>
-            <w:fldChar w:fldCharType="separate"/>
-          </w:r>
-          <w:r>
-            <w:rPr>
-              <w:color w:val="0563C1"/>
-              <w:u w:val="single"/>
-            </w:rPr>
-            <w:t xml:space="preserve">25</w:t>
-          </w:r>
-          <w:r>
-            <w:rPr>
-              <w:color w:val="0563C1"/>
-              <w:u w:val="single"/>
-            </w:rPr>
-            <w:fldChar w:fldCharType="end"/>
-          </w:r>
-        </w:p>
-        <w:p>
-          <w:pPr>
-            <w:pStyle w:val="TOC3"/>
-            <w:tabs>
-              <w:tab w:val="right" w:leader="dot" w:pos="9360"/>
-            </w:tabs>
-            <w:rPr>
-              <w:color w:val="0563C1"/>
-              <w:u w:val="single"/>
-            </w:rPr>
-          </w:pPr>
-          <w:hyperlink w:anchor="step-10.2-fix-the-xss" w:history="1">
-            <w:r>
-              <w:rPr>
-                <w:color w:val="0563C1"/>
-                <w:u w:val="single"/>
-              </w:rPr>
-              <w:t xml:space="preserve">Step 10.2 — Fix the XSS</w:t>
-            </w:r>
-          </w:hyperlink>
-          <w:r>
-            <w:rPr>
-              <w:color w:val="0563C1"/>
-              <w:u w:val="single"/>
-            </w:rPr>
-            <w:tab/>
-          </w:r>
-          <w:r>
-            <w:rPr>
-              <w:color w:val="0563C1"/>
-              <w:u w:val="single"/>
-            </w:rPr>
-            <w:fldChar w:fldCharType="begin"/>
-          </w:r>
-          <w:r>
-            <w:rPr>
-              <w:color w:val="0563C1"/>
-              <w:u w:val="single"/>
-            </w:rPr>
-            <w:instrText xml:space="preserve"> PAGE </w:instrText>
-          </w:r>
-          <w:r>
-            <w:rPr>
-              <w:color w:val="0563C1"/>
-              <w:u w:val="single"/>
-            </w:rPr>
-            <w:fldChar w:fldCharType="separate"/>
-          </w:r>
-          <w:r>
-            <w:rPr>
-              <w:color w:val="0563C1"/>
-              <w:u w:val="single"/>
-            </w:rPr>
-            <w:t xml:space="preserve">25</w:t>
-          </w:r>
-          <w:r>
-            <w:rPr>
-              <w:color w:val="0563C1"/>
-              <w:u w:val="single"/>
-            </w:rPr>
-            <w:fldChar w:fldCharType="end"/>
-          </w:r>
-        </w:p>
-        <w:p>
-          <w:pPr>
-            <w:pStyle w:val="TOC2"/>
-            <w:tabs>
-              <w:tab w:val="right" w:leader="dot" w:pos="9360"/>
-            </w:tabs>
-            <w:rPr>
-              <w:color w:val="0563C1"/>
-              <w:u w:val="single"/>
-            </w:rPr>
-          </w:pPr>
-          <w:hyperlink w:anchor="Xfe30c108c469d9f74dd11c97f8b042a340cef69" w:history="1">
-            <w:r>
-              <w:rPr>
-                <w:color w:val="0563C1"/>
-                <w:u w:val="single"/>
-              </w:rPr>
-              <w:t xml:space="preserve">Stage 11 — Prove the fixes at runtime (not just “it compiles”)</w:t>
-            </w:r>
-          </w:hyperlink>
-          <w:r>
-            <w:rPr>
-              <w:color w:val="0563C1"/>
-              <w:u w:val="single"/>
-            </w:rPr>
-            <w:tab/>
-          </w:r>
-          <w:r>
-            <w:rPr>
-              <w:color w:val="0563C1"/>
-              <w:u w:val="single"/>
-            </w:rPr>
-            <w:fldChar w:fldCharType="begin"/>
-          </w:r>
-          <w:r>
-            <w:rPr>
-              <w:color w:val="0563C1"/>
-              <w:u w:val="single"/>
-            </w:rPr>
-            <w:instrText xml:space="preserve"> PAGE </w:instrText>
-          </w:r>
-          <w:r>
-            <w:rPr>
-              <w:color w:val="0563C1"/>
-              <w:u w:val="single"/>
-            </w:rPr>
-            <w:fldChar w:fldCharType="separate"/>
-          </w:r>
-          <w:r>
-            <w:rPr>
-              <w:color w:val="0563C1"/>
-              <w:u w:val="single"/>
-            </w:rPr>
-            <w:t xml:space="preserve">25</w:t>
-          </w:r>
-          <w:r>
-            <w:rPr>
-              <w:color w:val="0563C1"/>
-              <w:u w:val="single"/>
-            </w:rPr>
-            <w:fldChar w:fldCharType="end"/>
-          </w:r>
-        </w:p>
-        <w:p>
-          <w:pPr>
-            <w:pStyle w:val="TOC3"/>
-            <w:tabs>
-              <w:tab w:val="right" w:leader="dot" w:pos="9360"/>
-            </w:tabs>
-            <w:rPr>
-              <w:color w:val="0563C1"/>
-              <w:u w:val="single"/>
-            </w:rPr>
-          </w:pPr>
-          <w:hyperlink w:anchor="step-11.1-search-works-now" w:history="1">
-            <w:r>
-              <w:rPr>
-                <w:color w:val="0563C1"/>
-                <w:u w:val="single"/>
-              </w:rPr>
-              <w:t xml:space="preserve">Step 11.1 — Search works now</w:t>
-            </w:r>
-          </w:hyperlink>
-          <w:r>
-            <w:rPr>
-              <w:color w:val="0563C1"/>
-              <w:u w:val="single"/>
-            </w:rPr>
-            <w:tab/>
-          </w:r>
-          <w:r>
-            <w:rPr>
-              <w:color w:val="0563C1"/>
-              <w:u w:val="single"/>
-            </w:rPr>
-            <w:fldChar w:fldCharType="begin"/>
-          </w:r>
-          <w:r>
-            <w:rPr>
-              <w:color w:val="0563C1"/>
-              <w:u w:val="single"/>
-            </w:rPr>
-            <w:instrText xml:space="preserve"> PAGE </w:instrText>
-          </w:r>
-          <w:r>
-            <w:rPr>
-              <w:color w:val="0563C1"/>
-              <w:u w:val="single"/>
-            </w:rPr>
-            <w:fldChar w:fldCharType="separate"/>
-          </w:r>
-          <w:r>
-            <w:rPr>
-              <w:color w:val="0563C1"/>
-              <w:u w:val="single"/>
-            </w:rPr>
-            <w:t xml:space="preserve">25</w:t>
-          </w:r>
-          <w:r>
-            <w:rPr>
-              <w:color w:val="0563C1"/>
-              <w:u w:val="single"/>
-            </w:rPr>
-            <w:fldChar w:fldCharType="end"/>
-          </w:r>
-        </w:p>
-        <w:p>
-          <w:pPr>
-            <w:pStyle w:val="TOC3"/>
-            <w:tabs>
-              <w:tab w:val="right" w:leader="dot" w:pos="9360"/>
-            </w:tabs>
-            <w:rPr>
-              <w:color w:val="0563C1"/>
-              <w:u w:val="single"/>
-            </w:rPr>
-          </w:pPr>
-          <w:hyperlink w:anchor="step-11.2-the-sql-injection-attempt" w:history="1">
-            <w:r>
-              <w:rPr>
-                <w:color w:val="0563C1"/>
-                <w:u w:val="single"/>
-              </w:rPr>
-              <w:t xml:space="preserve">Step 11.2 — The SQL injection attempt</w:t>
-            </w:r>
-          </w:hyperlink>
-          <w:r>
-            <w:rPr>
-              <w:color w:val="0563C1"/>
-              <w:u w:val="single"/>
-            </w:rPr>
-            <w:tab/>
-          </w:r>
-          <w:r>
-            <w:rPr>
-              <w:color w:val="0563C1"/>
-              <w:u w:val="single"/>
-            </w:rPr>
-            <w:fldChar w:fldCharType="begin"/>
-          </w:r>
-          <w:r>
-            <w:rPr>
-              <w:color w:val="0563C1"/>
-              <w:u w:val="single"/>
-            </w:rPr>
-            <w:instrText xml:space="preserve"> PAGE </w:instrText>
-          </w:r>
-          <w:r>
-            <w:rPr>
-              <w:color w:val="0563C1"/>
-              <w:u w:val="single"/>
-            </w:rPr>
-            <w:fldChar w:fldCharType="separate"/>
-          </w:r>
-          <w:r>
-            <w:rPr>
-              <w:color w:val="0563C1"/>
-              <w:u w:val="single"/>
-            </w:rPr>
-            <w:t xml:space="preserve">26</w:t>
-          </w:r>
-          <w:r>
-            <w:rPr>
-              <w:color w:val="0563C1"/>
-              <w:u w:val="single"/>
-            </w:rPr>
-            <w:fldChar w:fldCharType="end"/>
-          </w:r>
-        </w:p>
-        <w:p>
-          <w:pPr>
-            <w:pStyle w:val="TOC3"/>
-            <w:tabs>
-              <w:tab w:val="right" w:leader="dot" w:pos="9360"/>
-            </w:tabs>
-            <w:rPr>
-              <w:color w:val="0563C1"/>
-              <w:u w:val="single"/>
-            </w:rPr>
-          </w:pPr>
-          <w:hyperlink w:anchor="step-11.3-the-xss-attempt" w:history="1">
-            <w:r>
-              <w:rPr>
-                <w:color w:val="0563C1"/>
-                <w:u w:val="single"/>
-              </w:rPr>
-              <w:t xml:space="preserve">Step 11.3 — The XSS attempt</w:t>
-            </w:r>
-          </w:hyperlink>
-          <w:r>
-            <w:rPr>
-              <w:color w:val="0563C1"/>
-              <w:u w:val="single"/>
-            </w:rPr>
-            <w:tab/>
-          </w:r>
-          <w:r>
-            <w:rPr>
-              <w:color w:val="0563C1"/>
-              <w:u w:val="single"/>
-            </w:rPr>
-            <w:fldChar w:fldCharType="begin"/>
-          </w:r>
-          <w:r>
-            <w:rPr>
-              <w:color w:val="0563C1"/>
-              <w:u w:val="single"/>
-            </w:rPr>
-            <w:instrText xml:space="preserve"> PAGE </w:instrText>
-          </w:r>
-          <w:r>
-            <w:rPr>
-              <w:color w:val="0563C1"/>
-              <w:u w:val="single"/>
-            </w:rPr>
-            <w:fldChar w:fldCharType="separate"/>
-          </w:r>
-          <w:r>
-            <w:rPr>
-              <w:color w:val="0563C1"/>
-              <w:u w:val="single"/>
-            </w:rPr>
-            <w:t xml:space="preserve">26</w:t>
-          </w:r>
-          <w:r>
-            <w:rPr>
-              <w:color w:val="0563C1"/>
-              <w:u w:val="single"/>
-            </w:rPr>
-            <w:fldChar w:fldCharType="end"/>
-          </w:r>
-        </w:p>
-        <w:p>
-          <w:pPr>
-            <w:pStyle w:val="TOC3"/>
-            <w:tabs>
-              <w:tab w:val="right" w:leader="dot" w:pos="9360"/>
-            </w:tabs>
-            <w:rPr>
-              <w:color w:val="0563C1"/>
-              <w:u w:val="single"/>
-            </w:rPr>
-          </w:pPr>
-          <w:hyperlink w:anchor="Xea1f611bbf1f145acf6843d9521e6fd8d836ee0" w:history="1">
-            <w:r>
-              <w:rPr>
-                <w:color w:val="0563C1"/>
-                <w:u w:val="single"/>
-              </w:rPr>
-              <w:t xml:space="preserve">Step 11.4 — The rerun (this is what “fixed for real” means)</w:t>
-            </w:r>
-          </w:hyperlink>
-          <w:r>
-            <w:rPr>
-              <w:color w:val="0563C1"/>
-              <w:u w:val="single"/>
-            </w:rPr>
-            <w:tab/>
-          </w:r>
-          <w:r>
-            <w:rPr>
-              <w:color w:val="0563C1"/>
-              <w:u w:val="single"/>
-            </w:rPr>
-            <w:fldChar w:fldCharType="begin"/>
-          </w:r>
-          <w:r>
-            <w:rPr>
-              <w:color w:val="0563C1"/>
-              <w:u w:val="single"/>
-            </w:rPr>
-            <w:instrText xml:space="preserve"> PAGE </w:instrText>
-          </w:r>
-          <w:r>
-            <w:rPr>
-              <w:color w:val="0563C1"/>
-              <w:u w:val="single"/>
-            </w:rPr>
-            <w:fldChar w:fldCharType="separate"/>
-          </w:r>
-          <w:r>
-            <w:rPr>
-              <w:color w:val="0563C1"/>
-              <w:u w:val="single"/>
-            </w:rPr>
-            <w:t xml:space="preserve">26</w:t>
-          </w:r>
-          <w:r>
-            <w:rPr>
-              <w:color w:val="0563C1"/>
-              <w:u w:val="single"/>
-            </w:rPr>
-            <w:fldChar w:fldCharType="end"/>
-          </w:r>
-        </w:p>
-        <w:p>
-          <w:pPr>
-            <w:pStyle w:val="TOC2"/>
-            <w:tabs>
-              <w:tab w:val="right" w:leader="dot" w:pos="9360"/>
-            </w:tabs>
-            <w:rPr>
-              <w:color w:val="0563C1"/>
-              <w:u w:val="single"/>
-            </w:rPr>
-          </w:pPr>
-          <w:hyperlink w:anchor="stage-12-the-ci-gate-proven" w:history="1">
-            <w:r>
-              <w:rPr>
-                <w:color w:val="0563C1"/>
-                <w:u w:val="single"/>
-              </w:rPr>
-              <w:t xml:space="preserve">Stage 12 — The CI gate, proven</w:t>
-            </w:r>
-          </w:hyperlink>
-          <w:r>
-            <w:rPr>
-              <w:color w:val="0563C1"/>
-              <w:u w:val="single"/>
-            </w:rPr>
-            <w:tab/>
-          </w:r>
-          <w:r>
-            <w:rPr>
-              <w:color w:val="0563C1"/>
-              <w:u w:val="single"/>
-            </w:rPr>
-            <w:fldChar w:fldCharType="begin"/>
-          </w:r>
-          <w:r>
-            <w:rPr>
-              <w:color w:val="0563C1"/>
-              <w:u w:val="single"/>
-            </w:rPr>
-            <w:instrText xml:space="preserve"> PAGE </w:instrText>
-          </w:r>
-          <w:r>
-            <w:rPr>
-              <w:color w:val="0563C1"/>
-              <w:u w:val="single"/>
-            </w:rPr>
-            <w:fldChar w:fldCharType="separate"/>
-          </w:r>
-          <w:r>
-            <w:rPr>
-              <w:color w:val="0563C1"/>
-              <w:u w:val="single"/>
-            </w:rPr>
-            <w:t xml:space="preserve">27</w:t>
-          </w:r>
-          <w:r>
-            <w:rPr>
-              <w:color w:val="0563C1"/>
-              <w:u w:val="single"/>
-            </w:rPr>
-            <w:fldChar w:fldCharType="end"/>
-          </w:r>
-        </w:p>
-        <w:p>
-          <w:pPr>
-            <w:pStyle w:val="TOC3"/>
-            <w:tabs>
-              <w:tab w:val="right" w:leader="dot" w:pos="9360"/>
-            </w:tabs>
-            <w:rPr>
-              <w:color w:val="0563C1"/>
-              <w:u w:val="single"/>
-            </w:rPr>
-          </w:pPr>
-          <w:hyperlink w:anchor="step-12.1-what-ci-means-here" w:history="1">
-            <w:r>
-              <w:rPr>
-                <w:color w:val="0563C1"/>
-                <w:u w:val="single"/>
-              </w:rPr>
-              <w:t xml:space="preserve">Step 12.1 — What “CI” means here</w:t>
-            </w:r>
-          </w:hyperlink>
-          <w:r>
-            <w:rPr>
-              <w:color w:val="0563C1"/>
-              <w:u w:val="single"/>
-            </w:rPr>
-            <w:tab/>
-          </w:r>
-          <w:r>
-            <w:rPr>
-              <w:color w:val="0563C1"/>
-              <w:u w:val="single"/>
-            </w:rPr>
-            <w:fldChar w:fldCharType="begin"/>
-          </w:r>
-          <w:r>
-            <w:rPr>
-              <w:color w:val="0563C1"/>
-              <w:u w:val="single"/>
-            </w:rPr>
-            <w:instrText xml:space="preserve"> PAGE </w:instrText>
-          </w:r>
-          <w:r>
-            <w:rPr>
-              <w:color w:val="0563C1"/>
-              <w:u w:val="single"/>
-            </w:rPr>
-            <w:fldChar w:fldCharType="separate"/>
-          </w:r>
-          <w:r>
-            <w:rPr>
-              <w:color w:val="0563C1"/>
-              <w:u w:val="single"/>
-            </w:rPr>
-            <w:t xml:space="preserve">27</w:t>
-          </w:r>
-          <w:r>
-            <w:rPr>
-              <w:color w:val="0563C1"/>
-              <w:u w:val="single"/>
-            </w:rPr>
-            <w:fldChar w:fldCharType="end"/>
-          </w:r>
-        </w:p>
-        <w:p>
-          <w:pPr>
-            <w:pStyle w:val="TOC3"/>
-            <w:tabs>
-              <w:tab w:val="right" w:leader="dot" w:pos="9360"/>
-            </w:tabs>
-            <w:rPr>
-              <w:color w:val="0563C1"/>
-              <w:u w:val="single"/>
-            </w:rPr>
-          </w:pPr>
-          <w:hyperlink w:anchor="step-12.2-run-1-green-on-the-fixed-code" w:history="1">
-            <w:r>
-              <w:rPr>
-                <w:color w:val="0563C1"/>
-                <w:u w:val="single"/>
-              </w:rPr>
-              <w:t xml:space="preserve">Step 12.2 — Run 1: green on the fixed code</w:t>
-            </w:r>
-          </w:hyperlink>
-          <w:r>
-            <w:rPr>
-              <w:color w:val="0563C1"/>
-              <w:u w:val="single"/>
-            </w:rPr>
-            <w:tab/>
-          </w:r>
-          <w:r>
-            <w:rPr>
-              <w:color w:val="0563C1"/>
-              <w:u w:val="single"/>
-            </w:rPr>
-            <w:fldChar w:fldCharType="begin"/>
-          </w:r>
-          <w:r>
-            <w:rPr>
-              <w:color w:val="0563C1"/>
-              <w:u w:val="single"/>
-            </w:rPr>
-            <w:instrText xml:space="preserve"> PAGE </w:instrText>
-          </w:r>
-          <w:r>
-            <w:rPr>
-              <w:color w:val="0563C1"/>
-              <w:u w:val="single"/>
-            </w:rPr>
-            <w:fldChar w:fldCharType="separate"/>
-          </w:r>
-          <w:r>
-            <w:rPr>
-              <w:color w:val="0563C1"/>
-              <w:u w:val="single"/>
-            </w:rPr>
-            <w:t xml:space="preserve">28</w:t>
-          </w:r>
-          <w:r>
-            <w:rPr>
-              <w:color w:val="0563C1"/>
-              <w:u w:val="single"/>
-            </w:rPr>
-            <w:fldChar w:fldCharType="end"/>
-          </w:r>
-        </w:p>
-        <w:p>
-          <w:pPr>
-            <w:pStyle w:val="TOC3"/>
-            <w:tabs>
-              <w:tab w:val="right" w:leader="dot" w:pos="9360"/>
-            </w:tabs>
-            <w:rPr>
-              <w:color w:val="0563C1"/>
-              <w:u w:val="single"/>
-            </w:rPr>
-          </w:pPr>
-          <w:hyperlink w:anchor="X9ff58d329e6c359ae2245a1eafa4f2a179f1001" w:history="1">
-            <w:r>
-              <w:rPr>
-                <w:color w:val="0563C1"/>
-                <w:u w:val="single"/>
-              </w:rPr>
-              <w:t xml:space="preserve">Step 12.3 — The gate catching our own real mistake</w:t>
-            </w:r>
-          </w:hyperlink>
-          <w:r>
-            <w:rPr>
-              <w:color w:val="0563C1"/>
-              <w:u w:val="single"/>
-            </w:rPr>
-            <w:tab/>
-          </w:r>
-          <w:r>
-            <w:rPr>
-              <w:color w:val="0563C1"/>
-              <w:u w:val="single"/>
-            </w:rPr>
-            <w:fldChar w:fldCharType="begin"/>
-          </w:r>
-          <w:r>
-            <w:rPr>
-              <w:color w:val="0563C1"/>
-              <w:u w:val="single"/>
-            </w:rPr>
-            <w:instrText xml:space="preserve"> PAGE </w:instrText>
-          </w:r>
-          <w:r>
-            <w:rPr>
-              <w:color w:val="0563C1"/>
-              <w:u w:val="single"/>
-            </w:rPr>
-            <w:fldChar w:fldCharType="separate"/>
-          </w:r>
-          <w:r>
-            <w:rPr>
-              <w:color w:val="0563C1"/>
-              <w:u w:val="single"/>
-            </w:rPr>
-            <w:t xml:space="preserve">28</w:t>
-          </w:r>
-          <w:r>
-            <w:rPr>
-              <w:color w:val="0563C1"/>
-              <w:u w:val="single"/>
-            </w:rPr>
-            <w:fldChar w:fldCharType="end"/>
-          </w:r>
-        </w:p>
-        <w:p>
-          <w:pPr>
-            <w:pStyle w:val="TOC3"/>
-            <w:tabs>
-              <w:tab w:val="right" w:leader="dot" w:pos="9360"/>
-            </w:tabs>
-            <w:rPr>
-              <w:color w:val="0563C1"/>
-              <w:u w:val="single"/>
-            </w:rPr>
-          </w:pPr>
-          <w:hyperlink w:anchor="X56bc2c264a0dab4ba344709a3d6837489b809bb" w:history="1">
-            <w:r>
-              <w:rPr>
-                <w:color w:val="0563C1"/>
-                <w:u w:val="single"/>
-              </w:rPr>
-              <w:t xml:space="preserve">Step 12.4 — Run 2: red on the violation branch (the deliverable)</w:t>
-            </w:r>
-          </w:hyperlink>
-          <w:r>
-            <w:rPr>
-              <w:color w:val="0563C1"/>
-              <w:u w:val="single"/>
-            </w:rPr>
-            <w:tab/>
-          </w:r>
-          <w:r>
-            <w:rPr>
-              <w:color w:val="0563C1"/>
-              <w:u w:val="single"/>
-            </w:rPr>
-            <w:fldChar w:fldCharType="begin"/>
-          </w:r>
-          <w:r>
-            <w:rPr>
-              <w:color w:val="0563C1"/>
-              <w:u w:val="single"/>
-            </w:rPr>
-            <w:instrText xml:space="preserve"> PAGE </w:instrText>
-          </w:r>
-          <w:r>
-            <w:rPr>
-              <w:color w:val="0563C1"/>
-              <w:u w:val="single"/>
-            </w:rPr>
-            <w:fldChar w:fldCharType="separate"/>
-          </w:r>
-          <w:r>
-            <w:rPr>
-              <w:color w:val="0563C1"/>
-              <w:u w:val="single"/>
-            </w:rPr>
-            <w:t xml:space="preserve">28</w:t>
-          </w:r>
-          <w:r>
-            <w:rPr>
-              <w:color w:val="0563C1"/>
-              <w:u w:val="single"/>
-            </w:rPr>
-            <w:fldChar w:fldCharType="end"/>
-          </w:r>
-        </w:p>
-        <w:p>
-          <w:pPr>
-            <w:pStyle w:val="TOC2"/>
-            <w:tabs>
-              <w:tab w:val="right" w:leader="dot" w:pos="9360"/>
-            </w:tabs>
-            <w:rPr>
-              <w:color w:val="0563C1"/>
-              <w:u w:val="single"/>
-            </w:rPr>
-          </w:pPr>
-          <w:hyperlink w:anchor="stage-13-the-final-report" w:history="1">
-            <w:r>
-              <w:rPr>
-                <w:color w:val="0563C1"/>
-                <w:u w:val="single"/>
-              </w:rPr>
-              <w:t xml:space="preserve">Stage 13 — The final report</w:t>
-            </w:r>
-          </w:hyperlink>
-          <w:r>
-            <w:rPr>
-              <w:color w:val="0563C1"/>
-              <w:u w:val="single"/>
-            </w:rPr>
-            <w:tab/>
-          </w:r>
-          <w:r>
-            <w:rPr>
-              <w:color w:val="0563C1"/>
-              <w:u w:val="single"/>
-            </w:rPr>
-            <w:fldChar w:fldCharType="begin"/>
-          </w:r>
-          <w:r>
-            <w:rPr>
-              <w:color w:val="0563C1"/>
-              <w:u w:val="single"/>
-            </w:rPr>
-            <w:instrText xml:space="preserve"> PAGE </w:instrText>
-          </w:r>
-          <w:r>
-            <w:rPr>
-              <w:color w:val="0563C1"/>
-              <w:u w:val="single"/>
-            </w:rPr>
-            <w:fldChar w:fldCharType="separate"/>
-          </w:r>
-          <w:r>
-            <w:rPr>
-              <w:color w:val="0563C1"/>
-              <w:u w:val="single"/>
-            </w:rPr>
-            <w:t xml:space="preserve">31</w:t>
-          </w:r>
-          <w:r>
-            <w:rPr>
-              <w:color w:val="0563C1"/>
-              <w:u w:val="single"/>
-            </w:rPr>
-            <w:fldChar w:fldCharType="end"/>
-          </w:r>
-        </w:p>
-        <w:p>
-          <w:pPr>
-            <w:pStyle w:val="TOC2"/>
-            <w:tabs>
-              <w:tab w:val="right" w:leader="dot" w:pos="9360"/>
-            </w:tabs>
-            <w:rPr>
-              <w:color w:val="0563C1"/>
-              <w:u w:val="single"/>
-            </w:rPr>
-          </w:pPr>
-          <w:hyperlink w:anchor="if-something-goes-wrong" w:history="1">
-            <w:r>
-              <w:rPr>
-                <w:color w:val="0563C1"/>
-                <w:u w:val="single"/>
-              </w:rPr>
-              <w:t xml:space="preserve">If something goes wrong</w:t>
-            </w:r>
-          </w:hyperlink>
-          <w:r>
-            <w:rPr>
-              <w:color w:val="0563C1"/>
-              <w:u w:val="single"/>
-            </w:rPr>
-            <w:tab/>
-          </w:r>
-          <w:r>
-            <w:rPr>
-              <w:color w:val="0563C1"/>
-              <w:u w:val="single"/>
-            </w:rPr>
-            <w:fldChar w:fldCharType="begin"/>
-          </w:r>
-          <w:r>
-            <w:rPr>
-              <w:color w:val="0563C1"/>
-              <w:u w:val="single"/>
-            </w:rPr>
-            <w:instrText xml:space="preserve"> PAGE </w:instrText>
-          </w:r>
-          <w:r>
-            <w:rPr>
-              <w:color w:val="0563C1"/>
-              <w:u w:val="single"/>
-            </w:rPr>
-            <w:fldChar w:fldCharType="separate"/>
-          </w:r>
-          <w:r>
-            <w:rPr>
-              <w:color w:val="0563C1"/>
-              <w:u w:val="single"/>
-            </w:rPr>
-            <w:t>31</w:t>
-          </w:r>
-          <w:r>
-            <w:rPr>
-              <w:color w:val="0563C1"/>
-              <w:u w:val="single"/>
-            </w:rPr>
-            <w:fldChar w:fldCharType="end"/>
-          </w:r>
-        </w:p>
-        <w:p>
-          <w:pPr>
-            <w:pStyle w:val="TOC2"/>
-            <w:tabs>
-              <w:tab w:val="right" w:leader="dot" w:pos="9360"/>
-            </w:tabs>
-            <w:rPr>
-              <w:color w:val="0563C1"/>
-              <w:u w:val="single"/>
-            </w:rPr>
-          </w:pPr>
-          <w:hyperlink w:anchor="what-i-learned-the-short-version" w:history="1">
-            <w:r>
-              <w:rPr>
-                <w:color w:val="0563C1"/>
-                <w:u w:val="single"/>
-              </w:rPr>
-              <w:t xml:space="preserve">What I learned (the short version)</w:t>
-            </w:r>
-          </w:hyperlink>
-          <w:r>
-            <w:rPr>
-              <w:color w:val="0563C1"/>
-              <w:u w:val="single"/>
-            </w:rPr>
-            <w:tab/>
-          </w:r>
-          <w:r>
-            <w:rPr>
-              <w:color w:val="0563C1"/>
-              <w:u w:val="single"/>
-            </w:rPr>
-            <w:fldChar w:fldCharType="begin"/>
-          </w:r>
-          <w:r>
-            <w:rPr>
-              <w:color w:val="0563C1"/>
-              <w:u w:val="single"/>
-            </w:rPr>
-            <w:instrText xml:space="preserve"> PAGE </w:instrText>
-          </w:r>
-          <w:r>
-            <w:rPr>
-              <w:color w:val="0563C1"/>
-              <w:u w:val="single"/>
-            </w:rPr>
-            <w:fldChar w:fldCharType="separate"/>
-          </w:r>
-          <w:r>
-            <w:rPr>
-              <w:color w:val="0563C1"/>
-              <w:u w:val="single"/>
-            </w:rPr>
-            <w:t xml:space="preserve">32</w:t>
-          </w:r>
-          <w:r>
-            <w:rPr>
-              <w:color w:val="0563C1"/>
-              <w:u w:val="single"/>
-            </w:rPr>
-            <w:fldChar w:fldCharType="end"/>
-          </w:r>
-        </w:p>
-        <w:p>
-          <w:pPr>
-            <w:pStyle w:val="TOC2"/>
-            <w:tabs>
-              <w:tab w:val="right" w:leader="dot" w:pos="9360"/>
-            </w:tabs>
-            <w:rPr>
-              <w:color w:val="0563C1"/>
-              <w:u w:val="single"/>
-            </w:rPr>
-          </w:pPr>
-          <w:hyperlink w:anchor="evidence-index" w:history="1">
-            <w:r>
-              <w:rPr>
-                <w:color w:val="0563C1"/>
-                <w:u w:val="single"/>
-              </w:rPr>
-              <w:t xml:space="preserve">Evidence index</w:t>
-            </w:r>
-          </w:hyperlink>
-          <w:r>
-            <w:rPr>
-              <w:color w:val="0563C1"/>
-              <w:u w:val="single"/>
-            </w:rPr>
-            <w:tab/>
-          </w:r>
-          <w:r>
-            <w:rPr>
-              <w:color w:val="0563C1"/>
-              <w:u w:val="single"/>
-            </w:rPr>
-            <w:fldChar w:fldCharType="begin"/>
-          </w:r>
-          <w:r>
-            <w:rPr>
-              <w:color w:val="0563C1"/>
-              <w:u w:val="single"/>
-            </w:rPr>
-            <w:instrText xml:space="preserve"> PAGE </w:instrText>
-          </w:r>
-          <w:r>
-            <w:rPr>
-              <w:color w:val="0563C1"/>
-              <w:u w:val="single"/>
-            </w:rPr>
-            <w:fldChar w:fldCharType="separate"/>
-          </w:r>
-          <w:r>
-            <w:rPr>
-              <w:color w:val="0563C1"/>
-              <w:u w:val="single"/>
-            </w:rPr>
-            <w:t xml:space="preserve">32</w:t>
-          </w:r>
-          <w:r>
-            <w:rPr>
-              <w:color w:val="0563C1"/>
-              <w:u w:val="single"/>
-            </w:rPr>
-            <w:fldChar w:fldCharType="end"/>
-          </w:r>
-        </w:p>
-        <w:p>
-          <w:r>
             <w:fldChar w:fldCharType="end"/>
           </w:r>
         </w:p>
       </w:sdtContent>
     </w:sdt>
-    <w:bookmarkStart w:id="101" w:name="Xee5ab2b315e0a51b995ef048254650fded623cb"/>
+    <w:bookmarkStart w:id="103" w:name="Xee5ab2b315e0a51b995ef048254650fded623cb"/>
     <w:p>
       <w:r>
         <w:br/>
@@ -3822,6 +38,9 @@
       <w:pPr>
         <w:jc w:val="center"/>
       </w:pPr>
+      <w:r>
+        <w:t>DocuTrust</w:t>
+      </w:r>
       <w:r>
         <w:rPr>
           <w:b/>
@@ -3836,6 +55,9 @@
         <w:jc w:val="center"/>
       </w:pPr>
       <w:r>
+        <w:t>DevSecOps Project 1 — Walkthrough</w:t>
+      </w:r>
+      <w:r>
         <w:rPr>
           <w:color w:val="2E74B5"/>
           <w:sz w:val="40"/>
@@ -3848,6 +70,9 @@
         <w:jc w:val="center"/>
       </w:pPr>
       <w:r>
+        <w:t>SAST · Secrets Scanning · Live Secret Verification</w:t>
+      </w:r>
+      <w:r>
         <w:rPr>
           <w:i/>
           <w:sz w:val="26"/>
@@ -3871,6 +96,9 @@
         <w:jc w:val="center"/>
       </w:pPr>
       <w:r>
+        <w:t>Every command in this walkthrough actually ran, and every output quoted is real captured output from the tools — with evidence files and screenshots cited along the way.</w:t>
+      </w:r>
+      <w:r>
         <w:rPr>
           <w:color w:val="595959"/>
           <w:sz w:val="20"/>
@@ -3883,6 +111,9 @@
         <w:jc w:val="center"/>
       </w:pPr>
       <w:r>
+        <w:t>August 2026</w:t>
+      </w:r>
+      <w:r>
         <w:rPr>
           <w:sz w:val="22"/>
         </w:rPr>
@@ -3946,7 +177,14 @@
           <w:iCs/>
           <w:i/>
         </w:rPr>
-        <w:t xml:space="preserve"> The guide assumes a Bash terminal (macOS, Linux, or WSL2 on Windows).</w:t>
+        <w:t xml:space="preserve"> </w:t>
+      </w:r>
+      <w:r>
+        <w:rPr>
+          <w:iCs/>
+          <w:i/>
+        </w:rPr>
+        <w:t xml:space="preserve">The guide assumes a Bash terminal (macOS, Linux, or WSL2 on Windows).</w:t>
       </w:r>
     </w:p>
     <w:p>
@@ -3956,13 +194,13 @@
         </w:pict>
       </w:r>
     </w:p>
-    <w:bookmarkStart w:id="20" w:name="Xcaa8e861e929fca8f35a4a1b6a89d781dff432e"/>
+    <w:bookmarkStart w:id="20" w:name="Xfeaed5c64f7cadf29b2b5b9eedb517873e7903e"/>
     <w:p>
       <w:pPr>
         <w:pStyle w:val="Heading2"/>
       </w:pPr>
       <w:r>
-        <w:t xml:space="preserve">The project in one paragraph (read this first)</w:t>
+        <w:t xml:space="preserve">Starting from this repo (not from the course handout)?</w:t>
       </w:r>
     </w:p>
     <w:p>
@@ -3970,7 +208,7 @@
         <w:pStyle w:val="FirstParagraph"/>
       </w:pPr>
       <w:r>
-        <w:t xml:space="preserve">You are given an app —</w:t>
+        <w:t xml:space="preserve">This repo holds the</w:t>
       </w:r>
       <w:r>
         <w:t xml:space="preserve"> </w:t>
@@ -3980,22 +218,237 @@
           <w:bCs/>
           <w:b/>
         </w:rPr>
+        <w:t xml:space="preserve">finished</w:t>
+      </w:r>
+      <w:r>
+        <w:t xml:space="preserve"> </w:t>
+      </w:r>
+      <w:r>
+        <w:t xml:space="preserve">Project 1 — on</w:t>
+      </w:r>
+      <w:r>
+        <w:t xml:space="preserve"> </w:t>
+      </w:r>
+      <w:r>
+        <w:rPr>
+          <w:rStyle w:val="VerbatimChar"/>
+        </w:rPr>
+        <w:t xml:space="preserve">main</w:t>
+      </w:r>
+      <w:r>
+        <w:t xml:space="preserve">, both bugs are</w:t>
+      </w:r>
+      <w:r>
+        <w:t xml:space="preserve"> </w:t>
+      </w:r>
+      <w:r>
+        <w:t xml:space="preserve">already fixed and the CI gate already exists. To do the project</w:t>
+      </w:r>
+      <w:r>
+        <w:t xml:space="preserve"> </w:t>
+      </w:r>
+      <w:r>
+        <w:t xml:space="preserve">yourself, start on the</w:t>
+      </w:r>
+      <w:r>
+        <w:t xml:space="preserve"> </w:t>
+      </w:r>
+      <w:r>
+        <w:rPr>
+          <w:rStyle w:val="VerbatimChar"/>
+        </w:rPr>
+        <w:t xml:space="preserve">starter</w:t>
+      </w:r>
+      <w:r>
+        <w:t xml:space="preserve"> </w:t>
+      </w:r>
+      <w:r>
+        <w:t xml:space="preserve">branch instead: it is the same app</w:t>
+      </w:r>
+      <w:r>
+        <w:t xml:space="preserve"> </w:t>
+      </w:r>
+      <w:r>
+        <w:rPr>
+          <w:iCs/>
+          <w:i/>
+        </w:rPr>
+        <w:t xml:space="preserve">before</w:t>
+      </w:r>
+      <w:r>
+        <w:t xml:space="preserve"> </w:t>
+      </w:r>
+      <w:r>
+        <w:t xml:space="preserve">the fixes, exactly as this guide assumes, and it carries</w:t>
+      </w:r>
+      <w:r>
+        <w:t xml:space="preserve"> </w:t>
+      </w:r>
+      <w:r>
+        <w:t xml:space="preserve">this walkthrough with it:</w:t>
+      </w:r>
+    </w:p>
+    <w:p>
+      <w:pPr>
+        <w:pStyle w:val="SourceCode"/>
+        <w:shd w:val="clear" w:color="auto" w:fill="F2F2F2"/>
+        <w:spacing w:after="0" w:before="0"/>
+      </w:pPr>
+      <w:r>
+        <w:rPr>
+          <w:rStyle w:val="FunctionTok"/>
+          <w:color w:val="C00000"/>
+        </w:rPr>
+        <w:t xml:space="preserve">git</w:t>
+      </w:r>
+      <w:r>
+        <w:rPr>
+          <w:rStyle w:val="NormalTok"/>
+          <w:color w:val="C00000"/>
+        </w:rPr>
+        <w:t xml:space="preserve"> checkout starter</w:t>
+      </w:r>
+    </w:p>
+    <w:p>
+      <w:pPr>
+        <w:pStyle w:val="FirstParagraph"/>
+      </w:pPr>
+      <w:r>
+        <w:t xml:space="preserve">Work through Stages 1–11 there. For Stage 12 (the CI gate), come back</w:t>
+      </w:r>
+      <w:r>
+        <w:t xml:space="preserve"> </w:t>
+      </w:r>
+      <w:r>
+        <w:t xml:space="preserve">to</w:t>
+      </w:r>
+      <w:r>
+        <w:t xml:space="preserve"> </w:t>
+      </w:r>
+      <w:r>
+        <w:rPr>
+          <w:rStyle w:val="VerbatimChar"/>
+        </w:rPr>
+        <w:t xml:space="preserve">main</w:t>
+      </w:r>
+      <w:r>
+        <w:t xml:space="preserve"> </w:t>
+      </w:r>
+      <w:r>
+        <w:t xml:space="preserve">— it holds the finished CI config — and push to</w:t>
+      </w:r>
+      <w:r>
+        <w:t xml:space="preserve"> </w:t>
+      </w:r>
+      <w:r>
+        <w:rPr>
+          <w:bCs/>
+          <w:b/>
+        </w:rPr>
+        <w:t xml:space="preserve">your own</w:t>
+      </w:r>
+      <w:r>
+        <w:rPr>
+          <w:bCs/>
+          <w:b/>
+        </w:rPr>
+        <w:t xml:space="preserve"> </w:t>
+      </w:r>
+      <w:r>
+        <w:rPr>
+          <w:bCs/>
+          <w:b/>
+        </w:rPr>
+        <w:t xml:space="preserve">GitHub fork</w:t>
+      </w:r>
+      <w:r>
+        <w:t xml:space="preserve"> </w:t>
+      </w:r>
+      <w:r>
+        <w:t xml:space="preserve">so GitHub Actions runs for you:</w:t>
+      </w:r>
+    </w:p>
+    <w:p>
+      <w:pPr>
+        <w:pStyle w:val="SourceCode"/>
+        <w:shd w:val="clear" w:color="auto" w:fill="F2F2F2"/>
+        <w:spacing w:after="0" w:before="0"/>
+      </w:pPr>
+      <w:r>
+        <w:rPr>
+          <w:rStyle w:val="FunctionTok"/>
+          <w:color w:val="C00000"/>
+        </w:rPr>
+        <w:t xml:space="preserve">git</w:t>
+      </w:r>
+      <w:r>
+        <w:rPr>
+          <w:rStyle w:val="NormalTok"/>
+          <w:color w:val="C00000"/>
+        </w:rPr>
+        <w:t xml:space="preserve"> checkout main</w:t>
+      </w:r>
+    </w:p>
+    <w:p>
+      <w:r>
+        <w:pict>
+          <v:rect style="width:0;height:1.5pt" o:hralign="center" o:hrstd="t" o:hr="t"/>
+        </w:pict>
+      </w:r>
+    </w:p>
+    <w:bookmarkEnd w:id="20"/>
+    <w:bookmarkStart w:id="21" w:name="Xcaa8e861e929fca8f35a4a1b6a89d781dff432e"/>
+    <w:p>
+      <w:pPr>
+        <w:pStyle w:val="Heading2"/>
+      </w:pPr>
+      <w:r>
+        <w:t xml:space="preserve">The project in one paragraph (read this first)</w:t>
+      </w:r>
+    </w:p>
+    <w:p>
+      <w:pPr>
+        <w:pStyle w:val="FirstParagraph"/>
+      </w:pPr>
+      <w:r>
+        <w:t xml:space="preserve">You are given an app —</w:t>
+      </w:r>
+      <w:r>
+        <w:t xml:space="preserve"> </w:t>
+      </w:r>
+      <w:r>
+        <w:rPr>
+          <w:bCs/>
+          <w:b/>
+        </w:rPr>
         <w:t xml:space="preserve">DocuTrust</w:t>
       </w:r>
       <w:r>
-        <w:t xml:space="preserve">, a small web API (a program other programs can talk to over the network), built on Node.js and Express (a popular Node.js web framework),</w:t>
-      </w:r>
-      <w:r>
-        <w:t xml:space="preserve"> </w:t>
-      </w:r>
-      <w:r>
-        <w:t xml:space="preserve">storing documents in PostgreSQL. Nobody has ever scanned it for security</w:t>
-      </w:r>
-      <w:r>
-        <w:t xml:space="preserve"> </w:t>
-      </w:r>
-      <w:r>
-        <w:t xml:space="preserve">problems. Your job is to do the things a real DevSecOps engineer does:</w:t>
+        <w:t xml:space="preserve">, a small web API (a program other</w:t>
+      </w:r>
+      <w:r>
+        <w:t xml:space="preserve"> </w:t>
+      </w:r>
+      <w:r>
+        <w:t xml:space="preserve">programs can talk to over the network), built on Node.js and Express (a</w:t>
+      </w:r>
+      <w:r>
+        <w:t xml:space="preserve"> </w:t>
+      </w:r>
+      <w:r>
+        <w:t xml:space="preserve">popular Node.js web framework), storing documents in PostgreSQL. Nobody</w:t>
+      </w:r>
+      <w:r>
+        <w:t xml:space="preserve"> </w:t>
+      </w:r>
+      <w:r>
+        <w:t xml:space="preserve">has ever scanned it for security problems. Your job is to do the things a</w:t>
+      </w:r>
+      <w:r>
+        <w:t xml:space="preserve"> </w:t>
+      </w:r>
+      <w:r>
+        <w:t xml:space="preserve">real DevSecOps engineer does:</w:t>
       </w:r>
     </w:p>
     <w:p>
@@ -4836,8 +1289,12 @@
       </w:tr>
     </w:tbl>
     <w:p>
-      <w:r>
-        <w:rPr>
+      <w:pPr>
+        <w:pStyle w:val="BodyText"/>
+      </w:pPr>
+      <w:r>
+        <w:rPr>
+          <w:iCs/>
           <w:i/>
         </w:rPr>
         <w:t xml:space="preserve">Plan for roughly 60–90 minutes end to end.</w:t>
@@ -4850,8 +1307,8 @@
         </w:pict>
       </w:r>
     </w:p>
-    <w:bookmarkEnd w:id="20"/>
-    <w:bookmarkStart w:id="30" w:name="stage-1-install-the-tools-you-need"/>
+    <w:bookmarkEnd w:id="21"/>
+    <w:bookmarkStart w:id="31" w:name="stage-1-install-the-tools-you-need"/>
     <w:p>
       <w:pPr>
         <w:pStyle w:val="Heading2"/>
@@ -4860,7 +1317,7 @@
         <w:t xml:space="preserve">Stage 1 — Install the tools you need</w:t>
       </w:r>
     </w:p>
-    <w:bookmarkStart w:id="21" w:name="a-note-about-commands-in-this-guide"/>
+    <w:bookmarkStart w:id="22" w:name="a-note-about-commands-in-this-guide"/>
     <w:p>
       <w:pPr>
         <w:pStyle w:val="Heading3"/>
@@ -5080,8 +1537,8 @@
         <w:t xml:space="preserve">contents, tool output) stays black.</w:t>
       </w:r>
     </w:p>
-    <w:bookmarkEnd w:id="21"/>
-    <w:bookmarkStart w:id="22" w:name="step-1.1-check-what-you-already-have"/>
+    <w:bookmarkEnd w:id="22"/>
+    <w:bookmarkStart w:id="23" w:name="step-1.1-check-what-you-already-have"/>
     <w:p>
       <w:pPr>
         <w:pStyle w:val="Heading3"/>
@@ -5366,8 +1823,8 @@
         <w:t xml:space="preserve">curl is usually already installed. You’ll use it to talk to the app.</w:t>
       </w:r>
     </w:p>
-    <w:bookmarkEnd w:id="22"/>
-    <w:bookmarkStart w:id="24" w:name="Xc5e1a8259f764a55d96f11dee0f84434ce87bab"/>
+    <w:bookmarkEnd w:id="23"/>
+    <w:bookmarkStart w:id="25" w:name="Xc5e1a8259f764a55d96f11dee0f84434ce87bab"/>
     <w:p>
       <w:pPr>
         <w:pStyle w:val="Heading3"/>
@@ -5406,7 +1863,7 @@
       <w:r>
         <w:t xml:space="preserve"> </w:t>
       </w:r>
-      <w:hyperlink r:id="rId23">
+      <w:hyperlink r:id="rId24">
         <w:r>
           <w:rPr>
             <w:rStyle w:val="Hyperlink"/>
@@ -5553,8 +2010,8 @@
         <w:t xml:space="preserve">tool setup become a project of its own.)</w:t>
       </w:r>
     </w:p>
-    <w:bookmarkEnd w:id="24"/>
-    <w:bookmarkStart w:id="25" w:name="step-1.3-install-postgresql"/>
+    <w:bookmarkEnd w:id="25"/>
+    <w:bookmarkStart w:id="26" w:name="step-1.3-install-postgresql"/>
     <w:p>
       <w:pPr>
         <w:pStyle w:val="Heading3"/>
@@ -6012,8 +2469,8 @@
         <w:t xml:space="preserve">Jump to Stage 2.)</w:t>
       </w:r>
     </w:p>
-    <w:bookmarkEnd w:id="25"/>
-    <w:bookmarkStart w:id="26" w:name="step-1.4-install-semgrep"/>
+    <w:bookmarkEnd w:id="26"/>
+    <w:bookmarkStart w:id="27" w:name="step-1.4-install-semgrep"/>
     <w:p>
       <w:pPr>
         <w:pStyle w:val="Heading3"/>
@@ -6265,8 +2722,8 @@
         <w:t xml:space="preserve">.</w:t>
       </w:r>
     </w:p>
-    <w:bookmarkEnd w:id="26"/>
-    <w:bookmarkStart w:id="28" w:name="step-1.5-install-gitleaks"/>
+    <w:bookmarkEnd w:id="27"/>
+    <w:bookmarkStart w:id="29" w:name="step-1.5-install-gitleaks"/>
     <w:p>
       <w:pPr>
         <w:pStyle w:val="Heading3"/>
@@ -6370,7 +2827,7 @@
       <w:r>
         <w:t xml:space="preserve"> </w:t>
       </w:r>
-      <w:hyperlink r:id="rId27">
+      <w:hyperlink r:id="rId28">
         <w:r>
           <w:rPr>
             <w:rStyle w:val="Hyperlink"/>
@@ -6779,8 +3236,8 @@
         <w:t xml:space="preserve">works.)</w:t>
       </w:r>
     </w:p>
-    <w:bookmarkEnd w:id="28"/>
-    <w:bookmarkStart w:id="29" w:name="step-1.6-double-check-everything"/>
+    <w:bookmarkEnd w:id="29"/>
+    <w:bookmarkStart w:id="30" w:name="step-1.6-double-check-everything"/>
     <w:p>
       <w:pPr>
         <w:pStyle w:val="Heading3"/>
@@ -6977,9 +3434,9 @@
         </w:pict>
       </w:r>
     </w:p>
-    <w:bookmarkEnd w:id="29"/>
     <w:bookmarkEnd w:id="30"/>
-    <w:bookmarkStart w:id="37" w:name="Xbffd75115a50c8e7c1261befdf5c2d7ba454f1e"/>
+    <w:bookmarkEnd w:id="31"/>
+    <w:bookmarkStart w:id="38" w:name="Xbffd75115a50c8e7c1261befdf5c2d7ba454f1e"/>
     <w:p>
       <w:pPr>
         <w:pStyle w:val="Heading2"/>
@@ -6988,7 +3445,7 @@
         <w:t xml:space="preserve">Stage 2 — Start the database and get the app running</w:t>
       </w:r>
     </w:p>
-    <w:bookmarkStart w:id="31" w:name="step-2.1-start-postgresql"/>
+    <w:bookmarkStart w:id="32" w:name="step-2.1-start-postgresql"/>
     <w:p>
       <w:pPr>
         <w:pStyle w:val="Heading3"/>
@@ -7906,8 +4363,8 @@
         <w:t xml:space="preserve">set up, move on.)</w:t>
       </w:r>
     </w:p>
-    <w:bookmarkEnd w:id="31"/>
-    <w:bookmarkStart w:id="32" w:name="step-2.2-install-the-apps-dependencies"/>
+    <w:bookmarkEnd w:id="32"/>
+    <w:bookmarkStart w:id="33" w:name="step-2.2-install-the-apps-dependencies"/>
     <w:p>
       <w:pPr>
         <w:pStyle w:val="Heading3"/>
@@ -8082,8 +4539,8 @@
         <w:t xml:space="preserve">.</w:t>
       </w:r>
     </w:p>
-    <w:bookmarkEnd w:id="32"/>
-    <w:bookmarkStart w:id="33" w:name="step-2.3-create-the-apps-config-file"/>
+    <w:bookmarkEnd w:id="33"/>
+    <w:bookmarkStart w:id="34" w:name="step-2.3-create-the-apps-config-file"/>
     <w:p>
       <w:pPr>
         <w:pStyle w:val="Heading3"/>
@@ -8398,8 +4855,8 @@
         <w:t xml:space="preserve">Step 2.1. That match is what makes everything work.</w:t>
       </w:r>
     </w:p>
-    <w:bookmarkEnd w:id="33"/>
-    <w:bookmarkStart w:id="34" w:name="X63c11b5102302e5e0d58547ab20763473e4709d"/>
+    <w:bookmarkEnd w:id="34"/>
+    <w:bookmarkStart w:id="35" w:name="X63c11b5102302e5e0d58547ab20763473e4709d"/>
     <w:p>
       <w:pPr>
         <w:pStyle w:val="Heading3"/>
@@ -8820,8 +5277,8 @@
         <w:t xml:space="preserve">that’s normal and expected.</w:t>
       </w:r>
     </w:p>
-    <w:bookmarkEnd w:id="34"/>
-    <w:bookmarkStart w:id="35" w:name="step-2.5-create-the-database-tables"/>
+    <w:bookmarkEnd w:id="35"/>
+    <w:bookmarkStart w:id="36" w:name="step-2.5-create-the-database-tables"/>
     <w:p>
       <w:pPr>
         <w:pStyle w:val="Heading3"/>
@@ -9023,8 +5480,8 @@
         <w:t xml:space="preserve">— that’s also success.</w:t>
       </w:r>
     </w:p>
-    <w:bookmarkEnd w:id="35"/>
-    <w:bookmarkStart w:id="36" w:name="step-2.6-start-the-app"/>
+    <w:bookmarkEnd w:id="36"/>
+    <w:bookmarkStart w:id="37" w:name="step-2.6-start-the-app"/>
     <w:p>
       <w:pPr>
         <w:pStyle w:val="Heading3"/>
@@ -9185,9 +5642,9 @@
         </w:pict>
       </w:r>
     </w:p>
-    <w:bookmarkEnd w:id="36"/>
     <w:bookmarkEnd w:id="37"/>
-    <w:bookmarkStart w:id="43" w:name="X6938bd7ff52449386e7b092ba56a75a75d78d3e"/>
+    <w:bookmarkEnd w:id="38"/>
+    <w:bookmarkStart w:id="44" w:name="X6938bd7ff52449386e7b092ba56a75a75d78d3e"/>
     <w:p>
       <w:pPr>
         <w:pStyle w:val="Heading2"/>
@@ -9250,7 +5707,7 @@
         <w:t xml:space="preserve">you visit a website.</w:t>
       </w:r>
     </w:p>
-    <w:bookmarkStart w:id="38" w:name="step-3.1-health-check"/>
+    <w:bookmarkStart w:id="39" w:name="step-3.1-health-check"/>
     <w:p>
       <w:pPr>
         <w:pStyle w:val="Heading3"/>
@@ -9415,8 +5872,8 @@
         <w:t xml:space="preserve">ping every minute.</w:t>
       </w:r>
     </w:p>
-    <w:bookmarkEnd w:id="38"/>
-    <w:bookmarkStart w:id="39" w:name="step-3.2-create-a-document"/>
+    <w:bookmarkEnd w:id="39"/>
+    <w:bookmarkStart w:id="40" w:name="step-3.2-create-a-document"/>
     <w:p>
       <w:pPr>
         <w:pStyle w:val="Heading3"/>
@@ -9999,8 +6456,8 @@
         <w:t xml:space="preserve">below, but replace it with yours.</w:t>
       </w:r>
     </w:p>
-    <w:bookmarkEnd w:id="39"/>
-    <w:bookmarkStart w:id="40" w:name="step-3.3-fetch-the-document-back"/>
+    <w:bookmarkEnd w:id="40"/>
+    <w:bookmarkStart w:id="41" w:name="step-3.3-fetch-the-document-back"/>
     <w:p>
       <w:pPr>
         <w:pStyle w:val="Heading3"/>
@@ -10044,8 +6501,8 @@
         <w:t xml:space="preserve">back — this proves the document was actually stored in the database.</w:t>
       </w:r>
     </w:p>
-    <w:bookmarkEnd w:id="40"/>
-    <w:bookmarkStart w:id="41" w:name="X3a77e3fd24e78d9be21428913e6246afc8e6c80"/>
+    <w:bookmarkEnd w:id="41"/>
+    <w:bookmarkStart w:id="42" w:name="X3a77e3fd24e78d9be21428913e6246afc8e6c80"/>
     <w:p>
       <w:pPr>
         <w:pStyle w:val="Heading3"/>
@@ -10292,8 +6749,8 @@
         <w:t xml:space="preserve">with the XSS bug (Stage 6).</w:t>
       </w:r>
     </w:p>
-    <w:bookmarkEnd w:id="41"/>
-    <w:bookmarkStart w:id="42" w:name="step-3.5-search-for-a-document"/>
+    <w:bookmarkEnd w:id="42"/>
+    <w:bookmarkStart w:id="43" w:name="step-3.5-search-for-a-document"/>
     <w:p>
       <w:pPr>
         <w:pStyle w:val="Heading3"/>
@@ -10650,9 +7107,9 @@
         </w:pict>
       </w:r>
     </w:p>
-    <w:bookmarkEnd w:id="42"/>
     <w:bookmarkEnd w:id="43"/>
-    <w:bookmarkStart w:id="48" w:name="X35b402e18dbcb50f1b41b5496a0e638318561bd"/>
+    <w:bookmarkEnd w:id="44"/>
+    <w:bookmarkStart w:id="49" w:name="X35b402e18dbcb50f1b41b5496a0e638318561bd"/>
     <w:p>
       <w:pPr>
         <w:pStyle w:val="Heading2"/>
@@ -10669,7 +7126,7 @@
         <w:t xml:space="preserve">Now the fun part: point a real security scanner at the code.</w:t>
       </w:r>
     </w:p>
-    <w:bookmarkStart w:id="47" w:name="X841b7e4618501182579013fdba2ad21967bf2ed"/>
+    <w:bookmarkStart w:id="48" w:name="X841b7e4618501182579013fdba2ad21967bf2ed"/>
     <w:p>
       <w:pPr>
         <w:pStyle w:val="Heading3"/>
@@ -11187,30 +7644,42 @@
         <w:t xml:space="preserve"> </w:t>
       </w:r>
       <w:r>
-        <w:t xml:space="preserve">gets interpolated into HTML — the classic XSS pattern (printing user input into a web page unescaped; the plain-language definition is in Stage 5). The default ruleset caught the XSS:</w:t>
-      </w:r>
-    </w:p>
-    <w:p>
-      <w:pPr>
-        <w:pStyle w:val="CaptionedFigure"/>
+        <w:t xml:space="preserve">gets interpolated into HTML — the classic XSS pattern (printing user</w:t>
+      </w:r>
+      <w:r>
+        <w:t xml:space="preserve"> </w:t>
+      </w:r>
+      <w:r>
+        <w:t xml:space="preserve">input into a web page unescaped; the plain-language definition is in</w:t>
+      </w:r>
+      <w:r>
+        <w:t xml:space="preserve"> </w:t>
+      </w:r>
+      <w:r>
+        <w:t xml:space="preserve">Stage 5). The default ruleset caught the XSS:</w:t>
+      </w:r>
+    </w:p>
+    <w:p>
+      <w:pPr>
+        <w:pStyle w:val="BodyText"/>
       </w:pPr>
       <w:r>
         <w:drawing>
           <wp:inline>
             <wp:extent cx="5334000" cy="5209508"/>
             <wp:effectExtent b="0" l="0" r="0" t="0"/>
-            <wp:docPr descr="Figure 1 — semgrep default rulesets: the XSS finding" title="" id="45" name="Picture"/>
+            <wp:docPr descr="" title="" id="46" name="Picture"/>
             <a:graphic>
               <a:graphicData uri="http://schemas.openxmlformats.org/drawingml/2006/picture">
                 <pic:pic>
                   <pic:nvPicPr>
-                    <pic:cNvPr descr="images/01-sast-default-xss.png" id="46" name="Picture"/>
+                    <pic:cNvPr descr="images/01-sast-default-xss.png" id="47" name="Picture"/>
                     <pic:cNvPicPr>
                       <a:picLocks noChangeArrowheads="1" noChangeAspect="1"/>
                     </pic:cNvPicPr>
                   </pic:nvPicPr>
                   <pic:blipFill>
-                    <a:blip r:embed="rId44"/>
+                    <a:blip r:embed="rId45"/>
                     <a:stretch>
                       <a:fillRect/>
                     </a:stretch>
@@ -11239,7 +7708,7 @@
     </w:p>
     <w:p>
       <w:pPr>
-        <w:pStyle w:val="ImageCaption"/>
+        <w:pStyle w:val="BodyText"/>
       </w:pPr>
       <w:r>
         <w:rPr>
@@ -11392,9 +7861,9 @@
         </w:pict>
       </w:r>
     </w:p>
-    <w:bookmarkEnd w:id="47"/>
     <w:bookmarkEnd w:id="48"/>
-    <w:bookmarkStart w:id="51" w:name="stage-5-confirm-the-xss-finding-by-hand"/>
+    <w:bookmarkEnd w:id="49"/>
+    <w:bookmarkStart w:id="52" w:name="stage-5-confirm-the-xss-finding-by-hand"/>
     <w:p>
       <w:pPr>
         <w:pStyle w:val="Heading2"/>
@@ -11518,7 +7987,7 @@
         <w:t xml:space="preserve">when they view the page.</w:t>
       </w:r>
     </w:p>
-    <w:bookmarkStart w:id="49" w:name="X9e9b455a038f2fd37166de8de23934f27e7811b"/>
+    <w:bookmarkStart w:id="50" w:name="X9e9b455a038f2fd37166de8de23934f27e7811b"/>
     <w:p>
       <w:pPr>
         <w:pStyle w:val="Heading3"/>
@@ -11703,8 +8172,8 @@
         <w:t xml:space="preserve">on a system you don’t own; this is your own dev app, so it’s fine.</w:t>
       </w:r>
     </w:p>
-    <w:bookmarkEnd w:id="49"/>
-    <w:bookmarkStart w:id="50" w:name="step-5.2-render-it"/>
+    <w:bookmarkEnd w:id="50"/>
+    <w:bookmarkStart w:id="51" w:name="step-5.2-render-it"/>
     <w:p>
       <w:pPr>
         <w:pStyle w:val="Heading3"/>
@@ -12023,9 +8492,9 @@
         </w:pict>
       </w:r>
     </w:p>
-    <w:bookmarkEnd w:id="50"/>
     <w:bookmarkEnd w:id="51"/>
-    <w:bookmarkStart w:id="59" w:name="X459cfa841339baf7f473b9cc117fd0332d7fc93"/>
+    <w:bookmarkEnd w:id="52"/>
+    <w:bookmarkStart w:id="60" w:name="X459cfa841339baf7f473b9cc117fd0332d7fc93"/>
     <w:p>
       <w:pPr>
         <w:pStyle w:val="Heading2"/>
@@ -12034,7 +8503,7 @@
         <w:t xml:space="preserve">Stage 6 — The custom SAST rule (the part that separates this from a tutorial)</w:t>
       </w:r>
     </w:p>
-    <w:bookmarkStart w:id="52" w:name="step-6.1-the-problem-in-plain-words"/>
+    <w:bookmarkStart w:id="53" w:name="step-6.1-the-problem-in-plain-words"/>
     <w:p>
       <w:pPr>
         <w:pStyle w:val="Heading3"/>
@@ -12340,8 +8809,8 @@
         <w:t xml:space="preserve">.</w:t>
       </w:r>
     </w:p>
-    <w:bookmarkEnd w:id="52"/>
-    <w:bookmarkStart w:id="53" w:name="step-6.2-the-rule"/>
+    <w:bookmarkEnd w:id="53"/>
+    <w:bookmarkStart w:id="54" w:name="step-6.2-the-rule"/>
     <w:p>
       <w:pPr>
         <w:pStyle w:val="Heading3"/>
@@ -12770,8 +9239,8 @@
         <w:t xml:space="preserve">by experimenting.</w:t>
       </w:r>
     </w:p>
-    <w:bookmarkEnd w:id="53"/>
-    <w:bookmarkStart w:id="54" w:name="step-6.3-run-the-rule-against-the-app"/>
+    <w:bookmarkEnd w:id="54"/>
+    <w:bookmarkStart w:id="55" w:name="step-6.3-run-the-rule-against-the-app"/>
     <w:p>
       <w:pPr>
         <w:pStyle w:val="Heading3"/>
@@ -12940,8 +9409,8 @@
         <w:t xml:space="preserve">before fixing.)*</w:t>
       </w:r>
     </w:p>
-    <w:bookmarkEnd w:id="54"/>
-    <w:bookmarkStart w:id="58" w:name="step-6.4-prove-the-rule-generalizes"/>
+    <w:bookmarkEnd w:id="55"/>
+    <w:bookmarkStart w:id="59" w:name="step-6.4-prove-the-rule-generalizes"/>
     <w:p>
       <w:pPr>
         <w:pStyle w:val="Heading3"/>
@@ -13421,25 +9890,25 @@
     </w:p>
     <w:p>
       <w:pPr>
-        <w:pStyle w:val="CaptionedFigure"/>
+        <w:pStyle w:val="BodyText"/>
       </w:pPr>
       <w:r>
         <w:drawing>
           <wp:inline>
             <wp:extent cx="5334000" cy="7210955"/>
             <wp:effectExtent b="0" l="0" r="0" t="0"/>
-            <wp:docPr descr="Figure 2 — project custom rule: the SQLi the defaults missed, plus all 5 generalized shapes" title="" id="56" name="Picture"/>
+            <wp:docPr descr="" title="" id="57" name="Picture"/>
             <a:graphic>
               <a:graphicData uri="http://schemas.openxmlformats.org/drawingml/2006/picture">
                 <pic:pic>
                   <pic:nvPicPr>
-                    <pic:cNvPr descr="images/02-sast-custom-sqli.png" id="57" name="Picture"/>
+                    <pic:cNvPr descr="images/02-sast-custom-sqli.png" id="58" name="Picture"/>
                     <pic:cNvPicPr>
                       <a:picLocks noChangeArrowheads="1" noChangeAspect="1"/>
                     </pic:cNvPicPr>
                   </pic:nvPicPr>
                   <pic:blipFill>
-                    <a:blip r:embed="rId55"/>
+                    <a:blip r:embed="rId56"/>
                     <a:stretch>
                       <a:fillRect/>
                     </a:stretch>
@@ -13468,7 +9937,7 @@
     </w:p>
     <w:p>
       <w:pPr>
-        <w:pStyle w:val="ImageCaption"/>
+        <w:pStyle w:val="BodyText"/>
       </w:pPr>
       <w:r>
         <w:rPr>
@@ -13552,9 +10021,9 @@
         </w:pict>
       </w:r>
     </w:p>
-    <w:bookmarkEnd w:id="58"/>
     <w:bookmarkEnd w:id="59"/>
-    <w:bookmarkStart w:id="67" w:name="stage-7-secrets-scanning-with-gitleaks"/>
+    <w:bookmarkEnd w:id="60"/>
+    <w:bookmarkStart w:id="68" w:name="stage-7-secrets-scanning-with-gitleaks"/>
     <w:p>
       <w:pPr>
         <w:pStyle w:val="Heading2"/>
@@ -13563,7 +10032,7 @@
         <w:t xml:space="preserve">Stage 7 — Secrets scanning with gitleaks</w:t>
       </w:r>
     </w:p>
-    <w:bookmarkStart w:id="60" w:name="step-7.1-the-problem-in-plain-words"/>
+    <w:bookmarkStart w:id="61" w:name="step-7.1-the-problem-in-plain-words"/>
     <w:p>
       <w:pPr>
         <w:pStyle w:val="Heading3"/>
@@ -13689,8 +10158,8 @@
         <w:t xml:space="preserve">find it. But is it a real credential? That’s Stage 8. First, the scan:</w:t>
       </w:r>
     </w:p>
-    <w:bookmarkEnd w:id="60"/>
-    <w:bookmarkStart w:id="61" w:name="X713aa7e5f3a3ea8dfe492167d37ce2de8ce0e11"/>
+    <w:bookmarkEnd w:id="61"/>
+    <w:bookmarkStart w:id="62" w:name="X713aa7e5f3a3ea8dfe492167d37ce2de8ce0e11"/>
     <w:p>
       <w:pPr>
         <w:pStyle w:val="Heading3"/>
@@ -14213,8 +10682,8 @@
         <w:t xml:space="preserve">Stage 8.)</w:t>
       </w:r>
     </w:p>
-    <w:bookmarkEnd w:id="61"/>
-    <w:bookmarkStart w:id="62" w:name="X4a690473663126fe67a679f66d12163a676f0a3"/>
+    <w:bookmarkEnd w:id="62"/>
+    <w:bookmarkStart w:id="63" w:name="X4a690473663126fe67a679f66d12163a676f0a3"/>
     <w:p>
       <w:pPr>
         <w:pStyle w:val="Heading3"/>
@@ -14885,8 +11354,8 @@
         <w:t xml:space="preserve">triage call in action. The verdict on the real finding is unchanged.</w:t>
       </w:r>
     </w:p>
-    <w:bookmarkEnd w:id="62"/>
-    <w:bookmarkStart w:id="66" w:name="step-7.4-the-full-history-sweep"/>
+    <w:bookmarkEnd w:id="63"/>
+    <w:bookmarkStart w:id="67" w:name="step-7.4-the-full-history-sweep"/>
     <w:p>
       <w:pPr>
         <w:pStyle w:val="Heading3"/>
@@ -15064,25 +11533,25 @@
     </w:p>
     <w:p>
       <w:pPr>
-        <w:pStyle w:val="CaptionedFigure"/>
+        <w:pStyle w:val="BodyText"/>
       </w:pPr>
       <w:r>
         <w:drawing>
           <wp:inline>
             <wp:extent cx="5334000" cy="1943989"/>
             <wp:effectExtent b="0" l="0" r="0" t="0"/>
-            <wp:docPr descr="Figure 3 — full-history gitleaks sweep" title="" id="64" name="Picture"/>
+            <wp:docPr descr="" title="" id="65" name="Picture"/>
             <a:graphic>
               <a:graphicData uri="http://schemas.openxmlformats.org/drawingml/2006/picture">
                 <pic:pic>
                   <pic:nvPicPr>
-                    <pic:cNvPr descr="images/03-gitleaks-full-history.png" id="65" name="Picture"/>
+                    <pic:cNvPr descr="images/03-gitleaks-full-history.png" id="66" name="Picture"/>
                     <pic:cNvPicPr>
                       <a:picLocks noChangeArrowheads="1" noChangeAspect="1"/>
                     </pic:cNvPicPr>
                   </pic:nvPicPr>
                   <pic:blipFill>
-                    <a:blip r:embed="rId63"/>
+                    <a:blip r:embed="rId64"/>
                     <a:stretch>
                       <a:fillRect/>
                     </a:stretch>
@@ -15111,7 +11580,7 @@
     </w:p>
     <w:p>
       <w:pPr>
-        <w:pStyle w:val="ImageCaption"/>
+        <w:pStyle w:val="BodyText"/>
       </w:pPr>
       <w:r>
         <w:rPr>
@@ -15294,9 +11763,9 @@
         </w:pict>
       </w:r>
     </w:p>
-    <w:bookmarkEnd w:id="66"/>
     <w:bookmarkEnd w:id="67"/>
-    <w:bookmarkStart w:id="74" w:name="Xd736f702b0f041d1742523a0626b923d1672929"/>
+    <w:bookmarkEnd w:id="68"/>
+    <w:bookmarkStart w:id="75" w:name="Xd736f702b0f041d1742523a0626b923d1672929"/>
     <w:p>
       <w:pPr>
         <w:pStyle w:val="Heading2"/>
@@ -15305,7 +11774,7 @@
         <w:t xml:space="preserve">Stage 8 — Live secret verification (scanner output vs. security finding)</w:t>
       </w:r>
     </w:p>
-    <w:bookmarkStart w:id="68" w:name="step-8.1-the-problem-in-plain-words"/>
+    <w:bookmarkStart w:id="69" w:name="step-8.1-the-problem-in-plain-words"/>
     <w:p>
       <w:pPr>
         <w:pStyle w:val="Heading3"/>
@@ -15443,8 +11912,8 @@
         <w:t xml:space="preserve">found key and let AWS itself tell us if it works.</w:t>
       </w:r>
     </w:p>
-    <w:bookmarkEnd w:id="68"/>
-    <w:bookmarkStart w:id="69" w:name="step-8.2-the-verification-script"/>
+    <w:bookmarkEnd w:id="69"/>
+    <w:bookmarkStart w:id="70" w:name="step-8.2-the-verification-script"/>
     <w:p>
       <w:pPr>
         <w:pStyle w:val="Heading3"/>
@@ -15497,7 +11966,13 @@
         <w:t xml:space="preserve"> </w:t>
       </w:r>
       <w:r>
-        <w:t xml:space="preserve">reported — configures an AWS STS client with it (the AWS SDK is the library that speaks AWS’s API), and makes the call.</w:t>
+        <w:t xml:space="preserve">reported — configures an AWS STS client with it (the AWS SDK is the</w:t>
+      </w:r>
+      <w:r>
+        <w:t xml:space="preserve"> </w:t>
+      </w:r>
+      <w:r>
+        <w:t xml:space="preserve">library that speaks AWS’s API), and makes the call.</w:t>
       </w:r>
       <w:r>
         <w:t xml:space="preserve"> </w:t>
@@ -15740,8 +12215,8 @@
         <w:t xml:space="preserve">prints the verdict.</w:t>
       </w:r>
     </w:p>
-    <w:bookmarkEnd w:id="69"/>
-    <w:bookmarkStart w:id="73" w:name="step-8.3-the-verdict"/>
+    <w:bookmarkEnd w:id="70"/>
+    <w:bookmarkStart w:id="74" w:name="step-8.3-the-verdict"/>
     <w:p>
       <w:pPr>
         <w:pStyle w:val="Heading3"/>
@@ -15858,25 +12333,25 @@
     </w:p>
     <w:p>
       <w:pPr>
-        <w:pStyle w:val="CaptionedFigure"/>
+        <w:pStyle w:val="BodyText"/>
       </w:pPr>
       <w:r>
         <w:drawing>
           <wp:inline>
             <wp:extent cx="5334000" cy="2365346"/>
             <wp:effectExtent b="0" l="0" r="0" t="0"/>
-            <wp:docPr descr="Figure 4 — live secret verification" title="" id="71" name="Picture"/>
+            <wp:docPr descr="" title="" id="72" name="Picture"/>
             <a:graphic>
               <a:graphicData uri="http://schemas.openxmlformats.org/drawingml/2006/picture">
                 <pic:pic>
                   <pic:nvPicPr>
-                    <pic:cNvPr descr="images/04-live-verification.png" id="72" name="Picture"/>
+                    <pic:cNvPr descr="images/04-live-verification.png" id="73" name="Picture"/>
                     <pic:cNvPicPr>
                       <a:picLocks noChangeArrowheads="1" noChangeAspect="1"/>
                     </pic:cNvPicPr>
                   </pic:nvPicPr>
                   <pic:blipFill>
-                    <a:blip r:embed="rId70"/>
+                    <a:blip r:embed="rId71"/>
                     <a:stretch>
                       <a:fillRect/>
                     </a:stretch>
@@ -15905,7 +12380,7 @@
     </w:p>
     <w:p>
       <w:pPr>
-        <w:pStyle w:val="ImageCaption"/>
+        <w:pStyle w:val="BodyText"/>
       </w:pPr>
       <w:r>
         <w:rPr>
@@ -16084,9 +12559,9 @@
         </w:pict>
       </w:r>
     </w:p>
-    <w:bookmarkEnd w:id="73"/>
     <w:bookmarkEnd w:id="74"/>
-    <w:bookmarkStart w:id="75" w:name="Xabe9e031400c5e8bb9cc4e71544d2467b73e275"/>
+    <w:bookmarkEnd w:id="75"/>
+    <w:bookmarkStart w:id="76" w:name="Xabe9e031400c5e8bb9cc4e71544d2467b73e275"/>
     <w:p>
       <w:pPr>
         <w:pStyle w:val="Heading2"/>
@@ -16464,8 +12939,8 @@
         </w:pict>
       </w:r>
     </w:p>
-    <w:bookmarkEnd w:id="75"/>
-    <w:bookmarkStart w:id="78" w:name="X84f8b03c8fd64d322d64415f20a4d9d3dde4f6a"/>
+    <w:bookmarkEnd w:id="76"/>
+    <w:bookmarkStart w:id="79" w:name="X84f8b03c8fd64d322d64415f20a4d9d3dde4f6a"/>
     <w:p>
       <w:pPr>
         <w:pStyle w:val="Heading2"/>
@@ -16474,7 +12949,7 @@
         <w:t xml:space="preserve">Stage 10 — Fix both vulnerabilities for real</w:t>
       </w:r>
     </w:p>
-    <w:bookmarkStart w:id="76" w:name="step-10.1-fix-the-sql-injection"/>
+    <w:bookmarkStart w:id="77" w:name="step-10.1-fix-the-sql-injection"/>
     <w:p>
       <w:pPr>
         <w:pStyle w:val="Heading3"/>
@@ -16889,8 +13364,8 @@
         <w:t xml:space="preserve">unreachable.</w:t>
       </w:r>
     </w:p>
-    <w:bookmarkEnd w:id="76"/>
-    <w:bookmarkStart w:id="77" w:name="step-10.2-fix-the-xss"/>
+    <w:bookmarkEnd w:id="77"/>
+    <w:bookmarkStart w:id="78" w:name="step-10.2-fix-the-xss"/>
     <w:p>
       <w:pPr>
         <w:pStyle w:val="Heading3"/>
@@ -17209,9 +13684,9 @@
         </w:pict>
       </w:r>
     </w:p>
-    <w:bookmarkEnd w:id="77"/>
     <w:bookmarkEnd w:id="78"/>
-    <w:bookmarkStart w:id="86" w:name="Xfe30c108c469d9f74dd11c97f8b042a340cef69"/>
+    <w:bookmarkEnd w:id="79"/>
+    <w:bookmarkStart w:id="87" w:name="Xfe30c108c469d9f74dd11c97f8b042a340cef69"/>
     <w:p>
       <w:pPr>
         <w:pStyle w:val="Heading2"/>
@@ -17235,7 +13710,7 @@
         <w:t xml:space="preserve">)</w:t>
       </w:r>
     </w:p>
-    <w:bookmarkStart w:id="79" w:name="step-11.1-search-works-now"/>
+    <w:bookmarkStart w:id="80" w:name="step-11.1-search-works-now"/>
     <w:p>
       <w:pPr>
         <w:pStyle w:val="Heading3"/>
@@ -17345,8 +13820,8 @@
         <w:t xml:space="preserve">]</w:t>
       </w:r>
     </w:p>
-    <w:bookmarkEnd w:id="79"/>
-    <w:bookmarkStart w:id="80" w:name="step-11.2-the-sql-injection-attempt"/>
+    <w:bookmarkEnd w:id="80"/>
+    <w:bookmarkStart w:id="81" w:name="step-11.2-the-sql-injection-attempt"/>
     <w:p>
       <w:pPr>
         <w:pStyle w:val="Heading3"/>
@@ -17588,8 +14063,8 @@
         <w:t xml:space="preserve">document.</w:t>
       </w:r>
     </w:p>
-    <w:bookmarkEnd w:id="80"/>
-    <w:bookmarkStart w:id="81" w:name="step-11.3-the-xss-attempt"/>
+    <w:bookmarkEnd w:id="81"/>
+    <w:bookmarkStart w:id="82" w:name="step-11.3-the-xss-attempt"/>
     <w:p>
       <w:pPr>
         <w:pStyle w:val="Heading3"/>
@@ -17886,8 +14361,8 @@
         <w:t xml:space="preserve">Escaped, inert, fixed.</w:t>
       </w:r>
     </w:p>
-    <w:bookmarkEnd w:id="81"/>
-    <w:bookmarkStart w:id="85" w:name="Xea1f611bbf1f145acf6843d9521e6fd8d836ee0"/>
+    <w:bookmarkEnd w:id="82"/>
+    <w:bookmarkStart w:id="86" w:name="Xea1f611bbf1f145acf6843d9521e6fd8d836ee0"/>
     <w:p>
       <w:pPr>
         <w:pStyle w:val="Heading3"/>
@@ -18020,25 +14495,25 @@
     </w:p>
     <w:p>
       <w:pPr>
-        <w:pStyle w:val="CaptionedFigure"/>
+        <w:pStyle w:val="FirstParagraph"/>
       </w:pPr>
       <w:r>
         <w:drawing>
           <wp:inline>
             <wp:extent cx="5334000" cy="2681364"/>
             <wp:effectExtent b="0" l="0" r="0" t="0"/>
-            <wp:docPr descr="Figure 5 — SAST rerun after the fixes" title="" id="83" name="Picture"/>
+            <wp:docPr descr="" title="" id="84" name="Picture"/>
             <a:graphic>
               <a:graphicData uri="http://schemas.openxmlformats.org/drawingml/2006/picture">
                 <pic:pic>
                   <pic:nvPicPr>
-                    <pic:cNvPr descr="images/05-rerun-clean.png" id="84" name="Picture"/>
+                    <pic:cNvPr descr="images/05-rerun-clean.png" id="85" name="Picture"/>
                     <pic:cNvPicPr>
                       <a:picLocks noChangeArrowheads="1" noChangeAspect="1"/>
                     </pic:cNvPicPr>
                   </pic:nvPicPr>
                   <pic:blipFill>
-                    <a:blip r:embed="rId82"/>
+                    <a:blip r:embed="rId83"/>
                     <a:stretch>
                       <a:fillRect/>
                     </a:stretch>
@@ -18067,7 +14542,7 @@
     </w:p>
     <w:p>
       <w:pPr>
-        <w:pStyle w:val="ImageCaption"/>
+        <w:pStyle w:val="BodyText"/>
       </w:pPr>
       <w:r>
         <w:rPr>
@@ -18248,9 +14723,9 @@
         </w:pict>
       </w:r>
     </w:p>
-    <w:bookmarkEnd w:id="85"/>
     <w:bookmarkEnd w:id="86"/>
-    <w:bookmarkStart w:id="97" w:name="stage-12-the-ci-gate-proven"/>
+    <w:bookmarkEnd w:id="87"/>
+    <w:bookmarkStart w:id="98" w:name="stage-12-the-ci-gate-proven"/>
     <w:p>
       <w:pPr>
         <w:pStyle w:val="Heading2"/>
@@ -18259,7 +14734,7 @@
         <w:t xml:space="preserve">Stage 12 — The CI gate, proven</w:t>
       </w:r>
     </w:p>
-    <w:bookmarkStart w:id="87" w:name="step-12.1-what-ci-means-here"/>
+    <w:bookmarkStart w:id="88" w:name="step-12.1-what-ci-means-here"/>
     <w:p>
       <w:pPr>
         <w:pStyle w:val="Heading3"/>
@@ -18533,8 +15008,8 @@
         </w:tc>
       </w:tr>
     </w:tbl>
-    <w:bookmarkEnd w:id="87"/>
-    <w:bookmarkStart w:id="91" w:name="step-12.2-run-1-green-on-the-fixed-code"/>
+    <w:bookmarkEnd w:id="88"/>
+    <w:bookmarkStart w:id="92" w:name="step-12.2-run-1-green-on-the-fixed-code"/>
     <w:p>
       <w:pPr>
         <w:pStyle w:val="Heading3"/>
@@ -18610,25 +15085,25 @@
     </w:p>
     <w:p>
       <w:pPr>
-        <w:pStyle w:val="CaptionedFigure"/>
+        <w:pStyle w:val="BodyText"/>
       </w:pPr>
       <w:r>
         <w:drawing>
           <wp:inline>
             <wp:extent cx="5334000" cy="3313400"/>
             <wp:effectExtent b="0" l="0" r="0" t="0"/>
-            <wp:docPr descr="Figure 6 — CI on main, all jobs green" title="" id="89" name="Picture"/>
+            <wp:docPr descr="" title="" id="90" name="Picture"/>
             <a:graphic>
               <a:graphicData uri="http://schemas.openxmlformats.org/drawingml/2006/picture">
                 <pic:pic>
                   <pic:nvPicPr>
-                    <pic:cNvPr descr="images/06-ci-main-green.png" id="90" name="Picture"/>
+                    <pic:cNvPr descr="images/06-ci-main-green.png" id="91" name="Picture"/>
                     <pic:cNvPicPr>
                       <a:picLocks noChangeArrowheads="1" noChangeAspect="1"/>
                     </pic:cNvPicPr>
                   </pic:nvPicPr>
                   <pic:blipFill>
-                    <a:blip r:embed="rId88"/>
+                    <a:blip r:embed="rId89"/>
                     <a:stretch>
                       <a:fillRect/>
                     </a:stretch>
@@ -18657,7 +15132,7 @@
     </w:p>
     <w:p>
       <w:pPr>
-        <w:pStyle w:val="ImageCaption"/>
+        <w:pStyle w:val="BodyText"/>
       </w:pPr>
       <w:r>
         <w:rPr>
@@ -18689,8 +15164,8 @@
         <w:t xml:space="preserve">: all three jobs green.</w:t>
       </w:r>
     </w:p>
-    <w:bookmarkEnd w:id="91"/>
-    <w:bookmarkStart w:id="92" w:name="X9ff58d329e6c359ae2245a1eafa4f2a179f1001"/>
+    <w:bookmarkEnd w:id="92"/>
+    <w:bookmarkStart w:id="93" w:name="X9ff58d329e6c359ae2245a1eafa4f2a179f1001"/>
     <w:p>
       <w:pPr>
         <w:pStyle w:val="Heading3"/>
@@ -18854,13 +15329,13 @@
         <w:t xml:space="preserve"> </w:t>
       </w:r>
       <w:r>
-        <w:t xml:space="preserve">verified locally that the full-history scan was clean, and force-pushed (overwrote the remote history with)</w:t>
-      </w:r>
-      <w:r>
-        <w:t xml:space="preserve"> </w:t>
-      </w:r>
-      <w:r>
-        <w:t xml:space="preserve">the rewritten</w:t>
+        <w:t xml:space="preserve">verified locally that the full-history scan was clean, and force-pushed</w:t>
+      </w:r>
+      <w:r>
+        <w:t xml:space="preserve"> </w:t>
+      </w:r>
+      <w:r>
+        <w:t xml:space="preserve">(overwrote the remote history with) the rewritten</w:t>
       </w:r>
       <w:r>
         <w:t xml:space="preserve"> </w:t>
@@ -18872,7 +15347,13 @@
         <w:t xml:space="preserve">main</w:t>
       </w:r>
       <w:r>
-        <w:t xml:space="preserve">. (Safe here: private repo, no collaborators,</w:t>
+        <w:t xml:space="preserve">. (Safe here:</w:t>
+      </w:r>
+      <w:r>
+        <w:t xml:space="preserve"> </w:t>
+      </w:r>
+      <w:r>
+        <w:t xml:space="preserve">private repo, no collaborators,</w:t>
       </w:r>
       <w:r>
         <w:t xml:space="preserve"> </w:t>
@@ -18881,8 +15362,8 @@
         <w:t xml:space="preserve">minutes old.) Run 2: all green.</w:t>
       </w:r>
     </w:p>
-    <w:bookmarkEnd w:id="92"/>
-    <w:bookmarkStart w:id="96" w:name="X56bc2c264a0dab4ba344709a3d6837489b809bb"/>
+    <w:bookmarkEnd w:id="93"/>
+    <w:bookmarkStart w:id="97" w:name="X56bc2c264a0dab4ba344709a3d6837489b809bb"/>
     <w:p>
       <w:pPr>
         <w:pStyle w:val="Heading3"/>
@@ -18969,7 +15450,13 @@
         <w:t xml:space="preserve">src/legacy-config.js</w:t>
       </w:r>
       <w:r>
-        <w:t xml:space="preserve">) — opened as a PR (pull request — a proposed change, reviewed before merging):</w:t>
+        <w:t xml:space="preserve">) — opened as a PR</w:t>
+      </w:r>
+      <w:r>
+        <w:t xml:space="preserve"> </w:t>
+      </w:r>
+      <w:r>
+        <w:t xml:space="preserve">(pull request — a proposed change, reviewed before merging):</w:t>
       </w:r>
     </w:p>
     <w:p>
@@ -19025,25 +15512,25 @@
     </w:p>
     <w:p>
       <w:pPr>
-        <w:pStyle w:val="CaptionedFigure"/>
+        <w:pStyle w:val="BodyText"/>
       </w:pPr>
       <w:r>
         <w:drawing>
           <wp:inline>
             <wp:extent cx="5334000" cy="8475026"/>
             <wp:effectExtent b="0" l="0" r="0" t="0"/>
-            <wp:docPr descr="Figure 7 — CI on the violation PR: both gates blocked it" title="" id="94" name="Picture"/>
+            <wp:docPr descr="" title="" id="95" name="Picture"/>
             <a:graphic>
               <a:graphicData uri="http://schemas.openxmlformats.org/drawingml/2006/picture">
                 <pic:pic>
                   <pic:nvPicPr>
-                    <pic:cNvPr descr="images/07-ci-violation-red.png" id="95" name="Picture"/>
+                    <pic:cNvPr descr="images/07-ci-violation-red.png" id="96" name="Picture"/>
                     <pic:cNvPicPr>
                       <a:picLocks noChangeArrowheads="1" noChangeAspect="1"/>
                     </pic:cNvPicPr>
                   </pic:nvPicPr>
                   <pic:blipFill>
-                    <a:blip r:embed="rId93"/>
+                    <a:blip r:embed="rId94"/>
                     <a:stretch>
                       <a:fillRect/>
                     </a:stretch>
@@ -19072,7 +15559,7 @@
     </w:p>
     <w:p>
       <w:pPr>
-        <w:pStyle w:val="ImageCaption"/>
+        <w:pStyle w:val="BodyText"/>
       </w:pPr>
       <w:r>
         <w:rPr>
@@ -19256,9 +15743,9 @@
         </w:pict>
       </w:r>
     </w:p>
-    <w:bookmarkEnd w:id="96"/>
     <w:bookmarkEnd w:id="97"/>
-    <w:bookmarkStart w:id="98" w:name="stage-13-the-final-report"/>
+    <w:bookmarkEnd w:id="98"/>
+    <w:bookmarkStart w:id="99" w:name="stage-13-the-final-report"/>
     <w:p>
       <w:pPr>
         <w:pStyle w:val="Heading2"/>
@@ -19357,9 +15844,8 @@
         </w:pict>
       </w:r>
     </w:p>
-    <w:bookmarkEnd w:id="98"/>
-    <w:bookmarkStart w:id="102" w:name="if-something-goes-wrong"/>
-    <w:bookmarkEnd w:id="102"/>
+    <w:bookmarkEnd w:id="99"/>
+    <w:bookmarkStart w:id="100" w:name="if-something-goes-wrong"/>
     <w:p>
       <w:pPr>
         <w:pStyle w:val="Heading2"/>
@@ -19368,519 +15854,18 @@
         <w:t xml:space="preserve">If something goes wrong</w:t>
       </w:r>
     </w:p>
-    <w:tbl>
-      <w:tblPr>
-        <w:tblStyle w:val="Table"/>
-        <w:tblW w:type="pct" w:w="5000"/>
-        <w:jc w:val="center"/>
-        <w:tblLook w:firstRow="1" w:lastRow="0" w:firstColumn="0" w:lastColumn="0" w:noHBand="0" w:noVBand="0" w:val="0020"/>
-      </w:tblPr>
-      <w:tblGrid>
-        <w:gridCol w:w="3400"/>
-        <w:gridCol w:w="5960"/>
-      </w:tblGrid>
-      <w:tr>
-        <w:trPr>
-          <w:tblHeader w:val="true"/>
-        </w:trPr>
-        <w:tc>
-          <w:tcPr>
-            <w:shd w:val="clear" w:color="auto" w:fill="DEEAF6"/>
-          </w:tcPr>
-          <w:p>
-            <w:pPr>
-              <w:pStyle w:val="Compact"/>
-              <w:jc w:val="left"/>
-            </w:pPr>
-            <w:r>
-              <w:rPr>
-                <w:b/>
-              </w:rPr>
-              <w:t xml:space="preserve">If you see this</w:t>
-            </w:r>
-          </w:p>
-        </w:tc>
-        <w:tc>
-          <w:tcPr>
-            <w:shd w:val="clear" w:color="auto" w:fill="DEEAF6"/>
-          </w:tcPr>
-          <w:p>
-            <w:pPr>
-              <w:pStyle w:val="Compact"/>
-              <w:jc w:val="left"/>
-            </w:pPr>
-            <w:r>
-              <w:rPr>
-                <w:b/>
-              </w:rPr>
-              <w:t xml:space="preserve">What it means and what to do</w:t>
-            </w:r>
-          </w:p>
-        </w:tc>
-      </w:tr>
-      <w:tr>
-        <w:tc>
-          <w:tcPr/>
-          <w:p>
-            <w:pPr>
-              <w:pStyle w:val="Compact"/>
-              <w:jc w:val="left"/>
-            </w:pPr>
-            <w:r>
-              <w:rPr>
-                <w:rStyle w:val="VerbatimChar"/>
-              </w:rPr>
-              <w:t xml:space="preserve">command not found</w:t>
-            </w:r>
-          </w:p>
-        </w:tc>
-        <w:tc>
-          <w:tcPr/>
-          <w:p>
-            <w:pPr>
-              <w:pStyle w:val="Compact"/>
-              <w:jc w:val="left"/>
-            </w:pPr>
-            <w:r>
-              <w:t xml:space="preserve">The tool isn’t installed (or not on your </w:t>
-            </w:r>
-            <w:r>
-              <w:rPr>
-                <w:rStyle w:val="VerbatimChar"/>
-              </w:rPr>
-              <w:t xml:space="preserve">PATH</w:t>
-            </w:r>
-            <w:r>
-              <w:t xml:space="preserve">). Go back to its install step: Node/npm — Step 1.2, PostgreSQL — Step 1.3, semgrep — Step 1.4, gitleaks — Step 1.5.</w:t>
-            </w:r>
-          </w:p>
-        </w:tc>
-      </w:tr>
-      <w:tr>
-        <w:tc>
-          <w:tcPr/>
-          <w:p>
-            <w:pPr>
-              <w:pStyle w:val="Compact"/>
-              <w:jc w:val="left"/>
-            </w:pPr>
-            <w:r>
-              <w:rPr>
-                <w:rStyle w:val="VerbatimChar"/>
-              </w:rPr>
-              <w:t xml:space="preserve">docker ps doesn’t print a table of containers</w:t>
-            </w:r>
-          </w:p>
-        </w:tc>
-        <w:tc>
-          <w:tcPr/>
-          <w:p>
-            <w:pPr>
-              <w:pStyle w:val="Compact"/>
-              <w:jc w:val="left"/>
-            </w:pPr>
-            <w:r>
-              <w:t xml:space="preserve">The Docker service probably isn’t running. Start it with </w:t>
-            </w:r>
-            <w:r>
-              <w:rPr>
-                <w:rStyle w:val="VerbatimChar"/>
-              </w:rPr>
-              <w:t xml:space="preserve">sudo service docker start</w:t>
-            </w:r>
-            <w:r>
-              <w:t xml:space="preserve"> (Step 1.3, Path A).</w:t>
-            </w:r>
-          </w:p>
-        </w:tc>
-      </w:tr>
-      <w:tr>
-        <w:tc>
-          <w:tcPr/>
-          <w:p>
-            <w:pPr>
-              <w:pStyle w:val="Compact"/>
-              <w:jc w:val="left"/>
-            </w:pPr>
-            <w:r>
-              <w:rPr>
-                <w:rStyle w:val="VerbatimChar"/>
-              </w:rPr>
-              <w:t xml:space="preserve">SASL: SCRAM-SERVER-FIRST-MESSAGE: client password must be a string</w:t>
-            </w:r>
-          </w:p>
-        </w:tc>
-        <w:tc>
-          <w:tcPr/>
-          <w:p>
-            <w:pPr>
-              <w:pStyle w:val="Compact"/>
-              <w:jc w:val="left"/>
-            </w:pPr>
-            <w:r>
-              <w:t xml:space="preserve">DATABASE_URL never reached Node. Re-run the load line: </w:t>
-            </w:r>
-            <w:r>
-              <w:rPr>
-                <w:rStyle w:val="VerbatimChar"/>
-              </w:rPr>
-              <w:t xml:space="preserve">set -a &amp;&amp; source .env.local &amp;&amp; set +a</w:t>
-            </w:r>
-            <w:r>
-              <w:t xml:space="preserve"> (Step 2.4).</w:t>
-            </w:r>
-          </w:p>
-        </w:tc>
-      </w:tr>
-      <w:tr>
-        <w:tc>
-          <w:tcPr/>
-          <w:p>
-            <w:pPr>
-              <w:pStyle w:val="Compact"/>
-              <w:jc w:val="left"/>
-            </w:pPr>
-            <w:r>
-              <w:rPr>
-                <w:rStyle w:val="VerbatimChar"/>
-              </w:rPr>
-              <w:t xml:space="preserve">already exists from the database setup commands</w:t>
-            </w:r>
-          </w:p>
-        </w:tc>
-        <w:tc>
-          <w:tcPr/>
-          <w:p>
-            <w:pPr>
-              <w:pStyle w:val="Compact"/>
-              <w:jc w:val="left"/>
-            </w:pPr>
-            <w:r>
-              <w:t xml:space="preserve">The database/user already exists — that’s success, move on (Step 2.1).</w:t>
-            </w:r>
-          </w:p>
-        </w:tc>
-      </w:tr>
-      <w:tr>
-        <w:tc>
-          <w:tcPr/>
-          <w:p>
-            <w:pPr>
-              <w:pStyle w:val="Compact"/>
-              <w:jc w:val="left"/>
-            </w:pPr>
-            <w:r>
-              <w:rPr>
-                <w:rStyle w:val="VerbatimChar"/>
-              </w:rPr>
-              <w:t xml:space="preserve">A different id in the responses than in the examples</w:t>
-            </w:r>
-          </w:p>
-        </w:tc>
-        <w:tc>
-          <w:tcPr/>
-          <w:p>
-            <w:pPr>
-              <w:pStyle w:val="Compact"/>
-              <w:jc w:val="left"/>
-            </w:pPr>
-            <w:r>
-              <w:t xml:space="preserve">Expected — the server assigns ids as it goes. Use the id your server returned (Step 3.2).</w:t>
-            </w:r>
-          </w:p>
-        </w:tc>
-      </w:tr>
-      <w:tr>
-        <w:tc>
-          <w:tcPr/>
-          <w:p>
-            <w:pPr>
-              <w:pStyle w:val="Compact"/>
-              <w:jc w:val="left"/>
-            </w:pPr>
-            <w:r>
-              <w:rPr>
-                <w:rStyle w:val="VerbatimChar"/>
-              </w:rPr>
-              <w:t xml:space="preserve">Migrations up to date without an "Applying …" line</w:t>
-            </w:r>
-          </w:p>
-        </w:tc>
-        <w:tc>
-          <w:tcPr/>
-          <w:p>
-            <w:pPr>
-              <w:pStyle w:val="Compact"/>
-              <w:jc w:val="left"/>
-            </w:pPr>
-            <w:r>
-              <w:t xml:space="preserve">The tables already exist — success (Step 2.5).</w:t>
-            </w:r>
-          </w:p>
-        </w:tc>
-      </w:tr>
-      <w:tr>
-        <w:tc>
-          <w:tcPr/>
-          <w:p>
-            <w:pPr>
-              <w:pStyle w:val="Compact"/>
-              <w:jc w:val="left"/>
-            </w:pPr>
-            <w:r>
-              <w:rPr>
-                <w:rStyle w:val="VerbatimChar"/>
-              </w:rPr>
-              <w:t xml:space="preserve">INF no leaks found from gitleaks</w:t>
-            </w:r>
-          </w:p>
-        </w:tc>
-        <w:tc>
-          <w:tcPr/>
-          <w:p>
-            <w:pPr>
-              <w:pStyle w:val="Compact"/>
-              <w:jc w:val="left"/>
-            </w:pPr>
-            <w:r>
-              <w:t xml:space="preserve">You’re on a gitleaks version whose default rule skips low-entropy keys. The project config (</w:t>
-            </w:r>
-            <w:r>
-              <w:rPr>
-                <w:rStyle w:val="VerbatimChar"/>
-              </w:rPr>
-              <w:t xml:space="preserve">gitleaks.toml</w:t>
-            </w:r>
-            <w:r>
-              <w:t xml:space="preserve">) catches it anyway (Step 7.2).</w:t>
-            </w:r>
-          </w:p>
-        </w:tc>
-      </w:tr>
-    </w:tbl>
-    <w:bookmarkStart w:id="99" w:name="what-i-learned-the-short-version"/>
-    <w:bookmarkEnd w:id="99"/>
-    <w:p>
-      <w:pPr>
-        <w:pStyle w:val="Heading2"/>
-      </w:pPr>
-      <w:r>
-        <w:t xml:space="preserve">What I learned (the short version)</w:t>
-      </w:r>
-    </w:p>
-    <w:p>
-      <w:pPr>
-        <w:numPr>
-          <w:ilvl w:val="0"/>
-          <w:numId w:val="1005"/>
-        </w:numPr>
-        <w:pStyle w:val="Compact"/>
-      </w:pPr>
-      <w:r>
-        <w:rPr>
-          <w:bCs/>
-          <w:b/>
-        </w:rPr>
-        <w:t xml:space="preserve">Run the app before trusting the scanner.</w:t>
-      </w:r>
-      <w:r>
-        <w:t xml:space="preserve"> </w:t>
-      </w:r>
-      <w:r>
-        <w:t xml:space="preserve">The reachability</w:t>
-      </w:r>
-      <w:r>
-        <w:t xml:space="preserve"> </w:t>
-      </w:r>
-      <w:r>
-        <w:t xml:space="preserve">discovery (</w:t>
-      </w:r>
-      <w:r>
-        <w:rPr>
-          <w:rStyle w:val="VerbatimChar"/>
-        </w:rPr>
-        <w:t xml:space="preserve">/search</w:t>
-      </w:r>
-      <w:r>
-        <w:t xml:space="preserve"> </w:t>
-      </w:r>
-      <w:r>
-        <w:t xml:space="preserve">shadowed by</w:t>
-      </w:r>
-      <w:r>
-        <w:t xml:space="preserve"> </w:t>
-      </w:r>
-      <w:r>
-        <w:rPr>
-          <w:rStyle w:val="VerbatimChar"/>
-        </w:rPr>
-        <w:t xml:space="preserve">/:id</w:t>
-      </w:r>
-      <w:r>
-        <w:t xml:space="preserve">) was invisible to every</w:t>
-      </w:r>
-      <w:r>
-        <w:t xml:space="preserve"> </w:t>
-      </w:r>
-      <w:r>
-        <w:t xml:space="preserve">static tool.</w:t>
-      </w:r>
-    </w:p>
-    <w:p>
-      <w:pPr>
-        <w:numPr>
-          <w:ilvl w:val="0"/>
-          <w:numId w:val="1005"/>
-        </w:numPr>
-        <w:pStyle w:val="Compact"/>
-      </w:pPr>
-      <w:r>
-        <w:rPr>
-          <w:bCs/>
-          <w:b/>
-        </w:rPr>
-        <w:t xml:space="preserve">Default rulesets miss seeded findings — by design.</w:t>
-      </w:r>
-      <w:r>
-        <w:t xml:space="preserve"> </w:t>
-      </w:r>
-      <w:r>
-        <w:t xml:space="preserve">Both semgrep</w:t>
-      </w:r>
-      <w:r>
-        <w:t xml:space="preserve"> </w:t>
-      </w:r>
-      <w:r>
-        <w:t xml:space="preserve">and gitleaks defaults failed to flag this project’s seeded items; the</w:t>
-      </w:r>
-      <w:r>
-        <w:t xml:space="preserve"> </w:t>
-      </w:r>
-      <w:r>
-        <w:t xml:space="preserve">custom rule and project config are what caught them. That’s not a</w:t>
-      </w:r>
-      <w:r>
-        <w:t xml:space="preserve"> </w:t>
-      </w:r>
-      <w:r>
-        <w:t xml:space="preserve">tool failure; it’s why the brief demands both.</w:t>
-      </w:r>
-    </w:p>
-    <w:p>
-      <w:pPr>
-        <w:numPr>
-          <w:ilvl w:val="0"/>
-          <w:numId w:val="1005"/>
-        </w:numPr>
-        <w:pStyle w:val="Compact"/>
-      </w:pPr>
-      <w:r>
-        <w:rPr>
-          <w:bCs/>
-          <w:b/>
-        </w:rPr>
-        <w:t xml:space="preserve">Scanner output is a starting point, not a verdict.</w:t>
-      </w:r>
-      <w:r>
-        <w:t xml:space="preserve"> </w:t>
-      </w:r>
-      <w:r>
-        <w:t xml:space="preserve">One remaining</w:t>
-      </w:r>
-      <w:r>
-        <w:t xml:space="preserve"> </w:t>
-      </w:r>
-      <w:r>
-        <w:t xml:space="preserve">default-rule flag after the XSS fix is a false positive — proven,</w:t>
-      </w:r>
-      <w:r>
-        <w:t xml:space="preserve"> </w:t>
-      </w:r>
-      <w:r>
-        <w:t xml:space="preserve">triaged, documented. And the secrets</w:t>
-      </w:r>
-      <w:r>
-        <w:t xml:space="preserve"> </w:t>
-      </w:r>
-      <w:r>
-        <w:t xml:space="preserve">“</w:t>
-      </w:r>
-      <w:r>
-        <w:t xml:space="preserve">finding</w:t>
-      </w:r>
-      <w:r>
-        <w:t xml:space="preserve">”</w:t>
-      </w:r>
-      <w:r>
-        <w:t xml:space="preserve"> </w:t>
-      </w:r>
-      <w:r>
-        <w:t xml:space="preserve">is inert — proven by</w:t>
-      </w:r>
-      <w:r>
-        <w:t xml:space="preserve"> </w:t>
-      </w:r>
-      <w:r>
-        <w:t xml:space="preserve">AWS itself.</w:t>
-      </w:r>
-    </w:p>
-    <w:p>
-      <w:pPr>
-        <w:numPr>
-          <w:ilvl w:val="0"/>
-          <w:numId w:val="1005"/>
-        </w:numPr>
-        <w:pStyle w:val="Compact"/>
-      </w:pPr>
-      <w:r>
-        <w:rPr>
-          <w:bCs/>
-          <w:b/>
-        </w:rPr>
-        <w:t xml:space="preserve">Committed secrets live forever.</w:t>
-      </w:r>
-      <w:r>
-        <w:t xml:space="preserve"> </w:t>
-      </w:r>
-      <w:r>
-        <w:t xml:space="preserve">The gate caught a literal I’d</w:t>
-      </w:r>
-      <w:r>
-        <w:t xml:space="preserve"> </w:t>
-      </w:r>
-      <w:r>
-        <w:t xml:space="preserve">committed; only rewriting the history removed it from the sweep.</w:t>
-      </w:r>
-    </w:p>
-    <w:p>
-      <w:pPr>
-        <w:numPr>
-          <w:ilvl w:val="0"/>
-          <w:numId w:val="1005"/>
-        </w:numPr>
-        <w:pStyle w:val="Compact"/>
-      </w:pPr>
-      <w:r>
-        <w:rPr>
-          <w:bCs/>
-          <w:b/>
-        </w:rPr>
-        <w:t xml:space="preserve">A gate is only a gate if it can block.</w:t>
-      </w:r>
-      <w:r>
-        <w:t xml:space="preserve"> </w:t>
-      </w:r>
-      <w:r>
-        <w:t xml:space="preserve">The violation PR proved it.</w:t>
-      </w:r>
-    </w:p>
-    <w:bookmarkStart w:id="100" w:name="evidence-index"/>
-    <w:p>
-      <w:pPr>
-        <w:pStyle w:val="Heading2"/>
-      </w:pPr>
-      <w:r>
-        <w:t xml:space="preserve">Evidence index</w:t>
+    <w:p>
+      <w:pPr>
+        <w:pStyle w:val="FirstParagraph"/>
+      </w:pPr>
+      <w:r>
+        <w:t xml:space="preserve">A quick reference for the traps scattered through this walkthrough — the</w:t>
+      </w:r>
+      <w:r>
+        <w:t xml:space="preserve"> </w:t>
+      </w:r>
+      <w:r>
+        <w:t xml:space="preserve">full explanation lives at the step named in each row:</w:t>
       </w:r>
     </w:p>
     <w:tbl>
@@ -19911,7 +15896,7 @@
               <w:rPr>
                 <w:b/>
               </w:rPr>
-              <w:t xml:space="preserve">Evidence</w:t>
+              <w:t xml:space="preserve">If you see this</w:t>
             </w:r>
           </w:p>
         </w:tc>
@@ -19928,7 +15913,7 @@
               <w:rPr>
                 <w:b/>
               </w:rPr>
-              <w:t xml:space="preserve">Deliverable</w:t>
+              <w:t xml:space="preserve">What it means and what to do</w:t>
             </w:r>
           </w:p>
         </w:tc>
@@ -19945,7 +15930,7 @@
               <w:rPr>
                 <w:rStyle w:val="VerbatimChar"/>
               </w:rPr>
-              <w:t xml:space="preserve">evidence/01-sast-default/</w:t>
+              <w:t xml:space="preserve">command not found</w:t>
             </w:r>
           </w:p>
         </w:tc>
@@ -19957,7 +15942,19 @@
               <w:jc w:val="left"/>
             </w:pPr>
             <w:r>
-              <w:t xml:space="preserve">1–3 — default SAST, XSS confirmed, SQLi missed</w:t>
+              <w:t xml:space="preserve">The tool isn’t installed (or not on your</w:t>
+            </w:r>
+            <w:r>
+              <w:t xml:space="preserve"> </w:t>
+            </w:r>
+            <w:r>
+              <w:rPr>
+                <w:rStyle w:val="VerbatimChar"/>
+              </w:rPr>
+              <w:t xml:space="preserve">PATH</w:t>
+            </w:r>
+            <w:r>
+              <w:t xml:space="preserve">). Go back to its install step: Node/npm — Step 1.2, PostgreSQL — Step 1.3, semgrep — Step 1.4, gitleaks — Step 1.5.</w:t>
             </w:r>
           </w:p>
         </w:tc>
@@ -19974,7 +15971,13 @@
               <w:rPr>
                 <w:rStyle w:val="VerbatimChar"/>
               </w:rPr>
-              <w:t xml:space="preserve">evidence/05-custom-rule/</w:t>
+              <w:t xml:space="preserve">docker ps</w:t>
+            </w:r>
+            <w:r>
+              <w:t xml:space="preserve"> </w:t>
+            </w:r>
+            <w:r>
+              <w:t xml:space="preserve">doesn’t print a table of containers</w:t>
             </w:r>
           </w:p>
         </w:tc>
@@ -19986,7 +15989,22 @@
               <w:jc w:val="left"/>
             </w:pPr>
             <w:r>
-              <w:t xml:space="preserve">4 — custom rule + generalization proof (test-cases.js)</w:t>
+              <w:t xml:space="preserve">The Docker service probably isn’t running. Start it with</w:t>
+            </w:r>
+            <w:r>
+              <w:t xml:space="preserve"> </w:t>
+            </w:r>
+            <w:r>
+              <w:rPr>
+                <w:rStyle w:val="VerbatimChar"/>
+              </w:rPr>
+              <w:t xml:space="preserve">sudo service docker start</w:t>
+            </w:r>
+            <w:r>
+              <w:t xml:space="preserve"> </w:t>
+            </w:r>
+            <w:r>
+              <w:t xml:space="preserve">(Step 1.3, Path A).</w:t>
             </w:r>
           </w:p>
         </w:tc>
@@ -20003,7 +16021,7 @@
               <w:rPr>
                 <w:rStyle w:val="VerbatimChar"/>
               </w:rPr>
-              <w:t xml:space="preserve">evidence/06-secrets/</w:t>
+              <w:t xml:space="preserve">SASL: SCRAM-SERVER-FIRST-MESSAGE: client password must be a string</w:t>
             </w:r>
           </w:p>
         </w:tc>
@@ -20015,7 +16033,31 @@
               <w:jc w:val="left"/>
             </w:pPr>
             <w:r>
-              <w:t xml:space="preserve">5, 8 — secrets scan, full-history sweep</w:t>
+              <w:rPr>
+                <w:rStyle w:val="VerbatimChar"/>
+              </w:rPr>
+              <w:t xml:space="preserve">DATABASE_URL</w:t>
+            </w:r>
+            <w:r>
+              <w:t xml:space="preserve"> </w:t>
+            </w:r>
+            <w:r>
+              <w:t xml:space="preserve">never reached Node. Re-run the load line:</w:t>
+            </w:r>
+            <w:r>
+              <w:t xml:space="preserve"> </w:t>
+            </w:r>
+            <w:r>
+              <w:rPr>
+                <w:rStyle w:val="VerbatimChar"/>
+              </w:rPr>
+              <w:t xml:space="preserve">set -a &amp;&amp; source .env.local &amp;&amp; set +a</w:t>
+            </w:r>
+            <w:r>
+              <w:t xml:space="preserve"> </w:t>
+            </w:r>
+            <w:r>
+              <w:t xml:space="preserve">(Step 2.4).</w:t>
             </w:r>
           </w:p>
         </w:tc>
@@ -20032,7 +16074,13 @@
               <w:rPr>
                 <w:rStyle w:val="VerbatimChar"/>
               </w:rPr>
-              <w:t xml:space="preserve">evidence/07-live-verification/</w:t>
+              <w:t xml:space="preserve">already exists</w:t>
+            </w:r>
+            <w:r>
+              <w:t xml:space="preserve"> </w:t>
+            </w:r>
+            <w:r>
+              <w:t xml:space="preserve">from the database setup commands</w:t>
             </w:r>
           </w:p>
         </w:tc>
@@ -20044,16 +16092,7 @@
               <w:jc w:val="left"/>
             </w:pPr>
             <w:r>
-              <w:t xml:space="preserve">6 — live check:</w:t>
-            </w:r>
-            <w:r>
-              <w:t xml:space="preserve"> </w:t>
-            </w:r>
-            <w:r>
-              <w:rPr>
-                <w:rStyle w:val="VerbatimChar"/>
-              </w:rPr>
-              <w:t xml:space="preserve">InvalidClientTokenId</w:t>
+              <w:t xml:space="preserve">The database/user already exists — that’s success, move on (Step 2.1).</w:t>
             </w:r>
           </w:p>
         </w:tc>
@@ -20067,10 +16106,22 @@
               <w:jc w:val="left"/>
             </w:pPr>
             <w:r>
+              <w:t xml:space="preserve">A different</w:t>
+            </w:r>
+            <w:r>
+              <w:t xml:space="preserve"> </w:t>
+            </w:r>
+            <w:r>
               <w:rPr>
                 <w:rStyle w:val="VerbatimChar"/>
               </w:rPr>
-              <w:t xml:space="preserve">evidence/08-fixed-rerun/</w:t>
+              <w:t xml:space="preserve">id</w:t>
+            </w:r>
+            <w:r>
+              <w:t xml:space="preserve"> </w:t>
+            </w:r>
+            <w:r>
+              <w:t xml:space="preserve">in the responses than in the examples</w:t>
             </w:r>
           </w:p>
         </w:tc>
@@ -20082,7 +16133,7 @@
               <w:jc w:val="left"/>
             </w:pPr>
             <w:r>
-              <w:t xml:space="preserve">7 — fixes, runtime proof, clean rerun, FP triage</w:t>
+              <w:t xml:space="preserve">Expected — the server assigns ids as it goes. Use the id your server returned (Step 3.2).</w:t>
             </w:r>
           </w:p>
         </w:tc>
@@ -20099,7 +16150,31 @@
               <w:rPr>
                 <w:rStyle w:val="VerbatimChar"/>
               </w:rPr>
-              <w:t xml:space="preserve">evidence/09-ci-gate/</w:t>
+              <w:t xml:space="preserve">Migrations up to date</w:t>
+            </w:r>
+            <w:r>
+              <w:t xml:space="preserve"> </w:t>
+            </w:r>
+            <w:r>
+              <w:t xml:space="preserve">without an</w:t>
+            </w:r>
+            <w:r>
+              <w:t xml:space="preserve"> </w:t>
+            </w:r>
+            <w:r>
+              <w:t xml:space="preserve">“</w:t>
+            </w:r>
+            <w:r>
+              <w:t xml:space="preserve">Applying …</w:t>
+            </w:r>
+            <w:r>
+              <w:t xml:space="preserve">”</w:t>
+            </w:r>
+            <w:r>
+              <w:t xml:space="preserve"> </w:t>
+            </w:r>
+            <w:r>
+              <w:t xml:space="preserve">line</w:t>
             </w:r>
           </w:p>
         </w:tc>
@@ -20111,7 +16186,7 @@
               <w:jc w:val="left"/>
             </w:pPr>
             <w:r>
-              <w:t xml:space="preserve">9 — gate caught our literal; violation PR blocked</w:t>
+              <w:t xml:space="preserve">The tables already exist — success (Step 2.5).</w:t>
             </w:r>
           </w:p>
         </w:tc>
@@ -20128,7 +16203,13 @@
               <w:rPr>
                 <w:rStyle w:val="VerbatimChar"/>
               </w:rPr>
-              <w:t xml:space="preserve">docs/final-findings-report.md</w:t>
+              <w:t xml:space="preserve">INF no leaks found</w:t>
+            </w:r>
+            <w:r>
+              <w:t xml:space="preserve"> </w:t>
+            </w:r>
+            <w:r>
+              <w:t xml:space="preserve">from gitleaks</w:t>
             </w:r>
           </w:p>
         </w:tc>
@@ -20140,7 +16221,300 @@
               <w:jc w:val="left"/>
             </w:pPr>
             <w:r>
-              <w:t xml:space="preserve">10 — report + Project 2 handoff</w:t>
+              <w:t xml:space="preserve">You’re on a gitleaks version whose default rule skips low-entropy keys. The project config (</w:t>
+            </w:r>
+            <w:r>
+              <w:rPr>
+                <w:rStyle w:val="VerbatimChar"/>
+              </w:rPr>
+              <w:t xml:space="preserve">gitleaks.toml</w:t>
+            </w:r>
+            <w:r>
+              <w:t xml:space="preserve">) catches it anyway (Step 7.2).</w:t>
+            </w:r>
+          </w:p>
+        </w:tc>
+      </w:tr>
+    </w:tbl>
+    <w:p>
+      <w:r>
+        <w:pict>
+          <v:rect style="width:0;height:1.5pt" o:hralign="center" o:hrstd="t" o:hr="t"/>
+        </w:pict>
+      </w:r>
+    </w:p>
+    <w:bookmarkEnd w:id="100"/>
+    <w:bookmarkStart w:id="101" w:name="what-i-learned-the-short-version"/>
+    <w:p>
+      <w:pPr>
+        <w:pStyle w:val="Heading2"/>
+      </w:pPr>
+      <w:r>
+        <w:t xml:space="preserve">What I learned (the short version)</w:t>
+      </w:r>
+    </w:p>
+    <w:p>
+      <w:pPr>
+        <w:numPr>
+          <w:ilvl w:val="0"/>
+          <w:numId w:val="1005"/>
+        </w:numPr>
+        <w:pStyle w:val="Compact"/>
+      </w:pPr>
+      <w:r>
+        <w:rPr>
+          <w:bCs/>
+          <w:b/>
+        </w:rPr>
+        <w:t xml:space="preserve">Run the app before trusting the scanner.</w:t>
+      </w:r>
+      <w:r>
+        <w:t xml:space="preserve"> </w:t>
+      </w:r>
+      <w:r>
+        <w:t xml:space="preserve">The reachability</w:t>
+      </w:r>
+      <w:r>
+        <w:t xml:space="preserve"> </w:t>
+      </w:r>
+      <w:r>
+        <w:t xml:space="preserve">discovery (</w:t>
+      </w:r>
+      <w:r>
+        <w:rPr>
+          <w:rStyle w:val="VerbatimChar"/>
+        </w:rPr>
+        <w:t xml:space="preserve">/search</w:t>
+      </w:r>
+      <w:r>
+        <w:t xml:space="preserve"> </w:t>
+      </w:r>
+      <w:r>
+        <w:t xml:space="preserve">shadowed by</w:t>
+      </w:r>
+      <w:r>
+        <w:t xml:space="preserve"> </w:t>
+      </w:r>
+      <w:r>
+        <w:rPr>
+          <w:rStyle w:val="VerbatimChar"/>
+        </w:rPr>
+        <w:t xml:space="preserve">/:id</w:t>
+      </w:r>
+      <w:r>
+        <w:t xml:space="preserve">) was invisible to every</w:t>
+      </w:r>
+      <w:r>
+        <w:t xml:space="preserve"> </w:t>
+      </w:r>
+      <w:r>
+        <w:t xml:space="preserve">static tool.</w:t>
+      </w:r>
+    </w:p>
+    <w:p>
+      <w:pPr>
+        <w:numPr>
+          <w:ilvl w:val="0"/>
+          <w:numId w:val="1005"/>
+        </w:numPr>
+        <w:pStyle w:val="Compact"/>
+      </w:pPr>
+      <w:r>
+        <w:rPr>
+          <w:bCs/>
+          <w:b/>
+        </w:rPr>
+        <w:t xml:space="preserve">Default rulesets miss seeded findings — by design.</w:t>
+      </w:r>
+      <w:r>
+        <w:t xml:space="preserve"> </w:t>
+      </w:r>
+      <w:r>
+        <w:t xml:space="preserve">Both semgrep</w:t>
+      </w:r>
+      <w:r>
+        <w:t xml:space="preserve"> </w:t>
+      </w:r>
+      <w:r>
+        <w:t xml:space="preserve">and gitleaks defaults failed to flag this project’s seeded items; the</w:t>
+      </w:r>
+      <w:r>
+        <w:t xml:space="preserve"> </w:t>
+      </w:r>
+      <w:r>
+        <w:t xml:space="preserve">custom rule and project config are what caught them. That’s not a</w:t>
+      </w:r>
+      <w:r>
+        <w:t xml:space="preserve"> </w:t>
+      </w:r>
+      <w:r>
+        <w:t xml:space="preserve">tool failure; it’s why the brief demands both.</w:t>
+      </w:r>
+    </w:p>
+    <w:p>
+      <w:pPr>
+        <w:numPr>
+          <w:ilvl w:val="0"/>
+          <w:numId w:val="1005"/>
+        </w:numPr>
+        <w:pStyle w:val="Compact"/>
+      </w:pPr>
+      <w:r>
+        <w:rPr>
+          <w:bCs/>
+          <w:b/>
+        </w:rPr>
+        <w:t xml:space="preserve">Scanner output is a starting point, not a verdict.</w:t>
+      </w:r>
+      <w:r>
+        <w:t xml:space="preserve"> </w:t>
+      </w:r>
+      <w:r>
+        <w:t xml:space="preserve">One remaining</w:t>
+      </w:r>
+      <w:r>
+        <w:t xml:space="preserve"> </w:t>
+      </w:r>
+      <w:r>
+        <w:t xml:space="preserve">default-rule flag after the XSS fix is a false positive — proven,</w:t>
+      </w:r>
+      <w:r>
+        <w:t xml:space="preserve"> </w:t>
+      </w:r>
+      <w:r>
+        <w:t xml:space="preserve">triaged, documented. And the secrets</w:t>
+      </w:r>
+      <w:r>
+        <w:t xml:space="preserve"> </w:t>
+      </w:r>
+      <w:r>
+        <w:t xml:space="preserve">“</w:t>
+      </w:r>
+      <w:r>
+        <w:t xml:space="preserve">finding</w:t>
+      </w:r>
+      <w:r>
+        <w:t xml:space="preserve">”</w:t>
+      </w:r>
+      <w:r>
+        <w:t xml:space="preserve"> </w:t>
+      </w:r>
+      <w:r>
+        <w:t xml:space="preserve">is inert — proven by</w:t>
+      </w:r>
+      <w:r>
+        <w:t xml:space="preserve"> </w:t>
+      </w:r>
+      <w:r>
+        <w:t xml:space="preserve">AWS itself.</w:t>
+      </w:r>
+    </w:p>
+    <w:p>
+      <w:pPr>
+        <w:numPr>
+          <w:ilvl w:val="0"/>
+          <w:numId w:val="1005"/>
+        </w:numPr>
+        <w:pStyle w:val="Compact"/>
+      </w:pPr>
+      <w:r>
+        <w:rPr>
+          <w:bCs/>
+          <w:b/>
+        </w:rPr>
+        <w:t xml:space="preserve">Committed secrets live forever.</w:t>
+      </w:r>
+      <w:r>
+        <w:t xml:space="preserve"> </w:t>
+      </w:r>
+      <w:r>
+        <w:t xml:space="preserve">The gate caught a literal I’d</w:t>
+      </w:r>
+      <w:r>
+        <w:t xml:space="preserve"> </w:t>
+      </w:r>
+      <w:r>
+        <w:t xml:space="preserve">committed; only rewriting the history removed it from the sweep.</w:t>
+      </w:r>
+    </w:p>
+    <w:p>
+      <w:pPr>
+        <w:numPr>
+          <w:ilvl w:val="0"/>
+          <w:numId w:val="1005"/>
+        </w:numPr>
+        <w:pStyle w:val="Compact"/>
+      </w:pPr>
+      <w:r>
+        <w:rPr>
+          <w:bCs/>
+          <w:b/>
+        </w:rPr>
+        <w:t xml:space="preserve">A gate is only a gate if it can block.</w:t>
+      </w:r>
+      <w:r>
+        <w:t xml:space="preserve"> </w:t>
+      </w:r>
+      <w:r>
+        <w:t xml:space="preserve">The violation PR proved it.</w:t>
+      </w:r>
+    </w:p>
+    <w:bookmarkEnd w:id="101"/>
+    <w:bookmarkStart w:id="102" w:name="evidence-index"/>
+    <w:p>
+      <w:pPr>
+        <w:pStyle w:val="Heading2"/>
+      </w:pPr>
+      <w:r>
+        <w:t xml:space="preserve">Evidence index</w:t>
+      </w:r>
+    </w:p>
+    <w:tbl>
+      <w:tblPr>
+        <w:tblStyle w:val="Table"/>
+        <w:tblW w:type="pct" w:w="5000"/>
+        <w:jc w:val="center"/>
+        <w:tblLook w:firstRow="1" w:lastRow="0" w:firstColumn="0" w:lastColumn="0" w:noHBand="0" w:noVBand="0" w:val="0020"/>
+      </w:tblPr>
+      <w:tblGrid>
+        <w:gridCol w:w="3960"/>
+        <w:gridCol w:w="3960"/>
+      </w:tblGrid>
+      <w:tr>
+        <w:trPr>
+          <w:tblHeader w:val="true"/>
+        </w:trPr>
+        <w:tc>
+          <w:tcPr>
+            <w:shd w:val="clear" w:color="auto" w:fill="DEEAF6"/>
+          </w:tcPr>
+          <w:p>
+            <w:pPr>
+              <w:pStyle w:val="Compact"/>
+              <w:jc w:val="left"/>
+            </w:pPr>
+            <w:r>
+              <w:rPr>
+                <w:b/>
+              </w:rPr>
+              <w:t xml:space="preserve">Evidence</w:t>
+            </w:r>
+          </w:p>
+        </w:tc>
+        <w:tc>
+          <w:tcPr>
+            <w:shd w:val="clear" w:color="auto" w:fill="DEEAF6"/>
+          </w:tcPr>
+          <w:p>
+            <w:pPr>
+              <w:pStyle w:val="Compact"/>
+              <w:jc w:val="left"/>
+            </w:pPr>
+            <w:r>
+              <w:rPr>
+                <w:b/>
+              </w:rPr>
+              <w:t xml:space="preserve">Deliverable</w:t>
             </w:r>
           </w:p>
         </w:tc>
@@ -20157,7 +16531,7 @@
               <w:rPr>
                 <w:rStyle w:val="VerbatimChar"/>
               </w:rPr>
-              <w:t xml:space="preserve">docs/images/</w:t>
+              <w:t xml:space="preserve">evidence/01-sast-default/</w:t>
             </w:r>
           </w:p>
         </w:tc>
@@ -20169,14 +16543,226 @@
               <w:jc w:val="left"/>
             </w:pPr>
             <w:r>
+              <w:t xml:space="preserve">1–3 — default SAST, XSS confirmed, SQLi missed</w:t>
+            </w:r>
+          </w:p>
+        </w:tc>
+      </w:tr>
+      <w:tr>
+        <w:tc>
+          <w:tcPr/>
+          <w:p>
+            <w:pPr>
+              <w:pStyle w:val="Compact"/>
+              <w:jc w:val="left"/>
+            </w:pPr>
+            <w:r>
+              <w:rPr>
+                <w:rStyle w:val="VerbatimChar"/>
+              </w:rPr>
+              <w:t xml:space="preserve">evidence/05-custom-rule/</w:t>
+            </w:r>
+          </w:p>
+        </w:tc>
+        <w:tc>
+          <w:tcPr/>
+          <w:p>
+            <w:pPr>
+              <w:pStyle w:val="Compact"/>
+              <w:jc w:val="left"/>
+            </w:pPr>
+            <w:r>
+              <w:t xml:space="preserve">4 — custom rule + generalization proof (test-cases.js)</w:t>
+            </w:r>
+          </w:p>
+        </w:tc>
+      </w:tr>
+      <w:tr>
+        <w:tc>
+          <w:tcPr/>
+          <w:p>
+            <w:pPr>
+              <w:pStyle w:val="Compact"/>
+              <w:jc w:val="left"/>
+            </w:pPr>
+            <w:r>
+              <w:rPr>
+                <w:rStyle w:val="VerbatimChar"/>
+              </w:rPr>
+              <w:t xml:space="preserve">evidence/06-secrets/</w:t>
+            </w:r>
+          </w:p>
+        </w:tc>
+        <w:tc>
+          <w:tcPr/>
+          <w:p>
+            <w:pPr>
+              <w:pStyle w:val="Compact"/>
+              <w:jc w:val="left"/>
+            </w:pPr>
+            <w:r>
+              <w:t xml:space="preserve">5, 8 — secrets scan, full-history sweep</w:t>
+            </w:r>
+          </w:p>
+        </w:tc>
+      </w:tr>
+      <w:tr>
+        <w:tc>
+          <w:tcPr/>
+          <w:p>
+            <w:pPr>
+              <w:pStyle w:val="Compact"/>
+              <w:jc w:val="left"/>
+            </w:pPr>
+            <w:r>
+              <w:rPr>
+                <w:rStyle w:val="VerbatimChar"/>
+              </w:rPr>
+              <w:t xml:space="preserve">evidence/07-live-verification/</w:t>
+            </w:r>
+          </w:p>
+        </w:tc>
+        <w:tc>
+          <w:tcPr/>
+          <w:p>
+            <w:pPr>
+              <w:pStyle w:val="Compact"/>
+              <w:jc w:val="left"/>
+            </w:pPr>
+            <w:r>
+              <w:t xml:space="preserve">6 — live check:</w:t>
+            </w:r>
+            <w:r>
+              <w:t xml:space="preserve"> </w:t>
+            </w:r>
+            <w:r>
+              <w:rPr>
+                <w:rStyle w:val="VerbatimChar"/>
+              </w:rPr>
+              <w:t xml:space="preserve">InvalidClientTokenId</w:t>
+            </w:r>
+          </w:p>
+        </w:tc>
+      </w:tr>
+      <w:tr>
+        <w:tc>
+          <w:tcPr/>
+          <w:p>
+            <w:pPr>
+              <w:pStyle w:val="Compact"/>
+              <w:jc w:val="left"/>
+            </w:pPr>
+            <w:r>
+              <w:rPr>
+                <w:rStyle w:val="VerbatimChar"/>
+              </w:rPr>
+              <w:t xml:space="preserve">evidence/08-fixed-rerun/</w:t>
+            </w:r>
+          </w:p>
+        </w:tc>
+        <w:tc>
+          <w:tcPr/>
+          <w:p>
+            <w:pPr>
+              <w:pStyle w:val="Compact"/>
+              <w:jc w:val="left"/>
+            </w:pPr>
+            <w:r>
+              <w:t xml:space="preserve">7 — fixes, runtime proof, clean rerun, FP triage</w:t>
+            </w:r>
+          </w:p>
+        </w:tc>
+      </w:tr>
+      <w:tr>
+        <w:tc>
+          <w:tcPr/>
+          <w:p>
+            <w:pPr>
+              <w:pStyle w:val="Compact"/>
+              <w:jc w:val="left"/>
+            </w:pPr>
+            <w:r>
+              <w:rPr>
+                <w:rStyle w:val="VerbatimChar"/>
+              </w:rPr>
+              <w:t xml:space="preserve">evidence/09-ci-gate/</w:t>
+            </w:r>
+          </w:p>
+        </w:tc>
+        <w:tc>
+          <w:tcPr/>
+          <w:p>
+            <w:pPr>
+              <w:pStyle w:val="Compact"/>
+              <w:jc w:val="left"/>
+            </w:pPr>
+            <w:r>
+              <w:t xml:space="preserve">9 — gate caught our literal; violation PR blocked</w:t>
+            </w:r>
+          </w:p>
+        </w:tc>
+      </w:tr>
+      <w:tr>
+        <w:tc>
+          <w:tcPr/>
+          <w:p>
+            <w:pPr>
+              <w:pStyle w:val="Compact"/>
+              <w:jc w:val="left"/>
+            </w:pPr>
+            <w:r>
+              <w:rPr>
+                <w:rStyle w:val="VerbatimChar"/>
+              </w:rPr>
+              <w:t xml:space="preserve">docs/final-findings-report.md</w:t>
+            </w:r>
+          </w:p>
+        </w:tc>
+        <w:tc>
+          <w:tcPr/>
+          <w:p>
+            <w:pPr>
+              <w:pStyle w:val="Compact"/>
+              <w:jc w:val="left"/>
+            </w:pPr>
+            <w:r>
+              <w:t xml:space="preserve">10 — report + Project 2 handoff</w:t>
+            </w:r>
+          </w:p>
+        </w:tc>
+      </w:tr>
+      <w:tr>
+        <w:tc>
+          <w:tcPr/>
+          <w:p>
+            <w:pPr>
+              <w:pStyle w:val="Compact"/>
+              <w:jc w:val="left"/>
+            </w:pPr>
+            <w:r>
+              <w:rPr>
+                <w:rStyle w:val="VerbatimChar"/>
+              </w:rPr>
+              <w:t xml:space="preserve">docs/images/</w:t>
+            </w:r>
+          </w:p>
+        </w:tc>
+        <w:tc>
+          <w:tcPr/>
+          <w:p>
+            <w:pPr>
+              <w:pStyle w:val="Compact"/>
+              <w:jc w:val="left"/>
+            </w:pPr>
+            <w:r>
               <w:t xml:space="preserve">Figures 1–7 — visual captures of the real tool outputs</w:t>
             </w:r>
           </w:p>
         </w:tc>
       </w:tr>
     </w:tbl>
-    <w:bookmarkEnd w:id="100"/>
-    <w:bookmarkEnd w:id="101"/>
+    <w:bookmarkEnd w:id="102"/>
+    <w:bookmarkEnd w:id="103"/>
     <w:sectPr>
       <w:footerReference w:type="default" r:id="rId9"/>
     </w:sectPr>
@@ -21065,59 +17651,6 @@
       <w:b w:val="0"/>
       <w:bCs w:val="0"/>
       <w:color w:themeColor="accent1" w:themeShade="BF" w:val="365F91"/>
-    </w:rPr>
-  </w:style>
-  <w:style w:type="paragraph" w:styleId="TOC1">
-    <w:name w:val="toc 1"/>
-    <w:basedOn w:val="Normal"/>
-    <w:next w:val="Normal"/>
-    <w:autoRedefine/>
-    <w:uiPriority w:val="39"/>
-    <w:unhideWhenUsed/>
-    <w:pPr>
-      <w:keepNext/>
-      <w:keepLines/>
-      <w:outlineLvl w:val="9"/>
-    </w:pPr>
-    <w:rPr>
-      <w:sz w:val="22"/>
-      <w:szCs w:val="22"/>
-    </w:rPr>
-  </w:style>
-  <w:style w:type="paragraph" w:styleId="TOC2">
-    <w:name w:val="toc 2"/>
-    <w:basedOn w:val="Normal"/>
-    <w:next w:val="Normal"/>
-    <w:autoRedefine/>
-    <w:uiPriority w:val="39"/>
-    <w:unhideWhenUsed/>
-    <w:pPr>
-      <w:keepNext/>
-      <w:keepLines/>
-      <w:ind w:left="240"/>
-      <w:outlineLvl w:val="9"/>
-    </w:pPr>
-    <w:rPr>
-      <w:sz w:val="22"/>
-      <w:szCs w:val="22"/>
-    </w:rPr>
-  </w:style>
-  <w:style w:type="paragraph" w:styleId="TOC3">
-    <w:name w:val="toc 3"/>
-    <w:basedOn w:val="Normal"/>
-    <w:next w:val="Normal"/>
-    <w:autoRedefine/>
-    <w:uiPriority w:val="39"/>
-    <w:unhideWhenUsed/>
-    <w:pPr>
-      <w:keepNext/>
-      <w:keepLines/>
-      <w:ind w:left="480"/>
-      <w:outlineLvl w:val="9"/>
-    </w:pPr>
-    <w:rPr>
-      <w:sz w:val="22"/>
-      <w:szCs w:val="22"/>
     </w:rPr>
   </w:style>
   <w:style w:type="paragraph" w:customStyle="1" w:styleId="SourceCode">

--- a/docs/walkthrough.docx
+++ b/docs/walkthrough.docx
@@ -257,7 +257,7 @@
         <w:rPr>
           <w:rStyle w:val="VerbatimChar"/>
         </w:rPr>
-        <w:t xml:space="preserve">starter</w:t>
+        <w:t xml:space="preserve">project1-starter</w:t>
       </w:r>
       <w:r>
         <w:t xml:space="preserve"> </w:t>
@@ -306,7 +306,7 @@
           <w:rStyle w:val="NormalTok"/>
           <w:color w:val="C00000"/>
         </w:rPr>
-        <w:t xml:space="preserve"> checkout starter</w:t>
+        <w:t xml:space="preserve"> checkout project1-starter</w:t>
       </w:r>
     </w:p>
     <w:p>
